--- a/documents/project synopsis.docx
+++ b/documents/project synopsis.docx
@@ -1,6 +1,6 @@
 
 <file path=word/document.xml><?xml version="1.0" encoding="utf-8"?>
-<w:document xmlns:wpc="http://schemas.microsoft.com/office/word/2010/wordprocessingCanvas" xmlns:cx="http://schemas.microsoft.com/office/drawing/2014/chartex" xmlns:cx1="http://schemas.microsoft.com/office/drawing/2015/9/8/chartex" xmlns:cx2="http://schemas.microsoft.com/office/drawing/2015/10/21/chartex" xmlns:cx3="http://schemas.microsoft.com/office/drawing/2016/5/9/chartex" xmlns:cx4="http://schemas.microsoft.com/office/drawing/2016/5/10/chartex" xmlns:cx5="http://schemas.microsoft.com/office/drawing/2016/5/11/chartex" xmlns:cx6="http://schemas.microsoft.com/office/drawing/2016/5/12/chartex" xmlns:cx7="http://schemas.microsoft.com/office/drawing/2016/5/13/chartex" xmlns:cx8="http://schemas.microsoft.com/office/drawing/2016/5/14/chartex" xmlns:mc="http://schemas.openxmlformats.org/markup-compatibility/2006" xmlns:aink="http://schemas.microsoft.com/office/drawing/2016/ink" xmlns:am3d="http://schemas.microsoft.com/office/drawing/2017/model3d" xmlns:o="urn:schemas-microsoft-com:office:office" xmlns:oel="http://schemas.microsoft.com/office/2019/extlst" xmlns:r="http://schemas.openxmlformats.org/officeDocument/2006/relationships" xmlns:m="http://schemas.openxmlformats.org/officeDocument/2006/math" xmlns:v="urn:schemas-microsoft-com:vml" xmlns:wp14="http://schemas.microsoft.com/office/word/2010/wordprocessingDrawing" xmlns:wp="http://schemas.openxmlformats.org/drawingml/2006/wordprocessingDrawing" xmlns:w10="urn:schemas-microsoft-com:office:word" xmlns:w="http://schemas.openxmlformats.org/wordprocessingml/2006/main" xmlns:w14="http://schemas.microsoft.com/office/word/2010/wordml" xmlns:w15="http://schemas.microsoft.com/office/word/2012/wordml" xmlns:w16cex="http://schemas.microsoft.com/office/word/2018/wordml/cex" xmlns:w16cid="http://schemas.microsoft.com/office/word/2016/wordml/cid" xmlns:w16="http://schemas.microsoft.com/office/word/2018/wordml" xmlns:w16du="http://schemas.microsoft.com/office/word/2023/wordml/word16du" xmlns:w16sdtdh="http://schemas.microsoft.com/office/word/2020/wordml/sdtdatahash" xmlns:w16sdtfl="http://schemas.microsoft.com/office/word/2024/wordml/sdtformatlock" xmlns:w16se="http://schemas.microsoft.com/office/word/2015/wordml/symex" xmlns:wpg="http://schemas.microsoft.com/office/word/2010/wordprocessingGroup" xmlns:wpi="http://schemas.microsoft.com/office/word/2010/wordprocessingInk" xmlns:wne="http://schemas.microsoft.com/office/word/2006/wordml" xmlns:wps="http://schemas.microsoft.com/office/word/2010/wordprocessingShape" mc:Ignorable="w14 w15 w16se w16cid w16 w16cex w16sdtdh w16sdtfl w16du wp14">
+<w:document xmlns:wpc="http://schemas.microsoft.com/office/word/2010/wordprocessingCanvas" xmlns:cx="http://schemas.microsoft.com/office/drawing/2014/chartex" xmlns:cx1="http://schemas.microsoft.com/office/drawing/2015/9/8/chartex" xmlns:mc="http://schemas.openxmlformats.org/markup-compatibility/2006" xmlns:o="urn:schemas-microsoft-com:office:office" xmlns:r="http://schemas.openxmlformats.org/officeDocument/2006/relationships" xmlns:m="http://schemas.openxmlformats.org/officeDocument/2006/math" xmlns:v="urn:schemas-microsoft-com:vml" xmlns:wp14="http://schemas.microsoft.com/office/word/2010/wordprocessingDrawing" xmlns:wp="http://schemas.openxmlformats.org/drawingml/2006/wordprocessingDrawing" xmlns:w10="urn:schemas-microsoft-com:office:word" xmlns:w="http://schemas.openxmlformats.org/wordprocessingml/2006/main" xmlns:w14="http://schemas.microsoft.com/office/word/2010/wordml" xmlns:w15="http://schemas.microsoft.com/office/word/2012/wordml" xmlns:w16se="http://schemas.microsoft.com/office/word/2015/wordml/symex" xmlns:wpg="http://schemas.microsoft.com/office/word/2010/wordprocessingGroup" xmlns:wpi="http://schemas.microsoft.com/office/word/2010/wordprocessingInk" xmlns:wne="http://schemas.microsoft.com/office/word/2006/wordml" xmlns:wps="http://schemas.microsoft.com/office/word/2010/wordprocessingShape" mc:Ignorable="w14 w15 w16se wp14">
   <w:body>
     <w:p>
       <w:pPr>
@@ -154,7 +154,15 @@
         <w:jc w:val="center"/>
       </w:pPr>
       <w:r>
-        <w:t>Affiliated to Shivaji University, Kolhapur</w:t>
+        <w:t xml:space="preserve">Affiliated to </w:t>
+      </w:r>
+      <w:proofErr w:type="spellStart"/>
+      <w:r>
+        <w:t>Shivaji</w:t>
+      </w:r>
+      <w:proofErr w:type="spellEnd"/>
+      <w:r>
+        <w:t xml:space="preserve"> University, Kolhapur</w:t>
       </w:r>
     </w:p>
     <w:p>
@@ -248,13 +256,23 @@
         </w:rPr>
         <w:t>“</w:t>
       </w:r>
+      <w:proofErr w:type="spellStart"/>
       <w:r>
         <w:rPr>
           <w:b/>
           <w:sz w:val="40"/>
           <w:szCs w:val="40"/>
         </w:rPr>
-        <w:t>Viniyog – Skill Exchange Platform</w:t>
+        <w:t>Viniyog</w:t>
+      </w:r>
+      <w:proofErr w:type="spellEnd"/>
+      <w:r>
+        <w:rPr>
+          <w:b/>
+          <w:sz w:val="40"/>
+          <w:szCs w:val="40"/>
+        </w:rPr>
+        <w:t xml:space="preserve"> – Skill Exchange Platform</w:t>
       </w:r>
       <w:r>
         <w:rPr>
@@ -303,8 +321,21 @@
           </w:tcPr>
           <w:p>
             <w:r>
-              <w:t>Student 1: Netra Ajit Patil</w:t>
-            </w:r>
+              <w:t xml:space="preserve">Student 1: Netra </w:t>
+            </w:r>
+            <w:proofErr w:type="spellStart"/>
+            <w:r>
+              <w:t>Ajit</w:t>
+            </w:r>
+            <w:proofErr w:type="spellEnd"/>
+            <w:r>
+              <w:t xml:space="preserve"> </w:t>
+            </w:r>
+            <w:proofErr w:type="spellStart"/>
+            <w:r>
+              <w:t>Patil</w:t>
+            </w:r>
+            <w:proofErr w:type="spellEnd"/>
           </w:p>
         </w:tc>
         <w:tc>
@@ -316,7 +347,13 @@
               <w:jc w:val="both"/>
             </w:pPr>
             <w:r>
-              <w:t>Roll No.:</w:t>
+              <w:t>PRN</w:t>
+            </w:r>
+            <w:r>
+              <w:t>:</w:t>
+            </w:r>
+            <w:r>
+              <w:t xml:space="preserve"> 25UAD002</w:t>
             </w:r>
           </w:p>
         </w:tc>
@@ -337,8 +374,21 @@
               <w:t xml:space="preserve"> </w:t>
             </w:r>
             <w:r>
-              <w:t>Shreya Pramod Kolap</w:t>
-            </w:r>
+              <w:t xml:space="preserve">Shreya </w:t>
+            </w:r>
+            <w:proofErr w:type="spellStart"/>
+            <w:r>
+              <w:t>Pramod</w:t>
+            </w:r>
+            <w:proofErr w:type="spellEnd"/>
+            <w:r>
+              <w:t xml:space="preserve"> </w:t>
+            </w:r>
+            <w:proofErr w:type="spellStart"/>
+            <w:r>
+              <w:t>Kolap</w:t>
+            </w:r>
+            <w:proofErr w:type="spellEnd"/>
           </w:p>
         </w:tc>
         <w:tc>
@@ -347,7 +397,10 @@
           </w:tcPr>
           <w:p>
             <w:r>
-              <w:t>Roll No.:</w:t>
+              <w:t>PRN:</w:t>
+            </w:r>
+            <w:r>
+              <w:t xml:space="preserve"> 25UAD004</w:t>
             </w:r>
           </w:p>
         </w:tc>
@@ -367,9 +420,27 @@
             <w:r>
               <w:t xml:space="preserve"> </w:t>
             </w:r>
-            <w:r>
-              <w:t>Uzma Amanullah Miraje</w:t>
-            </w:r>
+            <w:proofErr w:type="spellStart"/>
+            <w:r>
+              <w:t>Uzma</w:t>
+            </w:r>
+            <w:proofErr w:type="spellEnd"/>
+            <w:r>
+              <w:t xml:space="preserve"> </w:t>
+            </w:r>
+            <w:proofErr w:type="spellStart"/>
+            <w:r>
+              <w:t>Amanullah</w:t>
+            </w:r>
+            <w:proofErr w:type="spellEnd"/>
+            <w:r>
+              <w:t xml:space="preserve"> </w:t>
+            </w:r>
+            <w:proofErr w:type="spellStart"/>
+            <w:r>
+              <w:t>Miraje</w:t>
+            </w:r>
+            <w:proofErr w:type="spellEnd"/>
           </w:p>
         </w:tc>
         <w:tc>
@@ -378,7 +449,10 @@
           </w:tcPr>
           <w:p>
             <w:r>
-              <w:t>Roll No.:</w:t>
+              <w:t>PRN:</w:t>
+            </w:r>
+            <w:r>
+              <w:t xml:space="preserve"> 25UAD007</w:t>
             </w:r>
           </w:p>
         </w:tc>
@@ -399,8 +473,13 @@
               <w:t xml:space="preserve"> </w:t>
             </w:r>
             <w:r>
-              <w:t>Radhika Ramesh Bhendwade</w:t>
-            </w:r>
+              <w:t xml:space="preserve">Radhika Ramesh </w:t>
+            </w:r>
+            <w:proofErr w:type="spellStart"/>
+            <w:r>
+              <w:t>Bhendwade</w:t>
+            </w:r>
+            <w:proofErr w:type="spellEnd"/>
           </w:p>
         </w:tc>
         <w:tc>
@@ -409,8 +488,13 @@
           </w:tcPr>
           <w:p>
             <w:r>
-              <w:t>Roll No.:</w:t>
-            </w:r>
+              <w:t>PRN:</w:t>
+            </w:r>
+            <w:r>
+              <w:t xml:space="preserve"> 25UAD010</w:t>
+            </w:r>
+            <w:bookmarkStart w:id="0" w:name="_GoBack"/>
+            <w:bookmarkEnd w:id="0"/>
           </w:p>
         </w:tc>
       </w:tr>
@@ -468,8 +552,16 @@
         <w:rPr>
           <w:b/>
         </w:rPr>
-        <w:t>D.K.T.E. Society’s Textile &amp; Engineering Institute, Ichalkaranji</w:t>
-      </w:r>
+        <w:t xml:space="preserve">D.K.T.E. Society’s Textile &amp; Engineering Institute, </w:t>
+      </w:r>
+      <w:proofErr w:type="spellStart"/>
+      <w:r>
+        <w:rPr>
+          <w:b/>
+        </w:rPr>
+        <w:t>Ichalkaranji</w:t>
+      </w:r>
+      <w:proofErr w:type="spellEnd"/>
     </w:p>
     <w:p>
       <w:r>
@@ -499,6 +591,7 @@
         </w:rPr>
         <w:t>“</w:t>
       </w:r>
+      <w:proofErr w:type="spellStart"/>
       <w:r>
         <w:rPr>
           <w:b/>
@@ -506,7 +599,17 @@
           <w:sz w:val="24"/>
           <w:szCs w:val="24"/>
         </w:rPr>
-        <w:t>Viniyog – Skill Exchange Platform</w:t>
+        <w:t>Viniyog</w:t>
+      </w:r>
+      <w:proofErr w:type="spellEnd"/>
+      <w:r>
+        <w:rPr>
+          <w:b/>
+          <w:color w:val="0D0D0D" w:themeColor="text1" w:themeTint="F2"/>
+          <w:sz w:val="24"/>
+          <w:szCs w:val="24"/>
+        </w:rPr>
+        <w:t xml:space="preserve"> – Skill Exchange Platform</w:t>
       </w:r>
       <w:r>
         <w:rPr>
@@ -536,10 +639,8 @@
       </w:tblPr>
       <w:tblGrid>
         <w:gridCol w:w="846"/>
-        <w:gridCol w:w="3181"/>
-        <w:gridCol w:w="2014"/>
-        <w:gridCol w:w="2015"/>
-        <w:gridCol w:w="2014"/>
+        <w:gridCol w:w="2479"/>
+        <w:gridCol w:w="2717"/>
       </w:tblGrid>
       <w:tr>
         <w:trPr>
@@ -562,7 +663,7 @@
         </w:tc>
         <w:tc>
           <w:tcPr>
-            <w:tcW w:w="3181" w:type="dxa"/>
+            <w:tcW w:w="2479" w:type="dxa"/>
             <w:shd w:val="clear" w:color="auto" w:fill="D9EAF7"/>
           </w:tcPr>
           <w:p>
@@ -577,22 +678,7 @@
         </w:tc>
         <w:tc>
           <w:tcPr>
-            <w:tcW w:w="2014" w:type="dxa"/>
-            <w:shd w:val="clear" w:color="auto" w:fill="D9EAF7"/>
-          </w:tcPr>
-          <w:p>
-            <w:r>
-              <w:rPr>
-                <w:b/>
-                <w:sz w:val="20"/>
-              </w:rPr>
-              <w:t>Roll No.</w:t>
-            </w:r>
-          </w:p>
-        </w:tc>
-        <w:tc>
-          <w:tcPr>
-            <w:tcW w:w="2015" w:type="dxa"/>
+            <w:tcW w:w="2717" w:type="dxa"/>
             <w:shd w:val="clear" w:color="auto" w:fill="D9EAF7"/>
           </w:tcPr>
           <w:p>
@@ -605,21 +691,6 @@
             </w:r>
           </w:p>
         </w:tc>
-        <w:tc>
-          <w:tcPr>
-            <w:tcW w:w="2014" w:type="dxa"/>
-            <w:shd w:val="clear" w:color="auto" w:fill="D9EAF7"/>
-          </w:tcPr>
-          <w:p>
-            <w:r>
-              <w:rPr>
-                <w:b/>
-                <w:sz w:val="20"/>
-              </w:rPr>
-              <w:t>Division</w:t>
-            </w:r>
-          </w:p>
-        </w:tc>
       </w:tr>
       <w:tr>
         <w:trPr>
@@ -638,7 +709,7 @@
         </w:tc>
         <w:tc>
           <w:tcPr>
-            <w:tcW w:w="3181" w:type="dxa"/>
+            <w:tcW w:w="2479" w:type="dxa"/>
             <w:vAlign w:val="center"/>
           </w:tcPr>
           <w:p>
@@ -649,28 +720,14 @@
         </w:tc>
         <w:tc>
           <w:tcPr>
-            <w:tcW w:w="2014" w:type="dxa"/>
+            <w:tcW w:w="2717" w:type="dxa"/>
             <w:vAlign w:val="center"/>
           </w:tcPr>
-          <w:p/>
-        </w:tc>
-        <w:tc>
-          <w:tcPr>
-            <w:tcW w:w="2015" w:type="dxa"/>
-            <w:vAlign w:val="center"/>
-          </w:tcPr>
           <w:p>
             <w:r>
               <w:t>25UAD002</w:t>
             </w:r>
           </w:p>
-        </w:tc>
-        <w:tc>
-          <w:tcPr>
-            <w:tcW w:w="2014" w:type="dxa"/>
-            <w:vAlign w:val="center"/>
-          </w:tcPr>
-          <w:p/>
         </w:tc>
       </w:tr>
       <w:tr>
@@ -690,7 +747,7 @@
         </w:tc>
         <w:tc>
           <w:tcPr>
-            <w:tcW w:w="3181" w:type="dxa"/>
+            <w:tcW w:w="2479" w:type="dxa"/>
             <w:vAlign w:val="center"/>
           </w:tcPr>
           <w:p>
@@ -701,28 +758,14 @@
         </w:tc>
         <w:tc>
           <w:tcPr>
-            <w:tcW w:w="2014" w:type="dxa"/>
+            <w:tcW w:w="2717" w:type="dxa"/>
             <w:vAlign w:val="center"/>
           </w:tcPr>
-          <w:p/>
-        </w:tc>
-        <w:tc>
-          <w:tcPr>
-            <w:tcW w:w="2015" w:type="dxa"/>
-            <w:vAlign w:val="center"/>
-          </w:tcPr>
           <w:p>
             <w:r>
               <w:t>25UAD004</w:t>
             </w:r>
           </w:p>
-        </w:tc>
-        <w:tc>
-          <w:tcPr>
-            <w:tcW w:w="2014" w:type="dxa"/>
-            <w:vAlign w:val="center"/>
-          </w:tcPr>
-          <w:p/>
         </w:tc>
       </w:tr>
       <w:tr>
@@ -742,39 +785,27 @@
         </w:tc>
         <w:tc>
           <w:tcPr>
-            <w:tcW w:w="3181" w:type="dxa"/>
+            <w:tcW w:w="2479" w:type="dxa"/>
             <w:vAlign w:val="center"/>
           </w:tcPr>
           <w:p>
+            <w:proofErr w:type="spellStart"/>
             <w:r>
               <w:t>Uzma</w:t>
             </w:r>
+            <w:proofErr w:type="spellEnd"/>
           </w:p>
         </w:tc>
         <w:tc>
           <w:tcPr>
-            <w:tcW w:w="2014" w:type="dxa"/>
+            <w:tcW w:w="2717" w:type="dxa"/>
             <w:vAlign w:val="center"/>
           </w:tcPr>
-          <w:p/>
-        </w:tc>
-        <w:tc>
-          <w:tcPr>
-            <w:tcW w:w="2015" w:type="dxa"/>
-            <w:vAlign w:val="center"/>
-          </w:tcPr>
           <w:p>
             <w:r>
               <w:t>25UAD007</w:t>
             </w:r>
           </w:p>
-        </w:tc>
-        <w:tc>
-          <w:tcPr>
-            <w:tcW w:w="2014" w:type="dxa"/>
-            <w:vAlign w:val="center"/>
-          </w:tcPr>
-          <w:p/>
         </w:tc>
       </w:tr>
       <w:tr>
@@ -794,7 +825,7 @@
         </w:tc>
         <w:tc>
           <w:tcPr>
-            <w:tcW w:w="3181" w:type="dxa"/>
+            <w:tcW w:w="2479" w:type="dxa"/>
             <w:vAlign w:val="center"/>
           </w:tcPr>
           <w:p>
@@ -805,28 +836,14 @@
         </w:tc>
         <w:tc>
           <w:tcPr>
-            <w:tcW w:w="2014" w:type="dxa"/>
+            <w:tcW w:w="2717" w:type="dxa"/>
             <w:vAlign w:val="center"/>
           </w:tcPr>
-          <w:p/>
-        </w:tc>
-        <w:tc>
-          <w:tcPr>
-            <w:tcW w:w="2015" w:type="dxa"/>
-            <w:vAlign w:val="center"/>
-          </w:tcPr>
           <w:p>
             <w:r>
               <w:t>25UAD010</w:t>
             </w:r>
           </w:p>
-        </w:tc>
-        <w:tc>
-          <w:tcPr>
-            <w:tcW w:w="2014" w:type="dxa"/>
-            <w:vAlign w:val="center"/>
-          </w:tcPr>
-          <w:p/>
         </w:tc>
       </w:tr>
     </w:tbl>
@@ -887,11 +904,19 @@
         </w:rPr>
         <w:t>“</w:t>
       </w:r>
+      <w:proofErr w:type="spellStart"/>
       <w:r>
         <w:rPr>
           <w:b/>
         </w:rPr>
-        <w:t>Viniyog – Skill Exchange Platfor</w:t>
+        <w:t>Viniyog</w:t>
+      </w:r>
+      <w:proofErr w:type="spellEnd"/>
+      <w:r>
+        <w:rPr>
+          <w:b/>
+        </w:rPr>
+        <w:t xml:space="preserve"> – Skill Exchange Platfor</w:t>
       </w:r>
       <w:r>
         <w:rPr>
@@ -918,8 +943,13 @@
       </w:r>
     </w:p>
     <w:p>
-      <w:r>
-        <w:t xml:space="preserve">Viniyog follows the vision </w:t>
+      <w:proofErr w:type="spellStart"/>
+      <w:r>
+        <w:t>Viniyog</w:t>
+      </w:r>
+      <w:proofErr w:type="spellEnd"/>
+      <w:r>
+        <w:t xml:space="preserve"> follows the vision </w:t>
       </w:r>
       <w:r>
         <w:rPr>
@@ -999,8 +1029,13 @@
       </w:r>
     </w:p>
     <w:p>
-      <w:r>
-        <w:t>Viniyog is proposed to address this gap by providing a centralized platform where students can showcase their skills, identify their learning interests, discover suitable students using department and academic-year filters, share notes, and request skill exchanges. This can encourage knowledge sharing, collaboration, and continuous learning within the college community.</w:t>
+      <w:proofErr w:type="spellStart"/>
+      <w:r>
+        <w:t>Viniyog</w:t>
+      </w:r>
+      <w:proofErr w:type="spellEnd"/>
+      <w:r>
+        <w:t xml:space="preserve"> is proposed to address this gap by providing a centralized platform where students can showcase their skills, identify their learning interests, discover suitable students using department and academic-year filters, share notes, and request skill exchanges. This can encourage knowledge sharing, collaboration, and continuous learning within the college community.</w:t>
       </w:r>
     </w:p>
     <w:p>
@@ -1060,7 +1095,11 @@
     </w:p>
     <w:p>
       <w:r>
-        <w:t xml:space="preserve">The Version 1 scope of  </w:t>
+        <w:t xml:space="preserve">The Version 1 scope </w:t>
+      </w:r>
+      <w:proofErr w:type="gramStart"/>
+      <w:r>
+        <w:t xml:space="preserve">of  </w:t>
       </w:r>
       <w:r>
         <w:rPr>
@@ -1068,14 +1107,23 @@
         </w:rPr>
         <w:t>“</w:t>
       </w:r>
+      <w:proofErr w:type="gramEnd"/>
       <w:r>
         <w:t xml:space="preserve"> </w:t>
       </w:r>
+      <w:proofErr w:type="spellStart"/>
       <w:r>
         <w:rPr>
           <w:b/>
         </w:rPr>
-        <w:t xml:space="preserve">Viniyog – Skill Exchange Platform” </w:t>
+        <w:t>Viniyog</w:t>
+      </w:r>
+      <w:proofErr w:type="spellEnd"/>
+      <w:r>
+        <w:rPr>
+          <w:b/>
+        </w:rPr>
+        <w:t xml:space="preserve"> – Skill Exchange Platform” </w:t>
       </w:r>
       <w:r>
         <w:t>includes the following:</w:t>
@@ -1317,8 +1365,21 @@
             <w:tcW w:w="2551" w:type="dxa"/>
           </w:tcPr>
           <w:p>
-            <w:r>
-              <w:t>Jadhav et al. – SkillMesh: A Peer-to-Peer Platform for Collaborative Skill Exchange</w:t>
+            <w:proofErr w:type="spellStart"/>
+            <w:r>
+              <w:t>Jadhav</w:t>
+            </w:r>
+            <w:proofErr w:type="spellEnd"/>
+            <w:r>
+              <w:t xml:space="preserve"> et al. – </w:t>
+            </w:r>
+            <w:proofErr w:type="spellStart"/>
+            <w:r>
+              <w:t>SkillMesh</w:t>
+            </w:r>
+            <w:proofErr w:type="spellEnd"/>
+            <w:r>
+              <w:t>: A Peer-to-Peer Platform for Collaborative Skill Exchange</w:t>
             </w:r>
           </w:p>
         </w:tc>
@@ -1372,8 +1433,29 @@
             <w:tcW w:w="2551" w:type="dxa"/>
           </w:tcPr>
           <w:p>
-            <w:r>
-              <w:t>Ukata &amp; Moko – A Mobile-Based Collaborative Learning Application for Peer-to-Peer SkillSwap Among University Students</w:t>
+            <w:proofErr w:type="spellStart"/>
+            <w:r>
+              <w:t>Ukata</w:t>
+            </w:r>
+            <w:proofErr w:type="spellEnd"/>
+            <w:r>
+              <w:t xml:space="preserve"> &amp; </w:t>
+            </w:r>
+            <w:proofErr w:type="spellStart"/>
+            <w:r>
+              <w:t>Moko</w:t>
+            </w:r>
+            <w:proofErr w:type="spellEnd"/>
+            <w:r>
+              <w:t xml:space="preserve"> – A Mobile-Based Collaborative Learning Application for Peer-to-Peer </w:t>
+            </w:r>
+            <w:proofErr w:type="spellStart"/>
+            <w:r>
+              <w:t>SkillSwap</w:t>
+            </w:r>
+            <w:proofErr w:type="spellEnd"/>
+            <w:r>
+              <w:t xml:space="preserve"> Among University Students</w:t>
             </w:r>
           </w:p>
         </w:tc>
@@ -1403,7 +1485,15 @@
           </w:tcPr>
           <w:p>
             <w:r>
-              <w:t>The system is mobile-based and includes advanced matching and communication features, while Viniyog focuses on a simpler web-based college platform for student discovery and skill exchange.</w:t>
+              <w:t xml:space="preserve">The system is mobile-based and includes advanced matching and communication features, while </w:t>
+            </w:r>
+            <w:proofErr w:type="spellStart"/>
+            <w:r>
+              <w:t>Viniyog</w:t>
+            </w:r>
+            <w:proofErr w:type="spellEnd"/>
+            <w:r>
+              <w:t xml:space="preserve"> focuses on a simpler web-based college platform for student discovery and skill exchange.</w:t>
             </w:r>
           </w:p>
         </w:tc>
@@ -1427,8 +1517,21 @@
             <w:tcW w:w="2551" w:type="dxa"/>
           </w:tcPr>
           <w:p>
-            <w:r>
-              <w:t>Mahankale et al. – Design and Implementation of SkillSwap: A Web-Based Platform for Free Student Skill Exchange</w:t>
+            <w:proofErr w:type="spellStart"/>
+            <w:r>
+              <w:t>Mahankale</w:t>
+            </w:r>
+            <w:proofErr w:type="spellEnd"/>
+            <w:r>
+              <w:t xml:space="preserve"> et al. – Design and Implementation of </w:t>
+            </w:r>
+            <w:proofErr w:type="spellStart"/>
+            <w:r>
+              <w:t>SkillSwap</w:t>
+            </w:r>
+            <w:proofErr w:type="spellEnd"/>
+            <w:r>
+              <w:t>: A Web-Based Platform for Free Student Skill Exchange</w:t>
             </w:r>
           </w:p>
         </w:tc>
@@ -1458,7 +1561,15 @@
           </w:tcPr>
           <w:p>
             <w:r>
-              <w:t>Does not specifically emphasize Viniyog's planned LinkedIn-inspired student profiles, department and academic-year filtering combination, and notes upload within the defined Version 1 scope.</w:t>
+              <w:t xml:space="preserve">Does not specifically emphasize </w:t>
+            </w:r>
+            <w:proofErr w:type="spellStart"/>
+            <w:r>
+              <w:t>Viniyog's</w:t>
+            </w:r>
+            <w:proofErr w:type="spellEnd"/>
+            <w:r>
+              <w:t xml:space="preserve"> planned LinkedIn-inspired student profiles, department and academic-year filtering combination, and notes upload within the defined Version 1 scope.</w:t>
             </w:r>
           </w:p>
         </w:tc>
@@ -1482,8 +1593,21 @@
             <w:tcW w:w="2551" w:type="dxa"/>
           </w:tcPr>
           <w:p>
-            <w:r>
-              <w:t>Kushwaha et al. – SkillSwap: A Peer-to-Peer Skill Exchange Platform for Community-Driven Learning</w:t>
+            <w:proofErr w:type="spellStart"/>
+            <w:r>
+              <w:t>Kushwaha</w:t>
+            </w:r>
+            <w:proofErr w:type="spellEnd"/>
+            <w:r>
+              <w:t xml:space="preserve"> et al. – </w:t>
+            </w:r>
+            <w:proofErr w:type="spellStart"/>
+            <w:r>
+              <w:t>SkillSwap</w:t>
+            </w:r>
+            <w:proofErr w:type="spellEnd"/>
+            <w:r>
+              <w:t>: A Peer-to-Peer Skill Exchange Platform for Community-Driven Learning</w:t>
             </w:r>
           </w:p>
         </w:tc>
@@ -1513,7 +1637,23 @@
           </w:tcPr>
           <w:p>
             <w:r>
-              <w:t>Includes advanced features such as smart matching, real-time messaging, and ratings, which are outside Viniyog Version 1. Viniyog focuses on essential college-level skill discovery and exchange features.</w:t>
+              <w:t xml:space="preserve">Includes advanced features such as smart matching, real-time messaging, and ratings, which are outside </w:t>
+            </w:r>
+            <w:proofErr w:type="spellStart"/>
+            <w:r>
+              <w:t>Viniyog</w:t>
+            </w:r>
+            <w:proofErr w:type="spellEnd"/>
+            <w:r>
+              <w:t xml:space="preserve"> Version 1. </w:t>
+            </w:r>
+            <w:proofErr w:type="spellStart"/>
+            <w:r>
+              <w:t>Viniyog</w:t>
+            </w:r>
+            <w:proofErr w:type="spellEnd"/>
+            <w:r>
+              <w:t xml:space="preserve"> focuses on essential college-level skill discovery and exchange features.</w:t>
             </w:r>
           </w:p>
         </w:tc>
@@ -1568,7 +1708,15 @@
           </w:tcPr>
           <w:p>
             <w:r>
-              <w:t>Relies on advanced features such as AI assistance, analytics, reviews, and real-time communication, whereas Viniyog Version 1 follows a simpler and beginner-friendly implementation focused on student profiles, filtering, notes upload, and skill exchange requests.</w:t>
+              <w:t xml:space="preserve">Relies on advanced features such as AI assistance, analytics, reviews, and real-time communication, whereas </w:t>
+            </w:r>
+            <w:proofErr w:type="spellStart"/>
+            <w:r>
+              <w:t>Viniyog</w:t>
+            </w:r>
+            <w:proofErr w:type="spellEnd"/>
+            <w:r>
+              <w:t xml:space="preserve"> Version 1 follows a simpler and beginner-friendly implementation focused on student profiles, filtering, notes upload, and skill exchange requests.</w:t>
             </w:r>
           </w:p>
         </w:tc>
@@ -1591,11 +1739,19 @@
         </w:rPr>
         <w:t>“</w:t>
       </w:r>
+      <w:proofErr w:type="spellStart"/>
       <w:r>
         <w:rPr>
           <w:b/>
         </w:rPr>
-        <w:t xml:space="preserve">Viniyog – Skill Exchange Platform” </w:t>
+        <w:t>Viniyog</w:t>
+      </w:r>
+      <w:proofErr w:type="spellEnd"/>
+      <w:r>
+        <w:rPr>
+          <w:b/>
+        </w:rPr>
+        <w:t xml:space="preserve"> – Skill Exchange Platform” </w:t>
       </w:r>
       <w:r>
         <w:t>is a web-based platform designed to facilitate peer-to-peer skill exchange among college students. The system provides a centralized environment where students can create profiles, showcase their skills, identify their learning interests, and discover suitable students for skill exchange.</w:t>
@@ -1627,7 +1783,15 @@
         <w:t>Home Module:</w:t>
       </w:r>
       <w:r>
-        <w:t xml:space="preserve"> Provides an introduction to Viniyog and guides users towards registration or login.</w:t>
+        <w:t xml:space="preserve"> Provides an introduction to </w:t>
+      </w:r>
+      <w:proofErr w:type="spellStart"/>
+      <w:r>
+        <w:t>Viniyog</w:t>
+      </w:r>
+      <w:proofErr w:type="spellEnd"/>
+      <w:r>
+        <w:t xml:space="preserve"> and guides users towards registration or login.</w:t>
       </w:r>
     </w:p>
     <w:p>
@@ -1851,7 +2015,21 @@
         <w:rPr>
           <w:b/>
         </w:rPr>
-        <w:t>“Viniyog – Skill Exchange Platform”</w:t>
+        <w:t>“</w:t>
+      </w:r>
+      <w:proofErr w:type="spellStart"/>
+      <w:r>
+        <w:rPr>
+          <w:b/>
+        </w:rPr>
+        <w:t>Viniyog</w:t>
+      </w:r>
+      <w:proofErr w:type="spellEnd"/>
+      <w:r>
+        <w:rPr>
+          <w:b/>
+        </w:rPr>
+        <w:t xml:space="preserve"> – Skill Exchange Platform”</w:t>
       </w:r>
       <w:r>
         <w:t xml:space="preserve"> will follow a structured </w:t>
@@ -2055,7 +2233,21 @@
         <w:rPr>
           <w:b/>
         </w:rPr>
-        <w:t>“Viniyog – Skill Exchange Platform”</w:t>
+        <w:t>“</w:t>
+      </w:r>
+      <w:proofErr w:type="spellStart"/>
+      <w:r>
+        <w:rPr>
+          <w:b/>
+        </w:rPr>
+        <w:t>Viniyog</w:t>
+      </w:r>
+      <w:proofErr w:type="spellEnd"/>
+      <w:r>
+        <w:rPr>
+          <w:b/>
+        </w:rPr>
+        <w:t xml:space="preserve"> – Skill Exchange Platform”</w:t>
       </w:r>
       <w:r>
         <w:t xml:space="preserve"> follows a simple web-based three-layer architecture. The system consists of the presentation layer, application layer, and data layer.</w:t>
@@ -2072,7 +2264,15 @@
         <w:t>1. User Layer:</w:t>
       </w:r>
       <w:r>
-        <w:t xml:space="preserve"> College students access Viniyog through a web browser and interact with the platform.</w:t>
+        <w:t xml:space="preserve"> College students access </w:t>
+      </w:r>
+      <w:proofErr w:type="spellStart"/>
+      <w:r>
+        <w:t>Viniyog</w:t>
+      </w:r>
+      <w:proofErr w:type="spellEnd"/>
+      <w:r>
+        <w:t xml:space="preserve"> through a web browser and interact with the platform.</w:t>
       </w:r>
     </w:p>
     <w:p>
@@ -2122,7 +2322,15 @@
     </w:p>
     <w:p>
       <w:r>
-        <w:t>The frontend communicates with the backend through APIs. The backend processes requests and performs the required operations on the MySQL database.</w:t>
+        <w:t xml:space="preserve">The frontend communicates with the backend through APIs. The backend processes </w:t>
+      </w:r>
+      <w:proofErr w:type="gramStart"/>
+      <w:r>
+        <w:t>requests</w:t>
+      </w:r>
+      <w:proofErr w:type="gramEnd"/>
+      <w:r>
+        <w:t xml:space="preserve"> and performs the required operations on the MySQL database.</w:t>
       </w:r>
     </w:p>
     <w:p>
@@ -2306,13 +2514,23 @@
               </w:rPr>
               <w:t xml:space="preserve">The system shall provide a home page introducing </w:t>
             </w:r>
+            <w:proofErr w:type="spellStart"/>
             <w:r>
               <w:rPr>
                 <w:b/>
                 <w:sz w:val="22"/>
                 <w:szCs w:val="22"/>
               </w:rPr>
-              <w:t xml:space="preserve">Viniyog </w:t>
+              <w:t>Viniyog</w:t>
+            </w:r>
+            <w:proofErr w:type="spellEnd"/>
+            <w:r>
+              <w:rPr>
+                <w:b/>
+                <w:sz w:val="22"/>
+                <w:szCs w:val="22"/>
+              </w:rPr>
+              <w:t xml:space="preserve"> </w:t>
             </w:r>
             <w:r>
               <w:rPr>
@@ -3642,7 +3860,7 @@
           <w:color w:val="0D0D0D" w:themeColor="text1" w:themeTint="F2"/>
         </w:rPr>
       </w:pPr>
-      <w:bookmarkStart w:id="0" w:name="software-requirements"/>
+      <w:bookmarkStart w:id="1" w:name="software-requirements"/>
       <w:r>
         <w:rPr>
           <w:rFonts w:ascii="Times New Roman" w:hAnsi="Times New Roman" w:cs="Times New Roman"/>
@@ -3758,8 +3976,17 @@
                 <w:sz w:val="22"/>
                 <w:szCs w:val="22"/>
               </w:rPr>
-              <w:t>Windows / Linux / macOS</w:t>
-            </w:r>
+              <w:t xml:space="preserve">Windows / Linux / </w:t>
+            </w:r>
+            <w:proofErr w:type="spellStart"/>
+            <w:r>
+              <w:rPr>
+                <w:sz w:val="22"/>
+                <w:szCs w:val="22"/>
+              </w:rPr>
+              <w:t>macOS</w:t>
+            </w:r>
+            <w:proofErr w:type="spellEnd"/>
           </w:p>
         </w:tc>
       </w:tr>
@@ -4086,13 +4313,15 @@
             <w:pPr>
               <w:pStyle w:val="Compact"/>
             </w:pPr>
+            <w:proofErr w:type="spellStart"/>
             <w:r>
               <w:t>npm</w:t>
             </w:r>
+            <w:proofErr w:type="spellEnd"/>
           </w:p>
         </w:tc>
       </w:tr>
-      <w:bookmarkEnd w:id="0"/>
+      <w:bookmarkEnd w:id="1"/>
     </w:tbl>
     <w:p/>
     <w:p>
@@ -4403,7 +4632,21 @@
         <w:rPr>
           <w:b/>
         </w:rPr>
-        <w:t>“Viniyog – Skill Exchange Platform”</w:t>
+        <w:t>“</w:t>
+      </w:r>
+      <w:proofErr w:type="spellStart"/>
+      <w:r>
+        <w:rPr>
+          <w:b/>
+        </w:rPr>
+        <w:t>Viniyog</w:t>
+      </w:r>
+      <w:proofErr w:type="spellEnd"/>
+      <w:r>
+        <w:rPr>
+          <w:b/>
+        </w:rPr>
+        <w:t xml:space="preserve"> – Skill Exchange Platform”</w:t>
       </w:r>
       <w:r>
         <w:t xml:space="preserve"> is expected to provide a simple and organized environment for college students to discover and exchange skills with their peers</w:t>
@@ -4545,7 +4788,15 @@
     </w:p>
     <w:p>
       <w:r>
-        <w:t>Overall, Viniyog is expected to make it easier for students to find suitable peers for skill exchange and</w:t>
+        <w:t xml:space="preserve">Overall, </w:t>
+      </w:r>
+      <w:proofErr w:type="spellStart"/>
+      <w:r>
+        <w:t>Viniyog</w:t>
+      </w:r>
+      <w:proofErr w:type="spellEnd"/>
+      <w:r>
+        <w:t xml:space="preserve"> is expected to make it easier for students to find suitable peers for skill exchange and</w:t>
       </w:r>
       <w:r>
         <w:t xml:space="preserve"> support the project's vision: </w:t>
@@ -4580,10 +4831,35 @@
         <w:rPr>
           <w:b/>
         </w:rPr>
-        <w:t>“Viniyog – Skill Exchange Platform”</w:t>
-      </w:r>
-      <w:r>
-        <w:t xml:space="preserve">  provides the following benefits:</w:t>
+        <w:t>“</w:t>
+      </w:r>
+      <w:proofErr w:type="spellStart"/>
+      <w:r>
+        <w:rPr>
+          <w:b/>
+        </w:rPr>
+        <w:t>Viniyog</w:t>
+      </w:r>
+      <w:proofErr w:type="spellEnd"/>
+      <w:r>
+        <w:rPr>
+          <w:b/>
+        </w:rPr>
+        <w:t xml:space="preserve"> – Skill Exchange </w:t>
+      </w:r>
+      <w:proofErr w:type="gramStart"/>
+      <w:r>
+        <w:rPr>
+          <w:b/>
+        </w:rPr>
+        <w:t>Platform”</w:t>
+      </w:r>
+      <w:r>
+        <w:t xml:space="preserve">  provides</w:t>
+      </w:r>
+      <w:proofErr w:type="gramEnd"/>
+      <w:r>
+        <w:t xml:space="preserve"> the following benefits:</w:t>
       </w:r>
     </w:p>
     <w:p>
@@ -4715,7 +4991,15 @@
         <w:t>College-Focused Platform:</w:t>
       </w:r>
       <w:r>
-        <w:t xml:space="preserve"> Viniyog is specifically designed for college students and their peer-learning needs.</w:t>
+        <w:t xml:space="preserve"> </w:t>
+      </w:r>
+      <w:proofErr w:type="spellStart"/>
+      <w:r>
+        <w:t>Viniyog</w:t>
+      </w:r>
+      <w:proofErr w:type="spellEnd"/>
+      <w:r>
+        <w:t xml:space="preserve"> is specifically designed for college students and their peer-learning needs.</w:t>
       </w:r>
     </w:p>
     <w:p>
@@ -4755,11 +5039,19 @@
       <w:r>
         <w:t xml:space="preserve">The current Version 1 of </w:t>
       </w:r>
+      <w:proofErr w:type="spellStart"/>
       <w:r>
         <w:rPr>
           <w:rStyle w:val="Strong"/>
         </w:rPr>
-        <w:t>Viniyog – Skill Exchange Platform</w:t>
+        <w:t>Viniyog</w:t>
+      </w:r>
+      <w:proofErr w:type="spellEnd"/>
+      <w:r>
+        <w:rPr>
+          <w:rStyle w:val="Strong"/>
+        </w:rPr>
+        <w:t xml:space="preserve"> – Skill Exchange Platform</w:t>
       </w:r>
       <w:r>
         <w:t xml:space="preserve"> has the following limitations:</w:t>
@@ -5391,8 +5683,21 @@
           </w:tcPr>
           <w:p>
             <w:r>
-              <w:t>Netra Ajit Patil</w:t>
-            </w:r>
+              <w:t xml:space="preserve">Netra </w:t>
+            </w:r>
+            <w:proofErr w:type="spellStart"/>
+            <w:r>
+              <w:t>Ajit</w:t>
+            </w:r>
+            <w:proofErr w:type="spellEnd"/>
+            <w:r>
+              <w:t xml:space="preserve"> </w:t>
+            </w:r>
+            <w:proofErr w:type="spellStart"/>
+            <w:r>
+              <w:t>Patil</w:t>
+            </w:r>
+            <w:proofErr w:type="spellEnd"/>
           </w:p>
         </w:tc>
         <w:tc>
@@ -5418,8 +5723,21 @@
           </w:tcPr>
           <w:p>
             <w:r>
-              <w:t>Shreya Pramod Kolap</w:t>
-            </w:r>
+              <w:t xml:space="preserve">Shreya </w:t>
+            </w:r>
+            <w:proofErr w:type="spellStart"/>
+            <w:r>
+              <w:t>Pramod</w:t>
+            </w:r>
+            <w:proofErr w:type="spellEnd"/>
+            <w:r>
+              <w:t xml:space="preserve"> </w:t>
+            </w:r>
+            <w:proofErr w:type="spellStart"/>
+            <w:r>
+              <w:t>Kolap</w:t>
+            </w:r>
+            <w:proofErr w:type="spellEnd"/>
           </w:p>
         </w:tc>
         <w:tc>
@@ -5444,9 +5762,27 @@
             <w:vAlign w:val="center"/>
           </w:tcPr>
           <w:p>
-            <w:r>
-              <w:t>Uzma Amanullah Miraje</w:t>
-            </w:r>
+            <w:proofErr w:type="spellStart"/>
+            <w:r>
+              <w:t>Uzma</w:t>
+            </w:r>
+            <w:proofErr w:type="spellEnd"/>
+            <w:r>
+              <w:t xml:space="preserve"> </w:t>
+            </w:r>
+            <w:proofErr w:type="spellStart"/>
+            <w:r>
+              <w:t>Amanullah</w:t>
+            </w:r>
+            <w:proofErr w:type="spellEnd"/>
+            <w:r>
+              <w:t xml:space="preserve"> </w:t>
+            </w:r>
+            <w:proofErr w:type="spellStart"/>
+            <w:r>
+              <w:t>Miraje</w:t>
+            </w:r>
+            <w:proofErr w:type="spellEnd"/>
           </w:p>
         </w:tc>
         <w:tc>
@@ -5472,8 +5808,13 @@
           </w:tcPr>
           <w:p>
             <w:r>
-              <w:t>Radhika Ramesh Bhendwade</w:t>
-            </w:r>
+              <w:t xml:space="preserve">Radhika Ramesh </w:t>
+            </w:r>
+            <w:proofErr w:type="spellStart"/>
+            <w:r>
+              <w:t>Bhendwade</w:t>
+            </w:r>
+            <w:proofErr w:type="spellEnd"/>
           </w:p>
         </w:tc>
         <w:tc>
@@ -5526,13 +5867,23 @@
         <w:br/>
         <w:t xml:space="preserve">A functional web-based prototype of </w:t>
       </w:r>
+      <w:proofErr w:type="spellStart"/>
       <w:r>
         <w:rPr>
           <w:b/>
           <w:bCs/>
           <w:lang w:val="en-IN"/>
         </w:rPr>
-        <w:t>Viniyog – Skill Exchange Platform</w:t>
+        <w:t>Viniyog</w:t>
+      </w:r>
+      <w:proofErr w:type="spellEnd"/>
+      <w:r>
+        <w:rPr>
+          <w:b/>
+          <w:bCs/>
+          <w:lang w:val="en-IN"/>
+        </w:rPr>
+        <w:t xml:space="preserve"> – Skill Exchange Platform</w:t>
       </w:r>
       <w:r>
         <w:rPr>
@@ -5566,7 +5917,21 @@
           <w:lang w:val="en-IN"/>
         </w:rPr>
         <w:br/>
-        <w:t xml:space="preserve">Complete frontend, backend, database, and configuration files required to run the Viniyog application. </w:t>
+        <w:t xml:space="preserve">Complete frontend, backend, database, and configuration files required to run the </w:t>
+      </w:r>
+      <w:proofErr w:type="spellStart"/>
+      <w:r>
+        <w:rPr>
+          <w:lang w:val="en-IN"/>
+        </w:rPr>
+        <w:t>Viniyog</w:t>
+      </w:r>
+      <w:proofErr w:type="spellEnd"/>
+      <w:r>
+        <w:rPr>
+          <w:lang w:val="en-IN"/>
+        </w:rPr>
+        <w:t xml:space="preserve"> application. </w:t>
       </w:r>
     </w:p>
     <w:p>
@@ -5622,7 +5987,21 @@
           <w:lang w:val="en-IN"/>
         </w:rPr>
         <w:br/>
-        <w:t>A working demonstration of the Viniyog platform along with a project presentation explaining the problem, proposed solution, system features, architecture, implementation, and results.</w:t>
+        <w:t xml:space="preserve">A working demonstration of the </w:t>
+      </w:r>
+      <w:proofErr w:type="spellStart"/>
+      <w:r>
+        <w:rPr>
+          <w:lang w:val="en-IN"/>
+        </w:rPr>
+        <w:t>Viniyog</w:t>
+      </w:r>
+      <w:proofErr w:type="spellEnd"/>
+      <w:r>
+        <w:rPr>
+          <w:lang w:val="en-IN"/>
+        </w:rPr>
+        <w:t xml:space="preserve"> platform along with a project presentation explaining the problem, proposed solution, system features, architecture, implementation, and results.</w:t>
       </w:r>
     </w:p>
     <w:p>
@@ -5652,27 +6031,47 @@
           <w:lang w:val="en-IN"/>
         </w:rPr>
       </w:pPr>
+      <w:proofErr w:type="spellStart"/>
       <w:r>
         <w:rPr>
           <w:b/>
           <w:bCs/>
           <w:lang w:val="en-IN"/>
         </w:rPr>
-        <w:t>Jadhav, A. D., et al. (2025).</w:t>
-      </w:r>
-      <w:r>
-        <w:rPr>
+        <w:t>Jadhav</w:t>
+      </w:r>
+      <w:proofErr w:type="spellEnd"/>
+      <w:r>
+        <w:rPr>
+          <w:b/>
+          <w:bCs/>
           <w:lang w:val="en-IN"/>
         </w:rPr>
+        <w:t>, A. D., et al. (2025).</w:t>
+      </w:r>
+      <w:r>
+        <w:rPr>
+          <w:lang w:val="en-IN"/>
+        </w:rPr>
         <w:t xml:space="preserve"> </w:t>
       </w:r>
+      <w:proofErr w:type="spellStart"/>
       <w:r>
         <w:rPr>
           <w:i/>
           <w:iCs/>
           <w:lang w:val="en-IN"/>
         </w:rPr>
-        <w:t>SkillMesh: A Peer-to-Peer Platform for Collaborative Skill Exchange.</w:t>
+        <w:t>SkillMesh</w:t>
+      </w:r>
+      <w:proofErr w:type="spellEnd"/>
+      <w:r>
+        <w:rPr>
+          <w:i/>
+          <w:iCs/>
+          <w:lang w:val="en-IN"/>
+        </w:rPr>
+        <w:t>: A Peer-to-Peer Platform for Collaborative Skill Exchange.</w:t>
       </w:r>
       <w:r>
         <w:rPr>
@@ -5708,13 +6107,41 @@
           <w:lang w:val="en-IN"/>
         </w:rPr>
       </w:pPr>
+      <w:proofErr w:type="spellStart"/>
       <w:r>
         <w:rPr>
           <w:b/>
           <w:bCs/>
           <w:lang w:val="en-IN"/>
         </w:rPr>
-        <w:t>Ukata, D. J., &amp; Moko, A. B. (2026).</w:t>
+        <w:t>Ukata</w:t>
+      </w:r>
+      <w:proofErr w:type="spellEnd"/>
+      <w:r>
+        <w:rPr>
+          <w:b/>
+          <w:bCs/>
+          <w:lang w:val="en-IN"/>
+        </w:rPr>
+        <w:t xml:space="preserve">, D. J., &amp; </w:t>
+      </w:r>
+      <w:proofErr w:type="spellStart"/>
+      <w:r>
+        <w:rPr>
+          <w:b/>
+          <w:bCs/>
+          <w:lang w:val="en-IN"/>
+        </w:rPr>
+        <w:t>Moko</w:t>
+      </w:r>
+      <w:proofErr w:type="spellEnd"/>
+      <w:r>
+        <w:rPr>
+          <w:b/>
+          <w:bCs/>
+          <w:lang w:val="en-IN"/>
+        </w:rPr>
+        <w:t>, A. B. (2026).</w:t>
       </w:r>
       <w:r>
         <w:rPr>
@@ -5728,7 +6155,25 @@
           <w:iCs/>
           <w:lang w:val="en-IN"/>
         </w:rPr>
-        <w:t>A Mobile-Based Collaborative Learning Application for Peer-to-Peer SkillSwap Among University Students.</w:t>
+        <w:t xml:space="preserve">A Mobile-Based Collaborative Learning Application for Peer-to-Peer </w:t>
+      </w:r>
+      <w:proofErr w:type="spellStart"/>
+      <w:r>
+        <w:rPr>
+          <w:i/>
+          <w:iCs/>
+          <w:lang w:val="en-IN"/>
+        </w:rPr>
+        <w:t>SkillSwap</w:t>
+      </w:r>
+      <w:proofErr w:type="spellEnd"/>
+      <w:r>
+        <w:rPr>
+          <w:i/>
+          <w:iCs/>
+          <w:lang w:val="en-IN"/>
+        </w:rPr>
+        <w:t xml:space="preserve"> Among University Students.</w:t>
       </w:r>
       <w:r>
         <w:rPr>
@@ -5749,7 +6194,21 @@
         <w:rPr>
           <w:lang w:val="en-IN"/>
         </w:rPr>
-        <w:t xml:space="preserve">DOI: 10.38124/ijisrt/26jan1261. </w:t>
+        <w:t>DOI: 10.38124/</w:t>
+      </w:r>
+      <w:proofErr w:type="spellStart"/>
+      <w:r>
+        <w:rPr>
+          <w:lang w:val="en-IN"/>
+        </w:rPr>
+        <w:t>ijisrt</w:t>
+      </w:r>
+      <w:proofErr w:type="spellEnd"/>
+      <w:r>
+        <w:rPr>
+          <w:lang w:val="en-IN"/>
+        </w:rPr>
+        <w:t xml:space="preserve">/26jan1261. </w:t>
       </w:r>
     </w:p>
     <w:p>
@@ -5764,13 +6223,77 @@
           <w:lang w:val="en-IN"/>
         </w:rPr>
       </w:pPr>
+      <w:proofErr w:type="spellStart"/>
       <w:r>
         <w:rPr>
           <w:b/>
           <w:bCs/>
           <w:lang w:val="en-IN"/>
         </w:rPr>
-        <w:t>Mahankale, D. B., Shaikh, M. R., Chavhan, A. A., Gund, K. R., Gaykhe, S. P., &amp; Gore, A. C. (2026).</w:t>
+        <w:t>Mahankale</w:t>
+      </w:r>
+      <w:proofErr w:type="spellEnd"/>
+      <w:r>
+        <w:rPr>
+          <w:b/>
+          <w:bCs/>
+          <w:lang w:val="en-IN"/>
+        </w:rPr>
+        <w:t xml:space="preserve">, D. B., Shaikh, M. R., </w:t>
+      </w:r>
+      <w:proofErr w:type="spellStart"/>
+      <w:r>
+        <w:rPr>
+          <w:b/>
+          <w:bCs/>
+          <w:lang w:val="en-IN"/>
+        </w:rPr>
+        <w:t>Chavhan</w:t>
+      </w:r>
+      <w:proofErr w:type="spellEnd"/>
+      <w:r>
+        <w:rPr>
+          <w:b/>
+          <w:bCs/>
+          <w:lang w:val="en-IN"/>
+        </w:rPr>
+        <w:t xml:space="preserve">, A. A., </w:t>
+      </w:r>
+      <w:proofErr w:type="spellStart"/>
+      <w:r>
+        <w:rPr>
+          <w:b/>
+          <w:bCs/>
+          <w:lang w:val="en-IN"/>
+        </w:rPr>
+        <w:t>Gund</w:t>
+      </w:r>
+      <w:proofErr w:type="spellEnd"/>
+      <w:r>
+        <w:rPr>
+          <w:b/>
+          <w:bCs/>
+          <w:lang w:val="en-IN"/>
+        </w:rPr>
+        <w:t xml:space="preserve">, K. R., </w:t>
+      </w:r>
+      <w:proofErr w:type="spellStart"/>
+      <w:r>
+        <w:rPr>
+          <w:b/>
+          <w:bCs/>
+          <w:lang w:val="en-IN"/>
+        </w:rPr>
+        <w:t>Gaykhe</w:t>
+      </w:r>
+      <w:proofErr w:type="spellEnd"/>
+      <w:r>
+        <w:rPr>
+          <w:b/>
+          <w:bCs/>
+          <w:lang w:val="en-IN"/>
+        </w:rPr>
+        <w:t>, S. P., &amp; Gore, A. C. (2026).</w:t>
       </w:r>
       <w:r>
         <w:rPr>
@@ -5784,7 +6307,25 @@
           <w:iCs/>
           <w:lang w:val="en-IN"/>
         </w:rPr>
-        <w:t>Design and Implementation of SkillSwap: A Web-Based Platform for Free Student Skill Exchange.</w:t>
+        <w:t xml:space="preserve">Design and Implementation of </w:t>
+      </w:r>
+      <w:proofErr w:type="spellStart"/>
+      <w:r>
+        <w:rPr>
+          <w:i/>
+          <w:iCs/>
+          <w:lang w:val="en-IN"/>
+        </w:rPr>
+        <w:t>SkillSwap</w:t>
+      </w:r>
+      <w:proofErr w:type="spellEnd"/>
+      <w:r>
+        <w:rPr>
+          <w:i/>
+          <w:iCs/>
+          <w:lang w:val="en-IN"/>
+        </w:rPr>
+        <w:t>: A Web-Based Platform for Free Student Skill Exchange.</w:t>
       </w:r>
       <w:r>
         <w:rPr>
@@ -5805,27 +6346,65 @@
           <w:lang w:val="en-IN"/>
         </w:rPr>
       </w:pPr>
+      <w:proofErr w:type="spellStart"/>
       <w:r>
         <w:rPr>
           <w:b/>
           <w:bCs/>
           <w:lang w:val="en-IN"/>
         </w:rPr>
-        <w:t>Kushwaha, R. K., Kumar, R., Sharma, R. R., &amp; Dangi, S. (2026).</w:t>
-      </w:r>
-      <w:r>
-        <w:rPr>
+        <w:t>Kushwaha</w:t>
+      </w:r>
+      <w:proofErr w:type="spellEnd"/>
+      <w:r>
+        <w:rPr>
+          <w:b/>
+          <w:bCs/>
           <w:lang w:val="en-IN"/>
         </w:rPr>
+        <w:t xml:space="preserve">, R. K., Kumar, R., Sharma, R. R., &amp; </w:t>
+      </w:r>
+      <w:proofErr w:type="spellStart"/>
+      <w:r>
+        <w:rPr>
+          <w:b/>
+          <w:bCs/>
+          <w:lang w:val="en-IN"/>
+        </w:rPr>
+        <w:t>Dangi</w:t>
+      </w:r>
+      <w:proofErr w:type="spellEnd"/>
+      <w:r>
+        <w:rPr>
+          <w:b/>
+          <w:bCs/>
+          <w:lang w:val="en-IN"/>
+        </w:rPr>
+        <w:t>, S. (2026).</w:t>
+      </w:r>
+      <w:r>
+        <w:rPr>
+          <w:lang w:val="en-IN"/>
+        </w:rPr>
         <w:t xml:space="preserve"> </w:t>
       </w:r>
+      <w:proofErr w:type="spellStart"/>
       <w:r>
         <w:rPr>
           <w:i/>
           <w:iCs/>
           <w:lang w:val="en-IN"/>
         </w:rPr>
-        <w:t>SkillSwap: A Peer-to-Peer Skill Exchange Platform for Community-Driven Learning.</w:t>
+        <w:t>SkillSwap</w:t>
+      </w:r>
+      <w:proofErr w:type="spellEnd"/>
+      <w:r>
+        <w:rPr>
+          <w:i/>
+          <w:iCs/>
+          <w:lang w:val="en-IN"/>
+        </w:rPr>
+        <w:t>: A Peer-to-Peer Skill Exchange Platform for Community-Driven Learning.</w:t>
       </w:r>
       <w:r>
         <w:rPr>
@@ -5847,7 +6426,21 @@
           <w:lang w:val="en-IN"/>
         </w:rPr>
         <w:lastRenderedPageBreak/>
-        <w:t xml:space="preserve">DOI: 10.55041/ijcope.v2i5.669. </w:t>
+        <w:t>DOI: 10.55041/</w:t>
+      </w:r>
+      <w:proofErr w:type="gramStart"/>
+      <w:r>
+        <w:rPr>
+          <w:lang w:val="en-IN"/>
+        </w:rPr>
+        <w:t>ijcope.v</w:t>
+      </w:r>
+      <w:proofErr w:type="gramEnd"/>
+      <w:r>
+        <w:rPr>
+          <w:lang w:val="en-IN"/>
+        </w:rPr>
+        <w:t xml:space="preserve">2i5.669. </w:t>
       </w:r>
     </w:p>
     <w:p>
@@ -5868,7 +6461,43 @@
           <w:bCs/>
           <w:lang w:val="en-IN"/>
         </w:rPr>
-        <w:t>Yadav, A., Chandra, A., Rathore, P., &amp; Nema, N. K. (2026).</w:t>
+        <w:t xml:space="preserve">Yadav, A., Chandra, A., </w:t>
+      </w:r>
+      <w:proofErr w:type="spellStart"/>
+      <w:r>
+        <w:rPr>
+          <w:b/>
+          <w:bCs/>
+          <w:lang w:val="en-IN"/>
+        </w:rPr>
+        <w:t>Rathore</w:t>
+      </w:r>
+      <w:proofErr w:type="spellEnd"/>
+      <w:r>
+        <w:rPr>
+          <w:b/>
+          <w:bCs/>
+          <w:lang w:val="en-IN"/>
+        </w:rPr>
+        <w:t xml:space="preserve">, P., &amp; </w:t>
+      </w:r>
+      <w:proofErr w:type="spellStart"/>
+      <w:r>
+        <w:rPr>
+          <w:b/>
+          <w:bCs/>
+          <w:lang w:val="en-IN"/>
+        </w:rPr>
+        <w:t>Nema</w:t>
+      </w:r>
+      <w:proofErr w:type="spellEnd"/>
+      <w:r>
+        <w:rPr>
+          <w:b/>
+          <w:bCs/>
+          <w:lang w:val="en-IN"/>
+        </w:rPr>
+        <w:t>, N. K. (2026).</w:t>
       </w:r>
       <w:r>
         <w:rPr>
@@ -6393,7 +7022,7 @@
 </file>
 
 <file path=word/endnotes.xml><?xml version="1.0" encoding="utf-8"?>
-<w:endnotes xmlns:wpc="http://schemas.microsoft.com/office/word/2010/wordprocessingCanvas" xmlns:cx="http://schemas.microsoft.com/office/drawing/2014/chartex" xmlns:cx1="http://schemas.microsoft.com/office/drawing/2015/9/8/chartex" xmlns:cx2="http://schemas.microsoft.com/office/drawing/2015/10/21/chartex" xmlns:cx3="http://schemas.microsoft.com/office/drawing/2016/5/9/chartex" xmlns:cx4="http://schemas.microsoft.com/office/drawing/2016/5/10/chartex" xmlns:cx5="http://schemas.microsoft.com/office/drawing/2016/5/11/chartex" xmlns:cx6="http://schemas.microsoft.com/office/drawing/2016/5/12/chartex" xmlns:cx7="http://schemas.microsoft.com/office/drawing/2016/5/13/chartex" xmlns:cx8="http://schemas.microsoft.com/office/drawing/2016/5/14/chartex" xmlns:mc="http://schemas.openxmlformats.org/markup-compatibility/2006" xmlns:aink="http://schemas.microsoft.com/office/drawing/2016/ink" xmlns:am3d="http://schemas.microsoft.com/office/drawing/2017/model3d" xmlns:o="urn:schemas-microsoft-com:office:office" xmlns:oel="http://schemas.microsoft.com/office/2019/extlst" xmlns:r="http://schemas.openxmlformats.org/officeDocument/2006/relationships" xmlns:m="http://schemas.openxmlformats.org/officeDocument/2006/math" xmlns:v="urn:schemas-microsoft-com:vml" xmlns:wp14="http://schemas.microsoft.com/office/word/2010/wordprocessingDrawing" xmlns:wp="http://schemas.openxmlformats.org/drawingml/2006/wordprocessingDrawing" xmlns:w10="urn:schemas-microsoft-com:office:word" xmlns:w="http://schemas.openxmlformats.org/wordprocessingml/2006/main" xmlns:w14="http://schemas.microsoft.com/office/word/2010/wordml" xmlns:w15="http://schemas.microsoft.com/office/word/2012/wordml" xmlns:w16cex="http://schemas.microsoft.com/office/word/2018/wordml/cex" xmlns:w16cid="http://schemas.microsoft.com/office/word/2016/wordml/cid" xmlns:w16="http://schemas.microsoft.com/office/word/2018/wordml" xmlns:w16du="http://schemas.microsoft.com/office/word/2023/wordml/word16du" xmlns:w16sdtdh="http://schemas.microsoft.com/office/word/2020/wordml/sdtdatahash" xmlns:w16sdtfl="http://schemas.microsoft.com/office/word/2024/wordml/sdtformatlock" xmlns:w16se="http://schemas.microsoft.com/office/word/2015/wordml/symex" xmlns:wpg="http://schemas.microsoft.com/office/word/2010/wordprocessingGroup" xmlns:wpi="http://schemas.microsoft.com/office/word/2010/wordprocessingInk" xmlns:wne="http://schemas.microsoft.com/office/word/2006/wordml" xmlns:wps="http://schemas.microsoft.com/office/word/2010/wordprocessingShape" mc:Ignorable="w14 w15 w16se w16cid w16 w16cex w16sdtdh w16sdtfl w16du wp14">
+<w:endnotes xmlns:wpc="http://schemas.microsoft.com/office/word/2010/wordprocessingCanvas" xmlns:cx="http://schemas.microsoft.com/office/drawing/2014/chartex" xmlns:cx1="http://schemas.microsoft.com/office/drawing/2015/9/8/chartex" xmlns:mc="http://schemas.openxmlformats.org/markup-compatibility/2006" xmlns:o="urn:schemas-microsoft-com:office:office" xmlns:r="http://schemas.openxmlformats.org/officeDocument/2006/relationships" xmlns:m="http://schemas.openxmlformats.org/officeDocument/2006/math" xmlns:v="urn:schemas-microsoft-com:vml" xmlns:wp14="http://schemas.microsoft.com/office/word/2010/wordprocessingDrawing" xmlns:wp="http://schemas.openxmlformats.org/drawingml/2006/wordprocessingDrawing" xmlns:w10="urn:schemas-microsoft-com:office:word" xmlns:w="http://schemas.openxmlformats.org/wordprocessingml/2006/main" xmlns:w14="http://schemas.microsoft.com/office/word/2010/wordml" xmlns:w15="http://schemas.microsoft.com/office/word/2012/wordml" xmlns:w16se="http://schemas.microsoft.com/office/word/2015/wordml/symex" xmlns:wpg="http://schemas.microsoft.com/office/word/2010/wordprocessingGroup" xmlns:wpi="http://schemas.microsoft.com/office/word/2010/wordprocessingInk" xmlns:wne="http://schemas.microsoft.com/office/word/2006/wordml" xmlns:wps="http://schemas.microsoft.com/office/word/2010/wordprocessingShape" mc:Ignorable="w14 w15 w16se wp14">
   <w:endnote w:type="separator" w:id="-1">
     <w:p>
       <w:pPr>
@@ -6418,7 +7047,7 @@
 </file>
 
 <file path=word/footer1.xml><?xml version="1.0" encoding="utf-8"?>
-<w:ftr xmlns:wpc="http://schemas.microsoft.com/office/word/2010/wordprocessingCanvas" xmlns:cx="http://schemas.microsoft.com/office/drawing/2014/chartex" xmlns:cx1="http://schemas.microsoft.com/office/drawing/2015/9/8/chartex" xmlns:cx2="http://schemas.microsoft.com/office/drawing/2015/10/21/chartex" xmlns:cx3="http://schemas.microsoft.com/office/drawing/2016/5/9/chartex" xmlns:cx4="http://schemas.microsoft.com/office/drawing/2016/5/10/chartex" xmlns:cx5="http://schemas.microsoft.com/office/drawing/2016/5/11/chartex" xmlns:cx6="http://schemas.microsoft.com/office/drawing/2016/5/12/chartex" xmlns:cx7="http://schemas.microsoft.com/office/drawing/2016/5/13/chartex" xmlns:cx8="http://schemas.microsoft.com/office/drawing/2016/5/14/chartex" xmlns:mc="http://schemas.openxmlformats.org/markup-compatibility/2006" xmlns:aink="http://schemas.microsoft.com/office/drawing/2016/ink" xmlns:am3d="http://schemas.microsoft.com/office/drawing/2017/model3d" xmlns:o="urn:schemas-microsoft-com:office:office" xmlns:oel="http://schemas.microsoft.com/office/2019/extlst" xmlns:r="http://schemas.openxmlformats.org/officeDocument/2006/relationships" xmlns:m="http://schemas.openxmlformats.org/officeDocument/2006/math" xmlns:v="urn:schemas-microsoft-com:vml" xmlns:wp14="http://schemas.microsoft.com/office/word/2010/wordprocessingDrawing" xmlns:wp="http://schemas.openxmlformats.org/drawingml/2006/wordprocessingDrawing" xmlns:w10="urn:schemas-microsoft-com:office:word" xmlns:w="http://schemas.openxmlformats.org/wordprocessingml/2006/main" xmlns:w14="http://schemas.microsoft.com/office/word/2010/wordml" xmlns:w15="http://schemas.microsoft.com/office/word/2012/wordml" xmlns:w16cex="http://schemas.microsoft.com/office/word/2018/wordml/cex" xmlns:w16cid="http://schemas.microsoft.com/office/word/2016/wordml/cid" xmlns:w16="http://schemas.microsoft.com/office/word/2018/wordml" xmlns:w16du="http://schemas.microsoft.com/office/word/2023/wordml/word16du" xmlns:w16sdtdh="http://schemas.microsoft.com/office/word/2020/wordml/sdtdatahash" xmlns:w16sdtfl="http://schemas.microsoft.com/office/word/2024/wordml/sdtformatlock" xmlns:w16se="http://schemas.microsoft.com/office/word/2015/wordml/symex" xmlns:wpg="http://schemas.microsoft.com/office/word/2010/wordprocessingGroup" xmlns:wpi="http://schemas.microsoft.com/office/word/2010/wordprocessingInk" xmlns:wne="http://schemas.microsoft.com/office/word/2006/wordml" xmlns:wps="http://schemas.microsoft.com/office/word/2010/wordprocessingShape" mc:Ignorable="w14 w15 w16se w16cid w16 w16cex w16sdtdh w16sdtfl w16du wp14">
+<w:ftr xmlns:wpc="http://schemas.microsoft.com/office/word/2010/wordprocessingCanvas" xmlns:cx="http://schemas.microsoft.com/office/drawing/2014/chartex" xmlns:cx1="http://schemas.microsoft.com/office/drawing/2015/9/8/chartex" xmlns:mc="http://schemas.openxmlformats.org/markup-compatibility/2006" xmlns:o="urn:schemas-microsoft-com:office:office" xmlns:r="http://schemas.openxmlformats.org/officeDocument/2006/relationships" xmlns:m="http://schemas.openxmlformats.org/officeDocument/2006/math" xmlns:v="urn:schemas-microsoft-com:vml" xmlns:wp14="http://schemas.microsoft.com/office/word/2010/wordprocessingDrawing" xmlns:wp="http://schemas.openxmlformats.org/drawingml/2006/wordprocessingDrawing" xmlns:w10="urn:schemas-microsoft-com:office:word" xmlns:w="http://schemas.openxmlformats.org/wordprocessingml/2006/main" xmlns:w14="http://schemas.microsoft.com/office/word/2010/wordml" xmlns:w15="http://schemas.microsoft.com/office/word/2012/wordml" xmlns:w16se="http://schemas.microsoft.com/office/word/2015/wordml/symex" xmlns:wpg="http://schemas.microsoft.com/office/word/2010/wordprocessingGroup" xmlns:wpi="http://schemas.microsoft.com/office/word/2010/wordprocessingInk" xmlns:wne="http://schemas.microsoft.com/office/word/2006/wordml" xmlns:wps="http://schemas.microsoft.com/office/word/2010/wordprocessingShape" mc:Ignorable="w14 w15 w16se wp14">
   <w:p>
     <w:pPr>
       <w:pStyle w:val="Footer"/>
@@ -6435,7 +7064,7 @@
 </file>
 
 <file path=word/footnotes.xml><?xml version="1.0" encoding="utf-8"?>
-<w:footnotes xmlns:wpc="http://schemas.microsoft.com/office/word/2010/wordprocessingCanvas" xmlns:cx="http://schemas.microsoft.com/office/drawing/2014/chartex" xmlns:cx1="http://schemas.microsoft.com/office/drawing/2015/9/8/chartex" xmlns:cx2="http://schemas.microsoft.com/office/drawing/2015/10/21/chartex" xmlns:cx3="http://schemas.microsoft.com/office/drawing/2016/5/9/chartex" xmlns:cx4="http://schemas.microsoft.com/office/drawing/2016/5/10/chartex" xmlns:cx5="http://schemas.microsoft.com/office/drawing/2016/5/11/chartex" xmlns:cx6="http://schemas.microsoft.com/office/drawing/2016/5/12/chartex" xmlns:cx7="http://schemas.microsoft.com/office/drawing/2016/5/13/chartex" xmlns:cx8="http://schemas.microsoft.com/office/drawing/2016/5/14/chartex" xmlns:mc="http://schemas.openxmlformats.org/markup-compatibility/2006" xmlns:aink="http://schemas.microsoft.com/office/drawing/2016/ink" xmlns:am3d="http://schemas.microsoft.com/office/drawing/2017/model3d" xmlns:o="urn:schemas-microsoft-com:office:office" xmlns:oel="http://schemas.microsoft.com/office/2019/extlst" xmlns:r="http://schemas.openxmlformats.org/officeDocument/2006/relationships" xmlns:m="http://schemas.openxmlformats.org/officeDocument/2006/math" xmlns:v="urn:schemas-microsoft-com:vml" xmlns:wp14="http://schemas.microsoft.com/office/word/2010/wordprocessingDrawing" xmlns:wp="http://schemas.openxmlformats.org/drawingml/2006/wordprocessingDrawing" xmlns:w10="urn:schemas-microsoft-com:office:word" xmlns:w="http://schemas.openxmlformats.org/wordprocessingml/2006/main" xmlns:w14="http://schemas.microsoft.com/office/word/2010/wordml" xmlns:w15="http://schemas.microsoft.com/office/word/2012/wordml" xmlns:w16cex="http://schemas.microsoft.com/office/word/2018/wordml/cex" xmlns:w16cid="http://schemas.microsoft.com/office/word/2016/wordml/cid" xmlns:w16="http://schemas.microsoft.com/office/word/2018/wordml" xmlns:w16du="http://schemas.microsoft.com/office/word/2023/wordml/word16du" xmlns:w16sdtdh="http://schemas.microsoft.com/office/word/2020/wordml/sdtdatahash" xmlns:w16sdtfl="http://schemas.microsoft.com/office/word/2024/wordml/sdtformatlock" xmlns:w16se="http://schemas.microsoft.com/office/word/2015/wordml/symex" xmlns:wpg="http://schemas.microsoft.com/office/word/2010/wordprocessingGroup" xmlns:wpi="http://schemas.microsoft.com/office/word/2010/wordprocessingInk" xmlns:wne="http://schemas.microsoft.com/office/word/2006/wordml" xmlns:wps="http://schemas.microsoft.com/office/word/2010/wordprocessingShape" mc:Ignorable="w14 w15 w16se w16cid w16 w16cex w16sdtdh w16sdtfl w16du wp14">
+<w:footnotes xmlns:wpc="http://schemas.microsoft.com/office/word/2010/wordprocessingCanvas" xmlns:cx="http://schemas.microsoft.com/office/drawing/2014/chartex" xmlns:cx1="http://schemas.microsoft.com/office/drawing/2015/9/8/chartex" xmlns:mc="http://schemas.openxmlformats.org/markup-compatibility/2006" xmlns:o="urn:schemas-microsoft-com:office:office" xmlns:r="http://schemas.openxmlformats.org/officeDocument/2006/relationships" xmlns:m="http://schemas.openxmlformats.org/officeDocument/2006/math" xmlns:v="urn:schemas-microsoft-com:vml" xmlns:wp14="http://schemas.microsoft.com/office/word/2010/wordprocessingDrawing" xmlns:wp="http://schemas.openxmlformats.org/drawingml/2006/wordprocessingDrawing" xmlns:w10="urn:schemas-microsoft-com:office:word" xmlns:w="http://schemas.openxmlformats.org/wordprocessingml/2006/main" xmlns:w14="http://schemas.microsoft.com/office/word/2010/wordml" xmlns:w15="http://schemas.microsoft.com/office/word/2012/wordml" xmlns:w16se="http://schemas.microsoft.com/office/word/2015/wordml/symex" xmlns:wpg="http://schemas.microsoft.com/office/word/2010/wordprocessingGroup" xmlns:wpi="http://schemas.microsoft.com/office/word/2010/wordprocessingInk" xmlns:wne="http://schemas.microsoft.com/office/word/2006/wordml" xmlns:wps="http://schemas.microsoft.com/office/word/2010/wordprocessingShape" mc:Ignorable="w14 w15 w16se wp14">
   <w:footnote w:type="separator" w:id="-1">
     <w:p>
       <w:pPr>
@@ -6460,7 +7089,7 @@
 </file>
 
 <file path=word/numbering.xml><?xml version="1.0" encoding="utf-8"?>
-<w:numbering xmlns:wpc="http://schemas.microsoft.com/office/word/2010/wordprocessingCanvas" xmlns:cx="http://schemas.microsoft.com/office/drawing/2014/chartex" xmlns:cx1="http://schemas.microsoft.com/office/drawing/2015/9/8/chartex" xmlns:cx2="http://schemas.microsoft.com/office/drawing/2015/10/21/chartex" xmlns:cx3="http://schemas.microsoft.com/office/drawing/2016/5/9/chartex" xmlns:cx4="http://schemas.microsoft.com/office/drawing/2016/5/10/chartex" xmlns:cx5="http://schemas.microsoft.com/office/drawing/2016/5/11/chartex" xmlns:cx6="http://schemas.microsoft.com/office/drawing/2016/5/12/chartex" xmlns:cx7="http://schemas.microsoft.com/office/drawing/2016/5/13/chartex" xmlns:cx8="http://schemas.microsoft.com/office/drawing/2016/5/14/chartex" xmlns:mc="http://schemas.openxmlformats.org/markup-compatibility/2006" xmlns:aink="http://schemas.microsoft.com/office/drawing/2016/ink" xmlns:am3d="http://schemas.microsoft.com/office/drawing/2017/model3d" xmlns:o="urn:schemas-microsoft-com:office:office" xmlns:oel="http://schemas.microsoft.com/office/2019/extlst" xmlns:r="http://schemas.openxmlformats.org/officeDocument/2006/relationships" xmlns:m="http://schemas.openxmlformats.org/officeDocument/2006/math" xmlns:v="urn:schemas-microsoft-com:vml" xmlns:wp14="http://schemas.microsoft.com/office/word/2010/wordprocessingDrawing" xmlns:wp="http://schemas.openxmlformats.org/drawingml/2006/wordprocessingDrawing" xmlns:w10="urn:schemas-microsoft-com:office:word" xmlns:w="http://schemas.openxmlformats.org/wordprocessingml/2006/main" xmlns:w14="http://schemas.microsoft.com/office/word/2010/wordml" xmlns:w15="http://schemas.microsoft.com/office/word/2012/wordml" xmlns:w16cex="http://schemas.microsoft.com/office/word/2018/wordml/cex" xmlns:w16cid="http://schemas.microsoft.com/office/word/2016/wordml/cid" xmlns:w16="http://schemas.microsoft.com/office/word/2018/wordml" xmlns:w16du="http://schemas.microsoft.com/office/word/2023/wordml/word16du" xmlns:w16sdtdh="http://schemas.microsoft.com/office/word/2020/wordml/sdtdatahash" xmlns:w16sdtfl="http://schemas.microsoft.com/office/word/2024/wordml/sdtformatlock" xmlns:w16se="http://schemas.microsoft.com/office/word/2015/wordml/symex" xmlns:wpg="http://schemas.microsoft.com/office/word/2010/wordprocessingGroup" xmlns:wpi="http://schemas.microsoft.com/office/word/2010/wordprocessingInk" xmlns:wne="http://schemas.microsoft.com/office/word/2006/wordml" xmlns:wps="http://schemas.microsoft.com/office/word/2010/wordprocessingShape" mc:Ignorable="w14 w15 w16se w16cid w16 w16cex w16sdtdh w16sdtfl w16du wp14">
+<w:numbering xmlns:wpc="http://schemas.microsoft.com/office/word/2010/wordprocessingCanvas" xmlns:cx="http://schemas.microsoft.com/office/drawing/2014/chartex" xmlns:cx1="http://schemas.microsoft.com/office/drawing/2015/9/8/chartex" xmlns:mc="http://schemas.openxmlformats.org/markup-compatibility/2006" xmlns:o="urn:schemas-microsoft-com:office:office" xmlns:r="http://schemas.openxmlformats.org/officeDocument/2006/relationships" xmlns:m="http://schemas.openxmlformats.org/officeDocument/2006/math" xmlns:v="urn:schemas-microsoft-com:vml" xmlns:wp14="http://schemas.microsoft.com/office/word/2010/wordprocessingDrawing" xmlns:wp="http://schemas.openxmlformats.org/drawingml/2006/wordprocessingDrawing" xmlns:w10="urn:schemas-microsoft-com:office:word" xmlns:w="http://schemas.openxmlformats.org/wordprocessingml/2006/main" xmlns:w14="http://schemas.microsoft.com/office/word/2010/wordml" xmlns:w15="http://schemas.microsoft.com/office/word/2012/wordml" xmlns:w16se="http://schemas.microsoft.com/office/word/2015/wordml/symex" xmlns:wpg="http://schemas.microsoft.com/office/word/2010/wordprocessingGroup" xmlns:wpi="http://schemas.microsoft.com/office/word/2010/wordprocessingInk" xmlns:wne="http://schemas.microsoft.com/office/word/2006/wordml" xmlns:wps="http://schemas.microsoft.com/office/word/2010/wordprocessingShape" mc:Ignorable="w14 w15 w16se wp14">
   <w:abstractNum w:abstractNumId="0" w15:restartNumberingAfterBreak="0">
     <w:nsid w:val="FFFFFF7C"/>
     <w:multiLevelType w:val="singleLevel"/>
@@ -7233,56 +7862,56 @@
       </w:rPr>
     </w:lvl>
   </w:abstractNum>
-  <w:num w:numId="1" w16cid:durableId="597173517">
+  <w:num w:numId="1">
     <w:abstractNumId w:val="8"/>
   </w:num>
-  <w:num w:numId="2" w16cid:durableId="1597404708">
+  <w:num w:numId="2">
     <w:abstractNumId w:val="6"/>
   </w:num>
-  <w:num w:numId="3" w16cid:durableId="1075906152">
+  <w:num w:numId="3">
     <w:abstractNumId w:val="5"/>
   </w:num>
-  <w:num w:numId="4" w16cid:durableId="1142502212">
+  <w:num w:numId="4">
     <w:abstractNumId w:val="4"/>
   </w:num>
-  <w:num w:numId="5" w16cid:durableId="458492257">
+  <w:num w:numId="5">
     <w:abstractNumId w:val="7"/>
   </w:num>
-  <w:num w:numId="6" w16cid:durableId="359670515">
+  <w:num w:numId="6">
     <w:abstractNumId w:val="3"/>
   </w:num>
-  <w:num w:numId="7" w16cid:durableId="411705794">
+  <w:num w:numId="7">
     <w:abstractNumId w:val="2"/>
   </w:num>
-  <w:num w:numId="8" w16cid:durableId="431896678">
+  <w:num w:numId="8">
     <w:abstractNumId w:val="1"/>
   </w:num>
-  <w:num w:numId="9" w16cid:durableId="758256158">
+  <w:num w:numId="9">
     <w:abstractNumId w:val="0"/>
   </w:num>
-  <w:num w:numId="10" w16cid:durableId="1008826151">
+  <w:num w:numId="10">
     <w:abstractNumId w:val="14"/>
   </w:num>
-  <w:num w:numId="11" w16cid:durableId="767701436">
+  <w:num w:numId="11">
     <w:abstractNumId w:val="10"/>
   </w:num>
-  <w:num w:numId="12" w16cid:durableId="706181634">
+  <w:num w:numId="12">
     <w:abstractNumId w:val="9"/>
   </w:num>
-  <w:num w:numId="13" w16cid:durableId="833301881">
+  <w:num w:numId="13">
     <w:abstractNumId w:val="11"/>
   </w:num>
-  <w:num w:numId="14" w16cid:durableId="2035422061">
+  <w:num w:numId="14">
     <w:abstractNumId w:val="13"/>
   </w:num>
-  <w:num w:numId="15" w16cid:durableId="709770399">
+  <w:num w:numId="15">
     <w:abstractNumId w:val="12"/>
   </w:num>
 </w:numbering>
 </file>
 
 <file path=word/styles.xml><?xml version="1.0" encoding="utf-8"?>
-<w:styles xmlns:mc="http://schemas.openxmlformats.org/markup-compatibility/2006" xmlns:r="http://schemas.openxmlformats.org/officeDocument/2006/relationships" xmlns:w="http://schemas.openxmlformats.org/wordprocessingml/2006/main" xmlns:w14="http://schemas.microsoft.com/office/word/2010/wordml" xmlns:w15="http://schemas.microsoft.com/office/word/2012/wordml" xmlns:w16cex="http://schemas.microsoft.com/office/word/2018/wordml/cex" xmlns:w16cid="http://schemas.microsoft.com/office/word/2016/wordml/cid" xmlns:w16="http://schemas.microsoft.com/office/word/2018/wordml" xmlns:w16du="http://schemas.microsoft.com/office/word/2023/wordml/word16du" xmlns:w16sdtdh="http://schemas.microsoft.com/office/word/2020/wordml/sdtdatahash" xmlns:w16sdtfl="http://schemas.microsoft.com/office/word/2024/wordml/sdtformatlock" xmlns:w16se="http://schemas.microsoft.com/office/word/2015/wordml/symex" mc:Ignorable="w14 w15 w16se w16cid w16 w16cex w16sdtdh w16sdtfl w16du">
+<w:styles xmlns:mc="http://schemas.openxmlformats.org/markup-compatibility/2006" xmlns:r="http://schemas.openxmlformats.org/officeDocument/2006/relationships" xmlns:w="http://schemas.openxmlformats.org/wordprocessingml/2006/main" xmlns:w14="http://schemas.microsoft.com/office/word/2010/wordml" xmlns:w15="http://schemas.microsoft.com/office/word/2012/wordml" xmlns:w16se="http://schemas.microsoft.com/office/word/2015/wordml/symex" mc:Ignorable="w14 w15 w16se">
   <w:docDefaults>
     <w:rPrDefault>
       <w:rPr>
@@ -7298,7 +7927,7 @@
       </w:pPr>
     </w:pPrDefault>
   </w:docDefaults>
-  <w:latentStyles w:defLockedState="0" w:defUIPriority="99" w:defSemiHidden="0" w:defUnhideWhenUsed="0" w:defQFormat="0" w:count="376">
+  <w:latentStyles w:defLockedState="0" w:defUIPriority="99" w:defSemiHidden="0" w:defUnhideWhenUsed="0" w:defQFormat="0" w:count="371">
     <w:lsdException w:name="Normal" w:uiPriority="0" w:qFormat="1"/>
     <w:lsdException w:name="heading 1" w:uiPriority="9" w:qFormat="1"/>
     <w:lsdException w:name="heading 2" w:semiHidden="1" w:uiPriority="9" w:unhideWhenUsed="1" w:qFormat="1"/>
@@ -7661,11 +8290,6 @@
     <w:lsdException w:name="List Table 5 Dark Accent 6" w:uiPriority="50"/>
     <w:lsdException w:name="List Table 6 Colorful Accent 6" w:uiPriority="51"/>
     <w:lsdException w:name="List Table 7 Colorful Accent 6" w:uiPriority="52"/>
-    <w:lsdException w:name="Mention" w:semiHidden="1" w:unhideWhenUsed="1"/>
-    <w:lsdException w:name="Smart Hyperlink" w:semiHidden="1" w:unhideWhenUsed="1"/>
-    <w:lsdException w:name="Hashtag" w:semiHidden="1" w:unhideWhenUsed="1"/>
-    <w:lsdException w:name="Unresolved Mention" w:semiHidden="1" w:unhideWhenUsed="1"/>
-    <w:lsdException w:name="Smart Link" w:semiHidden="1" w:unhideWhenUsed="1"/>
   </w:latentStyles>
   <w:style w:type="paragraph" w:default="1" w:styleId="Normal">
     <w:name w:val="Normal"/>
@@ -7887,6 +8511,7 @@
   <w:style w:type="character" w:default="1" w:styleId="DefaultParagraphFont">
     <w:name w:val="Default Paragraph Font"/>
     <w:uiPriority w:val="1"/>
+    <w:semiHidden/>
     <w:unhideWhenUsed/>
   </w:style>
   <w:style w:type="table" w:default="1" w:styleId="TableNormal">
@@ -18742,7 +19367,7 @@
       <w:u w:val="single"/>
     </w:rPr>
   </w:style>
-  <w:style w:type="character" w:styleId="UnresolvedMention">
+  <w:style w:type="character" w:customStyle="1" w:styleId="UnresolvedMention">
     <w:name w:val="Unresolved Mention"/>
     <w:basedOn w:val="DefaultParagraphFont"/>
     <w:uiPriority w:val="99"/>
@@ -19082,7 +19707,7 @@
 </file>
 
 <file path=customXml/itemProps1.xml><?xml version="1.0" encoding="utf-8"?>
-<ds:datastoreItem xmlns:ds="http://schemas.openxmlformats.org/officeDocument/2006/customXml" ds:itemID="{B545B8FD-6E1F-44AB-ACD2-3D5475A229FF}">
+<ds:datastoreItem xmlns:ds="http://schemas.openxmlformats.org/officeDocument/2006/customXml" ds:itemID="{535E696C-9FE5-42D7-BAE6-F1FF5E7B23F4}">
   <ds:schemaRefs>
     <ds:schemaRef ds:uri="http://schemas.openxmlformats.org/officeDocument/2006/bibliography"/>
   </ds:schemaRefs>

--- a/documents/project synopsis.docx
+++ b/documents/project synopsis.docx
@@ -397,10 +397,7 @@
           </w:tcPr>
           <w:p>
             <w:r>
-              <w:t>PRN:</w:t>
-            </w:r>
-            <w:r>
-              <w:t xml:space="preserve"> 25UAD004</w:t>
+              <w:t>PRN: 25UAD004</w:t>
             </w:r>
           </w:p>
         </w:tc>
@@ -449,10 +446,7 @@
           </w:tcPr>
           <w:p>
             <w:r>
-              <w:t>PRN:</w:t>
-            </w:r>
-            <w:r>
-              <w:t xml:space="preserve"> 25UAD007</w:t>
+              <w:t>PRN: 25UAD007</w:t>
             </w:r>
           </w:p>
         </w:tc>
@@ -488,13 +482,8 @@
           </w:tcPr>
           <w:p>
             <w:r>
-              <w:t>PRN:</w:t>
-            </w:r>
-            <w:r>
-              <w:t xml:space="preserve"> 25UAD010</w:t>
-            </w:r>
-            <w:bookmarkStart w:id="0" w:name="_GoBack"/>
-            <w:bookmarkEnd w:id="0"/>
+              <w:t>PRN: 25UAD010</w:t>
+            </w:r>
           </w:p>
         </w:tc>
       </w:tr>
@@ -3860,7 +3849,7 @@
           <w:color w:val="0D0D0D" w:themeColor="text1" w:themeTint="F2"/>
         </w:rPr>
       </w:pPr>
-      <w:bookmarkStart w:id="1" w:name="software-requirements"/>
+      <w:bookmarkStart w:id="0" w:name="software-requirements"/>
       <w:r>
         <w:rPr>
           <w:rFonts w:ascii="Times New Roman" w:hAnsi="Times New Roman" w:cs="Times New Roman"/>
@@ -4321,7 +4310,7 @@
           </w:p>
         </w:tc>
       </w:tr>
-      <w:bookmarkEnd w:id="1"/>
+      <w:bookmarkEnd w:id="0"/>
     </w:tbl>
     <w:p/>
     <w:p>
@@ -5208,8 +5197,8 @@
         <w:tblLook w:val="04A0" w:firstRow="1" w:lastRow="0" w:firstColumn="1" w:lastColumn="0" w:noHBand="0" w:noVBand="1"/>
       </w:tblPr>
       <w:tblGrid>
-        <w:gridCol w:w="2013"/>
-        <w:gridCol w:w="2014"/>
+        <w:gridCol w:w="895"/>
+        <w:gridCol w:w="3132"/>
         <w:gridCol w:w="2014"/>
         <w:gridCol w:w="2014"/>
         <w:gridCol w:w="2015"/>
@@ -5220,7 +5209,7 @@
         </w:trPr>
         <w:tc>
           <w:tcPr>
-            <w:tcW w:w="2016" w:type="dxa"/>
+            <w:tcW w:w="895" w:type="dxa"/>
             <w:shd w:val="clear" w:color="auto" w:fill="D9EAF7"/>
           </w:tcPr>
           <w:p>
@@ -5236,7 +5225,7 @@
         </w:tc>
         <w:tc>
           <w:tcPr>
-            <w:tcW w:w="2016" w:type="dxa"/>
+            <w:tcW w:w="3132" w:type="dxa"/>
             <w:shd w:val="clear" w:color="auto" w:fill="D9EAF7"/>
           </w:tcPr>
           <w:p>
@@ -5251,7 +5240,7 @@
         </w:tc>
         <w:tc>
           <w:tcPr>
-            <w:tcW w:w="2016" w:type="dxa"/>
+            <w:tcW w:w="2014" w:type="dxa"/>
             <w:shd w:val="clear" w:color="auto" w:fill="D9EAF7"/>
           </w:tcPr>
           <w:p>
@@ -5266,7 +5255,7 @@
         </w:tc>
         <w:tc>
           <w:tcPr>
-            <w:tcW w:w="2016" w:type="dxa"/>
+            <w:tcW w:w="2014" w:type="dxa"/>
             <w:shd w:val="clear" w:color="auto" w:fill="D9EAF7"/>
           </w:tcPr>
           <w:p>
@@ -5281,7 +5270,7 @@
         </w:tc>
         <w:tc>
           <w:tcPr>
-            <w:tcW w:w="2016" w:type="dxa"/>
+            <w:tcW w:w="2015" w:type="dxa"/>
             <w:shd w:val="clear" w:color="auto" w:fill="D9EAF7"/>
           </w:tcPr>
           <w:p>
@@ -5301,35 +5290,44 @@
         </w:trPr>
         <w:tc>
           <w:tcPr>
-            <w:tcW w:w="2016" w:type="dxa"/>
+            <w:tcW w:w="895" w:type="dxa"/>
+          </w:tcPr>
+          <w:p>
+            <w:r>
+              <w:t>1</w:t>
+            </w:r>
+          </w:p>
+        </w:tc>
+        <w:tc>
+          <w:tcPr>
+            <w:tcW w:w="3132" w:type="dxa"/>
+          </w:tcPr>
+          <w:p>
+            <w:r>
+              <w:t>Home Page – Frontend &amp; Backend</w:t>
+            </w:r>
+          </w:p>
+        </w:tc>
+        <w:tc>
+          <w:tcPr>
+            <w:tcW w:w="2014" w:type="dxa"/>
             <w:vAlign w:val="center"/>
           </w:tcPr>
+          <w:p>
+            <w:bookmarkStart w:id="1" w:name="_GoBack"/>
+            <w:bookmarkEnd w:id="1"/>
+          </w:p>
+        </w:tc>
+        <w:tc>
+          <w:tcPr>
+            <w:tcW w:w="2014" w:type="dxa"/>
+            <w:vAlign w:val="center"/>
+          </w:tcPr>
           <w:p/>
         </w:tc>
         <w:tc>
           <w:tcPr>
-            <w:tcW w:w="2016" w:type="dxa"/>
-            <w:vAlign w:val="center"/>
-          </w:tcPr>
-          <w:p/>
-        </w:tc>
-        <w:tc>
-          <w:tcPr>
-            <w:tcW w:w="2016" w:type="dxa"/>
-            <w:vAlign w:val="center"/>
-          </w:tcPr>
-          <w:p/>
-        </w:tc>
-        <w:tc>
-          <w:tcPr>
-            <w:tcW w:w="2016" w:type="dxa"/>
-            <w:vAlign w:val="center"/>
-          </w:tcPr>
-          <w:p/>
-        </w:tc>
-        <w:tc>
-          <w:tcPr>
-            <w:tcW w:w="2016" w:type="dxa"/>
+            <w:tcW w:w="2015" w:type="dxa"/>
             <w:vAlign w:val="center"/>
           </w:tcPr>
           <w:p/>
@@ -5341,35 +5339,41 @@
         </w:trPr>
         <w:tc>
           <w:tcPr>
-            <w:tcW w:w="2016" w:type="dxa"/>
+            <w:tcW w:w="895" w:type="dxa"/>
+          </w:tcPr>
+          <w:p>
+            <w:r>
+              <w:t>2</w:t>
+            </w:r>
+          </w:p>
+        </w:tc>
+        <w:tc>
+          <w:tcPr>
+            <w:tcW w:w="3132" w:type="dxa"/>
+          </w:tcPr>
+          <w:p>
+            <w:r>
+              <w:t>Login &amp; Sign Up – Frontend &amp; Backend</w:t>
+            </w:r>
+          </w:p>
+        </w:tc>
+        <w:tc>
+          <w:tcPr>
+            <w:tcW w:w="2014" w:type="dxa"/>
             <w:vAlign w:val="center"/>
           </w:tcPr>
           <w:p/>
         </w:tc>
         <w:tc>
           <w:tcPr>
-            <w:tcW w:w="2016" w:type="dxa"/>
+            <w:tcW w:w="2014" w:type="dxa"/>
             <w:vAlign w:val="center"/>
           </w:tcPr>
           <w:p/>
         </w:tc>
         <w:tc>
           <w:tcPr>
-            <w:tcW w:w="2016" w:type="dxa"/>
-            <w:vAlign w:val="center"/>
-          </w:tcPr>
-          <w:p/>
-        </w:tc>
-        <w:tc>
-          <w:tcPr>
-            <w:tcW w:w="2016" w:type="dxa"/>
-            <w:vAlign w:val="center"/>
-          </w:tcPr>
-          <w:p/>
-        </w:tc>
-        <w:tc>
-          <w:tcPr>
-            <w:tcW w:w="2016" w:type="dxa"/>
+            <w:tcW w:w="2015" w:type="dxa"/>
             <w:vAlign w:val="center"/>
           </w:tcPr>
           <w:p/>
@@ -5381,35 +5385,41 @@
         </w:trPr>
         <w:tc>
           <w:tcPr>
-            <w:tcW w:w="2016" w:type="dxa"/>
+            <w:tcW w:w="895" w:type="dxa"/>
+          </w:tcPr>
+          <w:p>
+            <w:r>
+              <w:t>3</w:t>
+            </w:r>
+          </w:p>
+        </w:tc>
+        <w:tc>
+          <w:tcPr>
+            <w:tcW w:w="3132" w:type="dxa"/>
+          </w:tcPr>
+          <w:p>
+            <w:r>
+              <w:t>Student Cards / Student List Page</w:t>
+            </w:r>
+          </w:p>
+        </w:tc>
+        <w:tc>
+          <w:tcPr>
+            <w:tcW w:w="2014" w:type="dxa"/>
             <w:vAlign w:val="center"/>
           </w:tcPr>
           <w:p/>
         </w:tc>
         <w:tc>
           <w:tcPr>
-            <w:tcW w:w="2016" w:type="dxa"/>
+            <w:tcW w:w="2014" w:type="dxa"/>
             <w:vAlign w:val="center"/>
           </w:tcPr>
           <w:p/>
         </w:tc>
         <w:tc>
           <w:tcPr>
-            <w:tcW w:w="2016" w:type="dxa"/>
-            <w:vAlign w:val="center"/>
-          </w:tcPr>
-          <w:p/>
-        </w:tc>
-        <w:tc>
-          <w:tcPr>
-            <w:tcW w:w="2016" w:type="dxa"/>
-            <w:vAlign w:val="center"/>
-          </w:tcPr>
-          <w:p/>
-        </w:tc>
-        <w:tc>
-          <w:tcPr>
-            <w:tcW w:w="2016" w:type="dxa"/>
+            <w:tcW w:w="2015" w:type="dxa"/>
             <w:vAlign w:val="center"/>
           </w:tcPr>
           <w:p/>
@@ -5421,35 +5431,41 @@
         </w:trPr>
         <w:tc>
           <w:tcPr>
-            <w:tcW w:w="2016" w:type="dxa"/>
+            <w:tcW w:w="895" w:type="dxa"/>
+          </w:tcPr>
+          <w:p>
+            <w:r>
+              <w:t>4</w:t>
+            </w:r>
+          </w:p>
+        </w:tc>
+        <w:tc>
+          <w:tcPr>
+            <w:tcW w:w="3132" w:type="dxa"/>
+          </w:tcPr>
+          <w:p>
+            <w:r>
+              <w:t>Department &amp; Academic Year Filter</w:t>
+            </w:r>
+          </w:p>
+        </w:tc>
+        <w:tc>
+          <w:tcPr>
+            <w:tcW w:w="2014" w:type="dxa"/>
             <w:vAlign w:val="center"/>
           </w:tcPr>
           <w:p/>
         </w:tc>
         <w:tc>
           <w:tcPr>
-            <w:tcW w:w="2016" w:type="dxa"/>
+            <w:tcW w:w="2014" w:type="dxa"/>
             <w:vAlign w:val="center"/>
           </w:tcPr>
           <w:p/>
         </w:tc>
         <w:tc>
           <w:tcPr>
-            <w:tcW w:w="2016" w:type="dxa"/>
-            <w:vAlign w:val="center"/>
-          </w:tcPr>
-          <w:p/>
-        </w:tc>
-        <w:tc>
-          <w:tcPr>
-            <w:tcW w:w="2016" w:type="dxa"/>
-            <w:vAlign w:val="center"/>
-          </w:tcPr>
-          <w:p/>
-        </w:tc>
-        <w:tc>
-          <w:tcPr>
-            <w:tcW w:w="2016" w:type="dxa"/>
+            <w:tcW w:w="2015" w:type="dxa"/>
             <w:vAlign w:val="center"/>
           </w:tcPr>
           <w:p/>
@@ -5461,35 +5477,41 @@
         </w:trPr>
         <w:tc>
           <w:tcPr>
-            <w:tcW w:w="2016" w:type="dxa"/>
+            <w:tcW w:w="895" w:type="dxa"/>
+          </w:tcPr>
+          <w:p>
+            <w:r>
+              <w:t>5</w:t>
+            </w:r>
+          </w:p>
+        </w:tc>
+        <w:tc>
+          <w:tcPr>
+            <w:tcW w:w="3132" w:type="dxa"/>
+          </w:tcPr>
+          <w:p>
+            <w:r>
+              <w:t>Student Profile – Skills &amp; Learning Interests</w:t>
+            </w:r>
+          </w:p>
+        </w:tc>
+        <w:tc>
+          <w:tcPr>
+            <w:tcW w:w="2014" w:type="dxa"/>
             <w:vAlign w:val="center"/>
           </w:tcPr>
           <w:p/>
         </w:tc>
         <w:tc>
           <w:tcPr>
-            <w:tcW w:w="2016" w:type="dxa"/>
+            <w:tcW w:w="2014" w:type="dxa"/>
             <w:vAlign w:val="center"/>
           </w:tcPr>
           <w:p/>
         </w:tc>
         <w:tc>
           <w:tcPr>
-            <w:tcW w:w="2016" w:type="dxa"/>
-            <w:vAlign w:val="center"/>
-          </w:tcPr>
-          <w:p/>
-        </w:tc>
-        <w:tc>
-          <w:tcPr>
-            <w:tcW w:w="2016" w:type="dxa"/>
-            <w:vAlign w:val="center"/>
-          </w:tcPr>
-          <w:p/>
-        </w:tc>
-        <w:tc>
-          <w:tcPr>
-            <w:tcW w:w="2016" w:type="dxa"/>
+            <w:tcW w:w="2015" w:type="dxa"/>
             <w:vAlign w:val="center"/>
           </w:tcPr>
           <w:p/>
@@ -5501,35 +5523,41 @@
         </w:trPr>
         <w:tc>
           <w:tcPr>
-            <w:tcW w:w="2016" w:type="dxa"/>
+            <w:tcW w:w="895" w:type="dxa"/>
+          </w:tcPr>
+          <w:p>
+            <w:r>
+              <w:t>6</w:t>
+            </w:r>
+          </w:p>
+        </w:tc>
+        <w:tc>
+          <w:tcPr>
+            <w:tcW w:w="3132" w:type="dxa"/>
+          </w:tcPr>
+          <w:p>
+            <w:r>
+              <w:t>Notes Upload &amp; Management</w:t>
+            </w:r>
+          </w:p>
+        </w:tc>
+        <w:tc>
+          <w:tcPr>
+            <w:tcW w:w="2014" w:type="dxa"/>
             <w:vAlign w:val="center"/>
           </w:tcPr>
           <w:p/>
         </w:tc>
         <w:tc>
           <w:tcPr>
-            <w:tcW w:w="2016" w:type="dxa"/>
+            <w:tcW w:w="2014" w:type="dxa"/>
             <w:vAlign w:val="center"/>
           </w:tcPr>
           <w:p/>
         </w:tc>
         <w:tc>
           <w:tcPr>
-            <w:tcW w:w="2016" w:type="dxa"/>
-            <w:vAlign w:val="center"/>
-          </w:tcPr>
-          <w:p/>
-        </w:tc>
-        <w:tc>
-          <w:tcPr>
-            <w:tcW w:w="2016" w:type="dxa"/>
-            <w:vAlign w:val="center"/>
-          </w:tcPr>
-          <w:p/>
-        </w:tc>
-        <w:tc>
-          <w:tcPr>
-            <w:tcW w:w="2016" w:type="dxa"/>
+            <w:tcW w:w="2015" w:type="dxa"/>
             <w:vAlign w:val="center"/>
           </w:tcPr>
           <w:p/>
@@ -5541,35 +5569,41 @@
         </w:trPr>
         <w:tc>
           <w:tcPr>
-            <w:tcW w:w="2016" w:type="dxa"/>
+            <w:tcW w:w="895" w:type="dxa"/>
+          </w:tcPr>
+          <w:p>
+            <w:r>
+              <w:t>7</w:t>
+            </w:r>
+          </w:p>
+        </w:tc>
+        <w:tc>
+          <w:tcPr>
+            <w:tcW w:w="3132" w:type="dxa"/>
+          </w:tcPr>
+          <w:p>
+            <w:r>
+              <w:t>Skill Exchange Request &amp; Frontend–Backend Integration</w:t>
+            </w:r>
+          </w:p>
+        </w:tc>
+        <w:tc>
+          <w:tcPr>
+            <w:tcW w:w="2014" w:type="dxa"/>
             <w:vAlign w:val="center"/>
           </w:tcPr>
           <w:p/>
         </w:tc>
         <w:tc>
           <w:tcPr>
-            <w:tcW w:w="2016" w:type="dxa"/>
+            <w:tcW w:w="2014" w:type="dxa"/>
             <w:vAlign w:val="center"/>
           </w:tcPr>
           <w:p/>
         </w:tc>
         <w:tc>
           <w:tcPr>
-            <w:tcW w:w="2016" w:type="dxa"/>
-            <w:vAlign w:val="center"/>
-          </w:tcPr>
-          <w:p/>
-        </w:tc>
-        <w:tc>
-          <w:tcPr>
-            <w:tcW w:w="2016" w:type="dxa"/>
-            <w:vAlign w:val="center"/>
-          </w:tcPr>
-          <w:p/>
-        </w:tc>
-        <w:tc>
-          <w:tcPr>
-            <w:tcW w:w="2016" w:type="dxa"/>
+            <w:tcW w:w="2015" w:type="dxa"/>
             <w:vAlign w:val="center"/>
           </w:tcPr>
           <w:p/>
@@ -5581,35 +5615,41 @@
         </w:trPr>
         <w:tc>
           <w:tcPr>
-            <w:tcW w:w="2016" w:type="dxa"/>
+            <w:tcW w:w="895" w:type="dxa"/>
+          </w:tcPr>
+          <w:p>
+            <w:r>
+              <w:t>8</w:t>
+            </w:r>
+          </w:p>
+        </w:tc>
+        <w:tc>
+          <w:tcPr>
+            <w:tcW w:w="3132" w:type="dxa"/>
+          </w:tcPr>
+          <w:p>
+            <w:r>
+              <w:t>Testing, Deployment &amp; Final Documentation</w:t>
+            </w:r>
+          </w:p>
+        </w:tc>
+        <w:tc>
+          <w:tcPr>
+            <w:tcW w:w="2014" w:type="dxa"/>
             <w:vAlign w:val="center"/>
           </w:tcPr>
           <w:p/>
         </w:tc>
         <w:tc>
           <w:tcPr>
-            <w:tcW w:w="2016" w:type="dxa"/>
+            <w:tcW w:w="2014" w:type="dxa"/>
             <w:vAlign w:val="center"/>
           </w:tcPr>
           <w:p/>
         </w:tc>
         <w:tc>
           <w:tcPr>
-            <w:tcW w:w="2016" w:type="dxa"/>
-            <w:vAlign w:val="center"/>
-          </w:tcPr>
-          <w:p/>
-        </w:tc>
-        <w:tc>
-          <w:tcPr>
-            <w:tcW w:w="2016" w:type="dxa"/>
-            <w:vAlign w:val="center"/>
-          </w:tcPr>
-          <w:p/>
-        </w:tc>
-        <w:tc>
-          <w:tcPr>
-            <w:tcW w:w="2016" w:type="dxa"/>
+            <w:tcW w:w="2015" w:type="dxa"/>
             <w:vAlign w:val="center"/>
           </w:tcPr>
           <w:p/>
@@ -6230,6 +6270,7 @@
           <w:bCs/>
           <w:lang w:val="en-IN"/>
         </w:rPr>
+        <w:lastRenderedPageBreak/>
         <w:t>Mahankale</w:t>
       </w:r>
       <w:proofErr w:type="spellEnd"/>
@@ -6425,7 +6466,6 @@
         <w:rPr>
           <w:lang w:val="en-IN"/>
         </w:rPr>
-        <w:lastRenderedPageBreak/>
         <w:t>DOI: 10.55041/</w:t>
       </w:r>
       <w:proofErr w:type="gramStart"/>
@@ -19707,7 +19747,7 @@
 </file>
 
 <file path=customXml/itemProps1.xml><?xml version="1.0" encoding="utf-8"?>
-<ds:datastoreItem xmlns:ds="http://schemas.openxmlformats.org/officeDocument/2006/customXml" ds:itemID="{535E696C-9FE5-42D7-BAE6-F1FF5E7B23F4}">
+<ds:datastoreItem xmlns:ds="http://schemas.openxmlformats.org/officeDocument/2006/customXml" ds:itemID="{9884CFCB-6903-48AA-8BD3-5E3057D8C16C}">
   <ds:schemaRefs>
     <ds:schemaRef ds:uri="http://schemas.openxmlformats.org/officeDocument/2006/bibliography"/>
   </ds:schemaRefs>

--- a/documents/project synopsis.docx
+++ b/documents/project synopsis.docx
@@ -1,6 +1,6 @@
 
 <file path=word/document.xml><?xml version="1.0" encoding="utf-8"?>
-<w:document xmlns:wpc="http://schemas.microsoft.com/office/word/2010/wordprocessingCanvas" xmlns:cx="http://schemas.microsoft.com/office/drawing/2014/chartex" xmlns:cx1="http://schemas.microsoft.com/office/drawing/2015/9/8/chartex" xmlns:mc="http://schemas.openxmlformats.org/markup-compatibility/2006" xmlns:o="urn:schemas-microsoft-com:office:office" xmlns:r="http://schemas.openxmlformats.org/officeDocument/2006/relationships" xmlns:m="http://schemas.openxmlformats.org/officeDocument/2006/math" xmlns:v="urn:schemas-microsoft-com:vml" xmlns:wp14="http://schemas.microsoft.com/office/word/2010/wordprocessingDrawing" xmlns:wp="http://schemas.openxmlformats.org/drawingml/2006/wordprocessingDrawing" xmlns:w10="urn:schemas-microsoft-com:office:word" xmlns:w="http://schemas.openxmlformats.org/wordprocessingml/2006/main" xmlns:w14="http://schemas.microsoft.com/office/word/2010/wordml" xmlns:w15="http://schemas.microsoft.com/office/word/2012/wordml" xmlns:w16se="http://schemas.microsoft.com/office/word/2015/wordml/symex" xmlns:wpg="http://schemas.microsoft.com/office/word/2010/wordprocessingGroup" xmlns:wpi="http://schemas.microsoft.com/office/word/2010/wordprocessingInk" xmlns:wne="http://schemas.microsoft.com/office/word/2006/wordml" xmlns:wps="http://schemas.microsoft.com/office/word/2010/wordprocessingShape" mc:Ignorable="w14 w15 w16se wp14">
+<w:document xmlns:wpc="http://schemas.microsoft.com/office/word/2010/wordprocessingCanvas" xmlns:cx="http://schemas.microsoft.com/office/drawing/2014/chartex" xmlns:cx1="http://schemas.microsoft.com/office/drawing/2015/9/8/chartex" xmlns:cx2="http://schemas.microsoft.com/office/drawing/2015/10/21/chartex" xmlns:cx3="http://schemas.microsoft.com/office/drawing/2016/5/9/chartex" xmlns:cx4="http://schemas.microsoft.com/office/drawing/2016/5/10/chartex" xmlns:cx5="http://schemas.microsoft.com/office/drawing/2016/5/11/chartex" xmlns:cx6="http://schemas.microsoft.com/office/drawing/2016/5/12/chartex" xmlns:cx7="http://schemas.microsoft.com/office/drawing/2016/5/13/chartex" xmlns:cx8="http://schemas.microsoft.com/office/drawing/2016/5/14/chartex" xmlns:mc="http://schemas.openxmlformats.org/markup-compatibility/2006" xmlns:aink="http://schemas.microsoft.com/office/drawing/2016/ink" xmlns:am3d="http://schemas.microsoft.com/office/drawing/2017/model3d" xmlns:o="urn:schemas-microsoft-com:office:office" xmlns:oel="http://schemas.microsoft.com/office/2019/extlst" xmlns:r="http://schemas.openxmlformats.org/officeDocument/2006/relationships" xmlns:m="http://schemas.openxmlformats.org/officeDocument/2006/math" xmlns:v="urn:schemas-microsoft-com:vml" xmlns:wp14="http://schemas.microsoft.com/office/word/2010/wordprocessingDrawing" xmlns:wp="http://schemas.openxmlformats.org/drawingml/2006/wordprocessingDrawing" xmlns:w10="urn:schemas-microsoft-com:office:word" xmlns:w="http://schemas.openxmlformats.org/wordprocessingml/2006/main" xmlns:w14="http://schemas.microsoft.com/office/word/2010/wordml" xmlns:w15="http://schemas.microsoft.com/office/word/2012/wordml" xmlns:w16cex="http://schemas.microsoft.com/office/word/2018/wordml/cex" xmlns:w16cid="http://schemas.microsoft.com/office/word/2016/wordml/cid" xmlns:w16="http://schemas.microsoft.com/office/word/2018/wordml" xmlns:w16du="http://schemas.microsoft.com/office/word/2023/wordml/word16du" xmlns:w16sdtdh="http://schemas.microsoft.com/office/word/2020/wordml/sdtdatahash" xmlns:w16sdtfl="http://schemas.microsoft.com/office/word/2024/wordml/sdtformatlock" xmlns:w16se="http://schemas.microsoft.com/office/word/2015/wordml/symex" xmlns:wpg="http://schemas.microsoft.com/office/word/2010/wordprocessingGroup" xmlns:wpi="http://schemas.microsoft.com/office/word/2010/wordprocessingInk" xmlns:wne="http://schemas.microsoft.com/office/word/2006/wordml" xmlns:wps="http://schemas.microsoft.com/office/word/2010/wordprocessingShape" mc:Ignorable="w14 w15 w16se w16cid w16 w16cex w16sdtdh w16sdtfl w16du wp14">
   <w:body>
     <w:p>
       <w:pPr>
@@ -154,15 +154,7 @@
         <w:jc w:val="center"/>
       </w:pPr>
       <w:r>
-        <w:t xml:space="preserve">Affiliated to </w:t>
-      </w:r>
-      <w:proofErr w:type="spellStart"/>
-      <w:r>
-        <w:t>Shivaji</w:t>
-      </w:r>
-      <w:proofErr w:type="spellEnd"/>
-      <w:r>
-        <w:t xml:space="preserve"> University, Kolhapur</w:t>
+        <w:t>Affiliated to Shivaji University, Kolhapur</w:t>
       </w:r>
     </w:p>
     <w:p>
@@ -256,23 +248,13 @@
         </w:rPr>
         <w:t>“</w:t>
       </w:r>
-      <w:proofErr w:type="spellStart"/>
       <w:r>
         <w:rPr>
           <w:b/>
           <w:sz w:val="40"/>
           <w:szCs w:val="40"/>
         </w:rPr>
-        <w:t>Viniyog</w:t>
-      </w:r>
-      <w:proofErr w:type="spellEnd"/>
-      <w:r>
-        <w:rPr>
-          <w:b/>
-          <w:sz w:val="40"/>
-          <w:szCs w:val="40"/>
-        </w:rPr>
-        <w:t xml:space="preserve"> – Skill Exchange Platform</w:t>
+        <w:t>Viniyog – Skill Exchange Platform</w:t>
       </w:r>
       <w:r>
         <w:rPr>
@@ -321,21 +303,8 @@
           </w:tcPr>
           <w:p>
             <w:r>
-              <w:t xml:space="preserve">Student 1: Netra </w:t>
+              <w:t>Student 1: Netra Ajit Patil</w:t>
             </w:r>
-            <w:proofErr w:type="spellStart"/>
-            <w:r>
-              <w:t>Ajit</w:t>
-            </w:r>
-            <w:proofErr w:type="spellEnd"/>
-            <w:r>
-              <w:t xml:space="preserve"> </w:t>
-            </w:r>
-            <w:proofErr w:type="spellStart"/>
-            <w:r>
-              <w:t>Patil</w:t>
-            </w:r>
-            <w:proofErr w:type="spellEnd"/>
           </w:p>
         </w:tc>
         <w:tc>
@@ -374,21 +343,8 @@
               <w:t xml:space="preserve"> </w:t>
             </w:r>
             <w:r>
-              <w:t xml:space="preserve">Shreya </w:t>
+              <w:t>Shreya Pramod Kolap</w:t>
             </w:r>
-            <w:proofErr w:type="spellStart"/>
-            <w:r>
-              <w:t>Pramod</w:t>
-            </w:r>
-            <w:proofErr w:type="spellEnd"/>
-            <w:r>
-              <w:t xml:space="preserve"> </w:t>
-            </w:r>
-            <w:proofErr w:type="spellStart"/>
-            <w:r>
-              <w:t>Kolap</w:t>
-            </w:r>
-            <w:proofErr w:type="spellEnd"/>
           </w:p>
         </w:tc>
         <w:tc>
@@ -417,27 +373,9 @@
             <w:r>
               <w:t xml:space="preserve"> </w:t>
             </w:r>
-            <w:proofErr w:type="spellStart"/>
             <w:r>
-              <w:t>Uzma</w:t>
+              <w:t>Uzma Amanullah Miraje</w:t>
             </w:r>
-            <w:proofErr w:type="spellEnd"/>
-            <w:r>
-              <w:t xml:space="preserve"> </w:t>
-            </w:r>
-            <w:proofErr w:type="spellStart"/>
-            <w:r>
-              <w:t>Amanullah</w:t>
-            </w:r>
-            <w:proofErr w:type="spellEnd"/>
-            <w:r>
-              <w:t xml:space="preserve"> </w:t>
-            </w:r>
-            <w:proofErr w:type="spellStart"/>
-            <w:r>
-              <w:t>Miraje</w:t>
-            </w:r>
-            <w:proofErr w:type="spellEnd"/>
           </w:p>
         </w:tc>
         <w:tc>
@@ -467,13 +405,8 @@
               <w:t xml:space="preserve"> </w:t>
             </w:r>
             <w:r>
-              <w:t xml:space="preserve">Radhika Ramesh </w:t>
+              <w:t>Radhika Ramesh Bhendwade</w:t>
             </w:r>
-            <w:proofErr w:type="spellStart"/>
-            <w:r>
-              <w:t>Bhendwade</w:t>
-            </w:r>
-            <w:proofErr w:type="spellEnd"/>
           </w:p>
         </w:tc>
         <w:tc>
@@ -580,7 +513,6 @@
         </w:rPr>
         <w:t>“</w:t>
       </w:r>
-      <w:proofErr w:type="spellStart"/>
       <w:r>
         <w:rPr>
           <w:b/>
@@ -588,17 +520,7 @@
           <w:sz w:val="24"/>
           <w:szCs w:val="24"/>
         </w:rPr>
-        <w:t>Viniyog</w:t>
-      </w:r>
-      <w:proofErr w:type="spellEnd"/>
-      <w:r>
-        <w:rPr>
-          <w:b/>
-          <w:color w:val="0D0D0D" w:themeColor="text1" w:themeTint="F2"/>
-          <w:sz w:val="24"/>
-          <w:szCs w:val="24"/>
-        </w:rPr>
-        <w:t xml:space="preserve"> – Skill Exchange Platform</w:t>
+        <w:t>Viniyog – Skill Exchange Platform</w:t>
       </w:r>
       <w:r>
         <w:rPr>
@@ -778,11 +700,9 @@
             <w:vAlign w:val="center"/>
           </w:tcPr>
           <w:p>
-            <w:proofErr w:type="spellStart"/>
             <w:r>
               <w:t>Uzma</w:t>
             </w:r>
-            <w:proofErr w:type="spellEnd"/>
           </w:p>
         </w:tc>
         <w:tc>
@@ -893,19 +813,11 @@
         </w:rPr>
         <w:t>“</w:t>
       </w:r>
-      <w:proofErr w:type="spellStart"/>
       <w:r>
         <w:rPr>
           <w:b/>
         </w:rPr>
-        <w:t>Viniyog</w:t>
-      </w:r>
-      <w:proofErr w:type="spellEnd"/>
-      <w:r>
-        <w:rPr>
-          <w:b/>
-        </w:rPr>
-        <w:t xml:space="preserve"> – Skill Exchange Platfor</w:t>
+        <w:t>Viniyog – Skill Exchange Platfor</w:t>
       </w:r>
       <w:r>
         <w:rPr>
@@ -932,13 +844,8 @@
       </w:r>
     </w:p>
     <w:p>
-      <w:proofErr w:type="spellStart"/>
-      <w:r>
-        <w:t>Viniyog</w:t>
-      </w:r>
-      <w:proofErr w:type="spellEnd"/>
-      <w:r>
-        <w:t xml:space="preserve"> follows the vision </w:t>
+      <w:r>
+        <w:t xml:space="preserve">Viniyog follows the vision </w:t>
       </w:r>
       <w:r>
         <w:rPr>
@@ -1018,13 +925,8 @@
       </w:r>
     </w:p>
     <w:p>
-      <w:proofErr w:type="spellStart"/>
-      <w:r>
-        <w:t>Viniyog</w:t>
-      </w:r>
-      <w:proofErr w:type="spellEnd"/>
-      <w:r>
-        <w:t xml:space="preserve"> is proposed to address this gap by providing a centralized platform where students can showcase their skills, identify their learning interests, discover suitable students using department and academic-year filters, share notes, and request skill exchanges. This can encourage knowledge sharing, collaboration, and continuous learning within the college community.</w:t>
+      <w:r>
+        <w:t>Viniyog is proposed to address this gap by providing a centralized platform where students can showcase their skills, identify their learning interests, discover suitable students using department and academic-year filters, share notes, and request skill exchanges. This can encourage knowledge sharing, collaboration, and continuous learning within the college community.</w:t>
       </w:r>
     </w:p>
     <w:p>
@@ -1100,19 +1002,11 @@
       <w:r>
         <w:t xml:space="preserve"> </w:t>
       </w:r>
-      <w:proofErr w:type="spellStart"/>
       <w:r>
         <w:rPr>
           <w:b/>
         </w:rPr>
-        <w:t>Viniyog</w:t>
-      </w:r>
-      <w:proofErr w:type="spellEnd"/>
-      <w:r>
-        <w:rPr>
-          <w:b/>
-        </w:rPr>
-        <w:t xml:space="preserve"> – Skill Exchange Platform” </w:t>
+        <w:t xml:space="preserve">Viniyog – Skill Exchange Platform” </w:t>
       </w:r>
       <w:r>
         <w:t>includes the following:</w:t>
@@ -1354,13 +1248,8 @@
             <w:tcW w:w="2551" w:type="dxa"/>
           </w:tcPr>
           <w:p>
-            <w:proofErr w:type="spellStart"/>
             <w:r>
-              <w:t>Jadhav</w:t>
-            </w:r>
-            <w:proofErr w:type="spellEnd"/>
-            <w:r>
-              <w:t xml:space="preserve"> et al. – </w:t>
+              <w:t xml:space="preserve">Jadhav et al. – </w:t>
             </w:r>
             <w:proofErr w:type="spellStart"/>
             <w:r>
@@ -1428,15 +1317,7 @@
             </w:r>
             <w:proofErr w:type="spellEnd"/>
             <w:r>
-              <w:t xml:space="preserve"> &amp; </w:t>
-            </w:r>
-            <w:proofErr w:type="spellStart"/>
-            <w:r>
-              <w:t>Moko</w:t>
-            </w:r>
-            <w:proofErr w:type="spellEnd"/>
-            <w:r>
-              <w:t xml:space="preserve"> – A Mobile-Based Collaborative Learning Application for Peer-to-Peer </w:t>
+              <w:t xml:space="preserve"> &amp; Moko – A Mobile-Based Collaborative Learning Application for Peer-to-Peer </w:t>
             </w:r>
             <w:proofErr w:type="spellStart"/>
             <w:r>
@@ -1474,15 +1355,7 @@
           </w:tcPr>
           <w:p>
             <w:r>
-              <w:t xml:space="preserve">The system is mobile-based and includes advanced matching and communication features, while </w:t>
-            </w:r>
-            <w:proofErr w:type="spellStart"/>
-            <w:r>
-              <w:t>Viniyog</w:t>
-            </w:r>
-            <w:proofErr w:type="spellEnd"/>
-            <w:r>
-              <w:t xml:space="preserve"> focuses on a simpler web-based college platform for student discovery and skill exchange.</w:t>
+              <w:t>The system is mobile-based and includes advanced matching and communication features, while Viniyog focuses on a simpler web-based college platform for student discovery and skill exchange.</w:t>
             </w:r>
           </w:p>
         </w:tc>
@@ -1550,15 +1423,7 @@
           </w:tcPr>
           <w:p>
             <w:r>
-              <w:t xml:space="preserve">Does not specifically emphasize </w:t>
-            </w:r>
-            <w:proofErr w:type="spellStart"/>
-            <w:r>
-              <w:t>Viniyog's</w:t>
-            </w:r>
-            <w:proofErr w:type="spellEnd"/>
-            <w:r>
-              <w:t xml:space="preserve"> planned LinkedIn-inspired student profiles, department and academic-year filtering combination, and notes upload within the defined Version 1 scope.</w:t>
+              <w:t>Does not specifically emphasize Viniyog's planned LinkedIn-inspired student profiles, department and academic-year filtering combination, and notes upload within the defined Version 1 scope.</w:t>
             </w:r>
           </w:p>
         </w:tc>
@@ -1582,13 +1447,8 @@
             <w:tcW w:w="2551" w:type="dxa"/>
           </w:tcPr>
           <w:p>
-            <w:proofErr w:type="spellStart"/>
             <w:r>
-              <w:t>Kushwaha</w:t>
-            </w:r>
-            <w:proofErr w:type="spellEnd"/>
-            <w:r>
-              <w:t xml:space="preserve"> et al. – </w:t>
+              <w:t xml:space="preserve">Kushwaha et al. – </w:t>
             </w:r>
             <w:proofErr w:type="spellStart"/>
             <w:r>
@@ -1626,23 +1486,7 @@
           </w:tcPr>
           <w:p>
             <w:r>
-              <w:t xml:space="preserve">Includes advanced features such as smart matching, real-time messaging, and ratings, which are outside </w:t>
-            </w:r>
-            <w:proofErr w:type="spellStart"/>
-            <w:r>
-              <w:t>Viniyog</w:t>
-            </w:r>
-            <w:proofErr w:type="spellEnd"/>
-            <w:r>
-              <w:t xml:space="preserve"> Version 1. </w:t>
-            </w:r>
-            <w:proofErr w:type="spellStart"/>
-            <w:r>
-              <w:t>Viniyog</w:t>
-            </w:r>
-            <w:proofErr w:type="spellEnd"/>
-            <w:r>
-              <w:t xml:space="preserve"> focuses on essential college-level skill discovery and exchange features.</w:t>
+              <w:t>Includes advanced features such as smart matching, real-time messaging, and ratings, which are outside Viniyog Version 1. Viniyog focuses on essential college-level skill discovery and exchange features.</w:t>
             </w:r>
           </w:p>
         </w:tc>
@@ -1697,15 +1541,7 @@
           </w:tcPr>
           <w:p>
             <w:r>
-              <w:t xml:space="preserve">Relies on advanced features such as AI assistance, analytics, reviews, and real-time communication, whereas </w:t>
-            </w:r>
-            <w:proofErr w:type="spellStart"/>
-            <w:r>
-              <w:t>Viniyog</w:t>
-            </w:r>
-            <w:proofErr w:type="spellEnd"/>
-            <w:r>
-              <w:t xml:space="preserve"> Version 1 follows a simpler and beginner-friendly implementation focused on student profiles, filtering, notes upload, and skill exchange requests.</w:t>
+              <w:t>Relies on advanced features such as AI assistance, analytics, reviews, and real-time communication, whereas Viniyog Version 1 follows a simpler and beginner-friendly implementation focused on student profiles, filtering, notes upload, and skill exchange requests.</w:t>
             </w:r>
           </w:p>
         </w:tc>
@@ -1728,19 +1564,11 @@
         </w:rPr>
         <w:t>“</w:t>
       </w:r>
-      <w:proofErr w:type="spellStart"/>
       <w:r>
         <w:rPr>
           <w:b/>
         </w:rPr>
-        <w:t>Viniyog</w:t>
-      </w:r>
-      <w:proofErr w:type="spellEnd"/>
-      <w:r>
-        <w:rPr>
-          <w:b/>
-        </w:rPr>
-        <w:t xml:space="preserve"> – Skill Exchange Platform” </w:t>
+        <w:t xml:space="preserve">Viniyog – Skill Exchange Platform” </w:t>
       </w:r>
       <w:r>
         <w:t>is a web-based platform designed to facilitate peer-to-peer skill exchange among college students. The system provides a centralized environment where students can create profiles, showcase their skills, identify their learning interests, and discover suitable students for skill exchange.</w:t>
@@ -1772,15 +1600,7 @@
         <w:t>Home Module:</w:t>
       </w:r>
       <w:r>
-        <w:t xml:space="preserve"> Provides an introduction to </w:t>
-      </w:r>
-      <w:proofErr w:type="spellStart"/>
-      <w:r>
-        <w:t>Viniyog</w:t>
-      </w:r>
-      <w:proofErr w:type="spellEnd"/>
-      <w:r>
-        <w:t xml:space="preserve"> and guides users towards registration or login.</w:t>
+        <w:t xml:space="preserve"> Provides an introduction to Viniyog and guides users towards registration or login.</w:t>
       </w:r>
     </w:p>
     <w:p>
@@ -2004,21 +1824,7 @@
         <w:rPr>
           <w:b/>
         </w:rPr>
-        <w:t>“</w:t>
-      </w:r>
-      <w:proofErr w:type="spellStart"/>
-      <w:r>
-        <w:rPr>
-          <w:b/>
-        </w:rPr>
-        <w:t>Viniyog</w:t>
-      </w:r>
-      <w:proofErr w:type="spellEnd"/>
-      <w:r>
-        <w:rPr>
-          <w:b/>
-        </w:rPr>
-        <w:t xml:space="preserve"> – Skill Exchange Platform”</w:t>
+        <w:t>“Viniyog – Skill Exchange Platform”</w:t>
       </w:r>
       <w:r>
         <w:t xml:space="preserve"> will follow a structured </w:t>
@@ -2199,6 +2005,2643 @@
         <w:t>with regular integration and testing throughout the project.</w:t>
       </w:r>
     </w:p>
+    <w:p/>
+    <w:p>
+      <w:pPr>
+        <w:jc w:val="center"/>
+      </w:pPr>
+      <w:r>
+        <w:rPr>
+          <w:noProof/>
+        </w:rPr>
+        <mc:AlternateContent>
+          <mc:Choice Requires="wps">
+            <w:drawing>
+              <wp:anchor distT="0" distB="0" distL="114300" distR="114300" simplePos="0" relativeHeight="251660288" behindDoc="0" locked="0" layoutInCell="1" allowOverlap="1" wp14:anchorId="69D9F33E" wp14:editId="69557733">
+                <wp:simplePos x="0" y="0"/>
+                <wp:positionH relativeFrom="column">
+                  <wp:posOffset>1775460</wp:posOffset>
+                </wp:positionH>
+                <wp:positionV relativeFrom="paragraph">
+                  <wp:posOffset>-243840</wp:posOffset>
+                </wp:positionV>
+                <wp:extent cx="2110740" cy="1074420"/>
+                <wp:effectExtent l="0" t="0" r="22860" b="11430"/>
+                <wp:wrapNone/>
+                <wp:docPr id="426947696" name="Rectangle 1"/>
+                <wp:cNvGraphicFramePr/>
+                <a:graphic xmlns:a="http://schemas.openxmlformats.org/drawingml/2006/main">
+                  <a:graphicData uri="http://schemas.microsoft.com/office/word/2010/wordprocessingShape">
+                    <wps:wsp>
+                      <wps:cNvSpPr/>
+                      <wps:spPr>
+                        <a:xfrm>
+                          <a:off x="0" y="0"/>
+                          <a:ext cx="2110740" cy="1074420"/>
+                        </a:xfrm>
+                        <a:prstGeom prst="rect">
+                          <a:avLst/>
+                        </a:prstGeom>
+                      </wps:spPr>
+                      <wps:style>
+                        <a:lnRef idx="2">
+                          <a:schemeClr val="accent1">
+                            <a:shade val="15000"/>
+                          </a:schemeClr>
+                        </a:lnRef>
+                        <a:fillRef idx="1">
+                          <a:schemeClr val="accent1"/>
+                        </a:fillRef>
+                        <a:effectRef idx="0">
+                          <a:schemeClr val="accent1"/>
+                        </a:effectRef>
+                        <a:fontRef idx="minor">
+                          <a:schemeClr val="lt1"/>
+                        </a:fontRef>
+                      </wps:style>
+                      <wps:txbx>
+                        <w:txbxContent>
+                          <w:p>
+                            <w:pPr>
+                              <w:jc w:val="center"/>
+                              <w:rPr>
+                                <w:b/>
+                                <w:bCs/>
+                                <w:sz w:val="52"/>
+                                <w:szCs w:val="52"/>
+                              </w:rPr>
+                            </w:pPr>
+                            <w:r>
+                              <w:rPr>
+                                <w:b/>
+                                <w:bCs/>
+                                <w:sz w:val="52"/>
+                                <w:szCs w:val="52"/>
+                              </w:rPr>
+                              <w:t>START</w:t>
+                            </w:r>
+                          </w:p>
+                        </w:txbxContent>
+                      </wps:txbx>
+                      <wps:bodyPr rot="0" spcFirstLastPara="0" vertOverflow="overflow" horzOverflow="overflow" vert="horz" wrap="square" lIns="91440" tIns="45720" rIns="91440" bIns="45720" numCol="1" spcCol="0" rtlCol="0" fromWordArt="0" anchor="ctr" anchorCtr="0" forceAA="0" compatLnSpc="1">
+                        <a:prstTxWarp prst="textNoShape">
+                          <a:avLst/>
+                        </a:prstTxWarp>
+                        <a:noAutofit/>
+                      </wps:bodyPr>
+                    </wps:wsp>
+                  </a:graphicData>
+                </a:graphic>
+              </wp:anchor>
+            </w:drawing>
+          </mc:Choice>
+          <mc:Fallback>
+            <w:pict>
+              <v:rect w14:anchorId="69D9F33E" id="Rectangle 1" o:spid="_x0000_s1026" style="position:absolute;left:0;text-align:left;margin-left:139.8pt;margin-top:-19.2pt;width:166.2pt;height:84.6pt;z-index:251660288;visibility:visible;mso-wrap-style:square;mso-wrap-distance-left:9pt;mso-wrap-distance-top:0;mso-wrap-distance-right:9pt;mso-wrap-distance-bottom:0;mso-position-horizontal:absolute;mso-position-horizontal-relative:text;mso-position-vertical:absolute;mso-position-vertical-relative:text;v-text-anchor:middle" o:gfxdata="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" fillcolor="#4f81bd [3204]" strokecolor="#0a121c [484]" strokeweight="2pt">
+                <v:textbox>
+                  <w:txbxContent>
+                    <w:p>
+                      <w:pPr>
+                        <w:jc w:val="center"/>
+                        <w:rPr>
+                          <w:b/>
+                          <w:bCs/>
+                          <w:sz w:val="52"/>
+                          <w:szCs w:val="52"/>
+                        </w:rPr>
+                      </w:pPr>
+                      <w:r>
+                        <w:rPr>
+                          <w:b/>
+                          <w:bCs/>
+                          <w:sz w:val="52"/>
+                          <w:szCs w:val="52"/>
+                        </w:rPr>
+                        <w:t>START</w:t>
+                      </w:r>
+                    </w:p>
+                  </w:txbxContent>
+                </v:textbox>
+              </v:rect>
+            </w:pict>
+          </mc:Fallback>
+        </mc:AlternateContent>
+      </w:r>
+    </w:p>
+    <w:p/>
+    <w:p>
+      <w:r>
+        <w:rPr>
+          <w:noProof/>
+        </w:rPr>
+        <mc:AlternateContent>
+          <mc:Choice Requires="wps">
+            <w:drawing>
+              <wp:anchor distT="0" distB="0" distL="114300" distR="114300" simplePos="0" relativeHeight="251662336" behindDoc="0" locked="0" layoutInCell="1" allowOverlap="1" wp14:anchorId="0ECACC07" wp14:editId="1501DC9F">
+                <wp:simplePos x="0" y="0"/>
+                <wp:positionH relativeFrom="margin">
+                  <wp:align>center</wp:align>
+                </wp:positionH>
+                <wp:positionV relativeFrom="paragraph">
+                  <wp:posOffset>197485</wp:posOffset>
+                </wp:positionV>
+                <wp:extent cx="0" cy="553490"/>
+                <wp:effectExtent l="95250" t="0" r="57150" b="56515"/>
+                <wp:wrapNone/>
+                <wp:docPr id="1023661621" name="Straight Arrow Connector 4"/>
+                <wp:cNvGraphicFramePr/>
+                <a:graphic xmlns:a="http://schemas.openxmlformats.org/drawingml/2006/main">
+                  <a:graphicData uri="http://schemas.microsoft.com/office/word/2010/wordprocessingShape">
+                    <wps:wsp>
+                      <wps:cNvCnPr/>
+                      <wps:spPr>
+                        <a:xfrm>
+                          <a:off x="0" y="0"/>
+                          <a:ext cx="0" cy="553490"/>
+                        </a:xfrm>
+                        <a:prstGeom prst="straightConnector1">
+                          <a:avLst/>
+                        </a:prstGeom>
+                        <a:ln w="19050" cap="flat" cmpd="sng" algn="ctr">
+                          <a:solidFill>
+                            <a:schemeClr val="dk1"/>
+                          </a:solidFill>
+                          <a:prstDash val="solid"/>
+                          <a:round/>
+                          <a:headEnd type="none" w="med" len="med"/>
+                          <a:tailEnd type="arrow" w="med" len="med"/>
+                        </a:ln>
+                      </wps:spPr>
+                      <wps:style>
+                        <a:lnRef idx="0">
+                          <a:scrgbClr r="0" g="0" b="0"/>
+                        </a:lnRef>
+                        <a:fillRef idx="0">
+                          <a:scrgbClr r="0" g="0" b="0"/>
+                        </a:fillRef>
+                        <a:effectRef idx="0">
+                          <a:scrgbClr r="0" g="0" b="0"/>
+                        </a:effectRef>
+                        <a:fontRef idx="minor">
+                          <a:schemeClr val="tx1"/>
+                        </a:fontRef>
+                      </wps:style>
+                      <wps:bodyPr/>
+                    </wps:wsp>
+                  </a:graphicData>
+                </a:graphic>
+              </wp:anchor>
+            </w:drawing>
+          </mc:Choice>
+          <mc:Fallback>
+            <w:pict>
+              <v:shapetype w14:anchorId="4F210979" id="_x0000_t32" coordsize="21600,21600" o:spt="32" o:oned="t" path="m,l21600,21600e" filled="f">
+                <v:path arrowok="t" fillok="f" o:connecttype="none"/>
+                <o:lock v:ext="edit" shapetype="t"/>
+              </v:shapetype>
+              <v:shape id="Straight Arrow Connector 4" o:spid="_x0000_s1026" type="#_x0000_t32" style="position:absolute;margin-left:0;margin-top:15.55pt;width:0;height:43.6pt;z-index:251662336;visibility:visible;mso-wrap-style:square;mso-wrap-distance-left:9pt;mso-wrap-distance-top:0;mso-wrap-distance-right:9pt;mso-wrap-distance-bottom:0;mso-position-horizontal:center;mso-position-horizontal-relative:margin;mso-position-vertical:absolute;mso-position-vertical-relative:text" o:gfxdata="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" strokecolor="black [3200]" strokeweight="1.5pt">
+                <v:stroke endarrow="open"/>
+                <w10:wrap anchorx="margin"/>
+              </v:shape>
+            </w:pict>
+          </mc:Fallback>
+        </mc:AlternateContent>
+      </w:r>
+    </w:p>
+    <w:p/>
+    <w:p>
+      <w:r>
+        <w:rPr>
+          <w:noProof/>
+        </w:rPr>
+        <mc:AlternateContent>
+          <mc:Choice Requires="wps">
+            <w:drawing>
+              <wp:anchor distT="0" distB="0" distL="114300" distR="114300" simplePos="0" relativeHeight="251659264" behindDoc="0" locked="0" layoutInCell="1" allowOverlap="1" wp14:anchorId="03797C75" wp14:editId="66A84CEC">
+                <wp:simplePos x="0" y="0"/>
+                <wp:positionH relativeFrom="margin">
+                  <wp:posOffset>1798955</wp:posOffset>
+                </wp:positionH>
+                <wp:positionV relativeFrom="paragraph">
+                  <wp:posOffset>123190</wp:posOffset>
+                </wp:positionV>
+                <wp:extent cx="2110740" cy="1074420"/>
+                <wp:effectExtent l="0" t="0" r="22860" b="11430"/>
+                <wp:wrapNone/>
+                <wp:docPr id="1222294457" name="Rectangle 1"/>
+                <wp:cNvGraphicFramePr/>
+                <a:graphic xmlns:a="http://schemas.openxmlformats.org/drawingml/2006/main">
+                  <a:graphicData uri="http://schemas.microsoft.com/office/word/2010/wordprocessingShape">
+                    <wps:wsp>
+                      <wps:cNvSpPr/>
+                      <wps:spPr>
+                        <a:xfrm>
+                          <a:off x="0" y="0"/>
+                          <a:ext cx="2110740" cy="1074420"/>
+                        </a:xfrm>
+                        <a:prstGeom prst="rect">
+                          <a:avLst/>
+                        </a:prstGeom>
+                      </wps:spPr>
+                      <wps:style>
+                        <a:lnRef idx="2">
+                          <a:schemeClr val="accent1">
+                            <a:shade val="15000"/>
+                          </a:schemeClr>
+                        </a:lnRef>
+                        <a:fillRef idx="1">
+                          <a:schemeClr val="accent1"/>
+                        </a:fillRef>
+                        <a:effectRef idx="0">
+                          <a:schemeClr val="accent1"/>
+                        </a:effectRef>
+                        <a:fontRef idx="minor">
+                          <a:schemeClr val="lt1"/>
+                        </a:fontRef>
+                      </wps:style>
+                      <wps:txbx>
+                        <w:txbxContent>
+                          <w:p>
+                            <w:pPr>
+                              <w:jc w:val="center"/>
+                              <w:rPr>
+                                <w:b/>
+                                <w:bCs/>
+                                <w:sz w:val="52"/>
+                                <w:szCs w:val="52"/>
+                              </w:rPr>
+                            </w:pPr>
+                            <w:r>
+                              <w:rPr>
+                                <w:b/>
+                                <w:bCs/>
+                                <w:sz w:val="52"/>
+                                <w:szCs w:val="52"/>
+                              </w:rPr>
+                              <w:t>HOME</w:t>
+                            </w:r>
+                            <w:r>
+                              <w:rPr>
+                                <w:b/>
+                                <w:bCs/>
+                                <w:sz w:val="52"/>
+                                <w:szCs w:val="52"/>
+                                <w:u w:val="single"/>
+                              </w:rPr>
+                              <w:t xml:space="preserve"> </w:t>
+                            </w:r>
+                            <w:r>
+                              <w:rPr>
+                                <w:b/>
+                                <w:bCs/>
+                                <w:sz w:val="52"/>
+                                <w:szCs w:val="52"/>
+                              </w:rPr>
+                              <w:t>PAGE</w:t>
+                            </w:r>
+                          </w:p>
+                        </w:txbxContent>
+                      </wps:txbx>
+                      <wps:bodyPr rot="0" spcFirstLastPara="0" vertOverflow="overflow" horzOverflow="overflow" vert="horz" wrap="square" lIns="91440" tIns="45720" rIns="91440" bIns="45720" numCol="1" spcCol="0" rtlCol="0" fromWordArt="0" anchor="ctr" anchorCtr="0" forceAA="0" compatLnSpc="1">
+                        <a:prstTxWarp prst="textNoShape">
+                          <a:avLst/>
+                        </a:prstTxWarp>
+                        <a:noAutofit/>
+                      </wps:bodyPr>
+                    </wps:wsp>
+                  </a:graphicData>
+                </a:graphic>
+              </wp:anchor>
+            </w:drawing>
+          </mc:Choice>
+          <mc:Fallback>
+            <w:pict>
+              <v:rect w14:anchorId="03797C75" id="_x0000_s1027" style="position:absolute;margin-left:141.65pt;margin-top:9.7pt;width:166.2pt;height:84.6pt;z-index:251659264;visibility:visible;mso-wrap-style:square;mso-wrap-distance-left:9pt;mso-wrap-distance-top:0;mso-wrap-distance-right:9pt;mso-wrap-distance-bottom:0;mso-position-horizontal:absolute;mso-position-horizontal-relative:margin;mso-position-vertical:absolute;mso-position-vertical-relative:text;v-text-anchor:middle" o:gfxdata="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" fillcolor="#4f81bd [3204]" strokecolor="#0a121c [484]" strokeweight="2pt">
+                <v:textbox>
+                  <w:txbxContent>
+                    <w:p>
+                      <w:pPr>
+                        <w:jc w:val="center"/>
+                        <w:rPr>
+                          <w:b/>
+                          <w:bCs/>
+                          <w:sz w:val="52"/>
+                          <w:szCs w:val="52"/>
+                        </w:rPr>
+                      </w:pPr>
+                      <w:r>
+                        <w:rPr>
+                          <w:b/>
+                          <w:bCs/>
+                          <w:sz w:val="52"/>
+                          <w:szCs w:val="52"/>
+                        </w:rPr>
+                        <w:t>HOME</w:t>
+                      </w:r>
+                      <w:r>
+                        <w:rPr>
+                          <w:b/>
+                          <w:bCs/>
+                          <w:sz w:val="52"/>
+                          <w:szCs w:val="52"/>
+                          <w:u w:val="single"/>
+                        </w:rPr>
+                        <w:t xml:space="preserve"> </w:t>
+                      </w:r>
+                      <w:r>
+                        <w:rPr>
+                          <w:b/>
+                          <w:bCs/>
+                          <w:sz w:val="52"/>
+                          <w:szCs w:val="52"/>
+                        </w:rPr>
+                        <w:t>PAGE</w:t>
+                      </w:r>
+                    </w:p>
+                  </w:txbxContent>
+                </v:textbox>
+                <w10:wrap anchorx="margin"/>
+              </v:rect>
+            </w:pict>
+          </mc:Fallback>
+        </mc:AlternateContent>
+      </w:r>
+    </w:p>
+    <w:p/>
+    <w:p/>
+    <w:p>
+      <w:r>
+        <w:rPr>
+          <w:noProof/>
+        </w:rPr>
+        <mc:AlternateContent>
+          <mc:Choice Requires="wps">
+            <w:drawing>
+              <wp:anchor distT="0" distB="0" distL="114300" distR="114300" simplePos="0" relativeHeight="251663360" behindDoc="0" locked="0" layoutInCell="1" allowOverlap="1" wp14:anchorId="619BF151" wp14:editId="3685ACBC">
+                <wp:simplePos x="0" y="0"/>
+                <wp:positionH relativeFrom="margin">
+                  <wp:align>center</wp:align>
+                </wp:positionH>
+                <wp:positionV relativeFrom="paragraph">
+                  <wp:posOffset>248285</wp:posOffset>
+                </wp:positionV>
+                <wp:extent cx="0" cy="553490"/>
+                <wp:effectExtent l="95250" t="0" r="57150" b="56515"/>
+                <wp:wrapNone/>
+                <wp:docPr id="833191738" name="Straight Arrow Connector 4"/>
+                <wp:cNvGraphicFramePr/>
+                <a:graphic xmlns:a="http://schemas.openxmlformats.org/drawingml/2006/main">
+                  <a:graphicData uri="http://schemas.microsoft.com/office/word/2010/wordprocessingShape">
+                    <wps:wsp>
+                      <wps:cNvCnPr/>
+                      <wps:spPr>
+                        <a:xfrm>
+                          <a:off x="0" y="0"/>
+                          <a:ext cx="0" cy="553490"/>
+                        </a:xfrm>
+                        <a:prstGeom prst="straightConnector1">
+                          <a:avLst/>
+                        </a:prstGeom>
+                        <a:ln w="19050" cap="flat" cmpd="sng" algn="ctr">
+                          <a:solidFill>
+                            <a:schemeClr val="dk1"/>
+                          </a:solidFill>
+                          <a:prstDash val="solid"/>
+                          <a:round/>
+                          <a:headEnd type="none" w="med" len="med"/>
+                          <a:tailEnd type="arrow" w="med" len="med"/>
+                        </a:ln>
+                      </wps:spPr>
+                      <wps:style>
+                        <a:lnRef idx="0">
+                          <a:scrgbClr r="0" g="0" b="0"/>
+                        </a:lnRef>
+                        <a:fillRef idx="0">
+                          <a:scrgbClr r="0" g="0" b="0"/>
+                        </a:fillRef>
+                        <a:effectRef idx="0">
+                          <a:scrgbClr r="0" g="0" b="0"/>
+                        </a:effectRef>
+                        <a:fontRef idx="minor">
+                          <a:schemeClr val="tx1"/>
+                        </a:fontRef>
+                      </wps:style>
+                      <wps:bodyPr/>
+                    </wps:wsp>
+                  </a:graphicData>
+                </a:graphic>
+                <wp14:sizeRelH relativeFrom="margin">
+                  <wp14:pctWidth>0</wp14:pctWidth>
+                </wp14:sizeRelH>
+                <wp14:sizeRelV relativeFrom="margin">
+                  <wp14:pctHeight>0</wp14:pctHeight>
+                </wp14:sizeRelV>
+              </wp:anchor>
+            </w:drawing>
+          </mc:Choice>
+          <mc:Fallback>
+            <w:pict>
+              <v:shape w14:anchorId="26A9F3EE" id="Straight Arrow Connector 4" o:spid="_x0000_s1026" type="#_x0000_t32" style="position:absolute;margin-left:0;margin-top:19.55pt;width:0;height:43.6pt;z-index:251663360;visibility:visible;mso-wrap-style:square;mso-width-percent:0;mso-height-percent:0;mso-wrap-distance-left:9pt;mso-wrap-distance-top:0;mso-wrap-distance-right:9pt;mso-wrap-distance-bottom:0;mso-position-horizontal:center;mso-position-horizontal-relative:margin;mso-position-vertical:absolute;mso-position-vertical-relative:text;mso-width-percent:0;mso-height-percent:0;mso-width-relative:margin;mso-height-relative:margin" o:gfxdata="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" strokecolor="black [3200]" strokeweight="1.5pt">
+                <v:stroke endarrow="open"/>
+                <w10:wrap anchorx="margin"/>
+              </v:shape>
+            </w:pict>
+          </mc:Fallback>
+        </mc:AlternateContent>
+      </w:r>
+    </w:p>
+    <w:p>
+      <w:pPr>
+        <w:jc w:val="center"/>
+      </w:pPr>
+    </w:p>
+    <w:p>
+      <w:r>
+        <w:rPr>
+          <w:noProof/>
+        </w:rPr>
+        <mc:AlternateContent>
+          <mc:Choice Requires="wps">
+            <w:drawing>
+              <wp:anchor distT="0" distB="0" distL="114300" distR="114300" simplePos="0" relativeHeight="251661312" behindDoc="0" locked="0" layoutInCell="1" allowOverlap="1" wp14:anchorId="414068E3" wp14:editId="5F0495F8">
+                <wp:simplePos x="0" y="0"/>
+                <wp:positionH relativeFrom="margin">
+                  <wp:align>center</wp:align>
+                </wp:positionH>
+                <wp:positionV relativeFrom="paragraph">
+                  <wp:posOffset>111760</wp:posOffset>
+                </wp:positionV>
+                <wp:extent cx="2110740" cy="1074420"/>
+                <wp:effectExtent l="0" t="0" r="22860" b="11430"/>
+                <wp:wrapNone/>
+                <wp:docPr id="966389098" name="Rectangle 1"/>
+                <wp:cNvGraphicFramePr/>
+                <a:graphic xmlns:a="http://schemas.openxmlformats.org/drawingml/2006/main">
+                  <a:graphicData uri="http://schemas.microsoft.com/office/word/2010/wordprocessingShape">
+                    <wps:wsp>
+                      <wps:cNvSpPr/>
+                      <wps:spPr>
+                        <a:xfrm>
+                          <a:off x="0" y="0"/>
+                          <a:ext cx="2110740" cy="1074420"/>
+                        </a:xfrm>
+                        <a:prstGeom prst="rect">
+                          <a:avLst/>
+                        </a:prstGeom>
+                      </wps:spPr>
+                      <wps:style>
+                        <a:lnRef idx="2">
+                          <a:schemeClr val="accent1">
+                            <a:shade val="15000"/>
+                          </a:schemeClr>
+                        </a:lnRef>
+                        <a:fillRef idx="1">
+                          <a:schemeClr val="accent1"/>
+                        </a:fillRef>
+                        <a:effectRef idx="0">
+                          <a:schemeClr val="accent1"/>
+                        </a:effectRef>
+                        <a:fontRef idx="minor">
+                          <a:schemeClr val="lt1"/>
+                        </a:fontRef>
+                      </wps:style>
+                      <wps:txbx>
+                        <w:txbxContent>
+                          <w:p>
+                            <w:pPr>
+                              <w:jc w:val="center"/>
+                              <w:rPr>
+                                <w:b/>
+                                <w:bCs/>
+                                <w:sz w:val="52"/>
+                                <w:szCs w:val="52"/>
+                              </w:rPr>
+                            </w:pPr>
+                            <w:r>
+                              <w:rPr>
+                                <w:b/>
+                                <w:bCs/>
+                                <w:sz w:val="52"/>
+                                <w:szCs w:val="52"/>
+                              </w:rPr>
+                              <w:t>Already Registered?</w:t>
+                            </w:r>
+                          </w:p>
+                        </w:txbxContent>
+                      </wps:txbx>
+                      <wps:bodyPr rot="0" spcFirstLastPara="0" vertOverflow="overflow" horzOverflow="overflow" vert="horz" wrap="square" lIns="91440" tIns="45720" rIns="91440" bIns="45720" numCol="1" spcCol="0" rtlCol="0" fromWordArt="0" anchor="ctr" anchorCtr="0" forceAA="0" compatLnSpc="1">
+                        <a:prstTxWarp prst="textNoShape">
+                          <a:avLst/>
+                        </a:prstTxWarp>
+                        <a:noAutofit/>
+                      </wps:bodyPr>
+                    </wps:wsp>
+                  </a:graphicData>
+                </a:graphic>
+              </wp:anchor>
+            </w:drawing>
+          </mc:Choice>
+          <mc:Fallback>
+            <w:pict>
+              <v:rect w14:anchorId="414068E3" id="_x0000_s1028" style="position:absolute;margin-left:0;margin-top:8.8pt;width:166.2pt;height:84.6pt;z-index:251661312;visibility:visible;mso-wrap-style:square;mso-wrap-distance-left:9pt;mso-wrap-distance-top:0;mso-wrap-distance-right:9pt;mso-wrap-distance-bottom:0;mso-position-horizontal:center;mso-position-horizontal-relative:margin;mso-position-vertical:absolute;mso-position-vertical-relative:text;v-text-anchor:middle" o:gfxdata="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" fillcolor="#4f81bd [3204]" strokecolor="#0a121c [484]" strokeweight="2pt">
+                <v:textbox>
+                  <w:txbxContent>
+                    <w:p>
+                      <w:pPr>
+                        <w:jc w:val="center"/>
+                        <w:rPr>
+                          <w:b/>
+                          <w:bCs/>
+                          <w:sz w:val="52"/>
+                          <w:szCs w:val="52"/>
+                        </w:rPr>
+                      </w:pPr>
+                      <w:r>
+                        <w:rPr>
+                          <w:b/>
+                          <w:bCs/>
+                          <w:sz w:val="52"/>
+                          <w:szCs w:val="52"/>
+                        </w:rPr>
+                        <w:t>Already Registered?</w:t>
+                      </w:r>
+                    </w:p>
+                  </w:txbxContent>
+                </v:textbox>
+                <w10:wrap anchorx="margin"/>
+              </v:rect>
+            </w:pict>
+          </mc:Fallback>
+        </mc:AlternateContent>
+      </w:r>
+    </w:p>
+    <w:p>
+      <w:pPr>
+        <w:jc w:val="center"/>
+      </w:pPr>
+    </w:p>
+    <w:p>
+      <w:pPr>
+        <w:jc w:val="center"/>
+      </w:pPr>
+    </w:p>
+    <w:p>
+      <w:pPr>
+        <w:jc w:val="center"/>
+      </w:pPr>
+      <w:r>
+        <w:rPr>
+          <w:noProof/>
+        </w:rPr>
+        <mc:AlternateContent>
+          <mc:Choice Requires="wps">
+            <w:drawing>
+              <wp:anchor distT="0" distB="0" distL="114300" distR="114300" simplePos="0" relativeHeight="251669504" behindDoc="0" locked="0" layoutInCell="1" allowOverlap="1" wp14:anchorId="4DFA2C33" wp14:editId="117E89F4">
+                <wp:simplePos x="0" y="0"/>
+                <wp:positionH relativeFrom="column">
+                  <wp:posOffset>2915285</wp:posOffset>
+                </wp:positionH>
+                <wp:positionV relativeFrom="paragraph">
+                  <wp:posOffset>247015</wp:posOffset>
+                </wp:positionV>
+                <wp:extent cx="0" cy="396000"/>
+                <wp:effectExtent l="95250" t="0" r="114300" b="61595"/>
+                <wp:wrapNone/>
+                <wp:docPr id="1552266044" name="Straight Arrow Connector 5"/>
+                <wp:cNvGraphicFramePr/>
+                <a:graphic xmlns:a="http://schemas.openxmlformats.org/drawingml/2006/main">
+                  <a:graphicData uri="http://schemas.microsoft.com/office/word/2010/wordprocessingShape">
+                    <wps:wsp>
+                      <wps:cNvCnPr/>
+                      <wps:spPr>
+                        <a:xfrm flipH="1">
+                          <a:off x="0" y="0"/>
+                          <a:ext cx="0" cy="396000"/>
+                        </a:xfrm>
+                        <a:prstGeom prst="straightConnector1">
+                          <a:avLst/>
+                        </a:prstGeom>
+                        <a:ln w="19050" cap="flat" cmpd="sng" algn="ctr">
+                          <a:solidFill>
+                            <a:schemeClr val="dk1"/>
+                          </a:solidFill>
+                          <a:prstDash val="solid"/>
+                          <a:round/>
+                          <a:headEnd type="none" w="med" len="med"/>
+                          <a:tailEnd type="arrow" w="med" len="med"/>
+                        </a:ln>
+                      </wps:spPr>
+                      <wps:style>
+                        <a:lnRef idx="0">
+                          <a:scrgbClr r="0" g="0" b="0"/>
+                        </a:lnRef>
+                        <a:fillRef idx="0">
+                          <a:scrgbClr r="0" g="0" b="0"/>
+                        </a:fillRef>
+                        <a:effectRef idx="0">
+                          <a:scrgbClr r="0" g="0" b="0"/>
+                        </a:effectRef>
+                        <a:fontRef idx="minor">
+                          <a:schemeClr val="tx1"/>
+                        </a:fontRef>
+                      </wps:style>
+                      <wps:bodyPr/>
+                    </wps:wsp>
+                  </a:graphicData>
+                </a:graphic>
+                <wp14:sizeRelH relativeFrom="margin">
+                  <wp14:pctWidth>0</wp14:pctWidth>
+                </wp14:sizeRelH>
+                <wp14:sizeRelV relativeFrom="margin">
+                  <wp14:pctHeight>0</wp14:pctHeight>
+                </wp14:sizeRelV>
+              </wp:anchor>
+            </w:drawing>
+          </mc:Choice>
+          <mc:Fallback>
+            <w:pict>
+              <v:shape w14:anchorId="1DE35E5F" id="Straight Arrow Connector 5" o:spid="_x0000_s1026" type="#_x0000_t32" style="position:absolute;margin-left:229.55pt;margin-top:19.45pt;width:0;height:31.2pt;flip:x;z-index:251669504;visibility:visible;mso-wrap-style:square;mso-width-percent:0;mso-height-percent:0;mso-wrap-distance-left:9pt;mso-wrap-distance-top:0;mso-wrap-distance-right:9pt;mso-wrap-distance-bottom:0;mso-position-horizontal:absolute;mso-position-horizontal-relative:text;mso-position-vertical:absolute;mso-position-vertical-relative:text;mso-width-percent:0;mso-height-percent:0;mso-width-relative:margin;mso-height-relative:margin" o:gfxdata="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" strokecolor="black [3200]" strokeweight="1.5pt">
+                <v:stroke endarrow="open"/>
+              </v:shape>
+            </w:pict>
+          </mc:Fallback>
+        </mc:AlternateContent>
+      </w:r>
+    </w:p>
+    <w:p>
+      <w:pPr>
+        <w:jc w:val="center"/>
+        <w:rPr>
+          <w:b/>
+          <w:bCs/>
+        </w:rPr>
+      </w:pPr>
+      <w:r>
+        <w:rPr>
+          <w:b/>
+          <w:bCs/>
+          <w:noProof/>
+        </w:rPr>
+        <mc:AlternateContent>
+          <mc:Choice Requires="wps">
+            <w:drawing>
+              <wp:anchor distT="0" distB="0" distL="114300" distR="114300" simplePos="0" relativeHeight="251681792" behindDoc="0" locked="0" layoutInCell="1" allowOverlap="1" wp14:anchorId="3E7F1EEC" wp14:editId="2DD20FF0">
+                <wp:simplePos x="0" y="0"/>
+                <wp:positionH relativeFrom="column">
+                  <wp:posOffset>1835727</wp:posOffset>
+                </wp:positionH>
+                <wp:positionV relativeFrom="paragraph">
+                  <wp:posOffset>290253</wp:posOffset>
+                </wp:positionV>
+                <wp:extent cx="1115291" cy="346363"/>
+                <wp:effectExtent l="38100" t="0" r="27940" b="111125"/>
+                <wp:wrapNone/>
+                <wp:docPr id="760736373" name="Connector: Elbow 14"/>
+                <wp:cNvGraphicFramePr/>
+                <a:graphic xmlns:a="http://schemas.openxmlformats.org/drawingml/2006/main">
+                  <a:graphicData uri="http://schemas.microsoft.com/office/word/2010/wordprocessingShape">
+                    <wps:wsp>
+                      <wps:cNvCnPr/>
+                      <wps:spPr>
+                        <a:xfrm flipH="1">
+                          <a:off x="0" y="0"/>
+                          <a:ext cx="1115291" cy="346363"/>
+                        </a:xfrm>
+                        <a:prstGeom prst="bentConnector3">
+                          <a:avLst/>
+                        </a:prstGeom>
+                        <a:ln w="19050" cap="flat" cmpd="sng" algn="ctr">
+                          <a:solidFill>
+                            <a:schemeClr val="dk1"/>
+                          </a:solidFill>
+                          <a:prstDash val="solid"/>
+                          <a:round/>
+                          <a:headEnd type="none" w="med" len="med"/>
+                          <a:tailEnd type="arrow" w="med" len="med"/>
+                        </a:ln>
+                      </wps:spPr>
+                      <wps:style>
+                        <a:lnRef idx="0">
+                          <a:scrgbClr r="0" g="0" b="0"/>
+                        </a:lnRef>
+                        <a:fillRef idx="0">
+                          <a:scrgbClr r="0" g="0" b="0"/>
+                        </a:fillRef>
+                        <a:effectRef idx="0">
+                          <a:scrgbClr r="0" g="0" b="0"/>
+                        </a:effectRef>
+                        <a:fontRef idx="minor">
+                          <a:schemeClr val="tx1"/>
+                        </a:fontRef>
+                      </wps:style>
+                      <wps:bodyPr/>
+                    </wps:wsp>
+                  </a:graphicData>
+                </a:graphic>
+              </wp:anchor>
+            </w:drawing>
+          </mc:Choice>
+          <mc:Fallback>
+            <w:pict>
+              <v:shapetype w14:anchorId="1C08F05D" id="_x0000_t34" coordsize="21600,21600" o:spt="34" o:oned="t" adj="10800" path="m,l@0,0@0,21600,21600,21600e" filled="f">
+                <v:stroke joinstyle="miter"/>
+                <v:formulas>
+                  <v:f eqn="val #0"/>
+                </v:formulas>
+                <v:path arrowok="t" fillok="f" o:connecttype="none"/>
+                <v:handles>
+                  <v:h position="#0,center"/>
+                </v:handles>
+                <o:lock v:ext="edit" shapetype="t"/>
+              </v:shapetype>
+              <v:shape id="Connector: Elbow 14" o:spid="_x0000_s1026" type="#_x0000_t34" style="position:absolute;margin-left:144.55pt;margin-top:22.85pt;width:87.8pt;height:27.25pt;flip:x;z-index:251681792;visibility:visible;mso-wrap-style:square;mso-wrap-distance-left:9pt;mso-wrap-distance-top:0;mso-wrap-distance-right:9pt;mso-wrap-distance-bottom:0;mso-position-horizontal:absolute;mso-position-horizontal-relative:text;mso-position-vertical:absolute;mso-position-vertical-relative:text" o:gfxdata="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" strokecolor="black [3200]" strokeweight="1.5pt">
+                <v:stroke endarrow="open" joinstyle="round"/>
+              </v:shape>
+            </w:pict>
+          </mc:Fallback>
+        </mc:AlternateContent>
+      </w:r>
+      <w:r>
+        <w:rPr>
+          <w:b/>
+          <w:bCs/>
+          <w:noProof/>
+        </w:rPr>
+        <mc:AlternateContent>
+          <mc:Choice Requires="wps">
+            <w:drawing>
+              <wp:anchor distT="0" distB="0" distL="114300" distR="114300" simplePos="0" relativeHeight="251678720" behindDoc="0" locked="0" layoutInCell="1" allowOverlap="1" wp14:anchorId="6EBA399C" wp14:editId="79410430">
+                <wp:simplePos x="0" y="0"/>
+                <wp:positionH relativeFrom="column">
+                  <wp:posOffset>2895485</wp:posOffset>
+                </wp:positionH>
+                <wp:positionV relativeFrom="paragraph">
+                  <wp:posOffset>262428</wp:posOffset>
+                </wp:positionV>
+                <wp:extent cx="942110" cy="387928"/>
+                <wp:effectExtent l="0" t="0" r="48895" b="107950"/>
+                <wp:wrapNone/>
+                <wp:docPr id="476129609" name="Connector: Elbow 7"/>
+                <wp:cNvGraphicFramePr/>
+                <a:graphic xmlns:a="http://schemas.openxmlformats.org/drawingml/2006/main">
+                  <a:graphicData uri="http://schemas.microsoft.com/office/word/2010/wordprocessingShape">
+                    <wps:wsp>
+                      <wps:cNvCnPr/>
+                      <wps:spPr>
+                        <a:xfrm>
+                          <a:off x="0" y="0"/>
+                          <a:ext cx="942110" cy="387928"/>
+                        </a:xfrm>
+                        <a:prstGeom prst="bentConnector3">
+                          <a:avLst/>
+                        </a:prstGeom>
+                        <a:ln w="19050" cap="flat" cmpd="sng" algn="ctr">
+                          <a:solidFill>
+                            <a:schemeClr val="dk1"/>
+                          </a:solidFill>
+                          <a:prstDash val="solid"/>
+                          <a:round/>
+                          <a:headEnd type="none" w="med" len="med"/>
+                          <a:tailEnd type="arrow" w="med" len="med"/>
+                        </a:ln>
+                      </wps:spPr>
+                      <wps:style>
+                        <a:lnRef idx="0">
+                          <a:scrgbClr r="0" g="0" b="0"/>
+                        </a:lnRef>
+                        <a:fillRef idx="0">
+                          <a:scrgbClr r="0" g="0" b="0"/>
+                        </a:fillRef>
+                        <a:effectRef idx="0">
+                          <a:scrgbClr r="0" g="0" b="0"/>
+                        </a:effectRef>
+                        <a:fontRef idx="minor">
+                          <a:schemeClr val="tx1"/>
+                        </a:fontRef>
+                      </wps:style>
+                      <wps:bodyPr/>
+                    </wps:wsp>
+                  </a:graphicData>
+                </a:graphic>
+              </wp:anchor>
+            </w:drawing>
+          </mc:Choice>
+          <mc:Fallback>
+            <w:pict>
+              <v:shape w14:anchorId="5D1E4CF7" id="Connector: Elbow 7" o:spid="_x0000_s1026" type="#_x0000_t34" style="position:absolute;margin-left:228pt;margin-top:20.65pt;width:74.2pt;height:30.55pt;z-index:251678720;visibility:visible;mso-wrap-style:square;mso-wrap-distance-left:9pt;mso-wrap-distance-top:0;mso-wrap-distance-right:9pt;mso-wrap-distance-bottom:0;mso-position-horizontal:absolute;mso-position-horizontal-relative:text;mso-position-vertical:absolute;mso-position-vertical-relative:text" o:gfxdata="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" strokecolor="black [3200]" strokeweight="1.5pt">
+                <v:stroke endarrow="open" joinstyle="round"/>
+              </v:shape>
+            </w:pict>
+          </mc:Fallback>
+        </mc:AlternateContent>
+      </w:r>
+      <w:r>
+        <w:rPr>
+          <w:b/>
+          <w:bCs/>
+        </w:rPr>
+        <w:t>NO</w:t>
+      </w:r>
+      <w:r>
+        <w:t xml:space="preserve">                     </w:t>
+      </w:r>
+      <w:r>
+        <w:rPr>
+          <w:b/>
+          <w:bCs/>
+        </w:rPr>
+        <w:t>YES</w:t>
+      </w:r>
+    </w:p>
+    <w:p>
+      <w:pPr>
+        <w:jc w:val="center"/>
+      </w:pPr>
+      <w:r>
+        <w:rPr>
+          <w:noProof/>
+        </w:rPr>
+        <mc:AlternateContent>
+          <mc:Choice Requires="wps">
+            <w:drawing>
+              <wp:anchor distT="0" distB="0" distL="114300" distR="114300" simplePos="0" relativeHeight="251682816" behindDoc="0" locked="0" layoutInCell="1" allowOverlap="1" wp14:anchorId="4E4AA2A4" wp14:editId="204E5B80">
+                <wp:simplePos x="0" y="0"/>
+                <wp:positionH relativeFrom="margin">
+                  <wp:align>left</wp:align>
+                </wp:positionH>
+                <wp:positionV relativeFrom="paragraph">
+                  <wp:posOffset>7043</wp:posOffset>
+                </wp:positionV>
+                <wp:extent cx="1752600" cy="540328"/>
+                <wp:effectExtent l="0" t="0" r="19050" b="12700"/>
+                <wp:wrapNone/>
+                <wp:docPr id="1377378762" name="Rectangle 8"/>
+                <wp:cNvGraphicFramePr/>
+                <a:graphic xmlns:a="http://schemas.openxmlformats.org/drawingml/2006/main">
+                  <a:graphicData uri="http://schemas.microsoft.com/office/word/2010/wordprocessingShape">
+                    <wps:wsp>
+                      <wps:cNvSpPr/>
+                      <wps:spPr>
+                        <a:xfrm>
+                          <a:off x="0" y="0"/>
+                          <a:ext cx="1752600" cy="540328"/>
+                        </a:xfrm>
+                        <a:prstGeom prst="rect">
+                          <a:avLst/>
+                        </a:prstGeom>
+                      </wps:spPr>
+                      <wps:style>
+                        <a:lnRef idx="2">
+                          <a:schemeClr val="accent1">
+                            <a:shade val="15000"/>
+                          </a:schemeClr>
+                        </a:lnRef>
+                        <a:fillRef idx="1">
+                          <a:schemeClr val="accent1"/>
+                        </a:fillRef>
+                        <a:effectRef idx="0">
+                          <a:schemeClr val="accent1"/>
+                        </a:effectRef>
+                        <a:fontRef idx="minor">
+                          <a:schemeClr val="lt1"/>
+                        </a:fontRef>
+                      </wps:style>
+                      <wps:txbx>
+                        <w:txbxContent>
+                          <w:p>
+                            <w:pPr>
+                              <w:jc w:val="center"/>
+                              <w:rPr>
+                                <w:b/>
+                                <w:bCs/>
+                                <w:sz w:val="40"/>
+                                <w:szCs w:val="40"/>
+                              </w:rPr>
+                            </w:pPr>
+                            <w:r>
+                              <w:rPr>
+                                <w:b/>
+                                <w:bCs/>
+                                <w:sz w:val="40"/>
+                                <w:szCs w:val="40"/>
+                              </w:rPr>
+                              <w:t>SIGN UP</w:t>
+                            </w:r>
+                          </w:p>
+                        </w:txbxContent>
+                      </wps:txbx>
+                      <wps:bodyPr rot="0" spcFirstLastPara="0" vertOverflow="overflow" horzOverflow="overflow" vert="horz" wrap="square" lIns="91440" tIns="45720" rIns="91440" bIns="45720" numCol="1" spcCol="0" rtlCol="0" fromWordArt="0" anchor="ctr" anchorCtr="0" forceAA="0" compatLnSpc="1">
+                        <a:prstTxWarp prst="textNoShape">
+                          <a:avLst/>
+                        </a:prstTxWarp>
+                        <a:noAutofit/>
+                      </wps:bodyPr>
+                    </wps:wsp>
+                  </a:graphicData>
+                </a:graphic>
+              </wp:anchor>
+            </w:drawing>
+          </mc:Choice>
+          <mc:Fallback>
+            <w:pict>
+              <v:rect w14:anchorId="4E4AA2A4" id="Rectangle 8" o:spid="_x0000_s1029" style="position:absolute;left:0;text-align:left;margin-left:0;margin-top:.55pt;width:138pt;height:42.55pt;z-index:251682816;visibility:visible;mso-wrap-style:square;mso-wrap-distance-left:9pt;mso-wrap-distance-top:0;mso-wrap-distance-right:9pt;mso-wrap-distance-bottom:0;mso-position-horizontal:left;mso-position-horizontal-relative:margin;mso-position-vertical:absolute;mso-position-vertical-relative:text;v-text-anchor:middle" o:gfxdata="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" fillcolor="#4f81bd [3204]" strokecolor="#0a121c [484]" strokeweight="2pt">
+                <v:textbox>
+                  <w:txbxContent>
+                    <w:p>
+                      <w:pPr>
+                        <w:jc w:val="center"/>
+                        <w:rPr>
+                          <w:b/>
+                          <w:bCs/>
+                          <w:sz w:val="40"/>
+                          <w:szCs w:val="40"/>
+                        </w:rPr>
+                      </w:pPr>
+                      <w:r>
+                        <w:rPr>
+                          <w:b/>
+                          <w:bCs/>
+                          <w:sz w:val="40"/>
+                          <w:szCs w:val="40"/>
+                        </w:rPr>
+                        <w:t>SIGN UP</w:t>
+                      </w:r>
+                    </w:p>
+                  </w:txbxContent>
+                </v:textbox>
+                <w10:wrap anchorx="margin"/>
+              </v:rect>
+            </w:pict>
+          </mc:Fallback>
+        </mc:AlternateContent>
+      </w:r>
+      <w:r>
+        <w:rPr>
+          <w:noProof/>
+        </w:rPr>
+        <mc:AlternateContent>
+          <mc:Choice Requires="wps">
+            <w:drawing>
+              <wp:anchor distT="0" distB="0" distL="114300" distR="114300" simplePos="0" relativeHeight="251679744" behindDoc="0" locked="0" layoutInCell="1" allowOverlap="1" wp14:anchorId="791902E1" wp14:editId="4F907995">
+                <wp:simplePos x="0" y="0"/>
+                <wp:positionH relativeFrom="column">
+                  <wp:posOffset>3858491</wp:posOffset>
+                </wp:positionH>
+                <wp:positionV relativeFrom="paragraph">
+                  <wp:posOffset>91151</wp:posOffset>
+                </wp:positionV>
+                <wp:extent cx="1752600" cy="540328"/>
+                <wp:effectExtent l="0" t="0" r="19050" b="12700"/>
+                <wp:wrapNone/>
+                <wp:docPr id="1349066676" name="Rectangle 8"/>
+                <wp:cNvGraphicFramePr/>
+                <a:graphic xmlns:a="http://schemas.openxmlformats.org/drawingml/2006/main">
+                  <a:graphicData uri="http://schemas.microsoft.com/office/word/2010/wordprocessingShape">
+                    <wps:wsp>
+                      <wps:cNvSpPr/>
+                      <wps:spPr>
+                        <a:xfrm>
+                          <a:off x="0" y="0"/>
+                          <a:ext cx="1752600" cy="540328"/>
+                        </a:xfrm>
+                        <a:prstGeom prst="rect">
+                          <a:avLst/>
+                        </a:prstGeom>
+                      </wps:spPr>
+                      <wps:style>
+                        <a:lnRef idx="2">
+                          <a:schemeClr val="accent1">
+                            <a:shade val="15000"/>
+                          </a:schemeClr>
+                        </a:lnRef>
+                        <a:fillRef idx="1">
+                          <a:schemeClr val="accent1"/>
+                        </a:fillRef>
+                        <a:effectRef idx="0">
+                          <a:schemeClr val="accent1"/>
+                        </a:effectRef>
+                        <a:fontRef idx="minor">
+                          <a:schemeClr val="lt1"/>
+                        </a:fontRef>
+                      </wps:style>
+                      <wps:txbx>
+                        <w:txbxContent>
+                          <w:p>
+                            <w:pPr>
+                              <w:jc w:val="center"/>
+                              <w:rPr>
+                                <w:b/>
+                                <w:bCs/>
+                                <w:sz w:val="40"/>
+                                <w:szCs w:val="40"/>
+                              </w:rPr>
+                            </w:pPr>
+                            <w:r>
+                              <w:rPr>
+                                <w:b/>
+                                <w:bCs/>
+                                <w:sz w:val="40"/>
+                                <w:szCs w:val="40"/>
+                              </w:rPr>
+                              <w:t>LOGIN</w:t>
+                            </w:r>
+                          </w:p>
+                        </w:txbxContent>
+                      </wps:txbx>
+                      <wps:bodyPr rot="0" spcFirstLastPara="0" vertOverflow="overflow" horzOverflow="overflow" vert="horz" wrap="square" lIns="91440" tIns="45720" rIns="91440" bIns="45720" numCol="1" spcCol="0" rtlCol="0" fromWordArt="0" anchor="ctr" anchorCtr="0" forceAA="0" compatLnSpc="1">
+                        <a:prstTxWarp prst="textNoShape">
+                          <a:avLst/>
+                        </a:prstTxWarp>
+                        <a:noAutofit/>
+                      </wps:bodyPr>
+                    </wps:wsp>
+                  </a:graphicData>
+                </a:graphic>
+              </wp:anchor>
+            </w:drawing>
+          </mc:Choice>
+          <mc:Fallback>
+            <w:pict>
+              <v:rect w14:anchorId="791902E1" id="_x0000_s1030" style="position:absolute;left:0;text-align:left;margin-left:303.8pt;margin-top:7.2pt;width:138pt;height:42.55pt;z-index:251679744;visibility:visible;mso-wrap-style:square;mso-wrap-distance-left:9pt;mso-wrap-distance-top:0;mso-wrap-distance-right:9pt;mso-wrap-distance-bottom:0;mso-position-horizontal:absolute;mso-position-horizontal-relative:text;mso-position-vertical:absolute;mso-position-vertical-relative:text;v-text-anchor:middle" o:gfxdata="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" fillcolor="#4f81bd [3204]" strokecolor="#0a121c [484]" strokeweight="2pt">
+                <v:textbox>
+                  <w:txbxContent>
+                    <w:p>
+                      <w:pPr>
+                        <w:jc w:val="center"/>
+                        <w:rPr>
+                          <w:b/>
+                          <w:bCs/>
+                          <w:sz w:val="40"/>
+                          <w:szCs w:val="40"/>
+                        </w:rPr>
+                      </w:pPr>
+                      <w:r>
+                        <w:rPr>
+                          <w:b/>
+                          <w:bCs/>
+                          <w:sz w:val="40"/>
+                          <w:szCs w:val="40"/>
+                        </w:rPr>
+                        <w:t>LOGIN</w:t>
+                      </w:r>
+                    </w:p>
+                  </w:txbxContent>
+                </v:textbox>
+              </v:rect>
+            </w:pict>
+          </mc:Fallback>
+        </mc:AlternateContent>
+      </w:r>
+    </w:p>
+    <w:p>
+      <w:pPr>
+        <w:jc w:val="center"/>
+      </w:pPr>
+      <w:r>
+        <w:rPr>
+          <w:noProof/>
+        </w:rPr>
+        <mc:AlternateContent>
+          <mc:Choice Requires="wps">
+            <w:drawing>
+              <wp:anchor distT="0" distB="0" distL="114300" distR="114300" simplePos="0" relativeHeight="251683840" behindDoc="0" locked="0" layoutInCell="1" allowOverlap="1" wp14:anchorId="74952F1A" wp14:editId="1A3D00D1">
+                <wp:simplePos x="0" y="0"/>
+                <wp:positionH relativeFrom="column">
+                  <wp:posOffset>706235</wp:posOffset>
+                </wp:positionH>
+                <wp:positionV relativeFrom="paragraph">
+                  <wp:posOffset>230736</wp:posOffset>
+                </wp:positionV>
+                <wp:extent cx="1046018" cy="983673"/>
+                <wp:effectExtent l="0" t="0" r="59055" b="102235"/>
+                <wp:wrapNone/>
+                <wp:docPr id="2001454547" name="Connector: Elbow 15"/>
+                <wp:cNvGraphicFramePr/>
+                <a:graphic xmlns:a="http://schemas.openxmlformats.org/drawingml/2006/main">
+                  <a:graphicData uri="http://schemas.microsoft.com/office/word/2010/wordprocessingShape">
+                    <wps:wsp>
+                      <wps:cNvCnPr/>
+                      <wps:spPr>
+                        <a:xfrm>
+                          <a:off x="0" y="0"/>
+                          <a:ext cx="1046018" cy="983673"/>
+                        </a:xfrm>
+                        <a:prstGeom prst="bentConnector3">
+                          <a:avLst/>
+                        </a:prstGeom>
+                        <a:ln w="19050" cap="flat" cmpd="sng" algn="ctr">
+                          <a:solidFill>
+                            <a:schemeClr val="dk1"/>
+                          </a:solidFill>
+                          <a:prstDash val="solid"/>
+                          <a:round/>
+                          <a:headEnd type="none" w="med" len="med"/>
+                          <a:tailEnd type="arrow" w="med" len="med"/>
+                        </a:ln>
+                      </wps:spPr>
+                      <wps:style>
+                        <a:lnRef idx="0">
+                          <a:scrgbClr r="0" g="0" b="0"/>
+                        </a:lnRef>
+                        <a:fillRef idx="0">
+                          <a:scrgbClr r="0" g="0" b="0"/>
+                        </a:fillRef>
+                        <a:effectRef idx="0">
+                          <a:scrgbClr r="0" g="0" b="0"/>
+                        </a:effectRef>
+                        <a:fontRef idx="minor">
+                          <a:schemeClr val="tx1"/>
+                        </a:fontRef>
+                      </wps:style>
+                      <wps:bodyPr/>
+                    </wps:wsp>
+                  </a:graphicData>
+                </a:graphic>
+              </wp:anchor>
+            </w:drawing>
+          </mc:Choice>
+          <mc:Fallback>
+            <w:pict>
+              <v:shape w14:anchorId="13E0DE14" id="Connector: Elbow 15" o:spid="_x0000_s1026" type="#_x0000_t34" style="position:absolute;margin-left:55.6pt;margin-top:18.15pt;width:82.35pt;height:77.45pt;z-index:251683840;visibility:visible;mso-wrap-style:square;mso-wrap-distance-left:9pt;mso-wrap-distance-top:0;mso-wrap-distance-right:9pt;mso-wrap-distance-bottom:0;mso-position-horizontal:absolute;mso-position-horizontal-relative:text;mso-position-vertical:absolute;mso-position-vertical-relative:text" o:gfxdata="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" strokecolor="black [3200]" strokeweight="1.5pt">
+                <v:stroke endarrow="open" joinstyle="round"/>
+              </v:shape>
+            </w:pict>
+          </mc:Fallback>
+        </mc:AlternateContent>
+      </w:r>
+      <w:r>
+        <w:t xml:space="preserve">                        </w:t>
+      </w:r>
+    </w:p>
+    <w:p>
+      <w:pPr>
+        <w:jc w:val="center"/>
+      </w:pPr>
+      <w:r>
+        <w:rPr>
+          <w:noProof/>
+        </w:rPr>
+        <mc:AlternateContent>
+          <mc:Choice Requires="wps">
+            <w:drawing>
+              <wp:anchor distT="0" distB="0" distL="114300" distR="114300" simplePos="0" relativeHeight="251680768" behindDoc="0" locked="0" layoutInCell="1" allowOverlap="1" wp14:anchorId="31551BE2" wp14:editId="291B6B4B">
+                <wp:simplePos x="0" y="0"/>
+                <wp:positionH relativeFrom="column">
+                  <wp:posOffset>3865418</wp:posOffset>
+                </wp:positionH>
+                <wp:positionV relativeFrom="paragraph">
+                  <wp:posOffset>10968</wp:posOffset>
+                </wp:positionV>
+                <wp:extent cx="962891" cy="914400"/>
+                <wp:effectExtent l="38100" t="0" r="27940" b="114300"/>
+                <wp:wrapNone/>
+                <wp:docPr id="798591739" name="Connector: Elbow 11"/>
+                <wp:cNvGraphicFramePr/>
+                <a:graphic xmlns:a="http://schemas.openxmlformats.org/drawingml/2006/main">
+                  <a:graphicData uri="http://schemas.microsoft.com/office/word/2010/wordprocessingShape">
+                    <wps:wsp>
+                      <wps:cNvCnPr/>
+                      <wps:spPr>
+                        <a:xfrm flipH="1">
+                          <a:off x="0" y="0"/>
+                          <a:ext cx="962891" cy="914400"/>
+                        </a:xfrm>
+                        <a:prstGeom prst="bentConnector3">
+                          <a:avLst/>
+                        </a:prstGeom>
+                        <a:ln w="19050" cap="flat" cmpd="sng" algn="ctr">
+                          <a:solidFill>
+                            <a:schemeClr val="dk1"/>
+                          </a:solidFill>
+                          <a:prstDash val="solid"/>
+                          <a:round/>
+                          <a:headEnd type="none" w="med" len="med"/>
+                          <a:tailEnd type="arrow" w="med" len="med"/>
+                        </a:ln>
+                      </wps:spPr>
+                      <wps:style>
+                        <a:lnRef idx="0">
+                          <a:scrgbClr r="0" g="0" b="0"/>
+                        </a:lnRef>
+                        <a:fillRef idx="0">
+                          <a:scrgbClr r="0" g="0" b="0"/>
+                        </a:fillRef>
+                        <a:effectRef idx="0">
+                          <a:scrgbClr r="0" g="0" b="0"/>
+                        </a:effectRef>
+                        <a:fontRef idx="minor">
+                          <a:schemeClr val="tx1"/>
+                        </a:fontRef>
+                      </wps:style>
+                      <wps:bodyPr/>
+                    </wps:wsp>
+                  </a:graphicData>
+                </a:graphic>
+              </wp:anchor>
+            </w:drawing>
+          </mc:Choice>
+          <mc:Fallback>
+            <w:pict>
+              <v:shape w14:anchorId="066845C6" id="Connector: Elbow 11" o:spid="_x0000_s1026" type="#_x0000_t34" style="position:absolute;margin-left:304.35pt;margin-top:.85pt;width:75.8pt;height:1in;flip:x;z-index:251680768;visibility:visible;mso-wrap-style:square;mso-wrap-distance-left:9pt;mso-wrap-distance-top:0;mso-wrap-distance-right:9pt;mso-wrap-distance-bottom:0;mso-position-horizontal:absolute;mso-position-horizontal-relative:text;mso-position-vertical:absolute;mso-position-vertical-relative:text" o:gfxdata="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" strokecolor="black [3200]" strokeweight="1.5pt">
+                <v:stroke endarrow="open" joinstyle="round"/>
+              </v:shape>
+            </w:pict>
+          </mc:Fallback>
+        </mc:AlternateContent>
+      </w:r>
+    </w:p>
+    <w:p>
+      <w:pPr>
+        <w:jc w:val="center"/>
+      </w:pPr>
+    </w:p>
+    <w:p>
+      <w:pPr>
+        <w:jc w:val="center"/>
+      </w:pPr>
+      <w:r>
+        <w:rPr>
+          <w:noProof/>
+        </w:rPr>
+        <mc:AlternateContent>
+          <mc:Choice Requires="wps">
+            <w:drawing>
+              <wp:anchor distT="0" distB="0" distL="114300" distR="114300" simplePos="0" relativeHeight="251665408" behindDoc="0" locked="0" layoutInCell="1" allowOverlap="1" wp14:anchorId="1BEFECF2" wp14:editId="5E61CB71">
+                <wp:simplePos x="0" y="0"/>
+                <wp:positionH relativeFrom="column">
+                  <wp:posOffset>1775460</wp:posOffset>
+                </wp:positionH>
+                <wp:positionV relativeFrom="paragraph">
+                  <wp:posOffset>-243840</wp:posOffset>
+                </wp:positionV>
+                <wp:extent cx="2110740" cy="1074420"/>
+                <wp:effectExtent l="0" t="0" r="22860" b="11430"/>
+                <wp:wrapNone/>
+                <wp:docPr id="1179541284" name="Rectangle 1"/>
+                <wp:cNvGraphicFramePr/>
+                <a:graphic xmlns:a="http://schemas.openxmlformats.org/drawingml/2006/main">
+                  <a:graphicData uri="http://schemas.microsoft.com/office/word/2010/wordprocessingShape">
+                    <wps:wsp>
+                      <wps:cNvSpPr/>
+                      <wps:spPr>
+                        <a:xfrm>
+                          <a:off x="0" y="0"/>
+                          <a:ext cx="2110740" cy="1074420"/>
+                        </a:xfrm>
+                        <a:prstGeom prst="rect">
+                          <a:avLst/>
+                        </a:prstGeom>
+                      </wps:spPr>
+                      <wps:style>
+                        <a:lnRef idx="2">
+                          <a:schemeClr val="accent1">
+                            <a:shade val="15000"/>
+                          </a:schemeClr>
+                        </a:lnRef>
+                        <a:fillRef idx="1">
+                          <a:schemeClr val="accent1"/>
+                        </a:fillRef>
+                        <a:effectRef idx="0">
+                          <a:schemeClr val="accent1"/>
+                        </a:effectRef>
+                        <a:fontRef idx="minor">
+                          <a:schemeClr val="lt1"/>
+                        </a:fontRef>
+                      </wps:style>
+                      <wps:txbx>
+                        <w:txbxContent>
+                          <w:p>
+                            <w:pPr>
+                              <w:jc w:val="center"/>
+                              <w:rPr>
+                                <w:b/>
+                                <w:bCs/>
+                                <w:sz w:val="52"/>
+                                <w:szCs w:val="52"/>
+                              </w:rPr>
+                            </w:pPr>
+                            <w:r>
+                              <w:rPr>
+                                <w:b/>
+                                <w:bCs/>
+                                <w:sz w:val="52"/>
+                                <w:szCs w:val="52"/>
+                              </w:rPr>
+                              <w:t>STUDENT DASHBOARD</w:t>
+                            </w:r>
+                          </w:p>
+                        </w:txbxContent>
+                      </wps:txbx>
+                      <wps:bodyPr rot="0" spcFirstLastPara="0" vertOverflow="overflow" horzOverflow="overflow" vert="horz" wrap="square" lIns="91440" tIns="45720" rIns="91440" bIns="45720" numCol="1" spcCol="0" rtlCol="0" fromWordArt="0" anchor="ctr" anchorCtr="0" forceAA="0" compatLnSpc="1">
+                        <a:prstTxWarp prst="textNoShape">
+                          <a:avLst/>
+                        </a:prstTxWarp>
+                        <a:noAutofit/>
+                      </wps:bodyPr>
+                    </wps:wsp>
+                  </a:graphicData>
+                </a:graphic>
+              </wp:anchor>
+            </w:drawing>
+          </mc:Choice>
+          <mc:Fallback>
+            <w:pict>
+              <v:rect w14:anchorId="1BEFECF2" id="_x0000_s1031" style="position:absolute;left:0;text-align:left;margin-left:139.8pt;margin-top:-19.2pt;width:166.2pt;height:84.6pt;z-index:251665408;visibility:visible;mso-wrap-style:square;mso-wrap-distance-left:9pt;mso-wrap-distance-top:0;mso-wrap-distance-right:9pt;mso-wrap-distance-bottom:0;mso-position-horizontal:absolute;mso-position-horizontal-relative:text;mso-position-vertical:absolute;mso-position-vertical-relative:text;v-text-anchor:middle" o:gfxdata="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" fillcolor="#4f81bd [3204]" strokecolor="#0a121c [484]" strokeweight="2pt">
+                <v:textbox>
+                  <w:txbxContent>
+                    <w:p>
+                      <w:pPr>
+                        <w:jc w:val="center"/>
+                        <w:rPr>
+                          <w:b/>
+                          <w:bCs/>
+                          <w:sz w:val="52"/>
+                          <w:szCs w:val="52"/>
+                        </w:rPr>
+                      </w:pPr>
+                      <w:r>
+                        <w:rPr>
+                          <w:b/>
+                          <w:bCs/>
+                          <w:sz w:val="52"/>
+                          <w:szCs w:val="52"/>
+                        </w:rPr>
+                        <w:t>STUDENT DASHBOARD</w:t>
+                      </w:r>
+                    </w:p>
+                  </w:txbxContent>
+                </v:textbox>
+              </v:rect>
+            </w:pict>
+          </mc:Fallback>
+        </mc:AlternateContent>
+      </w:r>
+    </w:p>
+    <w:p/>
+    <w:p>
+      <w:r>
+        <w:rPr>
+          <w:noProof/>
+        </w:rPr>
+        <mc:AlternateContent>
+          <mc:Choice Requires="wps">
+            <w:drawing>
+              <wp:anchor distT="0" distB="0" distL="114300" distR="114300" simplePos="0" relativeHeight="251667456" behindDoc="0" locked="0" layoutInCell="1" allowOverlap="1" wp14:anchorId="68C68B7C" wp14:editId="23E2014B">
+                <wp:simplePos x="0" y="0"/>
+                <wp:positionH relativeFrom="margin">
+                  <wp:align>center</wp:align>
+                </wp:positionH>
+                <wp:positionV relativeFrom="paragraph">
+                  <wp:posOffset>197485</wp:posOffset>
+                </wp:positionV>
+                <wp:extent cx="0" cy="553490"/>
+                <wp:effectExtent l="95250" t="0" r="57150" b="56515"/>
+                <wp:wrapNone/>
+                <wp:docPr id="406851544" name="Straight Arrow Connector 4"/>
+                <wp:cNvGraphicFramePr/>
+                <a:graphic xmlns:a="http://schemas.openxmlformats.org/drawingml/2006/main">
+                  <a:graphicData uri="http://schemas.microsoft.com/office/word/2010/wordprocessingShape">
+                    <wps:wsp>
+                      <wps:cNvCnPr/>
+                      <wps:spPr>
+                        <a:xfrm>
+                          <a:off x="0" y="0"/>
+                          <a:ext cx="0" cy="553490"/>
+                        </a:xfrm>
+                        <a:prstGeom prst="straightConnector1">
+                          <a:avLst/>
+                        </a:prstGeom>
+                        <a:ln w="19050" cap="flat" cmpd="sng" algn="ctr">
+                          <a:solidFill>
+                            <a:schemeClr val="dk1"/>
+                          </a:solidFill>
+                          <a:prstDash val="solid"/>
+                          <a:round/>
+                          <a:headEnd type="none" w="med" len="med"/>
+                          <a:tailEnd type="arrow" w="med" len="med"/>
+                        </a:ln>
+                      </wps:spPr>
+                      <wps:style>
+                        <a:lnRef idx="0">
+                          <a:scrgbClr r="0" g="0" b="0"/>
+                        </a:lnRef>
+                        <a:fillRef idx="0">
+                          <a:scrgbClr r="0" g="0" b="0"/>
+                        </a:fillRef>
+                        <a:effectRef idx="0">
+                          <a:scrgbClr r="0" g="0" b="0"/>
+                        </a:effectRef>
+                        <a:fontRef idx="minor">
+                          <a:schemeClr val="tx1"/>
+                        </a:fontRef>
+                      </wps:style>
+                      <wps:bodyPr/>
+                    </wps:wsp>
+                  </a:graphicData>
+                </a:graphic>
+              </wp:anchor>
+            </w:drawing>
+          </mc:Choice>
+          <mc:Fallback>
+            <w:pict>
+              <v:shape w14:anchorId="11B5ABF4" id="Straight Arrow Connector 4" o:spid="_x0000_s1026" type="#_x0000_t32" style="position:absolute;margin-left:0;margin-top:15.55pt;width:0;height:43.6pt;z-index:251667456;visibility:visible;mso-wrap-style:square;mso-wrap-distance-left:9pt;mso-wrap-distance-top:0;mso-wrap-distance-right:9pt;mso-wrap-distance-bottom:0;mso-position-horizontal:center;mso-position-horizontal-relative:margin;mso-position-vertical:absolute;mso-position-vertical-relative:text" o:gfxdata="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" strokecolor="black [3200]" strokeweight="1.5pt">
+                <v:stroke endarrow="open"/>
+                <w10:wrap anchorx="margin"/>
+              </v:shape>
+            </w:pict>
+          </mc:Fallback>
+        </mc:AlternateContent>
+      </w:r>
+    </w:p>
+    <w:p/>
+    <w:p>
+      <w:r>
+        <w:rPr>
+          <w:noProof/>
+        </w:rPr>
+        <mc:AlternateContent>
+          <mc:Choice Requires="wps">
+            <w:drawing>
+              <wp:anchor distT="0" distB="0" distL="114300" distR="114300" simplePos="0" relativeHeight="251664384" behindDoc="0" locked="0" layoutInCell="1" allowOverlap="1" wp14:anchorId="30586DA4" wp14:editId="4B730CC9">
+                <wp:simplePos x="0" y="0"/>
+                <wp:positionH relativeFrom="margin">
+                  <wp:posOffset>1798955</wp:posOffset>
+                </wp:positionH>
+                <wp:positionV relativeFrom="paragraph">
+                  <wp:posOffset>123190</wp:posOffset>
+                </wp:positionV>
+                <wp:extent cx="2110740" cy="1074420"/>
+                <wp:effectExtent l="0" t="0" r="22860" b="11430"/>
+                <wp:wrapNone/>
+                <wp:docPr id="900881806" name="Rectangle 1"/>
+                <wp:cNvGraphicFramePr/>
+                <a:graphic xmlns:a="http://schemas.openxmlformats.org/drawingml/2006/main">
+                  <a:graphicData uri="http://schemas.microsoft.com/office/word/2010/wordprocessingShape">
+                    <wps:wsp>
+                      <wps:cNvSpPr/>
+                      <wps:spPr>
+                        <a:xfrm>
+                          <a:off x="0" y="0"/>
+                          <a:ext cx="2110740" cy="1074420"/>
+                        </a:xfrm>
+                        <a:prstGeom prst="rect">
+                          <a:avLst/>
+                        </a:prstGeom>
+                      </wps:spPr>
+                      <wps:style>
+                        <a:lnRef idx="2">
+                          <a:schemeClr val="accent1">
+                            <a:shade val="15000"/>
+                          </a:schemeClr>
+                        </a:lnRef>
+                        <a:fillRef idx="1">
+                          <a:schemeClr val="accent1"/>
+                        </a:fillRef>
+                        <a:effectRef idx="0">
+                          <a:schemeClr val="accent1"/>
+                        </a:effectRef>
+                        <a:fontRef idx="minor">
+                          <a:schemeClr val="lt1"/>
+                        </a:fontRef>
+                      </wps:style>
+                      <wps:txbx>
+                        <w:txbxContent>
+                          <w:p>
+                            <w:pPr>
+                              <w:jc w:val="center"/>
+                              <w:rPr>
+                                <w:b/>
+                                <w:bCs/>
+                                <w:sz w:val="52"/>
+                                <w:szCs w:val="52"/>
+                              </w:rPr>
+                            </w:pPr>
+                            <w:r>
+                              <w:rPr>
+                                <w:b/>
+                                <w:bCs/>
+                                <w:sz w:val="52"/>
+                                <w:szCs w:val="52"/>
+                              </w:rPr>
+                              <w:t>BROWSE STUDENT CARDS</w:t>
+                            </w:r>
+                          </w:p>
+                        </w:txbxContent>
+                      </wps:txbx>
+                      <wps:bodyPr rot="0" spcFirstLastPara="0" vertOverflow="overflow" horzOverflow="overflow" vert="horz" wrap="square" lIns="91440" tIns="45720" rIns="91440" bIns="45720" numCol="1" spcCol="0" rtlCol="0" fromWordArt="0" anchor="ctr" anchorCtr="0" forceAA="0" compatLnSpc="1">
+                        <a:prstTxWarp prst="textNoShape">
+                          <a:avLst/>
+                        </a:prstTxWarp>
+                        <a:noAutofit/>
+                      </wps:bodyPr>
+                    </wps:wsp>
+                  </a:graphicData>
+                </a:graphic>
+              </wp:anchor>
+            </w:drawing>
+          </mc:Choice>
+          <mc:Fallback>
+            <w:pict>
+              <v:rect w14:anchorId="30586DA4" id="_x0000_s1032" style="position:absolute;margin-left:141.65pt;margin-top:9.7pt;width:166.2pt;height:84.6pt;z-index:251664384;visibility:visible;mso-wrap-style:square;mso-wrap-distance-left:9pt;mso-wrap-distance-top:0;mso-wrap-distance-right:9pt;mso-wrap-distance-bottom:0;mso-position-horizontal:absolute;mso-position-horizontal-relative:margin;mso-position-vertical:absolute;mso-position-vertical-relative:text;v-text-anchor:middle" o:gfxdata="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" fillcolor="#4f81bd [3204]" strokecolor="#0a121c [484]" strokeweight="2pt">
+                <v:textbox>
+                  <w:txbxContent>
+                    <w:p>
+                      <w:pPr>
+                        <w:jc w:val="center"/>
+                        <w:rPr>
+                          <w:b/>
+                          <w:bCs/>
+                          <w:sz w:val="52"/>
+                          <w:szCs w:val="52"/>
+                        </w:rPr>
+                      </w:pPr>
+                      <w:r>
+                        <w:rPr>
+                          <w:b/>
+                          <w:bCs/>
+                          <w:sz w:val="52"/>
+                          <w:szCs w:val="52"/>
+                        </w:rPr>
+                        <w:t>BROWSE STUDENT CARDS</w:t>
+                      </w:r>
+                    </w:p>
+                  </w:txbxContent>
+                </v:textbox>
+                <w10:wrap anchorx="margin"/>
+              </v:rect>
+            </w:pict>
+          </mc:Fallback>
+        </mc:AlternateContent>
+      </w:r>
+    </w:p>
+    <w:p/>
+    <w:p/>
+    <w:p>
+      <w:r>
+        <w:rPr>
+          <w:noProof/>
+        </w:rPr>
+        <mc:AlternateContent>
+          <mc:Choice Requires="wps">
+            <w:drawing>
+              <wp:anchor distT="0" distB="0" distL="114300" distR="114300" simplePos="0" relativeHeight="251668480" behindDoc="0" locked="0" layoutInCell="1" allowOverlap="1" wp14:anchorId="17BE5D8E" wp14:editId="7D17BE97">
+                <wp:simplePos x="0" y="0"/>
+                <wp:positionH relativeFrom="margin">
+                  <wp:align>center</wp:align>
+                </wp:positionH>
+                <wp:positionV relativeFrom="paragraph">
+                  <wp:posOffset>248285</wp:posOffset>
+                </wp:positionV>
+                <wp:extent cx="0" cy="553490"/>
+                <wp:effectExtent l="95250" t="0" r="57150" b="56515"/>
+                <wp:wrapNone/>
+                <wp:docPr id="1684343721" name="Straight Arrow Connector 4"/>
+                <wp:cNvGraphicFramePr/>
+                <a:graphic xmlns:a="http://schemas.openxmlformats.org/drawingml/2006/main">
+                  <a:graphicData uri="http://schemas.microsoft.com/office/word/2010/wordprocessingShape">
+                    <wps:wsp>
+                      <wps:cNvCnPr/>
+                      <wps:spPr>
+                        <a:xfrm>
+                          <a:off x="0" y="0"/>
+                          <a:ext cx="0" cy="553490"/>
+                        </a:xfrm>
+                        <a:prstGeom prst="straightConnector1">
+                          <a:avLst/>
+                        </a:prstGeom>
+                        <a:ln w="19050" cap="flat" cmpd="sng" algn="ctr">
+                          <a:solidFill>
+                            <a:schemeClr val="dk1"/>
+                          </a:solidFill>
+                          <a:prstDash val="solid"/>
+                          <a:round/>
+                          <a:headEnd type="none" w="med" len="med"/>
+                          <a:tailEnd type="arrow" w="med" len="med"/>
+                        </a:ln>
+                      </wps:spPr>
+                      <wps:style>
+                        <a:lnRef idx="0">
+                          <a:scrgbClr r="0" g="0" b="0"/>
+                        </a:lnRef>
+                        <a:fillRef idx="0">
+                          <a:scrgbClr r="0" g="0" b="0"/>
+                        </a:fillRef>
+                        <a:effectRef idx="0">
+                          <a:scrgbClr r="0" g="0" b="0"/>
+                        </a:effectRef>
+                        <a:fontRef idx="minor">
+                          <a:schemeClr val="tx1"/>
+                        </a:fontRef>
+                      </wps:style>
+                      <wps:bodyPr/>
+                    </wps:wsp>
+                  </a:graphicData>
+                </a:graphic>
+                <wp14:sizeRelH relativeFrom="margin">
+                  <wp14:pctWidth>0</wp14:pctWidth>
+                </wp14:sizeRelH>
+                <wp14:sizeRelV relativeFrom="margin">
+                  <wp14:pctHeight>0</wp14:pctHeight>
+                </wp14:sizeRelV>
+              </wp:anchor>
+            </w:drawing>
+          </mc:Choice>
+          <mc:Fallback>
+            <w:pict>
+              <v:shape w14:anchorId="7D4B16C7" id="Straight Arrow Connector 4" o:spid="_x0000_s1026" type="#_x0000_t32" style="position:absolute;margin-left:0;margin-top:19.55pt;width:0;height:43.6pt;z-index:251668480;visibility:visible;mso-wrap-style:square;mso-width-percent:0;mso-height-percent:0;mso-wrap-distance-left:9pt;mso-wrap-distance-top:0;mso-wrap-distance-right:9pt;mso-wrap-distance-bottom:0;mso-position-horizontal:center;mso-position-horizontal-relative:margin;mso-position-vertical:absolute;mso-position-vertical-relative:text;mso-width-percent:0;mso-height-percent:0;mso-width-relative:margin;mso-height-relative:margin" o:gfxdata="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" strokecolor="black [3200]" strokeweight="1.5pt">
+                <v:stroke endarrow="open"/>
+                <w10:wrap anchorx="margin"/>
+              </v:shape>
+            </w:pict>
+          </mc:Fallback>
+        </mc:AlternateContent>
+      </w:r>
+    </w:p>
+    <w:p>
+      <w:pPr>
+        <w:jc w:val="center"/>
+      </w:pPr>
+    </w:p>
+    <w:p>
+      <w:r>
+        <w:rPr>
+          <w:noProof/>
+        </w:rPr>
+        <mc:AlternateContent>
+          <mc:Choice Requires="wps">
+            <w:drawing>
+              <wp:anchor distT="0" distB="0" distL="114300" distR="114300" simplePos="0" relativeHeight="251666432" behindDoc="0" locked="0" layoutInCell="1" allowOverlap="1" wp14:anchorId="12F794EE" wp14:editId="3F191B7E">
+                <wp:simplePos x="0" y="0"/>
+                <wp:positionH relativeFrom="margin">
+                  <wp:align>center</wp:align>
+                </wp:positionH>
+                <wp:positionV relativeFrom="paragraph">
+                  <wp:posOffset>111760</wp:posOffset>
+                </wp:positionV>
+                <wp:extent cx="2110740" cy="1074420"/>
+                <wp:effectExtent l="0" t="0" r="22860" b="11430"/>
+                <wp:wrapNone/>
+                <wp:docPr id="319117669" name="Rectangle 1"/>
+                <wp:cNvGraphicFramePr/>
+                <a:graphic xmlns:a="http://schemas.openxmlformats.org/drawingml/2006/main">
+                  <a:graphicData uri="http://schemas.microsoft.com/office/word/2010/wordprocessingShape">
+                    <wps:wsp>
+                      <wps:cNvSpPr/>
+                      <wps:spPr>
+                        <a:xfrm>
+                          <a:off x="0" y="0"/>
+                          <a:ext cx="2110740" cy="1074420"/>
+                        </a:xfrm>
+                        <a:prstGeom prst="rect">
+                          <a:avLst/>
+                        </a:prstGeom>
+                      </wps:spPr>
+                      <wps:style>
+                        <a:lnRef idx="2">
+                          <a:schemeClr val="accent1">
+                            <a:shade val="15000"/>
+                          </a:schemeClr>
+                        </a:lnRef>
+                        <a:fillRef idx="1">
+                          <a:schemeClr val="accent1"/>
+                        </a:fillRef>
+                        <a:effectRef idx="0">
+                          <a:schemeClr val="accent1"/>
+                        </a:effectRef>
+                        <a:fontRef idx="minor">
+                          <a:schemeClr val="lt1"/>
+                        </a:fontRef>
+                      </wps:style>
+                      <wps:txbx>
+                        <w:txbxContent>
+                          <w:p>
+                            <w:pPr>
+                              <w:jc w:val="center"/>
+                              <w:rPr>
+                                <w:b/>
+                                <w:bCs/>
+                                <w:sz w:val="52"/>
+                                <w:szCs w:val="52"/>
+                              </w:rPr>
+                            </w:pPr>
+                            <w:r>
+                              <w:rPr>
+                                <w:b/>
+                                <w:bCs/>
+                                <w:sz w:val="52"/>
+                                <w:szCs w:val="52"/>
+                              </w:rPr>
+                              <w:t>APPLY FILTER</w:t>
+                            </w:r>
+                          </w:p>
+                        </w:txbxContent>
+                      </wps:txbx>
+                      <wps:bodyPr rot="0" spcFirstLastPara="0" vertOverflow="overflow" horzOverflow="overflow" vert="horz" wrap="square" lIns="91440" tIns="45720" rIns="91440" bIns="45720" numCol="1" spcCol="0" rtlCol="0" fromWordArt="0" anchor="ctr" anchorCtr="0" forceAA="0" compatLnSpc="1">
+                        <a:prstTxWarp prst="textNoShape">
+                          <a:avLst/>
+                        </a:prstTxWarp>
+                        <a:noAutofit/>
+                      </wps:bodyPr>
+                    </wps:wsp>
+                  </a:graphicData>
+                </a:graphic>
+              </wp:anchor>
+            </w:drawing>
+          </mc:Choice>
+          <mc:Fallback>
+            <w:pict>
+              <v:rect w14:anchorId="12F794EE" id="_x0000_s1033" style="position:absolute;margin-left:0;margin-top:8.8pt;width:166.2pt;height:84.6pt;z-index:251666432;visibility:visible;mso-wrap-style:square;mso-wrap-distance-left:9pt;mso-wrap-distance-top:0;mso-wrap-distance-right:9pt;mso-wrap-distance-bottom:0;mso-position-horizontal:center;mso-position-horizontal-relative:margin;mso-position-vertical:absolute;mso-position-vertical-relative:text;v-text-anchor:middle" o:gfxdata="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" fillcolor="#4f81bd [3204]" strokecolor="#0a121c [484]" strokeweight="2pt">
+                <v:textbox>
+                  <w:txbxContent>
+                    <w:p>
+                      <w:pPr>
+                        <w:jc w:val="center"/>
+                        <w:rPr>
+                          <w:b/>
+                          <w:bCs/>
+                          <w:sz w:val="52"/>
+                          <w:szCs w:val="52"/>
+                        </w:rPr>
+                      </w:pPr>
+                      <w:r>
+                        <w:rPr>
+                          <w:b/>
+                          <w:bCs/>
+                          <w:sz w:val="52"/>
+                          <w:szCs w:val="52"/>
+                        </w:rPr>
+                        <w:t>APPLY FILTER</w:t>
+                      </w:r>
+                    </w:p>
+                  </w:txbxContent>
+                </v:textbox>
+                <w10:wrap anchorx="margin"/>
+              </v:rect>
+            </w:pict>
+          </mc:Fallback>
+        </mc:AlternateContent>
+      </w:r>
+    </w:p>
+    <w:p>
+      <w:pPr>
+        <w:jc w:val="center"/>
+      </w:pPr>
+      <w:r>
+        <w:rPr>
+          <w:noProof/>
+        </w:rPr>
+        <mc:AlternateContent>
+          <mc:Choice Requires="wps">
+            <w:drawing>
+              <wp:anchor distT="0" distB="0" distL="114300" distR="114300" simplePos="0" relativeHeight="251677696" behindDoc="0" locked="0" layoutInCell="1" allowOverlap="1" wp14:anchorId="414090FB" wp14:editId="6506CFB6">
+                <wp:simplePos x="0" y="0"/>
+                <wp:positionH relativeFrom="margin">
+                  <wp:posOffset>2827367</wp:posOffset>
+                </wp:positionH>
+                <wp:positionV relativeFrom="paragraph">
+                  <wp:posOffset>-865909</wp:posOffset>
+                </wp:positionV>
+                <wp:extent cx="45719" cy="1225550"/>
+                <wp:effectExtent l="38100" t="0" r="69215" b="50800"/>
+                <wp:wrapNone/>
+                <wp:docPr id="749460653" name="Straight Arrow Connector 4"/>
+                <wp:cNvGraphicFramePr/>
+                <a:graphic xmlns:a="http://schemas.openxmlformats.org/drawingml/2006/main">
+                  <a:graphicData uri="http://schemas.microsoft.com/office/word/2010/wordprocessingShape">
+                    <wps:wsp>
+                      <wps:cNvCnPr/>
+                      <wps:spPr>
+                        <a:xfrm>
+                          <a:off x="0" y="0"/>
+                          <a:ext cx="45719" cy="1225550"/>
+                        </a:xfrm>
+                        <a:prstGeom prst="straightConnector1">
+                          <a:avLst/>
+                        </a:prstGeom>
+                        <a:ln w="19050" cap="flat" cmpd="sng" algn="ctr">
+                          <a:solidFill>
+                            <a:schemeClr val="dk1"/>
+                          </a:solidFill>
+                          <a:prstDash val="solid"/>
+                          <a:round/>
+                          <a:headEnd type="none" w="med" len="med"/>
+                          <a:tailEnd type="arrow" w="med" len="med"/>
+                        </a:ln>
+                      </wps:spPr>
+                      <wps:style>
+                        <a:lnRef idx="0">
+                          <a:scrgbClr r="0" g="0" b="0"/>
+                        </a:lnRef>
+                        <a:fillRef idx="0">
+                          <a:scrgbClr r="0" g="0" b="0"/>
+                        </a:fillRef>
+                        <a:effectRef idx="0">
+                          <a:scrgbClr r="0" g="0" b="0"/>
+                        </a:effectRef>
+                        <a:fontRef idx="minor">
+                          <a:schemeClr val="tx1"/>
+                        </a:fontRef>
+                      </wps:style>
+                      <wps:bodyPr/>
+                    </wps:wsp>
+                  </a:graphicData>
+                </a:graphic>
+                <wp14:sizeRelH relativeFrom="margin">
+                  <wp14:pctWidth>0</wp14:pctWidth>
+                </wp14:sizeRelH>
+                <wp14:sizeRelV relativeFrom="margin">
+                  <wp14:pctHeight>0</wp14:pctHeight>
+                </wp14:sizeRelV>
+              </wp:anchor>
+            </w:drawing>
+          </mc:Choice>
+          <mc:Fallback>
+            <w:pict>
+              <v:shape w14:anchorId="2DFA0FAA" id="Straight Arrow Connector 4" o:spid="_x0000_s1026" type="#_x0000_t32" style="position:absolute;margin-left:222.65pt;margin-top:-68.2pt;width:3.6pt;height:96.5pt;z-index:251677696;visibility:visible;mso-wrap-style:square;mso-width-percent:0;mso-height-percent:0;mso-wrap-distance-left:9pt;mso-wrap-distance-top:0;mso-wrap-distance-right:9pt;mso-wrap-distance-bottom:0;mso-position-horizontal:absolute;mso-position-horizontal-relative:margin;mso-position-vertical:absolute;mso-position-vertical-relative:text;mso-width-percent:0;mso-height-percent:0;mso-width-relative:margin;mso-height-relative:margin" o:gfxdata="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" strokecolor="black [3200]" strokeweight="1.5pt">
+                <v:stroke endarrow="open"/>
+                <w10:wrap anchorx="margin"/>
+              </v:shape>
+            </w:pict>
+          </mc:Fallback>
+        </mc:AlternateContent>
+      </w:r>
+    </w:p>
+    <w:p>
+      <w:pPr>
+        <w:jc w:val="center"/>
+      </w:pPr>
+    </w:p>
+    <w:p>
+      <w:pPr>
+        <w:jc w:val="center"/>
+      </w:pPr>
+      <w:r>
+        <w:rPr>
+          <w:noProof/>
+        </w:rPr>
+        <mc:AlternateContent>
+          <mc:Choice Requires="wps">
+            <w:drawing>
+              <wp:anchor distT="0" distB="0" distL="114300" distR="114300" simplePos="0" relativeHeight="251671552" behindDoc="0" locked="0" layoutInCell="1" allowOverlap="1" wp14:anchorId="515B73D9" wp14:editId="3C7839E7">
+                <wp:simplePos x="0" y="0"/>
+                <wp:positionH relativeFrom="column">
+                  <wp:posOffset>1773382</wp:posOffset>
+                </wp:positionH>
+                <wp:positionV relativeFrom="paragraph">
+                  <wp:posOffset>-242456</wp:posOffset>
+                </wp:positionV>
+                <wp:extent cx="2110740" cy="1537855"/>
+                <wp:effectExtent l="0" t="0" r="22860" b="24765"/>
+                <wp:wrapNone/>
+                <wp:docPr id="374137074" name="Rectangle 1"/>
+                <wp:cNvGraphicFramePr/>
+                <a:graphic xmlns:a="http://schemas.openxmlformats.org/drawingml/2006/main">
+                  <a:graphicData uri="http://schemas.microsoft.com/office/word/2010/wordprocessingShape">
+                    <wps:wsp>
+                      <wps:cNvSpPr/>
+                      <wps:spPr>
+                        <a:xfrm>
+                          <a:off x="0" y="0"/>
+                          <a:ext cx="2110740" cy="1537855"/>
+                        </a:xfrm>
+                        <a:prstGeom prst="rect">
+                          <a:avLst/>
+                        </a:prstGeom>
+                      </wps:spPr>
+                      <wps:style>
+                        <a:lnRef idx="2">
+                          <a:schemeClr val="accent1">
+                            <a:shade val="15000"/>
+                          </a:schemeClr>
+                        </a:lnRef>
+                        <a:fillRef idx="1">
+                          <a:schemeClr val="accent1"/>
+                        </a:fillRef>
+                        <a:effectRef idx="0">
+                          <a:schemeClr val="accent1"/>
+                        </a:effectRef>
+                        <a:fontRef idx="minor">
+                          <a:schemeClr val="lt1"/>
+                        </a:fontRef>
+                      </wps:style>
+                      <wps:txbx>
+                        <w:txbxContent>
+                          <w:p>
+                            <w:pPr>
+                              <w:jc w:val="center"/>
+                              <w:rPr>
+                                <w:b/>
+                                <w:bCs/>
+                                <w:sz w:val="52"/>
+                                <w:szCs w:val="52"/>
+                              </w:rPr>
+                            </w:pPr>
+                            <w:r>
+                              <w:rPr>
+                                <w:b/>
+                                <w:bCs/>
+                                <w:sz w:val="52"/>
+                                <w:szCs w:val="52"/>
+                              </w:rPr>
+                              <w:t>VIEW STUDENT PROFILE</w:t>
+                            </w:r>
+                          </w:p>
+                        </w:txbxContent>
+                      </wps:txbx>
+                      <wps:bodyPr rot="0" spcFirstLastPara="0" vertOverflow="overflow" horzOverflow="overflow" vert="horz" wrap="square" lIns="91440" tIns="45720" rIns="91440" bIns="45720" numCol="1" spcCol="0" rtlCol="0" fromWordArt="0" anchor="ctr" anchorCtr="0" forceAA="0" compatLnSpc="1">
+                        <a:prstTxWarp prst="textNoShape">
+                          <a:avLst/>
+                        </a:prstTxWarp>
+                        <a:noAutofit/>
+                      </wps:bodyPr>
+                    </wps:wsp>
+                  </a:graphicData>
+                </a:graphic>
+                <wp14:sizeRelV relativeFrom="margin">
+                  <wp14:pctHeight>0</wp14:pctHeight>
+                </wp14:sizeRelV>
+              </wp:anchor>
+            </w:drawing>
+          </mc:Choice>
+          <mc:Fallback>
+            <w:pict>
+              <v:rect w14:anchorId="515B73D9" id="_x0000_s1034" style="position:absolute;left:0;text-align:left;margin-left:139.65pt;margin-top:-19.1pt;width:166.2pt;height:121.1pt;z-index:251671552;visibility:visible;mso-wrap-style:square;mso-height-percent:0;mso-wrap-distance-left:9pt;mso-wrap-distance-top:0;mso-wrap-distance-right:9pt;mso-wrap-distance-bottom:0;mso-position-horizontal:absolute;mso-position-horizontal-relative:text;mso-position-vertical:absolute;mso-position-vertical-relative:text;mso-height-percent:0;mso-height-relative:margin;v-text-anchor:middle" o:gfxdata="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" fillcolor="#4f81bd [3204]" strokecolor="#0a121c [484]" strokeweight="2pt">
+                <v:textbox>
+                  <w:txbxContent>
+                    <w:p>
+                      <w:pPr>
+                        <w:jc w:val="center"/>
+                        <w:rPr>
+                          <w:b/>
+                          <w:bCs/>
+                          <w:sz w:val="52"/>
+                          <w:szCs w:val="52"/>
+                        </w:rPr>
+                      </w:pPr>
+                      <w:r>
+                        <w:rPr>
+                          <w:b/>
+                          <w:bCs/>
+                          <w:sz w:val="52"/>
+                          <w:szCs w:val="52"/>
+                        </w:rPr>
+                        <w:t>VIEW STUDENT PROFILE</w:t>
+                      </w:r>
+                    </w:p>
+                  </w:txbxContent>
+                </v:textbox>
+              </v:rect>
+            </w:pict>
+          </mc:Fallback>
+        </mc:AlternateContent>
+      </w:r>
+    </w:p>
+    <w:p/>
+    <w:p/>
+    <w:p/>
+    <w:p>
+      <w:r>
+        <w:rPr>
+          <w:noProof/>
+        </w:rPr>
+        <mc:AlternateContent>
+          <mc:Choice Requires="wps">
+            <w:drawing>
+              <wp:anchor distT="0" distB="0" distL="114300" distR="114300" simplePos="0" relativeHeight="251673600" behindDoc="0" locked="0" layoutInCell="1" allowOverlap="1" wp14:anchorId="6B52263C" wp14:editId="4991CB66">
+                <wp:simplePos x="0" y="0"/>
+                <wp:positionH relativeFrom="margin">
+                  <wp:align>center</wp:align>
+                </wp:positionH>
+                <wp:positionV relativeFrom="paragraph">
+                  <wp:posOffset>7101</wp:posOffset>
+                </wp:positionV>
+                <wp:extent cx="0" cy="648000"/>
+                <wp:effectExtent l="95250" t="0" r="95250" b="57150"/>
+                <wp:wrapNone/>
+                <wp:docPr id="412592165" name="Straight Arrow Connector 4"/>
+                <wp:cNvGraphicFramePr/>
+                <a:graphic xmlns:a="http://schemas.openxmlformats.org/drawingml/2006/main">
+                  <a:graphicData uri="http://schemas.microsoft.com/office/word/2010/wordprocessingShape">
+                    <wps:wsp>
+                      <wps:cNvCnPr/>
+                      <wps:spPr>
+                        <a:xfrm>
+                          <a:off x="0" y="0"/>
+                          <a:ext cx="0" cy="648000"/>
+                        </a:xfrm>
+                        <a:prstGeom prst="straightConnector1">
+                          <a:avLst/>
+                        </a:prstGeom>
+                        <a:ln w="19050" cap="flat" cmpd="sng" algn="ctr">
+                          <a:solidFill>
+                            <a:schemeClr val="dk1"/>
+                          </a:solidFill>
+                          <a:prstDash val="solid"/>
+                          <a:round/>
+                          <a:headEnd type="none" w="med" len="med"/>
+                          <a:tailEnd type="arrow" w="med" len="med"/>
+                        </a:ln>
+                      </wps:spPr>
+                      <wps:style>
+                        <a:lnRef idx="0">
+                          <a:scrgbClr r="0" g="0" b="0"/>
+                        </a:lnRef>
+                        <a:fillRef idx="0">
+                          <a:scrgbClr r="0" g="0" b="0"/>
+                        </a:fillRef>
+                        <a:effectRef idx="0">
+                          <a:scrgbClr r="0" g="0" b="0"/>
+                        </a:effectRef>
+                        <a:fontRef idx="minor">
+                          <a:schemeClr val="tx1"/>
+                        </a:fontRef>
+                      </wps:style>
+                      <wps:bodyPr/>
+                    </wps:wsp>
+                  </a:graphicData>
+                </a:graphic>
+                <wp14:sizeRelV relativeFrom="margin">
+                  <wp14:pctHeight>0</wp14:pctHeight>
+                </wp14:sizeRelV>
+              </wp:anchor>
+            </w:drawing>
+          </mc:Choice>
+          <mc:Fallback>
+            <w:pict>
+              <v:shape w14:anchorId="3A7E2285" id="Straight Arrow Connector 4" o:spid="_x0000_s1026" type="#_x0000_t32" style="position:absolute;margin-left:0;margin-top:.55pt;width:0;height:51pt;z-index:251673600;visibility:visible;mso-wrap-style:square;mso-height-percent:0;mso-wrap-distance-left:9pt;mso-wrap-distance-top:0;mso-wrap-distance-right:9pt;mso-wrap-distance-bottom:0;mso-position-horizontal:center;mso-position-horizontal-relative:margin;mso-position-vertical:absolute;mso-position-vertical-relative:text;mso-height-percent:0;mso-height-relative:margin" o:gfxdata="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" strokecolor="black [3200]" strokeweight="1.5pt">
+                <v:stroke endarrow="open"/>
+                <w10:wrap anchorx="margin"/>
+              </v:shape>
+            </w:pict>
+          </mc:Fallback>
+        </mc:AlternateContent>
+      </w:r>
+    </w:p>
+    <w:p/>
+    <w:p>
+      <w:r>
+        <w:rPr>
+          <w:noProof/>
+        </w:rPr>
+        <mc:AlternateContent>
+          <mc:Choice Requires="wps">
+            <w:drawing>
+              <wp:anchor distT="0" distB="0" distL="114300" distR="114300" simplePos="0" relativeHeight="251670528" behindDoc="0" locked="0" layoutInCell="1" allowOverlap="1" wp14:anchorId="7934EEC7" wp14:editId="7EB9499E">
+                <wp:simplePos x="0" y="0"/>
+                <wp:positionH relativeFrom="margin">
+                  <wp:posOffset>1798955</wp:posOffset>
+                </wp:positionH>
+                <wp:positionV relativeFrom="paragraph">
+                  <wp:posOffset>123190</wp:posOffset>
+                </wp:positionV>
+                <wp:extent cx="2110740" cy="1074420"/>
+                <wp:effectExtent l="0" t="0" r="22860" b="11430"/>
+                <wp:wrapNone/>
+                <wp:docPr id="1689025733" name="Rectangle 1"/>
+                <wp:cNvGraphicFramePr/>
+                <a:graphic xmlns:a="http://schemas.openxmlformats.org/drawingml/2006/main">
+                  <a:graphicData uri="http://schemas.microsoft.com/office/word/2010/wordprocessingShape">
+                    <wps:wsp>
+                      <wps:cNvSpPr/>
+                      <wps:spPr>
+                        <a:xfrm>
+                          <a:off x="0" y="0"/>
+                          <a:ext cx="2110740" cy="1074420"/>
+                        </a:xfrm>
+                        <a:prstGeom prst="rect">
+                          <a:avLst/>
+                        </a:prstGeom>
+                      </wps:spPr>
+                      <wps:style>
+                        <a:lnRef idx="2">
+                          <a:schemeClr val="accent1">
+                            <a:shade val="15000"/>
+                          </a:schemeClr>
+                        </a:lnRef>
+                        <a:fillRef idx="1">
+                          <a:schemeClr val="accent1"/>
+                        </a:fillRef>
+                        <a:effectRef idx="0">
+                          <a:schemeClr val="accent1"/>
+                        </a:effectRef>
+                        <a:fontRef idx="minor">
+                          <a:schemeClr val="lt1"/>
+                        </a:fontRef>
+                      </wps:style>
+                      <wps:txbx>
+                        <w:txbxContent>
+                          <w:p>
+                            <w:pPr>
+                              <w:jc w:val="center"/>
+                              <w:rPr>
+                                <w:b/>
+                                <w:bCs/>
+                                <w:sz w:val="52"/>
+                                <w:szCs w:val="52"/>
+                              </w:rPr>
+                            </w:pPr>
+                            <w:r>
+                              <w:rPr>
+                                <w:b/>
+                                <w:bCs/>
+                                <w:sz w:val="52"/>
+                                <w:szCs w:val="52"/>
+                              </w:rPr>
+                              <w:t>VIEW SKILLS &amp; LEARNING INTERESTS</w:t>
+                            </w:r>
+                          </w:p>
+                        </w:txbxContent>
+                      </wps:txbx>
+                      <wps:bodyPr rot="0" spcFirstLastPara="0" vertOverflow="overflow" horzOverflow="overflow" vert="horz" wrap="square" lIns="91440" tIns="45720" rIns="91440" bIns="45720" numCol="1" spcCol="0" rtlCol="0" fromWordArt="0" anchor="ctr" anchorCtr="0" forceAA="0" compatLnSpc="1">
+                        <a:prstTxWarp prst="textNoShape">
+                          <a:avLst/>
+                        </a:prstTxWarp>
+                        <a:noAutofit/>
+                      </wps:bodyPr>
+                    </wps:wsp>
+                  </a:graphicData>
+                </a:graphic>
+              </wp:anchor>
+            </w:drawing>
+          </mc:Choice>
+          <mc:Fallback>
+            <w:pict>
+              <v:rect w14:anchorId="7934EEC7" id="_x0000_s1035" style="position:absolute;margin-left:141.65pt;margin-top:9.7pt;width:166.2pt;height:84.6pt;z-index:251670528;visibility:visible;mso-wrap-style:square;mso-wrap-distance-left:9pt;mso-wrap-distance-top:0;mso-wrap-distance-right:9pt;mso-wrap-distance-bottom:0;mso-position-horizontal:absolute;mso-position-horizontal-relative:margin;mso-position-vertical:absolute;mso-position-vertical-relative:text;v-text-anchor:middle" o:gfxdata="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" fillcolor="#4f81bd [3204]" strokecolor="#0a121c [484]" strokeweight="2pt">
+                <v:textbox>
+                  <w:txbxContent>
+                    <w:p>
+                      <w:pPr>
+                        <w:jc w:val="center"/>
+                        <w:rPr>
+                          <w:b/>
+                          <w:bCs/>
+                          <w:sz w:val="52"/>
+                          <w:szCs w:val="52"/>
+                        </w:rPr>
+                      </w:pPr>
+                      <w:r>
+                        <w:rPr>
+                          <w:b/>
+                          <w:bCs/>
+                          <w:sz w:val="52"/>
+                          <w:szCs w:val="52"/>
+                        </w:rPr>
+                        <w:t>VIEW SKILLS &amp; LEARNING INTERESTS</w:t>
+                      </w:r>
+                    </w:p>
+                  </w:txbxContent>
+                </v:textbox>
+                <w10:wrap anchorx="margin"/>
+              </v:rect>
+            </w:pict>
+          </mc:Fallback>
+        </mc:AlternateContent>
+      </w:r>
+    </w:p>
+    <w:p/>
+    <w:p/>
+    <w:p>
+      <w:r>
+        <w:rPr>
+          <w:noProof/>
+        </w:rPr>
+        <mc:AlternateContent>
+          <mc:Choice Requires="wps">
+            <w:drawing>
+              <wp:anchor distT="0" distB="0" distL="114300" distR="114300" simplePos="0" relativeHeight="251674624" behindDoc="0" locked="0" layoutInCell="1" allowOverlap="1" wp14:anchorId="254A2005" wp14:editId="27BB2FC4">
+                <wp:simplePos x="0" y="0"/>
+                <wp:positionH relativeFrom="margin">
+                  <wp:align>center</wp:align>
+                </wp:positionH>
+                <wp:positionV relativeFrom="paragraph">
+                  <wp:posOffset>248285</wp:posOffset>
+                </wp:positionV>
+                <wp:extent cx="0" cy="553490"/>
+                <wp:effectExtent l="95250" t="0" r="57150" b="56515"/>
+                <wp:wrapNone/>
+                <wp:docPr id="506569142" name="Straight Arrow Connector 4"/>
+                <wp:cNvGraphicFramePr/>
+                <a:graphic xmlns:a="http://schemas.openxmlformats.org/drawingml/2006/main">
+                  <a:graphicData uri="http://schemas.microsoft.com/office/word/2010/wordprocessingShape">
+                    <wps:wsp>
+                      <wps:cNvCnPr/>
+                      <wps:spPr>
+                        <a:xfrm>
+                          <a:off x="0" y="0"/>
+                          <a:ext cx="0" cy="553490"/>
+                        </a:xfrm>
+                        <a:prstGeom prst="straightConnector1">
+                          <a:avLst/>
+                        </a:prstGeom>
+                        <a:ln w="19050" cap="flat" cmpd="sng" algn="ctr">
+                          <a:solidFill>
+                            <a:schemeClr val="dk1"/>
+                          </a:solidFill>
+                          <a:prstDash val="solid"/>
+                          <a:round/>
+                          <a:headEnd type="none" w="med" len="med"/>
+                          <a:tailEnd type="arrow" w="med" len="med"/>
+                        </a:ln>
+                      </wps:spPr>
+                      <wps:style>
+                        <a:lnRef idx="0">
+                          <a:scrgbClr r="0" g="0" b="0"/>
+                        </a:lnRef>
+                        <a:fillRef idx="0">
+                          <a:scrgbClr r="0" g="0" b="0"/>
+                        </a:fillRef>
+                        <a:effectRef idx="0">
+                          <a:scrgbClr r="0" g="0" b="0"/>
+                        </a:effectRef>
+                        <a:fontRef idx="minor">
+                          <a:schemeClr val="tx1"/>
+                        </a:fontRef>
+                      </wps:style>
+                      <wps:bodyPr/>
+                    </wps:wsp>
+                  </a:graphicData>
+                </a:graphic>
+                <wp14:sizeRelH relativeFrom="margin">
+                  <wp14:pctWidth>0</wp14:pctWidth>
+                </wp14:sizeRelH>
+                <wp14:sizeRelV relativeFrom="margin">
+                  <wp14:pctHeight>0</wp14:pctHeight>
+                </wp14:sizeRelV>
+              </wp:anchor>
+            </w:drawing>
+          </mc:Choice>
+          <mc:Fallback>
+            <w:pict>
+              <v:shape w14:anchorId="7F930F61" id="Straight Arrow Connector 4" o:spid="_x0000_s1026" type="#_x0000_t32" style="position:absolute;margin-left:0;margin-top:19.55pt;width:0;height:43.6pt;z-index:251674624;visibility:visible;mso-wrap-style:square;mso-width-percent:0;mso-height-percent:0;mso-wrap-distance-left:9pt;mso-wrap-distance-top:0;mso-wrap-distance-right:9pt;mso-wrap-distance-bottom:0;mso-position-horizontal:center;mso-position-horizontal-relative:margin;mso-position-vertical:absolute;mso-position-vertical-relative:text;mso-width-percent:0;mso-height-percent:0;mso-width-relative:margin;mso-height-relative:margin" o:gfxdata="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" strokecolor="black [3200]" strokeweight="1.5pt">
+                <v:stroke endarrow="open"/>
+                <w10:wrap anchorx="margin"/>
+              </v:shape>
+            </w:pict>
+          </mc:Fallback>
+        </mc:AlternateContent>
+      </w:r>
+    </w:p>
+    <w:p>
+      <w:pPr>
+        <w:jc w:val="center"/>
+      </w:pPr>
+    </w:p>
+    <w:p>
+      <w:r>
+        <w:rPr>
+          <w:noProof/>
+        </w:rPr>
+        <mc:AlternateContent>
+          <mc:Choice Requires="wps">
+            <w:drawing>
+              <wp:anchor distT="0" distB="0" distL="114300" distR="114300" simplePos="0" relativeHeight="251672576" behindDoc="0" locked="0" layoutInCell="1" allowOverlap="1" wp14:anchorId="532444C6" wp14:editId="48753E7C">
+                <wp:simplePos x="0" y="0"/>
+                <wp:positionH relativeFrom="margin">
+                  <wp:posOffset>1925781</wp:posOffset>
+                </wp:positionH>
+                <wp:positionV relativeFrom="paragraph">
+                  <wp:posOffset>111760</wp:posOffset>
+                </wp:positionV>
+                <wp:extent cx="2110740" cy="1074420"/>
+                <wp:effectExtent l="0" t="0" r="22860" b="11430"/>
+                <wp:wrapNone/>
+                <wp:docPr id="571938323" name="Rectangle 1"/>
+                <wp:cNvGraphicFramePr/>
+                <a:graphic xmlns:a="http://schemas.openxmlformats.org/drawingml/2006/main">
+                  <a:graphicData uri="http://schemas.microsoft.com/office/word/2010/wordprocessingShape">
+                    <wps:wsp>
+                      <wps:cNvSpPr/>
+                      <wps:spPr>
+                        <a:xfrm>
+                          <a:off x="0" y="0"/>
+                          <a:ext cx="2110740" cy="1074420"/>
+                        </a:xfrm>
+                        <a:prstGeom prst="rect">
+                          <a:avLst/>
+                        </a:prstGeom>
+                      </wps:spPr>
+                      <wps:style>
+                        <a:lnRef idx="2">
+                          <a:schemeClr val="accent1">
+                            <a:shade val="15000"/>
+                          </a:schemeClr>
+                        </a:lnRef>
+                        <a:fillRef idx="1">
+                          <a:schemeClr val="accent1"/>
+                        </a:fillRef>
+                        <a:effectRef idx="0">
+                          <a:schemeClr val="accent1"/>
+                        </a:effectRef>
+                        <a:fontRef idx="minor">
+                          <a:schemeClr val="lt1"/>
+                        </a:fontRef>
+                      </wps:style>
+                      <wps:txbx>
+                        <w:txbxContent>
+                          <w:p>
+                            <w:pPr>
+                              <w:jc w:val="center"/>
+                              <w:rPr>
+                                <w:b/>
+                                <w:bCs/>
+                                <w:sz w:val="52"/>
+                                <w:szCs w:val="52"/>
+                              </w:rPr>
+                            </w:pPr>
+                            <w:r>
+                              <w:rPr>
+                                <w:b/>
+                                <w:bCs/>
+                                <w:sz w:val="52"/>
+                                <w:szCs w:val="52"/>
+                              </w:rPr>
+                              <w:t>REQUEST SKILL EXCHANGE</w:t>
+                            </w:r>
+                          </w:p>
+                        </w:txbxContent>
+                      </wps:txbx>
+                      <wps:bodyPr rot="0" spcFirstLastPara="0" vertOverflow="overflow" horzOverflow="overflow" vert="horz" wrap="square" lIns="91440" tIns="45720" rIns="91440" bIns="45720" numCol="1" spcCol="0" rtlCol="0" fromWordArt="0" anchor="ctr" anchorCtr="0" forceAA="0" compatLnSpc="1">
+                        <a:prstTxWarp prst="textNoShape">
+                          <a:avLst/>
+                        </a:prstTxWarp>
+                        <a:noAutofit/>
+                      </wps:bodyPr>
+                    </wps:wsp>
+                  </a:graphicData>
+                </a:graphic>
+              </wp:anchor>
+            </w:drawing>
+          </mc:Choice>
+          <mc:Fallback>
+            <w:pict>
+              <v:rect w14:anchorId="532444C6" id="_x0000_s1036" style="position:absolute;margin-left:151.65pt;margin-top:8.8pt;width:166.2pt;height:84.6pt;z-index:251672576;visibility:visible;mso-wrap-style:square;mso-wrap-distance-left:9pt;mso-wrap-distance-top:0;mso-wrap-distance-right:9pt;mso-wrap-distance-bottom:0;mso-position-horizontal:absolute;mso-position-horizontal-relative:margin;mso-position-vertical:absolute;mso-position-vertical-relative:text;v-text-anchor:middle" o:gfxdata="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" fillcolor="#4f81bd [3204]" strokecolor="#0a121c [484]" strokeweight="2pt">
+                <v:textbox>
+                  <w:txbxContent>
+                    <w:p>
+                      <w:pPr>
+                        <w:jc w:val="center"/>
+                        <w:rPr>
+                          <w:b/>
+                          <w:bCs/>
+                          <w:sz w:val="52"/>
+                          <w:szCs w:val="52"/>
+                        </w:rPr>
+                      </w:pPr>
+                      <w:r>
+                        <w:rPr>
+                          <w:b/>
+                          <w:bCs/>
+                          <w:sz w:val="52"/>
+                          <w:szCs w:val="52"/>
+                        </w:rPr>
+                        <w:t>REQUEST SKILL EXCHANGE</w:t>
+                      </w:r>
+                    </w:p>
+                  </w:txbxContent>
+                </v:textbox>
+                <w10:wrap anchorx="margin"/>
+              </v:rect>
+            </w:pict>
+          </mc:Fallback>
+        </mc:AlternateContent>
+      </w:r>
+    </w:p>
+    <w:p>
+      <w:pPr>
+        <w:jc w:val="center"/>
+      </w:pPr>
+    </w:p>
+    <w:p>
+      <w:pPr>
+        <w:jc w:val="center"/>
+      </w:pPr>
+    </w:p>
+    <w:p>
+      <w:pPr>
+        <w:jc w:val="center"/>
+      </w:pPr>
+      <w:r>
+        <w:rPr>
+          <w:noProof/>
+        </w:rPr>
+        <mc:AlternateContent>
+          <mc:Choice Requires="wps">
+            <w:drawing>
+              <wp:anchor distT="0" distB="0" distL="114300" distR="114300" simplePos="0" relativeHeight="251676672" behindDoc="0" locked="0" layoutInCell="1" allowOverlap="1" wp14:anchorId="13FF411F" wp14:editId="4271EC26">
+                <wp:simplePos x="0" y="0"/>
+                <wp:positionH relativeFrom="column">
+                  <wp:posOffset>2915862</wp:posOffset>
+                </wp:positionH>
+                <wp:positionV relativeFrom="paragraph">
+                  <wp:posOffset>247015</wp:posOffset>
+                </wp:positionV>
+                <wp:extent cx="0" cy="684000"/>
+                <wp:effectExtent l="76200" t="0" r="114300" b="59055"/>
+                <wp:wrapNone/>
+                <wp:docPr id="1245025390" name="Straight Arrow Connector 5"/>
+                <wp:cNvGraphicFramePr/>
+                <a:graphic xmlns:a="http://schemas.openxmlformats.org/drawingml/2006/main">
+                  <a:graphicData uri="http://schemas.microsoft.com/office/word/2010/wordprocessingShape">
+                    <wps:wsp>
+                      <wps:cNvCnPr/>
+                      <wps:spPr>
+                        <a:xfrm flipH="1">
+                          <a:off x="0" y="0"/>
+                          <a:ext cx="0" cy="684000"/>
+                        </a:xfrm>
+                        <a:prstGeom prst="straightConnector1">
+                          <a:avLst/>
+                        </a:prstGeom>
+                        <a:ln w="19050" cap="flat" cmpd="sng" algn="ctr">
+                          <a:solidFill>
+                            <a:schemeClr val="dk1"/>
+                          </a:solidFill>
+                          <a:prstDash val="solid"/>
+                          <a:round/>
+                          <a:headEnd type="none" w="med" len="med"/>
+                          <a:tailEnd type="arrow" w="med" len="med"/>
+                        </a:ln>
+                      </wps:spPr>
+                      <wps:style>
+                        <a:lnRef idx="0">
+                          <a:scrgbClr r="0" g="0" b="0"/>
+                        </a:lnRef>
+                        <a:fillRef idx="0">
+                          <a:scrgbClr r="0" g="0" b="0"/>
+                        </a:fillRef>
+                        <a:effectRef idx="0">
+                          <a:scrgbClr r="0" g="0" b="0"/>
+                        </a:effectRef>
+                        <a:fontRef idx="minor">
+                          <a:schemeClr val="tx1"/>
+                        </a:fontRef>
+                      </wps:style>
+                      <wps:bodyPr/>
+                    </wps:wsp>
+                  </a:graphicData>
+                </a:graphic>
+                <wp14:sizeRelH relativeFrom="margin">
+                  <wp14:pctWidth>0</wp14:pctWidth>
+                </wp14:sizeRelH>
+                <wp14:sizeRelV relativeFrom="margin">
+                  <wp14:pctHeight>0</wp14:pctHeight>
+                </wp14:sizeRelV>
+              </wp:anchor>
+            </w:drawing>
+          </mc:Choice>
+          <mc:Fallback>
+            <w:pict>
+              <v:shape w14:anchorId="4B856AEC" id="Straight Arrow Connector 5" o:spid="_x0000_s1026" type="#_x0000_t32" style="position:absolute;margin-left:229.6pt;margin-top:19.45pt;width:0;height:53.85pt;flip:x;z-index:251676672;visibility:visible;mso-wrap-style:square;mso-width-percent:0;mso-height-percent:0;mso-wrap-distance-left:9pt;mso-wrap-distance-top:0;mso-wrap-distance-right:9pt;mso-wrap-distance-bottom:0;mso-position-horizontal:absolute;mso-position-horizontal-relative:text;mso-position-vertical:absolute;mso-position-vertical-relative:text;mso-width-percent:0;mso-height-percent:0;mso-width-relative:margin;mso-height-relative:margin" o:gfxdata="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" strokecolor="black [3200]" strokeweight="1.5pt">
+                <v:stroke endarrow="open"/>
+              </v:shape>
+            </w:pict>
+          </mc:Fallback>
+        </mc:AlternateContent>
+      </w:r>
+    </w:p>
+    <w:p>
+      <w:pPr>
+        <w:jc w:val="center"/>
+      </w:pPr>
+    </w:p>
+    <w:p>
+      <w:pPr>
+        <w:jc w:val="center"/>
+      </w:pPr>
+    </w:p>
+    <w:p>
+      <w:pPr>
+        <w:jc w:val="center"/>
+      </w:pPr>
+    </w:p>
+    <w:p>
+      <w:pPr>
+        <w:jc w:val="center"/>
+      </w:pPr>
+      <w:r>
+        <w:rPr>
+          <w:noProof/>
+        </w:rPr>
+        <mc:AlternateContent>
+          <mc:Choice Requires="wps">
+            <w:drawing>
+              <wp:anchor distT="0" distB="0" distL="114300" distR="114300" simplePos="0" relativeHeight="251675648" behindDoc="0" locked="0" layoutInCell="1" allowOverlap="1" wp14:anchorId="277D35E3" wp14:editId="09891544">
+                <wp:simplePos x="0" y="0"/>
+                <wp:positionH relativeFrom="column">
+                  <wp:posOffset>1775460</wp:posOffset>
+                </wp:positionH>
+                <wp:positionV relativeFrom="paragraph">
+                  <wp:posOffset>-243840</wp:posOffset>
+                </wp:positionV>
+                <wp:extent cx="2110740" cy="1074420"/>
+                <wp:effectExtent l="0" t="0" r="22860" b="11430"/>
+                <wp:wrapNone/>
+                <wp:docPr id="660736659" name="Rectangle 1"/>
+                <wp:cNvGraphicFramePr/>
+                <a:graphic xmlns:a="http://schemas.openxmlformats.org/drawingml/2006/main">
+                  <a:graphicData uri="http://schemas.microsoft.com/office/word/2010/wordprocessingShape">
+                    <wps:wsp>
+                      <wps:cNvSpPr/>
+                      <wps:spPr>
+                        <a:xfrm>
+                          <a:off x="0" y="0"/>
+                          <a:ext cx="2110740" cy="1074420"/>
+                        </a:xfrm>
+                        <a:prstGeom prst="rect">
+                          <a:avLst/>
+                        </a:prstGeom>
+                      </wps:spPr>
+                      <wps:style>
+                        <a:lnRef idx="2">
+                          <a:schemeClr val="accent1">
+                            <a:shade val="15000"/>
+                          </a:schemeClr>
+                        </a:lnRef>
+                        <a:fillRef idx="1">
+                          <a:schemeClr val="accent1"/>
+                        </a:fillRef>
+                        <a:effectRef idx="0">
+                          <a:schemeClr val="accent1"/>
+                        </a:effectRef>
+                        <a:fontRef idx="minor">
+                          <a:schemeClr val="lt1"/>
+                        </a:fontRef>
+                      </wps:style>
+                      <wps:txbx>
+                        <w:txbxContent>
+                          <w:p>
+                            <w:pPr>
+                              <w:jc w:val="center"/>
+                              <w:rPr>
+                                <w:b/>
+                                <w:bCs/>
+                                <w:sz w:val="52"/>
+                                <w:szCs w:val="52"/>
+                              </w:rPr>
+                            </w:pPr>
+                            <w:r>
+                              <w:rPr>
+                                <w:b/>
+                                <w:bCs/>
+                                <w:sz w:val="52"/>
+                                <w:szCs w:val="52"/>
+                              </w:rPr>
+                              <w:t>END</w:t>
+                            </w:r>
+                          </w:p>
+                        </w:txbxContent>
+                      </wps:txbx>
+                      <wps:bodyPr rot="0" spcFirstLastPara="0" vertOverflow="overflow" horzOverflow="overflow" vert="horz" wrap="square" lIns="91440" tIns="45720" rIns="91440" bIns="45720" numCol="1" spcCol="0" rtlCol="0" fromWordArt="0" anchor="ctr" anchorCtr="0" forceAA="0" compatLnSpc="1">
+                        <a:prstTxWarp prst="textNoShape">
+                          <a:avLst/>
+                        </a:prstTxWarp>
+                        <a:noAutofit/>
+                      </wps:bodyPr>
+                    </wps:wsp>
+                  </a:graphicData>
+                </a:graphic>
+              </wp:anchor>
+            </w:drawing>
+          </mc:Choice>
+          <mc:Fallback>
+            <w:pict>
+              <v:rect w14:anchorId="277D35E3" id="_x0000_s1037" style="position:absolute;left:0;text-align:left;margin-left:139.8pt;margin-top:-19.2pt;width:166.2pt;height:84.6pt;z-index:251675648;visibility:visible;mso-wrap-style:square;mso-wrap-distance-left:9pt;mso-wrap-distance-top:0;mso-wrap-distance-right:9pt;mso-wrap-distance-bottom:0;mso-position-horizontal:absolute;mso-position-horizontal-relative:text;mso-position-vertical:absolute;mso-position-vertical-relative:text;v-text-anchor:middle" o:gfxdata="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" fillcolor="#4f81bd [3204]" strokecolor="#0a121c [484]" strokeweight="2pt">
+                <v:textbox>
+                  <w:txbxContent>
+                    <w:p>
+                      <w:pPr>
+                        <w:jc w:val="center"/>
+                        <w:rPr>
+                          <w:b/>
+                          <w:bCs/>
+                          <w:sz w:val="52"/>
+                          <w:szCs w:val="52"/>
+                        </w:rPr>
+                      </w:pPr>
+                      <w:r>
+                        <w:rPr>
+                          <w:b/>
+                          <w:bCs/>
+                          <w:sz w:val="52"/>
+                          <w:szCs w:val="52"/>
+                        </w:rPr>
+                        <w:t>END</w:t>
+                      </w:r>
+                    </w:p>
+                  </w:txbxContent>
+                </v:textbox>
+              </v:rect>
+            </w:pict>
+          </mc:Fallback>
+        </mc:AlternateContent>
+      </w:r>
+    </w:p>
+    <w:p/>
+    <w:p>
+      <w:pPr>
+        <w:jc w:val="center"/>
+      </w:pPr>
+    </w:p>
     <w:p>
       <w:pPr>
         <w:rPr>
@@ -2222,21 +4665,7 @@
         <w:rPr>
           <w:b/>
         </w:rPr>
-        <w:t>“</w:t>
-      </w:r>
-      <w:proofErr w:type="spellStart"/>
-      <w:r>
-        <w:rPr>
-          <w:b/>
-        </w:rPr>
-        <w:t>Viniyog</w:t>
-      </w:r>
-      <w:proofErr w:type="spellEnd"/>
-      <w:r>
-        <w:rPr>
-          <w:b/>
-        </w:rPr>
-        <w:t xml:space="preserve"> – Skill Exchange Platform”</w:t>
+        <w:t>“Viniyog – Skill Exchange Platform”</w:t>
       </w:r>
       <w:r>
         <w:t xml:space="preserve"> follows a simple web-based three-layer architecture. The system consists of the presentation layer, application layer, and data layer.</w:t>
@@ -2253,15 +4682,7 @@
         <w:t>1. User Layer:</w:t>
       </w:r>
       <w:r>
-        <w:t xml:space="preserve"> College students access </w:t>
-      </w:r>
-      <w:proofErr w:type="spellStart"/>
-      <w:r>
-        <w:t>Viniyog</w:t>
-      </w:r>
-      <w:proofErr w:type="spellEnd"/>
-      <w:r>
-        <w:t xml:space="preserve"> through a web browser and interact with the platform.</w:t>
+        <w:t xml:space="preserve"> College students access Viniyog through a web browser and interact with the platform.</w:t>
       </w:r>
     </w:p>
     <w:p>
@@ -2272,6 +4693,7 @@
         <w:rPr>
           <w:b/>
         </w:rPr>
+        <w:lastRenderedPageBreak/>
         <w:t>2. Frontend / Presentation Layer:</w:t>
       </w:r>
       <w:r>
@@ -2311,15 +4733,7 @@
     </w:p>
     <w:p>
       <w:r>
-        <w:t xml:space="preserve">The frontend communicates with the backend through APIs. The backend processes </w:t>
-      </w:r>
-      <w:proofErr w:type="gramStart"/>
-      <w:r>
-        <w:t>requests</w:t>
-      </w:r>
-      <w:proofErr w:type="gramEnd"/>
-      <w:r>
-        <w:t xml:space="preserve"> and performs the required operations on the MySQL database.</w:t>
+        <w:t>The frontend communicates with the backend through APIs. The backend processes requests and performs the required operations on the MySQL database.</w:t>
       </w:r>
     </w:p>
     <w:p>
@@ -2503,23 +4917,13 @@
               </w:rPr>
               <w:t xml:space="preserve">The system shall provide a home page introducing </w:t>
             </w:r>
-            <w:proofErr w:type="spellStart"/>
             <w:r>
               <w:rPr>
                 <w:b/>
                 <w:sz w:val="22"/>
                 <w:szCs w:val="22"/>
               </w:rPr>
-              <w:t>Viniyog</w:t>
-            </w:r>
-            <w:proofErr w:type="spellEnd"/>
-            <w:r>
-              <w:rPr>
-                <w:b/>
-                <w:sz w:val="22"/>
-                <w:szCs w:val="22"/>
-              </w:rPr>
-              <w:t xml:space="preserve"> </w:t>
+              <w:t xml:space="preserve">Viniyog </w:t>
             </w:r>
             <w:r>
               <w:rPr>
@@ -2549,7 +4953,6 @@
                 <w:sz w:val="22"/>
                 <w:szCs w:val="22"/>
               </w:rPr>
-              <w:lastRenderedPageBreak/>
               <w:t>2</w:t>
             </w:r>
           </w:p>
@@ -2842,6 +5245,7 @@
                 <w:sz w:val="22"/>
                 <w:szCs w:val="22"/>
               </w:rPr>
+              <w:lastRenderedPageBreak/>
               <w:t>6</w:t>
             </w:r>
           </w:p>
@@ -3675,7 +6079,6 @@
                 <w:sz w:val="22"/>
                 <w:szCs w:val="22"/>
               </w:rPr>
-              <w:lastRenderedPageBreak/>
               <w:t>RAM</w:t>
             </w:r>
           </w:p>
@@ -3855,6 +6258,7 @@
           <w:rFonts w:ascii="Times New Roman" w:hAnsi="Times New Roman" w:cs="Times New Roman"/>
           <w:color w:val="0D0D0D" w:themeColor="text1" w:themeTint="F2"/>
         </w:rPr>
+        <w:lastRenderedPageBreak/>
         <w:t>Software Requirements</w:t>
       </w:r>
     </w:p>
@@ -3965,17 +6369,8 @@
                 <w:sz w:val="22"/>
                 <w:szCs w:val="22"/>
               </w:rPr>
-              <w:t xml:space="preserve">Windows / Linux / </w:t>
+              <w:t>Windows / Linux / macOS</w:t>
             </w:r>
-            <w:proofErr w:type="spellStart"/>
-            <w:r>
-              <w:rPr>
-                <w:sz w:val="22"/>
-                <w:szCs w:val="22"/>
-              </w:rPr>
-              <w:t>macOS</w:t>
-            </w:r>
-            <w:proofErr w:type="spellEnd"/>
           </w:p>
         </w:tc>
       </w:tr>
@@ -4621,21 +7016,7 @@
         <w:rPr>
           <w:b/>
         </w:rPr>
-        <w:t>“</w:t>
-      </w:r>
-      <w:proofErr w:type="spellStart"/>
-      <w:r>
-        <w:rPr>
-          <w:b/>
-        </w:rPr>
-        <w:t>Viniyog</w:t>
-      </w:r>
-      <w:proofErr w:type="spellEnd"/>
-      <w:r>
-        <w:rPr>
-          <w:b/>
-        </w:rPr>
-        <w:t xml:space="preserve"> – Skill Exchange Platform”</w:t>
+        <w:t>“Viniyog – Skill Exchange Platform”</w:t>
       </w:r>
       <w:r>
         <w:t xml:space="preserve"> is expected to provide a simple and organized environment for college students to discover and exchange skills with their peers</w:t>
@@ -4734,7 +7115,6 @@
         <w:spacing w:after="0"/>
       </w:pPr>
       <w:r>
-        <w:lastRenderedPageBreak/>
         <w:t>5. Students will be able to upload useful notes and learning resources for peer-to-peer knowledge sharing.</w:t>
       </w:r>
     </w:p>
@@ -4777,15 +7157,8 @@
     </w:p>
     <w:p>
       <w:r>
-        <w:t xml:space="preserve">Overall, </w:t>
-      </w:r>
-      <w:proofErr w:type="spellStart"/>
-      <w:r>
-        <w:t>Viniyog</w:t>
-      </w:r>
-      <w:proofErr w:type="spellEnd"/>
-      <w:r>
-        <w:t xml:space="preserve"> is expected to make it easier for students to find suitable peers for skill exchange and</w:t>
+        <w:lastRenderedPageBreak/>
+        <w:t>Overall, Viniyog is expected to make it easier for students to find suitable peers for skill exchange and</w:t>
       </w:r>
       <w:r>
         <w:t xml:space="preserve"> support the project's vision: </w:t>
@@ -4820,21 +7193,7 @@
         <w:rPr>
           <w:b/>
         </w:rPr>
-        <w:t>“</w:t>
-      </w:r>
-      <w:proofErr w:type="spellStart"/>
-      <w:r>
-        <w:rPr>
-          <w:b/>
-        </w:rPr>
-        <w:t>Viniyog</w:t>
-      </w:r>
-      <w:proofErr w:type="spellEnd"/>
-      <w:r>
-        <w:rPr>
-          <w:b/>
-        </w:rPr>
-        <w:t xml:space="preserve"> – Skill Exchange </w:t>
+        <w:t xml:space="preserve">“Viniyog – Skill Exchange </w:t>
       </w:r>
       <w:proofErr w:type="gramStart"/>
       <w:r>
@@ -4980,15 +7339,7 @@
         <w:t>College-Focused Platform:</w:t>
       </w:r>
       <w:r>
-        <w:t xml:space="preserve"> </w:t>
-      </w:r>
-      <w:proofErr w:type="spellStart"/>
-      <w:r>
-        <w:t>Viniyog</w:t>
-      </w:r>
-      <w:proofErr w:type="spellEnd"/>
-      <w:r>
-        <w:t xml:space="preserve"> is specifically designed for college students and their peer-learning needs.</w:t>
+        <w:t xml:space="preserve"> Viniyog is specifically designed for college students and their peer-learning needs.</w:t>
       </w:r>
     </w:p>
     <w:p>
@@ -5028,19 +7379,11 @@
       <w:r>
         <w:t xml:space="preserve">The current Version 1 of </w:t>
       </w:r>
-      <w:proofErr w:type="spellStart"/>
       <w:r>
         <w:rPr>
           <w:rStyle w:val="Strong"/>
         </w:rPr>
-        <w:t>Viniyog</w:t>
-      </w:r>
-      <w:proofErr w:type="spellEnd"/>
-      <w:r>
-        <w:rPr>
-          <w:rStyle w:val="Strong"/>
-        </w:rPr>
-        <w:t xml:space="preserve"> – Skill Exchange Platform</w:t>
+        <w:t>Viniyog – Skill Exchange Platform</w:t>
       </w:r>
       <w:r>
         <w:t xml:space="preserve"> has the following limitations:</w:t>
@@ -5218,7 +7561,6 @@
                 <w:b/>
                 <w:sz w:val="20"/>
               </w:rPr>
-              <w:lastRenderedPageBreak/>
               <w:t>Sr. No.</w:t>
             </w:r>
           </w:p>
@@ -5313,10 +7655,7 @@
             <w:tcW w:w="2014" w:type="dxa"/>
             <w:vAlign w:val="center"/>
           </w:tcPr>
-          <w:p>
-            <w:bookmarkStart w:id="1" w:name="_GoBack"/>
-            <w:bookmarkEnd w:id="1"/>
-          </w:p>
+          <w:p/>
         </w:tc>
         <w:tc>
           <w:tcPr>
@@ -5389,6 +7728,7 @@
           </w:tcPr>
           <w:p>
             <w:r>
+              <w:lastRenderedPageBreak/>
               <w:t>3</w:t>
             </w:r>
           </w:p>
@@ -5723,21 +8063,8 @@
           </w:tcPr>
           <w:p>
             <w:r>
-              <w:t xml:space="preserve">Netra </w:t>
+              <w:t>Netra Ajit Patil</w:t>
             </w:r>
-            <w:proofErr w:type="spellStart"/>
-            <w:r>
-              <w:t>Ajit</w:t>
-            </w:r>
-            <w:proofErr w:type="spellEnd"/>
-            <w:r>
-              <w:t xml:space="preserve"> </w:t>
-            </w:r>
-            <w:proofErr w:type="spellStart"/>
-            <w:r>
-              <w:t>Patil</w:t>
-            </w:r>
-            <w:proofErr w:type="spellEnd"/>
           </w:p>
         </w:tc>
         <w:tc>
@@ -5763,21 +8090,8 @@
           </w:tcPr>
           <w:p>
             <w:r>
-              <w:t xml:space="preserve">Shreya </w:t>
+              <w:t>Shreya Pramod Kolap</w:t>
             </w:r>
-            <w:proofErr w:type="spellStart"/>
-            <w:r>
-              <w:t>Pramod</w:t>
-            </w:r>
-            <w:proofErr w:type="spellEnd"/>
-            <w:r>
-              <w:t xml:space="preserve"> </w:t>
-            </w:r>
-            <w:proofErr w:type="spellStart"/>
-            <w:r>
-              <w:t>Kolap</w:t>
-            </w:r>
-            <w:proofErr w:type="spellEnd"/>
           </w:p>
         </w:tc>
         <w:tc>
@@ -5802,27 +8116,9 @@
             <w:vAlign w:val="center"/>
           </w:tcPr>
           <w:p>
-            <w:proofErr w:type="spellStart"/>
             <w:r>
-              <w:t>Uzma</w:t>
+              <w:t>Uzma Amanullah Miraje</w:t>
             </w:r>
-            <w:proofErr w:type="spellEnd"/>
-            <w:r>
-              <w:t xml:space="preserve"> </w:t>
-            </w:r>
-            <w:proofErr w:type="spellStart"/>
-            <w:r>
-              <w:t>Amanullah</w:t>
-            </w:r>
-            <w:proofErr w:type="spellEnd"/>
-            <w:r>
-              <w:t xml:space="preserve"> </w:t>
-            </w:r>
-            <w:proofErr w:type="spellStart"/>
-            <w:r>
-              <w:t>Miraje</w:t>
-            </w:r>
-            <w:proofErr w:type="spellEnd"/>
           </w:p>
         </w:tc>
         <w:tc>
@@ -5848,13 +8144,8 @@
           </w:tcPr>
           <w:p>
             <w:r>
-              <w:t xml:space="preserve">Radhika Ramesh </w:t>
+              <w:t>Radhika Ramesh Bhendwade</w:t>
             </w:r>
-            <w:proofErr w:type="spellStart"/>
-            <w:r>
-              <w:t>Bhendwade</w:t>
-            </w:r>
-            <w:proofErr w:type="spellEnd"/>
           </w:p>
         </w:tc>
         <w:tc>
@@ -5907,23 +8198,13 @@
         <w:br/>
         <w:t xml:space="preserve">A functional web-based prototype of </w:t>
       </w:r>
-      <w:proofErr w:type="spellStart"/>
       <w:r>
         <w:rPr>
           <w:b/>
           <w:bCs/>
           <w:lang w:val="en-IN"/>
         </w:rPr>
-        <w:t>Viniyog</w:t>
-      </w:r>
-      <w:proofErr w:type="spellEnd"/>
-      <w:r>
-        <w:rPr>
-          <w:b/>
-          <w:bCs/>
-          <w:lang w:val="en-IN"/>
-        </w:rPr>
-        <w:t xml:space="preserve"> – Skill Exchange Platform</w:t>
+        <w:t>Viniyog – Skill Exchange Platform</w:t>
       </w:r>
       <w:r>
         <w:rPr>
@@ -5957,21 +8238,7 @@
           <w:lang w:val="en-IN"/>
         </w:rPr>
         <w:br/>
-        <w:t xml:space="preserve">Complete frontend, backend, database, and configuration files required to run the </w:t>
-      </w:r>
-      <w:proofErr w:type="spellStart"/>
-      <w:r>
-        <w:rPr>
-          <w:lang w:val="en-IN"/>
-        </w:rPr>
-        <w:t>Viniyog</w:t>
-      </w:r>
-      <w:proofErr w:type="spellEnd"/>
-      <w:r>
-        <w:rPr>
-          <w:lang w:val="en-IN"/>
-        </w:rPr>
-        <w:t xml:space="preserve"> application. </w:t>
+        <w:t xml:space="preserve">Complete frontend, backend, database, and configuration files required to run the Viniyog application. </w:t>
       </w:r>
     </w:p>
     <w:p>
@@ -6027,21 +8294,7 @@
           <w:lang w:val="en-IN"/>
         </w:rPr>
         <w:br/>
-        <w:t xml:space="preserve">A working demonstration of the </w:t>
-      </w:r>
-      <w:proofErr w:type="spellStart"/>
-      <w:r>
-        <w:rPr>
-          <w:lang w:val="en-IN"/>
-        </w:rPr>
-        <w:t>Viniyog</w:t>
-      </w:r>
-      <w:proofErr w:type="spellEnd"/>
-      <w:r>
-        <w:rPr>
-          <w:lang w:val="en-IN"/>
-        </w:rPr>
-        <w:t xml:space="preserve"> platform along with a project presentation explaining the problem, proposed solution, system features, architecture, implementation, and results.</w:t>
+        <w:t>A working demonstration of the Viniyog platform along with a project presentation explaining the problem, proposed solution, system features, architecture, implementation, and results.</w:t>
       </w:r>
     </w:p>
     <w:p>
@@ -6071,23 +8324,13 @@
           <w:lang w:val="en-IN"/>
         </w:rPr>
       </w:pPr>
-      <w:proofErr w:type="spellStart"/>
       <w:r>
         <w:rPr>
           <w:b/>
           <w:bCs/>
           <w:lang w:val="en-IN"/>
         </w:rPr>
-        <w:t>Jadhav</w:t>
-      </w:r>
-      <w:proofErr w:type="spellEnd"/>
-      <w:r>
-        <w:rPr>
-          <w:b/>
-          <w:bCs/>
-          <w:lang w:val="en-IN"/>
-        </w:rPr>
-        <w:t>, A. D., et al. (2025).</w:t>
+        <w:t>Jadhav, A. D., et al. (2025).</w:t>
       </w:r>
       <w:r>
         <w:rPr>
@@ -6163,25 +8406,7 @@
           <w:bCs/>
           <w:lang w:val="en-IN"/>
         </w:rPr>
-        <w:t xml:space="preserve">, D. J., &amp; </w:t>
-      </w:r>
-      <w:proofErr w:type="spellStart"/>
-      <w:r>
-        <w:rPr>
-          <w:b/>
-          <w:bCs/>
-          <w:lang w:val="en-IN"/>
-        </w:rPr>
-        <w:t>Moko</w:t>
-      </w:r>
-      <w:proofErr w:type="spellEnd"/>
-      <w:r>
-        <w:rPr>
-          <w:b/>
-          <w:bCs/>
-          <w:lang w:val="en-IN"/>
-        </w:rPr>
-        <w:t>, A. B. (2026).</w:t>
+        <w:t>, D. J., &amp; Moko, A. B. (2026).</w:t>
       </w:r>
       <w:r>
         <w:rPr>
@@ -6270,7 +8495,6 @@
           <w:bCs/>
           <w:lang w:val="en-IN"/>
         </w:rPr>
-        <w:lastRenderedPageBreak/>
         <w:t>Mahankale</w:t>
       </w:r>
       <w:proofErr w:type="spellEnd"/>
@@ -6280,43 +8504,7 @@
           <w:bCs/>
           <w:lang w:val="en-IN"/>
         </w:rPr>
-        <w:t xml:space="preserve">, D. B., Shaikh, M. R., </w:t>
-      </w:r>
-      <w:proofErr w:type="spellStart"/>
-      <w:r>
-        <w:rPr>
-          <w:b/>
-          <w:bCs/>
-          <w:lang w:val="en-IN"/>
-        </w:rPr>
-        <w:t>Chavhan</w:t>
-      </w:r>
-      <w:proofErr w:type="spellEnd"/>
-      <w:r>
-        <w:rPr>
-          <w:b/>
-          <w:bCs/>
-          <w:lang w:val="en-IN"/>
-        </w:rPr>
-        <w:t xml:space="preserve">, A. A., </w:t>
-      </w:r>
-      <w:proofErr w:type="spellStart"/>
-      <w:r>
-        <w:rPr>
-          <w:b/>
-          <w:bCs/>
-          <w:lang w:val="en-IN"/>
-        </w:rPr>
-        <w:t>Gund</w:t>
-      </w:r>
-      <w:proofErr w:type="spellEnd"/>
-      <w:r>
-        <w:rPr>
-          <w:b/>
-          <w:bCs/>
-          <w:lang w:val="en-IN"/>
-        </w:rPr>
-        <w:t xml:space="preserve">, K. R., </w:t>
+        <w:t xml:space="preserve">, D. B., Shaikh, M. R., Chavhan, A. A., Gund, K. R., </w:t>
       </w:r>
       <w:proofErr w:type="spellStart"/>
       <w:r>
@@ -6387,41 +8575,14 @@
           <w:lang w:val="en-IN"/>
         </w:rPr>
       </w:pPr>
-      <w:proofErr w:type="spellStart"/>
       <w:r>
         <w:rPr>
           <w:b/>
           <w:bCs/>
           <w:lang w:val="en-IN"/>
         </w:rPr>
-        <w:t>Kushwaha</w:t>
-      </w:r>
-      <w:proofErr w:type="spellEnd"/>
-      <w:r>
-        <w:rPr>
-          <w:b/>
-          <w:bCs/>
-          <w:lang w:val="en-IN"/>
-        </w:rPr>
-        <w:t xml:space="preserve">, R. K., Kumar, R., Sharma, R. R., &amp; </w:t>
-      </w:r>
-      <w:proofErr w:type="spellStart"/>
-      <w:r>
-        <w:rPr>
-          <w:b/>
-          <w:bCs/>
-          <w:lang w:val="en-IN"/>
-        </w:rPr>
-        <w:t>Dangi</w:t>
-      </w:r>
-      <w:proofErr w:type="spellEnd"/>
-      <w:r>
-        <w:rPr>
-          <w:b/>
-          <w:bCs/>
-          <w:lang w:val="en-IN"/>
-        </w:rPr>
-        <w:t>, S. (2026).</w:t>
+        <w:lastRenderedPageBreak/>
+        <w:t>Kushwaha, R. K., Kumar, R., Sharma, R. R., &amp; Dangi, S. (2026).</w:t>
       </w:r>
       <w:r>
         <w:rPr>
@@ -6501,43 +8662,7 @@
           <w:bCs/>
           <w:lang w:val="en-IN"/>
         </w:rPr>
-        <w:t xml:space="preserve">Yadav, A., Chandra, A., </w:t>
-      </w:r>
-      <w:proofErr w:type="spellStart"/>
-      <w:r>
-        <w:rPr>
-          <w:b/>
-          <w:bCs/>
-          <w:lang w:val="en-IN"/>
-        </w:rPr>
-        <w:t>Rathore</w:t>
-      </w:r>
-      <w:proofErr w:type="spellEnd"/>
-      <w:r>
-        <w:rPr>
-          <w:b/>
-          <w:bCs/>
-          <w:lang w:val="en-IN"/>
-        </w:rPr>
-        <w:t xml:space="preserve">, P., &amp; </w:t>
-      </w:r>
-      <w:proofErr w:type="spellStart"/>
-      <w:r>
-        <w:rPr>
-          <w:b/>
-          <w:bCs/>
-          <w:lang w:val="en-IN"/>
-        </w:rPr>
-        <w:t>Nema</w:t>
-      </w:r>
-      <w:proofErr w:type="spellEnd"/>
-      <w:r>
-        <w:rPr>
-          <w:b/>
-          <w:bCs/>
-          <w:lang w:val="en-IN"/>
-        </w:rPr>
-        <w:t>, N. K. (2026).</w:t>
+        <w:t>Yadav, A., Chandra, A., Rathore, P., &amp; Nema, N. K. (2026).</w:t>
       </w:r>
       <w:r>
         <w:rPr>
@@ -7062,7 +9187,7 @@
 </file>
 
 <file path=word/endnotes.xml><?xml version="1.0" encoding="utf-8"?>
-<w:endnotes xmlns:wpc="http://schemas.microsoft.com/office/word/2010/wordprocessingCanvas" xmlns:cx="http://schemas.microsoft.com/office/drawing/2014/chartex" xmlns:cx1="http://schemas.microsoft.com/office/drawing/2015/9/8/chartex" xmlns:mc="http://schemas.openxmlformats.org/markup-compatibility/2006" xmlns:o="urn:schemas-microsoft-com:office:office" xmlns:r="http://schemas.openxmlformats.org/officeDocument/2006/relationships" xmlns:m="http://schemas.openxmlformats.org/officeDocument/2006/math" xmlns:v="urn:schemas-microsoft-com:vml" xmlns:wp14="http://schemas.microsoft.com/office/word/2010/wordprocessingDrawing" xmlns:wp="http://schemas.openxmlformats.org/drawingml/2006/wordprocessingDrawing" xmlns:w10="urn:schemas-microsoft-com:office:word" xmlns:w="http://schemas.openxmlformats.org/wordprocessingml/2006/main" xmlns:w14="http://schemas.microsoft.com/office/word/2010/wordml" xmlns:w15="http://schemas.microsoft.com/office/word/2012/wordml" xmlns:w16se="http://schemas.microsoft.com/office/word/2015/wordml/symex" xmlns:wpg="http://schemas.microsoft.com/office/word/2010/wordprocessingGroup" xmlns:wpi="http://schemas.microsoft.com/office/word/2010/wordprocessingInk" xmlns:wne="http://schemas.microsoft.com/office/word/2006/wordml" xmlns:wps="http://schemas.microsoft.com/office/word/2010/wordprocessingShape" mc:Ignorable="w14 w15 w16se wp14">
+<w:endnotes xmlns:wpc="http://schemas.microsoft.com/office/word/2010/wordprocessingCanvas" xmlns:cx="http://schemas.microsoft.com/office/drawing/2014/chartex" xmlns:cx1="http://schemas.microsoft.com/office/drawing/2015/9/8/chartex" xmlns:cx2="http://schemas.microsoft.com/office/drawing/2015/10/21/chartex" xmlns:cx3="http://schemas.microsoft.com/office/drawing/2016/5/9/chartex" xmlns:cx4="http://schemas.microsoft.com/office/drawing/2016/5/10/chartex" xmlns:cx5="http://schemas.microsoft.com/office/drawing/2016/5/11/chartex" xmlns:cx6="http://schemas.microsoft.com/office/drawing/2016/5/12/chartex" xmlns:cx7="http://schemas.microsoft.com/office/drawing/2016/5/13/chartex" xmlns:cx8="http://schemas.microsoft.com/office/drawing/2016/5/14/chartex" xmlns:mc="http://schemas.openxmlformats.org/markup-compatibility/2006" xmlns:aink="http://schemas.microsoft.com/office/drawing/2016/ink" xmlns:am3d="http://schemas.microsoft.com/office/drawing/2017/model3d" xmlns:o="urn:schemas-microsoft-com:office:office" xmlns:oel="http://schemas.microsoft.com/office/2019/extlst" xmlns:r="http://schemas.openxmlformats.org/officeDocument/2006/relationships" xmlns:m="http://schemas.openxmlformats.org/officeDocument/2006/math" xmlns:v="urn:schemas-microsoft-com:vml" xmlns:wp14="http://schemas.microsoft.com/office/word/2010/wordprocessingDrawing" xmlns:wp="http://schemas.openxmlformats.org/drawingml/2006/wordprocessingDrawing" xmlns:w10="urn:schemas-microsoft-com:office:word" xmlns:w="http://schemas.openxmlformats.org/wordprocessingml/2006/main" xmlns:w14="http://schemas.microsoft.com/office/word/2010/wordml" xmlns:w15="http://schemas.microsoft.com/office/word/2012/wordml" xmlns:w16cex="http://schemas.microsoft.com/office/word/2018/wordml/cex" xmlns:w16cid="http://schemas.microsoft.com/office/word/2016/wordml/cid" xmlns:w16="http://schemas.microsoft.com/office/word/2018/wordml" xmlns:w16du="http://schemas.microsoft.com/office/word/2023/wordml/word16du" xmlns:w16sdtdh="http://schemas.microsoft.com/office/word/2020/wordml/sdtdatahash" xmlns:w16sdtfl="http://schemas.microsoft.com/office/word/2024/wordml/sdtformatlock" xmlns:w16se="http://schemas.microsoft.com/office/word/2015/wordml/symex" xmlns:wpg="http://schemas.microsoft.com/office/word/2010/wordprocessingGroup" xmlns:wpi="http://schemas.microsoft.com/office/word/2010/wordprocessingInk" xmlns:wne="http://schemas.microsoft.com/office/word/2006/wordml" xmlns:wps="http://schemas.microsoft.com/office/word/2010/wordprocessingShape" mc:Ignorable="w14 w15 w16se w16cid w16 w16cex w16sdtdh w16sdtfl w16du wp14">
   <w:endnote w:type="separator" w:id="-1">
     <w:p>
       <w:pPr>
@@ -7087,7 +9212,7 @@
 </file>
 
 <file path=word/footer1.xml><?xml version="1.0" encoding="utf-8"?>
-<w:ftr xmlns:wpc="http://schemas.microsoft.com/office/word/2010/wordprocessingCanvas" xmlns:cx="http://schemas.microsoft.com/office/drawing/2014/chartex" xmlns:cx1="http://schemas.microsoft.com/office/drawing/2015/9/8/chartex" xmlns:mc="http://schemas.openxmlformats.org/markup-compatibility/2006" xmlns:o="urn:schemas-microsoft-com:office:office" xmlns:r="http://schemas.openxmlformats.org/officeDocument/2006/relationships" xmlns:m="http://schemas.openxmlformats.org/officeDocument/2006/math" xmlns:v="urn:schemas-microsoft-com:vml" xmlns:wp14="http://schemas.microsoft.com/office/word/2010/wordprocessingDrawing" xmlns:wp="http://schemas.openxmlformats.org/drawingml/2006/wordprocessingDrawing" xmlns:w10="urn:schemas-microsoft-com:office:word" xmlns:w="http://schemas.openxmlformats.org/wordprocessingml/2006/main" xmlns:w14="http://schemas.microsoft.com/office/word/2010/wordml" xmlns:w15="http://schemas.microsoft.com/office/word/2012/wordml" xmlns:w16se="http://schemas.microsoft.com/office/word/2015/wordml/symex" xmlns:wpg="http://schemas.microsoft.com/office/word/2010/wordprocessingGroup" xmlns:wpi="http://schemas.microsoft.com/office/word/2010/wordprocessingInk" xmlns:wne="http://schemas.microsoft.com/office/word/2006/wordml" xmlns:wps="http://schemas.microsoft.com/office/word/2010/wordprocessingShape" mc:Ignorable="w14 w15 w16se wp14">
+<w:ftr xmlns:wpc="http://schemas.microsoft.com/office/word/2010/wordprocessingCanvas" xmlns:cx="http://schemas.microsoft.com/office/drawing/2014/chartex" xmlns:cx1="http://schemas.microsoft.com/office/drawing/2015/9/8/chartex" xmlns:cx2="http://schemas.microsoft.com/office/drawing/2015/10/21/chartex" xmlns:cx3="http://schemas.microsoft.com/office/drawing/2016/5/9/chartex" xmlns:cx4="http://schemas.microsoft.com/office/drawing/2016/5/10/chartex" xmlns:cx5="http://schemas.microsoft.com/office/drawing/2016/5/11/chartex" xmlns:cx6="http://schemas.microsoft.com/office/drawing/2016/5/12/chartex" xmlns:cx7="http://schemas.microsoft.com/office/drawing/2016/5/13/chartex" xmlns:cx8="http://schemas.microsoft.com/office/drawing/2016/5/14/chartex" xmlns:mc="http://schemas.openxmlformats.org/markup-compatibility/2006" xmlns:aink="http://schemas.microsoft.com/office/drawing/2016/ink" xmlns:am3d="http://schemas.microsoft.com/office/drawing/2017/model3d" xmlns:o="urn:schemas-microsoft-com:office:office" xmlns:oel="http://schemas.microsoft.com/office/2019/extlst" xmlns:r="http://schemas.openxmlformats.org/officeDocument/2006/relationships" xmlns:m="http://schemas.openxmlformats.org/officeDocument/2006/math" xmlns:v="urn:schemas-microsoft-com:vml" xmlns:wp14="http://schemas.microsoft.com/office/word/2010/wordprocessingDrawing" xmlns:wp="http://schemas.openxmlformats.org/drawingml/2006/wordprocessingDrawing" xmlns:w10="urn:schemas-microsoft-com:office:word" xmlns:w="http://schemas.openxmlformats.org/wordprocessingml/2006/main" xmlns:w14="http://schemas.microsoft.com/office/word/2010/wordml" xmlns:w15="http://schemas.microsoft.com/office/word/2012/wordml" xmlns:w16cex="http://schemas.microsoft.com/office/word/2018/wordml/cex" xmlns:w16cid="http://schemas.microsoft.com/office/word/2016/wordml/cid" xmlns:w16="http://schemas.microsoft.com/office/word/2018/wordml" xmlns:w16du="http://schemas.microsoft.com/office/word/2023/wordml/word16du" xmlns:w16sdtdh="http://schemas.microsoft.com/office/word/2020/wordml/sdtdatahash" xmlns:w16sdtfl="http://schemas.microsoft.com/office/word/2024/wordml/sdtformatlock" xmlns:w16se="http://schemas.microsoft.com/office/word/2015/wordml/symex" xmlns:wpg="http://schemas.microsoft.com/office/word/2010/wordprocessingGroup" xmlns:wpi="http://schemas.microsoft.com/office/word/2010/wordprocessingInk" xmlns:wne="http://schemas.microsoft.com/office/word/2006/wordml" xmlns:wps="http://schemas.microsoft.com/office/word/2010/wordprocessingShape" mc:Ignorable="w14 w15 w16se w16cid w16 w16cex w16sdtdh w16sdtfl w16du wp14">
   <w:p>
     <w:pPr>
       <w:pStyle w:val="Footer"/>
@@ -7104,7 +9229,7 @@
 </file>
 
 <file path=word/footnotes.xml><?xml version="1.0" encoding="utf-8"?>
-<w:footnotes xmlns:wpc="http://schemas.microsoft.com/office/word/2010/wordprocessingCanvas" xmlns:cx="http://schemas.microsoft.com/office/drawing/2014/chartex" xmlns:cx1="http://schemas.microsoft.com/office/drawing/2015/9/8/chartex" xmlns:mc="http://schemas.openxmlformats.org/markup-compatibility/2006" xmlns:o="urn:schemas-microsoft-com:office:office" xmlns:r="http://schemas.openxmlformats.org/officeDocument/2006/relationships" xmlns:m="http://schemas.openxmlformats.org/officeDocument/2006/math" xmlns:v="urn:schemas-microsoft-com:vml" xmlns:wp14="http://schemas.microsoft.com/office/word/2010/wordprocessingDrawing" xmlns:wp="http://schemas.openxmlformats.org/drawingml/2006/wordprocessingDrawing" xmlns:w10="urn:schemas-microsoft-com:office:word" xmlns:w="http://schemas.openxmlformats.org/wordprocessingml/2006/main" xmlns:w14="http://schemas.microsoft.com/office/word/2010/wordml" xmlns:w15="http://schemas.microsoft.com/office/word/2012/wordml" xmlns:w16se="http://schemas.microsoft.com/office/word/2015/wordml/symex" xmlns:wpg="http://schemas.microsoft.com/office/word/2010/wordprocessingGroup" xmlns:wpi="http://schemas.microsoft.com/office/word/2010/wordprocessingInk" xmlns:wne="http://schemas.microsoft.com/office/word/2006/wordml" xmlns:wps="http://schemas.microsoft.com/office/word/2010/wordprocessingShape" mc:Ignorable="w14 w15 w16se wp14">
+<w:footnotes xmlns:wpc="http://schemas.microsoft.com/office/word/2010/wordprocessingCanvas" xmlns:cx="http://schemas.microsoft.com/office/drawing/2014/chartex" xmlns:cx1="http://schemas.microsoft.com/office/drawing/2015/9/8/chartex" xmlns:cx2="http://schemas.microsoft.com/office/drawing/2015/10/21/chartex" xmlns:cx3="http://schemas.microsoft.com/office/drawing/2016/5/9/chartex" xmlns:cx4="http://schemas.microsoft.com/office/drawing/2016/5/10/chartex" xmlns:cx5="http://schemas.microsoft.com/office/drawing/2016/5/11/chartex" xmlns:cx6="http://schemas.microsoft.com/office/drawing/2016/5/12/chartex" xmlns:cx7="http://schemas.microsoft.com/office/drawing/2016/5/13/chartex" xmlns:cx8="http://schemas.microsoft.com/office/drawing/2016/5/14/chartex" xmlns:mc="http://schemas.openxmlformats.org/markup-compatibility/2006" xmlns:aink="http://schemas.microsoft.com/office/drawing/2016/ink" xmlns:am3d="http://schemas.microsoft.com/office/drawing/2017/model3d" xmlns:o="urn:schemas-microsoft-com:office:office" xmlns:oel="http://schemas.microsoft.com/office/2019/extlst" xmlns:r="http://schemas.openxmlformats.org/officeDocument/2006/relationships" xmlns:m="http://schemas.openxmlformats.org/officeDocument/2006/math" xmlns:v="urn:schemas-microsoft-com:vml" xmlns:wp14="http://schemas.microsoft.com/office/word/2010/wordprocessingDrawing" xmlns:wp="http://schemas.openxmlformats.org/drawingml/2006/wordprocessingDrawing" xmlns:w10="urn:schemas-microsoft-com:office:word" xmlns:w="http://schemas.openxmlformats.org/wordprocessingml/2006/main" xmlns:w14="http://schemas.microsoft.com/office/word/2010/wordml" xmlns:w15="http://schemas.microsoft.com/office/word/2012/wordml" xmlns:w16cex="http://schemas.microsoft.com/office/word/2018/wordml/cex" xmlns:w16cid="http://schemas.microsoft.com/office/word/2016/wordml/cid" xmlns:w16="http://schemas.microsoft.com/office/word/2018/wordml" xmlns:w16du="http://schemas.microsoft.com/office/word/2023/wordml/word16du" xmlns:w16sdtdh="http://schemas.microsoft.com/office/word/2020/wordml/sdtdatahash" xmlns:w16sdtfl="http://schemas.microsoft.com/office/word/2024/wordml/sdtformatlock" xmlns:w16se="http://schemas.microsoft.com/office/word/2015/wordml/symex" xmlns:wpg="http://schemas.microsoft.com/office/word/2010/wordprocessingGroup" xmlns:wpi="http://schemas.microsoft.com/office/word/2010/wordprocessingInk" xmlns:wne="http://schemas.microsoft.com/office/word/2006/wordml" xmlns:wps="http://schemas.microsoft.com/office/word/2010/wordprocessingShape" mc:Ignorable="w14 w15 w16se w16cid w16 w16cex w16sdtdh w16sdtfl w16du wp14">
   <w:footnote w:type="separator" w:id="-1">
     <w:p>
       <w:pPr>
@@ -7129,7 +9254,7 @@
 </file>
 
 <file path=word/numbering.xml><?xml version="1.0" encoding="utf-8"?>
-<w:numbering xmlns:wpc="http://schemas.microsoft.com/office/word/2010/wordprocessingCanvas" xmlns:cx="http://schemas.microsoft.com/office/drawing/2014/chartex" xmlns:cx1="http://schemas.microsoft.com/office/drawing/2015/9/8/chartex" xmlns:mc="http://schemas.openxmlformats.org/markup-compatibility/2006" xmlns:o="urn:schemas-microsoft-com:office:office" xmlns:r="http://schemas.openxmlformats.org/officeDocument/2006/relationships" xmlns:m="http://schemas.openxmlformats.org/officeDocument/2006/math" xmlns:v="urn:schemas-microsoft-com:vml" xmlns:wp14="http://schemas.microsoft.com/office/word/2010/wordprocessingDrawing" xmlns:wp="http://schemas.openxmlformats.org/drawingml/2006/wordprocessingDrawing" xmlns:w10="urn:schemas-microsoft-com:office:word" xmlns:w="http://schemas.openxmlformats.org/wordprocessingml/2006/main" xmlns:w14="http://schemas.microsoft.com/office/word/2010/wordml" xmlns:w15="http://schemas.microsoft.com/office/word/2012/wordml" xmlns:w16se="http://schemas.microsoft.com/office/word/2015/wordml/symex" xmlns:wpg="http://schemas.microsoft.com/office/word/2010/wordprocessingGroup" xmlns:wpi="http://schemas.microsoft.com/office/word/2010/wordprocessingInk" xmlns:wne="http://schemas.microsoft.com/office/word/2006/wordml" xmlns:wps="http://schemas.microsoft.com/office/word/2010/wordprocessingShape" mc:Ignorable="w14 w15 w16se wp14">
+<w:numbering xmlns:wpc="http://schemas.microsoft.com/office/word/2010/wordprocessingCanvas" xmlns:cx="http://schemas.microsoft.com/office/drawing/2014/chartex" xmlns:cx1="http://schemas.microsoft.com/office/drawing/2015/9/8/chartex" xmlns:cx2="http://schemas.microsoft.com/office/drawing/2015/10/21/chartex" xmlns:cx3="http://schemas.microsoft.com/office/drawing/2016/5/9/chartex" xmlns:cx4="http://schemas.microsoft.com/office/drawing/2016/5/10/chartex" xmlns:cx5="http://schemas.microsoft.com/office/drawing/2016/5/11/chartex" xmlns:cx6="http://schemas.microsoft.com/office/drawing/2016/5/12/chartex" xmlns:cx7="http://schemas.microsoft.com/office/drawing/2016/5/13/chartex" xmlns:cx8="http://schemas.microsoft.com/office/drawing/2016/5/14/chartex" xmlns:mc="http://schemas.openxmlformats.org/markup-compatibility/2006" xmlns:aink="http://schemas.microsoft.com/office/drawing/2016/ink" xmlns:am3d="http://schemas.microsoft.com/office/drawing/2017/model3d" xmlns:o="urn:schemas-microsoft-com:office:office" xmlns:oel="http://schemas.microsoft.com/office/2019/extlst" xmlns:r="http://schemas.openxmlformats.org/officeDocument/2006/relationships" xmlns:m="http://schemas.openxmlformats.org/officeDocument/2006/math" xmlns:v="urn:schemas-microsoft-com:vml" xmlns:wp14="http://schemas.microsoft.com/office/word/2010/wordprocessingDrawing" xmlns:wp="http://schemas.openxmlformats.org/drawingml/2006/wordprocessingDrawing" xmlns:w10="urn:schemas-microsoft-com:office:word" xmlns:w="http://schemas.openxmlformats.org/wordprocessingml/2006/main" xmlns:w14="http://schemas.microsoft.com/office/word/2010/wordml" xmlns:w15="http://schemas.microsoft.com/office/word/2012/wordml" xmlns:w16cex="http://schemas.microsoft.com/office/word/2018/wordml/cex" xmlns:w16cid="http://schemas.microsoft.com/office/word/2016/wordml/cid" xmlns:w16="http://schemas.microsoft.com/office/word/2018/wordml" xmlns:w16du="http://schemas.microsoft.com/office/word/2023/wordml/word16du" xmlns:w16sdtdh="http://schemas.microsoft.com/office/word/2020/wordml/sdtdatahash" xmlns:w16sdtfl="http://schemas.microsoft.com/office/word/2024/wordml/sdtformatlock" xmlns:w16se="http://schemas.microsoft.com/office/word/2015/wordml/symex" xmlns:wpg="http://schemas.microsoft.com/office/word/2010/wordprocessingGroup" xmlns:wpi="http://schemas.microsoft.com/office/word/2010/wordprocessingInk" xmlns:wne="http://schemas.microsoft.com/office/word/2006/wordml" xmlns:wps="http://schemas.microsoft.com/office/word/2010/wordprocessingShape" mc:Ignorable="w14 w15 w16se w16cid w16 w16cex w16sdtdh w16sdtfl w16du wp14">
   <w:abstractNum w:abstractNumId="0" w15:restartNumberingAfterBreak="0">
     <w:nsid w:val="FFFFFF7C"/>
     <w:multiLevelType w:val="singleLevel"/>
@@ -7902,56 +10027,56 @@
       </w:rPr>
     </w:lvl>
   </w:abstractNum>
-  <w:num w:numId="1">
+  <w:num w:numId="1" w16cid:durableId="1676955484">
     <w:abstractNumId w:val="8"/>
   </w:num>
-  <w:num w:numId="2">
+  <w:num w:numId="2" w16cid:durableId="2052267618">
     <w:abstractNumId w:val="6"/>
   </w:num>
-  <w:num w:numId="3">
+  <w:num w:numId="3" w16cid:durableId="1776094852">
     <w:abstractNumId w:val="5"/>
   </w:num>
-  <w:num w:numId="4">
+  <w:num w:numId="4" w16cid:durableId="751582746">
     <w:abstractNumId w:val="4"/>
   </w:num>
-  <w:num w:numId="5">
+  <w:num w:numId="5" w16cid:durableId="1983581383">
     <w:abstractNumId w:val="7"/>
   </w:num>
-  <w:num w:numId="6">
+  <w:num w:numId="6" w16cid:durableId="1529948296">
     <w:abstractNumId w:val="3"/>
   </w:num>
-  <w:num w:numId="7">
+  <w:num w:numId="7" w16cid:durableId="1987514080">
     <w:abstractNumId w:val="2"/>
   </w:num>
-  <w:num w:numId="8">
+  <w:num w:numId="8" w16cid:durableId="386026522">
     <w:abstractNumId w:val="1"/>
   </w:num>
-  <w:num w:numId="9">
+  <w:num w:numId="9" w16cid:durableId="163790040">
     <w:abstractNumId w:val="0"/>
   </w:num>
-  <w:num w:numId="10">
+  <w:num w:numId="10" w16cid:durableId="1678580930">
     <w:abstractNumId w:val="14"/>
   </w:num>
-  <w:num w:numId="11">
+  <w:num w:numId="11" w16cid:durableId="1639646837">
     <w:abstractNumId w:val="10"/>
   </w:num>
-  <w:num w:numId="12">
+  <w:num w:numId="12" w16cid:durableId="475755853">
     <w:abstractNumId w:val="9"/>
   </w:num>
-  <w:num w:numId="13">
+  <w:num w:numId="13" w16cid:durableId="1663241213">
     <w:abstractNumId w:val="11"/>
   </w:num>
-  <w:num w:numId="14">
+  <w:num w:numId="14" w16cid:durableId="1974409132">
     <w:abstractNumId w:val="13"/>
   </w:num>
-  <w:num w:numId="15">
+  <w:num w:numId="15" w16cid:durableId="1606186164">
     <w:abstractNumId w:val="12"/>
   </w:num>
 </w:numbering>
 </file>
 
 <file path=word/styles.xml><?xml version="1.0" encoding="utf-8"?>
-<w:styles xmlns:mc="http://schemas.openxmlformats.org/markup-compatibility/2006" xmlns:r="http://schemas.openxmlformats.org/officeDocument/2006/relationships" xmlns:w="http://schemas.openxmlformats.org/wordprocessingml/2006/main" xmlns:w14="http://schemas.microsoft.com/office/word/2010/wordml" xmlns:w15="http://schemas.microsoft.com/office/word/2012/wordml" xmlns:w16se="http://schemas.microsoft.com/office/word/2015/wordml/symex" mc:Ignorable="w14 w15 w16se">
+<w:styles xmlns:mc="http://schemas.openxmlformats.org/markup-compatibility/2006" xmlns:r="http://schemas.openxmlformats.org/officeDocument/2006/relationships" xmlns:w="http://schemas.openxmlformats.org/wordprocessingml/2006/main" xmlns:w14="http://schemas.microsoft.com/office/word/2010/wordml" xmlns:w15="http://schemas.microsoft.com/office/word/2012/wordml" xmlns:w16cex="http://schemas.microsoft.com/office/word/2018/wordml/cex" xmlns:w16cid="http://schemas.microsoft.com/office/word/2016/wordml/cid" xmlns:w16="http://schemas.microsoft.com/office/word/2018/wordml" xmlns:w16du="http://schemas.microsoft.com/office/word/2023/wordml/word16du" xmlns:w16sdtdh="http://schemas.microsoft.com/office/word/2020/wordml/sdtdatahash" xmlns:w16sdtfl="http://schemas.microsoft.com/office/word/2024/wordml/sdtformatlock" xmlns:w16se="http://schemas.microsoft.com/office/word/2015/wordml/symex" mc:Ignorable="w14 w15 w16se w16cid w16 w16cex w16sdtdh w16sdtfl w16du">
   <w:docDefaults>
     <w:rPrDefault>
       <w:rPr>
@@ -7967,7 +10092,7 @@
       </w:pPr>
     </w:pPrDefault>
   </w:docDefaults>
-  <w:latentStyles w:defLockedState="0" w:defUIPriority="99" w:defSemiHidden="0" w:defUnhideWhenUsed="0" w:defQFormat="0" w:count="371">
+  <w:latentStyles w:defLockedState="0" w:defUIPriority="99" w:defSemiHidden="0" w:defUnhideWhenUsed="0" w:defQFormat="0" w:count="376">
     <w:lsdException w:name="Normal" w:uiPriority="0" w:qFormat="1"/>
     <w:lsdException w:name="heading 1" w:uiPriority="9" w:qFormat="1"/>
     <w:lsdException w:name="heading 2" w:semiHidden="1" w:uiPriority="9" w:unhideWhenUsed="1" w:qFormat="1"/>
@@ -8330,6 +10455,11 @@
     <w:lsdException w:name="List Table 5 Dark Accent 6" w:uiPriority="50"/>
     <w:lsdException w:name="List Table 6 Colorful Accent 6" w:uiPriority="51"/>
     <w:lsdException w:name="List Table 7 Colorful Accent 6" w:uiPriority="52"/>
+    <w:lsdException w:name="Mention" w:semiHidden="1" w:unhideWhenUsed="1"/>
+    <w:lsdException w:name="Smart Hyperlink" w:semiHidden="1" w:unhideWhenUsed="1"/>
+    <w:lsdException w:name="Hashtag" w:semiHidden="1" w:unhideWhenUsed="1"/>
+    <w:lsdException w:name="Unresolved Mention" w:semiHidden="1" w:unhideWhenUsed="1"/>
+    <w:lsdException w:name="Smart Link" w:semiHidden="1" w:unhideWhenUsed="1"/>
   </w:latentStyles>
   <w:style w:type="paragraph" w:default="1" w:styleId="Normal">
     <w:name w:val="Normal"/>
@@ -19407,8 +21537,8 @@
       <w:u w:val="single"/>
     </w:rPr>
   </w:style>
-  <w:style w:type="character" w:customStyle="1" w:styleId="UnresolvedMention">
-    <w:name w:val="Unresolved Mention"/>
+  <w:style w:type="character" w:customStyle="1" w:styleId="UnresolvedMention1">
+    <w:name w:val="Unresolved Mention1"/>
     <w:basedOn w:val="DefaultParagraphFont"/>
     <w:uiPriority w:val="99"/>
     <w:semiHidden/>

--- a/documents/project synopsis.docx
+++ b/documents/project synopsis.docx
@@ -1,6 +1,6 @@
 
 <file path=word/document.xml><?xml version="1.0" encoding="utf-8"?>
-<w:document xmlns:wpc="http://schemas.microsoft.com/office/word/2010/wordprocessingCanvas" xmlns:cx="http://schemas.microsoft.com/office/drawing/2014/chartex" xmlns:cx1="http://schemas.microsoft.com/office/drawing/2015/9/8/chartex" xmlns:cx2="http://schemas.microsoft.com/office/drawing/2015/10/21/chartex" xmlns:cx3="http://schemas.microsoft.com/office/drawing/2016/5/9/chartex" xmlns:cx4="http://schemas.microsoft.com/office/drawing/2016/5/10/chartex" xmlns:cx5="http://schemas.microsoft.com/office/drawing/2016/5/11/chartex" xmlns:cx6="http://schemas.microsoft.com/office/drawing/2016/5/12/chartex" xmlns:cx7="http://schemas.microsoft.com/office/drawing/2016/5/13/chartex" xmlns:cx8="http://schemas.microsoft.com/office/drawing/2016/5/14/chartex" xmlns:mc="http://schemas.openxmlformats.org/markup-compatibility/2006" xmlns:aink="http://schemas.microsoft.com/office/drawing/2016/ink" xmlns:am3d="http://schemas.microsoft.com/office/drawing/2017/model3d" xmlns:o="urn:schemas-microsoft-com:office:office" xmlns:oel="http://schemas.microsoft.com/office/2019/extlst" xmlns:r="http://schemas.openxmlformats.org/officeDocument/2006/relationships" xmlns:m="http://schemas.openxmlformats.org/officeDocument/2006/math" xmlns:v="urn:schemas-microsoft-com:vml" xmlns:wp14="http://schemas.microsoft.com/office/word/2010/wordprocessingDrawing" xmlns:wp="http://schemas.openxmlformats.org/drawingml/2006/wordprocessingDrawing" xmlns:w10="urn:schemas-microsoft-com:office:word" xmlns:w="http://schemas.openxmlformats.org/wordprocessingml/2006/main" xmlns:w14="http://schemas.microsoft.com/office/word/2010/wordml" xmlns:w15="http://schemas.microsoft.com/office/word/2012/wordml" xmlns:w16cex="http://schemas.microsoft.com/office/word/2018/wordml/cex" xmlns:w16cid="http://schemas.microsoft.com/office/word/2016/wordml/cid" xmlns:w16="http://schemas.microsoft.com/office/word/2018/wordml" xmlns:w16du="http://schemas.microsoft.com/office/word/2023/wordml/word16du" xmlns:w16sdtdh="http://schemas.microsoft.com/office/word/2020/wordml/sdtdatahash" xmlns:w16sdtfl="http://schemas.microsoft.com/office/word/2024/wordml/sdtformatlock" xmlns:w16se="http://schemas.microsoft.com/office/word/2015/wordml/symex" xmlns:wpg="http://schemas.microsoft.com/office/word/2010/wordprocessingGroup" xmlns:wpi="http://schemas.microsoft.com/office/word/2010/wordprocessingInk" xmlns:wne="http://schemas.microsoft.com/office/word/2006/wordml" xmlns:wps="http://schemas.microsoft.com/office/word/2010/wordprocessingShape" mc:Ignorable="w14 w15 w16se w16cid w16 w16cex w16sdtdh w16sdtfl w16du wp14">
+<w:document xmlns:wpc="http://schemas.microsoft.com/office/word/2010/wordprocessingCanvas" xmlns:cx="http://schemas.microsoft.com/office/drawing/2014/chartex" xmlns:cx1="http://schemas.microsoft.com/office/drawing/2015/9/8/chartex" xmlns:mc="http://schemas.openxmlformats.org/markup-compatibility/2006" xmlns:o="urn:schemas-microsoft-com:office:office" xmlns:r="http://schemas.openxmlformats.org/officeDocument/2006/relationships" xmlns:m="http://schemas.openxmlformats.org/officeDocument/2006/math" xmlns:v="urn:schemas-microsoft-com:vml" xmlns:wp14="http://schemas.microsoft.com/office/word/2010/wordprocessingDrawing" xmlns:wp="http://schemas.openxmlformats.org/drawingml/2006/wordprocessingDrawing" xmlns:w10="urn:schemas-microsoft-com:office:word" xmlns:w="http://schemas.openxmlformats.org/wordprocessingml/2006/main" xmlns:w14="http://schemas.microsoft.com/office/word/2010/wordml" xmlns:w15="http://schemas.microsoft.com/office/word/2012/wordml" xmlns:w16se="http://schemas.microsoft.com/office/word/2015/wordml/symex" xmlns:wpg="http://schemas.microsoft.com/office/word/2010/wordprocessingGroup" xmlns:wpi="http://schemas.microsoft.com/office/word/2010/wordprocessingInk" xmlns:wne="http://schemas.microsoft.com/office/word/2006/wordml" xmlns:wps="http://schemas.microsoft.com/office/word/2010/wordprocessingShape" mc:Ignorable="w14 w15 w16se wp14">
   <w:body>
     <w:p>
       <w:pPr>
@@ -1421,7 +1421,15 @@
             </w:r>
             <w:proofErr w:type="spellEnd"/>
             <w:r>
-              <w:t xml:space="preserve"> &amp; Moko – A Mobile-Based Collaborative Learning Application for Peer-to-Peer </w:t>
+              <w:t xml:space="preserve"> &amp; </w:t>
+            </w:r>
+            <w:proofErr w:type="spellStart"/>
+            <w:r>
+              <w:t>Moko</w:t>
+            </w:r>
+            <w:proofErr w:type="spellEnd"/>
+            <w:r>
+              <w:t xml:space="preserve"> – A Mobile-Based Collaborative Learning Application for Peer-to-Peer </w:t>
             </w:r>
             <w:proofErr w:type="spellStart"/>
             <w:r>
@@ -5990,6 +5998,7 @@
           <w:lang w:val="en-IN"/>
         </w:rPr>
       </w:pPr>
+      <w:bookmarkStart w:id="1" w:name="_GoBack"/>
       <w:r>
         <w:rPr>
           <w:b/>
@@ -6989,25 +6998,7 @@
           <w:sz w:val="22"/>
           <w:szCs w:val="22"/>
         </w:rPr>
-        <w:t>10.46787/</w:t>
-      </w:r>
-      <w:proofErr w:type="gramStart"/>
-      <w:r>
-        <w:rPr>
-          <w:rStyle w:val="Strong"/>
-          <w:sz w:val="22"/>
-          <w:szCs w:val="22"/>
-        </w:rPr>
-        <w:t>elthe.v</w:t>
-      </w:r>
-      <w:proofErr w:type="gramEnd"/>
-      <w:r>
-        <w:rPr>
-          <w:rStyle w:val="Strong"/>
-          <w:sz w:val="22"/>
-          <w:szCs w:val="22"/>
-        </w:rPr>
-        <w:t>7i1.3910</w:t>
+        <w:t>10.46787/elthe.v7i1.3910</w:t>
       </w:r>
       <w:r>
         <w:rPr>
@@ -7083,25 +7074,7 @@
           <w:sz w:val="22"/>
           <w:szCs w:val="22"/>
         </w:rPr>
-        <w:t>10.71097/IJSAT.v</w:t>
-      </w:r>
-      <w:proofErr w:type="gramStart"/>
-      <w:r>
-        <w:rPr>
-          <w:rStyle w:val="Strong"/>
-          <w:sz w:val="22"/>
-          <w:szCs w:val="22"/>
-        </w:rPr>
-        <w:t>17.i</w:t>
-      </w:r>
-      <w:proofErr w:type="gramEnd"/>
-      <w:r>
-        <w:rPr>
-          <w:rStyle w:val="Strong"/>
-          <w:sz w:val="22"/>
-          <w:szCs w:val="22"/>
-        </w:rPr>
-        <w:t>1.10577</w:t>
+        <w:t>10.71097/IJSAT.v17.i1.10577</w:t>
       </w:r>
       <w:r>
         <w:rPr>
@@ -7195,25 +7168,7 @@
           <w:sz w:val="22"/>
           <w:szCs w:val="22"/>
         </w:rPr>
-        <w:t>10.55041/</w:t>
-      </w:r>
-      <w:proofErr w:type="gramStart"/>
-      <w:r>
-        <w:rPr>
-          <w:rStyle w:val="Strong"/>
-          <w:sz w:val="22"/>
-          <w:szCs w:val="22"/>
-        </w:rPr>
-        <w:t>ijcope.v</w:t>
-      </w:r>
-      <w:proofErr w:type="gramEnd"/>
-      <w:r>
-        <w:rPr>
-          <w:rStyle w:val="Strong"/>
-          <w:sz w:val="22"/>
-          <w:szCs w:val="22"/>
-        </w:rPr>
-        <w:t>2i5.692</w:t>
+        <w:t>10.55041/ijcope.v2i5.692</w:t>
       </w:r>
       <w:r>
         <w:rPr>
@@ -7343,34 +7298,17 @@
           <w:sz w:val="22"/>
           <w:szCs w:val="22"/>
         </w:rPr>
-        <w:t>10.55041/</w:t>
-      </w:r>
-      <w:proofErr w:type="gramStart"/>
-      <w:r>
-        <w:rPr>
-          <w:rStyle w:val="Strong"/>
+        <w:t>10.55041/ijcope.v2i5.669</w:t>
+      </w:r>
+      <w:r>
+        <w:rPr>
           <w:sz w:val="22"/>
           <w:szCs w:val="22"/>
         </w:rPr>
-        <w:t>ijcope.v</w:t>
-      </w:r>
-      <w:proofErr w:type="gramEnd"/>
-      <w:r>
-        <w:rPr>
-          <w:rStyle w:val="Strong"/>
-          <w:sz w:val="22"/>
-          <w:szCs w:val="22"/>
-        </w:rPr>
-        <w:t>2i5.669</w:t>
-      </w:r>
-      <w:r>
-        <w:rPr>
-          <w:sz w:val="22"/>
-          <w:szCs w:val="22"/>
-        </w:rPr>
         <w:t xml:space="preserve">. </w:t>
       </w:r>
     </w:p>
+    <w:bookmarkEnd w:id="1"/>
     <w:p>
       <w:r>
         <w:rPr>
@@ -7697,7 +7635,7 @@
 </file>
 
 <file path=word/endnotes.xml><?xml version="1.0" encoding="utf-8"?>
-<w:endnotes xmlns:wpc="http://schemas.microsoft.com/office/word/2010/wordprocessingCanvas" xmlns:cx="http://schemas.microsoft.com/office/drawing/2014/chartex" xmlns:cx1="http://schemas.microsoft.com/office/drawing/2015/9/8/chartex" xmlns:cx2="http://schemas.microsoft.com/office/drawing/2015/10/21/chartex" xmlns:cx3="http://schemas.microsoft.com/office/drawing/2016/5/9/chartex" xmlns:cx4="http://schemas.microsoft.com/office/drawing/2016/5/10/chartex" xmlns:cx5="http://schemas.microsoft.com/office/drawing/2016/5/11/chartex" xmlns:cx6="http://schemas.microsoft.com/office/drawing/2016/5/12/chartex" xmlns:cx7="http://schemas.microsoft.com/office/drawing/2016/5/13/chartex" xmlns:cx8="http://schemas.microsoft.com/office/drawing/2016/5/14/chartex" xmlns:mc="http://schemas.openxmlformats.org/markup-compatibility/2006" xmlns:aink="http://schemas.microsoft.com/office/drawing/2016/ink" xmlns:am3d="http://schemas.microsoft.com/office/drawing/2017/model3d" xmlns:o="urn:schemas-microsoft-com:office:office" xmlns:oel="http://schemas.microsoft.com/office/2019/extlst" xmlns:r="http://schemas.openxmlformats.org/officeDocument/2006/relationships" xmlns:m="http://schemas.openxmlformats.org/officeDocument/2006/math" xmlns:v="urn:schemas-microsoft-com:vml" xmlns:wp14="http://schemas.microsoft.com/office/word/2010/wordprocessingDrawing" xmlns:wp="http://schemas.openxmlformats.org/drawingml/2006/wordprocessingDrawing" xmlns:w10="urn:schemas-microsoft-com:office:word" xmlns:w="http://schemas.openxmlformats.org/wordprocessingml/2006/main" xmlns:w14="http://schemas.microsoft.com/office/word/2010/wordml" xmlns:w15="http://schemas.microsoft.com/office/word/2012/wordml" xmlns:w16cex="http://schemas.microsoft.com/office/word/2018/wordml/cex" xmlns:w16cid="http://schemas.microsoft.com/office/word/2016/wordml/cid" xmlns:w16="http://schemas.microsoft.com/office/word/2018/wordml" xmlns:w16du="http://schemas.microsoft.com/office/word/2023/wordml/word16du" xmlns:w16sdtdh="http://schemas.microsoft.com/office/word/2020/wordml/sdtdatahash" xmlns:w16sdtfl="http://schemas.microsoft.com/office/word/2024/wordml/sdtformatlock" xmlns:w16se="http://schemas.microsoft.com/office/word/2015/wordml/symex" xmlns:wpg="http://schemas.microsoft.com/office/word/2010/wordprocessingGroup" xmlns:wpi="http://schemas.microsoft.com/office/word/2010/wordprocessingInk" xmlns:wne="http://schemas.microsoft.com/office/word/2006/wordml" xmlns:wps="http://schemas.microsoft.com/office/word/2010/wordprocessingShape" mc:Ignorable="w14 w15 w16se w16cid w16 w16cex w16sdtdh w16sdtfl w16du wp14">
+<w:endnotes xmlns:wpc="http://schemas.microsoft.com/office/word/2010/wordprocessingCanvas" xmlns:cx="http://schemas.microsoft.com/office/drawing/2014/chartex" xmlns:cx1="http://schemas.microsoft.com/office/drawing/2015/9/8/chartex" xmlns:mc="http://schemas.openxmlformats.org/markup-compatibility/2006" xmlns:o="urn:schemas-microsoft-com:office:office" xmlns:r="http://schemas.openxmlformats.org/officeDocument/2006/relationships" xmlns:m="http://schemas.openxmlformats.org/officeDocument/2006/math" xmlns:v="urn:schemas-microsoft-com:vml" xmlns:wp14="http://schemas.microsoft.com/office/word/2010/wordprocessingDrawing" xmlns:wp="http://schemas.openxmlformats.org/drawingml/2006/wordprocessingDrawing" xmlns:w10="urn:schemas-microsoft-com:office:word" xmlns:w="http://schemas.openxmlformats.org/wordprocessingml/2006/main" xmlns:w14="http://schemas.microsoft.com/office/word/2010/wordml" xmlns:w15="http://schemas.microsoft.com/office/word/2012/wordml" xmlns:w16se="http://schemas.microsoft.com/office/word/2015/wordml/symex" xmlns:wpg="http://schemas.microsoft.com/office/word/2010/wordprocessingGroup" xmlns:wpi="http://schemas.microsoft.com/office/word/2010/wordprocessingInk" xmlns:wne="http://schemas.microsoft.com/office/word/2006/wordml" xmlns:wps="http://schemas.microsoft.com/office/word/2010/wordprocessingShape" mc:Ignorable="w14 w15 w16se wp14">
   <w:endnote w:type="separator" w:id="-1">
     <w:p>
       <w:pPr>
@@ -7722,7 +7660,7 @@
 </file>
 
 <file path=word/footer1.xml><?xml version="1.0" encoding="utf-8"?>
-<w:ftr xmlns:wpc="http://schemas.microsoft.com/office/word/2010/wordprocessingCanvas" xmlns:cx="http://schemas.microsoft.com/office/drawing/2014/chartex" xmlns:cx1="http://schemas.microsoft.com/office/drawing/2015/9/8/chartex" xmlns:cx2="http://schemas.microsoft.com/office/drawing/2015/10/21/chartex" xmlns:cx3="http://schemas.microsoft.com/office/drawing/2016/5/9/chartex" xmlns:cx4="http://schemas.microsoft.com/office/drawing/2016/5/10/chartex" xmlns:cx5="http://schemas.microsoft.com/office/drawing/2016/5/11/chartex" xmlns:cx6="http://schemas.microsoft.com/office/drawing/2016/5/12/chartex" xmlns:cx7="http://schemas.microsoft.com/office/drawing/2016/5/13/chartex" xmlns:cx8="http://schemas.microsoft.com/office/drawing/2016/5/14/chartex" xmlns:mc="http://schemas.openxmlformats.org/markup-compatibility/2006" xmlns:aink="http://schemas.microsoft.com/office/drawing/2016/ink" xmlns:am3d="http://schemas.microsoft.com/office/drawing/2017/model3d" xmlns:o="urn:schemas-microsoft-com:office:office" xmlns:oel="http://schemas.microsoft.com/office/2019/extlst" xmlns:r="http://schemas.openxmlformats.org/officeDocument/2006/relationships" xmlns:m="http://schemas.openxmlformats.org/officeDocument/2006/math" xmlns:v="urn:schemas-microsoft-com:vml" xmlns:wp14="http://schemas.microsoft.com/office/word/2010/wordprocessingDrawing" xmlns:wp="http://schemas.openxmlformats.org/drawingml/2006/wordprocessingDrawing" xmlns:w10="urn:schemas-microsoft-com:office:word" xmlns:w="http://schemas.openxmlformats.org/wordprocessingml/2006/main" xmlns:w14="http://schemas.microsoft.com/office/word/2010/wordml" xmlns:w15="http://schemas.microsoft.com/office/word/2012/wordml" xmlns:w16cex="http://schemas.microsoft.com/office/word/2018/wordml/cex" xmlns:w16cid="http://schemas.microsoft.com/office/word/2016/wordml/cid" xmlns:w16="http://schemas.microsoft.com/office/word/2018/wordml" xmlns:w16du="http://schemas.microsoft.com/office/word/2023/wordml/word16du" xmlns:w16sdtdh="http://schemas.microsoft.com/office/word/2020/wordml/sdtdatahash" xmlns:w16sdtfl="http://schemas.microsoft.com/office/word/2024/wordml/sdtformatlock" xmlns:w16se="http://schemas.microsoft.com/office/word/2015/wordml/symex" xmlns:wpg="http://schemas.microsoft.com/office/word/2010/wordprocessingGroup" xmlns:wpi="http://schemas.microsoft.com/office/word/2010/wordprocessingInk" xmlns:wne="http://schemas.microsoft.com/office/word/2006/wordml" xmlns:wps="http://schemas.microsoft.com/office/word/2010/wordprocessingShape" mc:Ignorable="w14 w15 w16se w16cid w16 w16cex w16sdtdh w16sdtfl w16du wp14">
+<w:ftr xmlns:wpc="http://schemas.microsoft.com/office/word/2010/wordprocessingCanvas" xmlns:cx="http://schemas.microsoft.com/office/drawing/2014/chartex" xmlns:cx1="http://schemas.microsoft.com/office/drawing/2015/9/8/chartex" xmlns:mc="http://schemas.openxmlformats.org/markup-compatibility/2006" xmlns:o="urn:schemas-microsoft-com:office:office" xmlns:r="http://schemas.openxmlformats.org/officeDocument/2006/relationships" xmlns:m="http://schemas.openxmlformats.org/officeDocument/2006/math" xmlns:v="urn:schemas-microsoft-com:vml" xmlns:wp14="http://schemas.microsoft.com/office/word/2010/wordprocessingDrawing" xmlns:wp="http://schemas.openxmlformats.org/drawingml/2006/wordprocessingDrawing" xmlns:w10="urn:schemas-microsoft-com:office:word" xmlns:w="http://schemas.openxmlformats.org/wordprocessingml/2006/main" xmlns:w14="http://schemas.microsoft.com/office/word/2010/wordml" xmlns:w15="http://schemas.microsoft.com/office/word/2012/wordml" xmlns:w16se="http://schemas.microsoft.com/office/word/2015/wordml/symex" xmlns:wpg="http://schemas.microsoft.com/office/word/2010/wordprocessingGroup" xmlns:wpi="http://schemas.microsoft.com/office/word/2010/wordprocessingInk" xmlns:wne="http://schemas.microsoft.com/office/word/2006/wordml" xmlns:wps="http://schemas.microsoft.com/office/word/2010/wordprocessingShape" mc:Ignorable="w14 w15 w16se wp14">
   <w:p>
     <w:pPr>
       <w:pStyle w:val="Footer"/>
@@ -7739,7 +7677,7 @@
 </file>
 
 <file path=word/footnotes.xml><?xml version="1.0" encoding="utf-8"?>
-<w:footnotes xmlns:wpc="http://schemas.microsoft.com/office/word/2010/wordprocessingCanvas" xmlns:cx="http://schemas.microsoft.com/office/drawing/2014/chartex" xmlns:cx1="http://schemas.microsoft.com/office/drawing/2015/9/8/chartex" xmlns:cx2="http://schemas.microsoft.com/office/drawing/2015/10/21/chartex" xmlns:cx3="http://schemas.microsoft.com/office/drawing/2016/5/9/chartex" xmlns:cx4="http://schemas.microsoft.com/office/drawing/2016/5/10/chartex" xmlns:cx5="http://schemas.microsoft.com/office/drawing/2016/5/11/chartex" xmlns:cx6="http://schemas.microsoft.com/office/drawing/2016/5/12/chartex" xmlns:cx7="http://schemas.microsoft.com/office/drawing/2016/5/13/chartex" xmlns:cx8="http://schemas.microsoft.com/office/drawing/2016/5/14/chartex" xmlns:mc="http://schemas.openxmlformats.org/markup-compatibility/2006" xmlns:aink="http://schemas.microsoft.com/office/drawing/2016/ink" xmlns:am3d="http://schemas.microsoft.com/office/drawing/2017/model3d" xmlns:o="urn:schemas-microsoft-com:office:office" xmlns:oel="http://schemas.microsoft.com/office/2019/extlst" xmlns:r="http://schemas.openxmlformats.org/officeDocument/2006/relationships" xmlns:m="http://schemas.openxmlformats.org/officeDocument/2006/math" xmlns:v="urn:schemas-microsoft-com:vml" xmlns:wp14="http://schemas.microsoft.com/office/word/2010/wordprocessingDrawing" xmlns:wp="http://schemas.openxmlformats.org/drawingml/2006/wordprocessingDrawing" xmlns:w10="urn:schemas-microsoft-com:office:word" xmlns:w="http://schemas.openxmlformats.org/wordprocessingml/2006/main" xmlns:w14="http://schemas.microsoft.com/office/word/2010/wordml" xmlns:w15="http://schemas.microsoft.com/office/word/2012/wordml" xmlns:w16cex="http://schemas.microsoft.com/office/word/2018/wordml/cex" xmlns:w16cid="http://schemas.microsoft.com/office/word/2016/wordml/cid" xmlns:w16="http://schemas.microsoft.com/office/word/2018/wordml" xmlns:w16du="http://schemas.microsoft.com/office/word/2023/wordml/word16du" xmlns:w16sdtdh="http://schemas.microsoft.com/office/word/2020/wordml/sdtdatahash" xmlns:w16sdtfl="http://schemas.microsoft.com/office/word/2024/wordml/sdtformatlock" xmlns:w16se="http://schemas.microsoft.com/office/word/2015/wordml/symex" xmlns:wpg="http://schemas.microsoft.com/office/word/2010/wordprocessingGroup" xmlns:wpi="http://schemas.microsoft.com/office/word/2010/wordprocessingInk" xmlns:wne="http://schemas.microsoft.com/office/word/2006/wordml" xmlns:wps="http://schemas.microsoft.com/office/word/2010/wordprocessingShape" mc:Ignorable="w14 w15 w16se w16cid w16 w16cex w16sdtdh w16sdtfl w16du wp14">
+<w:footnotes xmlns:wpc="http://schemas.microsoft.com/office/word/2010/wordprocessingCanvas" xmlns:cx="http://schemas.microsoft.com/office/drawing/2014/chartex" xmlns:cx1="http://schemas.microsoft.com/office/drawing/2015/9/8/chartex" xmlns:mc="http://schemas.openxmlformats.org/markup-compatibility/2006" xmlns:o="urn:schemas-microsoft-com:office:office" xmlns:r="http://schemas.openxmlformats.org/officeDocument/2006/relationships" xmlns:m="http://schemas.openxmlformats.org/officeDocument/2006/math" xmlns:v="urn:schemas-microsoft-com:vml" xmlns:wp14="http://schemas.microsoft.com/office/word/2010/wordprocessingDrawing" xmlns:wp="http://schemas.openxmlformats.org/drawingml/2006/wordprocessingDrawing" xmlns:w10="urn:schemas-microsoft-com:office:word" xmlns:w="http://schemas.openxmlformats.org/wordprocessingml/2006/main" xmlns:w14="http://schemas.microsoft.com/office/word/2010/wordml" xmlns:w15="http://schemas.microsoft.com/office/word/2012/wordml" xmlns:w16se="http://schemas.microsoft.com/office/word/2015/wordml/symex" xmlns:wpg="http://schemas.microsoft.com/office/word/2010/wordprocessingGroup" xmlns:wpi="http://schemas.microsoft.com/office/word/2010/wordprocessingInk" xmlns:wne="http://schemas.microsoft.com/office/word/2006/wordml" xmlns:wps="http://schemas.microsoft.com/office/word/2010/wordprocessingShape" mc:Ignorable="w14 w15 w16se wp14">
   <w:footnote w:type="separator" w:id="-1">
     <w:p>
       <w:pPr>
@@ -7764,7 +7702,7 @@
 </file>
 
 <file path=word/numbering.xml><?xml version="1.0" encoding="utf-8"?>
-<w:numbering xmlns:wpc="http://schemas.microsoft.com/office/word/2010/wordprocessingCanvas" xmlns:cx="http://schemas.microsoft.com/office/drawing/2014/chartex" xmlns:cx1="http://schemas.microsoft.com/office/drawing/2015/9/8/chartex" xmlns:cx2="http://schemas.microsoft.com/office/drawing/2015/10/21/chartex" xmlns:cx3="http://schemas.microsoft.com/office/drawing/2016/5/9/chartex" xmlns:cx4="http://schemas.microsoft.com/office/drawing/2016/5/10/chartex" xmlns:cx5="http://schemas.microsoft.com/office/drawing/2016/5/11/chartex" xmlns:cx6="http://schemas.microsoft.com/office/drawing/2016/5/12/chartex" xmlns:cx7="http://schemas.microsoft.com/office/drawing/2016/5/13/chartex" xmlns:cx8="http://schemas.microsoft.com/office/drawing/2016/5/14/chartex" xmlns:mc="http://schemas.openxmlformats.org/markup-compatibility/2006" xmlns:aink="http://schemas.microsoft.com/office/drawing/2016/ink" xmlns:am3d="http://schemas.microsoft.com/office/drawing/2017/model3d" xmlns:o="urn:schemas-microsoft-com:office:office" xmlns:oel="http://schemas.microsoft.com/office/2019/extlst" xmlns:r="http://schemas.openxmlformats.org/officeDocument/2006/relationships" xmlns:m="http://schemas.openxmlformats.org/officeDocument/2006/math" xmlns:v="urn:schemas-microsoft-com:vml" xmlns:wp14="http://schemas.microsoft.com/office/word/2010/wordprocessingDrawing" xmlns:wp="http://schemas.openxmlformats.org/drawingml/2006/wordprocessingDrawing" xmlns:w10="urn:schemas-microsoft-com:office:word" xmlns:w="http://schemas.openxmlformats.org/wordprocessingml/2006/main" xmlns:w14="http://schemas.microsoft.com/office/word/2010/wordml" xmlns:w15="http://schemas.microsoft.com/office/word/2012/wordml" xmlns:w16cex="http://schemas.microsoft.com/office/word/2018/wordml/cex" xmlns:w16cid="http://schemas.microsoft.com/office/word/2016/wordml/cid" xmlns:w16="http://schemas.microsoft.com/office/word/2018/wordml" xmlns:w16du="http://schemas.microsoft.com/office/word/2023/wordml/word16du" xmlns:w16sdtdh="http://schemas.microsoft.com/office/word/2020/wordml/sdtdatahash" xmlns:w16sdtfl="http://schemas.microsoft.com/office/word/2024/wordml/sdtformatlock" xmlns:w16se="http://schemas.microsoft.com/office/word/2015/wordml/symex" xmlns:wpg="http://schemas.microsoft.com/office/word/2010/wordprocessingGroup" xmlns:wpi="http://schemas.microsoft.com/office/word/2010/wordprocessingInk" xmlns:wne="http://schemas.microsoft.com/office/word/2006/wordml" xmlns:wps="http://schemas.microsoft.com/office/word/2010/wordprocessingShape" mc:Ignorable="w14 w15 w16se w16cid w16 w16cex w16sdtdh w16sdtfl w16du wp14">
+<w:numbering xmlns:wpc="http://schemas.microsoft.com/office/word/2010/wordprocessingCanvas" xmlns:cx="http://schemas.microsoft.com/office/drawing/2014/chartex" xmlns:cx1="http://schemas.microsoft.com/office/drawing/2015/9/8/chartex" xmlns:mc="http://schemas.openxmlformats.org/markup-compatibility/2006" xmlns:o="urn:schemas-microsoft-com:office:office" xmlns:r="http://schemas.openxmlformats.org/officeDocument/2006/relationships" xmlns:m="http://schemas.openxmlformats.org/officeDocument/2006/math" xmlns:v="urn:schemas-microsoft-com:vml" xmlns:wp14="http://schemas.microsoft.com/office/word/2010/wordprocessingDrawing" xmlns:wp="http://schemas.openxmlformats.org/drawingml/2006/wordprocessingDrawing" xmlns:w10="urn:schemas-microsoft-com:office:word" xmlns:w="http://schemas.openxmlformats.org/wordprocessingml/2006/main" xmlns:w14="http://schemas.microsoft.com/office/word/2010/wordml" xmlns:w15="http://schemas.microsoft.com/office/word/2012/wordml" xmlns:w16se="http://schemas.microsoft.com/office/word/2015/wordml/symex" xmlns:wpg="http://schemas.microsoft.com/office/word/2010/wordprocessingGroup" xmlns:wpi="http://schemas.microsoft.com/office/word/2010/wordprocessingInk" xmlns:wne="http://schemas.microsoft.com/office/word/2006/wordml" xmlns:wps="http://schemas.microsoft.com/office/word/2010/wordprocessingShape" mc:Ignorable="w14 w15 w16se wp14">
   <w:abstractNum w:abstractNumId="0" w15:restartNumberingAfterBreak="0">
     <w:nsid w:val="FFFFFF7C"/>
     <w:multiLevelType w:val="singleLevel"/>
@@ -8537,56 +8475,56 @@
       </w:rPr>
     </w:lvl>
   </w:abstractNum>
-  <w:num w:numId="1" w16cid:durableId="1676955484">
+  <w:num w:numId="1">
     <w:abstractNumId w:val="8"/>
   </w:num>
-  <w:num w:numId="2" w16cid:durableId="2052267618">
+  <w:num w:numId="2">
     <w:abstractNumId w:val="6"/>
   </w:num>
-  <w:num w:numId="3" w16cid:durableId="1776094852">
+  <w:num w:numId="3">
     <w:abstractNumId w:val="5"/>
   </w:num>
-  <w:num w:numId="4" w16cid:durableId="751582746">
+  <w:num w:numId="4">
     <w:abstractNumId w:val="4"/>
   </w:num>
-  <w:num w:numId="5" w16cid:durableId="1983581383">
+  <w:num w:numId="5">
     <w:abstractNumId w:val="7"/>
   </w:num>
-  <w:num w:numId="6" w16cid:durableId="1529948296">
+  <w:num w:numId="6">
     <w:abstractNumId w:val="3"/>
   </w:num>
-  <w:num w:numId="7" w16cid:durableId="1987514080">
+  <w:num w:numId="7">
     <w:abstractNumId w:val="2"/>
   </w:num>
-  <w:num w:numId="8" w16cid:durableId="386026522">
+  <w:num w:numId="8">
     <w:abstractNumId w:val="1"/>
   </w:num>
-  <w:num w:numId="9" w16cid:durableId="163790040">
+  <w:num w:numId="9">
     <w:abstractNumId w:val="0"/>
   </w:num>
-  <w:num w:numId="10" w16cid:durableId="1678580930">
+  <w:num w:numId="10">
     <w:abstractNumId w:val="14"/>
   </w:num>
-  <w:num w:numId="11" w16cid:durableId="1639646837">
+  <w:num w:numId="11">
     <w:abstractNumId w:val="10"/>
   </w:num>
-  <w:num w:numId="12" w16cid:durableId="475755853">
+  <w:num w:numId="12">
     <w:abstractNumId w:val="9"/>
   </w:num>
-  <w:num w:numId="13" w16cid:durableId="1663241213">
+  <w:num w:numId="13">
     <w:abstractNumId w:val="11"/>
   </w:num>
-  <w:num w:numId="14" w16cid:durableId="1974409132">
+  <w:num w:numId="14">
     <w:abstractNumId w:val="13"/>
   </w:num>
-  <w:num w:numId="15" w16cid:durableId="1606186164">
+  <w:num w:numId="15">
     <w:abstractNumId w:val="12"/>
   </w:num>
 </w:numbering>
 </file>
 
 <file path=word/styles.xml><?xml version="1.0" encoding="utf-8"?>
-<w:styles xmlns:mc="http://schemas.openxmlformats.org/markup-compatibility/2006" xmlns:r="http://schemas.openxmlformats.org/officeDocument/2006/relationships" xmlns:w="http://schemas.openxmlformats.org/wordprocessingml/2006/main" xmlns:w14="http://schemas.microsoft.com/office/word/2010/wordml" xmlns:w15="http://schemas.microsoft.com/office/word/2012/wordml" xmlns:w16cex="http://schemas.microsoft.com/office/word/2018/wordml/cex" xmlns:w16cid="http://schemas.microsoft.com/office/word/2016/wordml/cid" xmlns:w16="http://schemas.microsoft.com/office/word/2018/wordml" xmlns:w16du="http://schemas.microsoft.com/office/word/2023/wordml/word16du" xmlns:w16sdtdh="http://schemas.microsoft.com/office/word/2020/wordml/sdtdatahash" xmlns:w16sdtfl="http://schemas.microsoft.com/office/word/2024/wordml/sdtformatlock" xmlns:w16se="http://schemas.microsoft.com/office/word/2015/wordml/symex" mc:Ignorable="w14 w15 w16se w16cid w16 w16cex w16sdtdh w16sdtfl w16du">
+<w:styles xmlns:mc="http://schemas.openxmlformats.org/markup-compatibility/2006" xmlns:r="http://schemas.openxmlformats.org/officeDocument/2006/relationships" xmlns:w="http://schemas.openxmlformats.org/wordprocessingml/2006/main" xmlns:w14="http://schemas.microsoft.com/office/word/2010/wordml" xmlns:w15="http://schemas.microsoft.com/office/word/2012/wordml" xmlns:w16se="http://schemas.microsoft.com/office/word/2015/wordml/symex" mc:Ignorable="w14 w15 w16se">
   <w:docDefaults>
     <w:rPrDefault>
       <w:rPr>
@@ -8602,7 +8540,7 @@
       </w:pPr>
     </w:pPrDefault>
   </w:docDefaults>
-  <w:latentStyles w:defLockedState="0" w:defUIPriority="99" w:defSemiHidden="0" w:defUnhideWhenUsed="0" w:defQFormat="0" w:count="376">
+  <w:latentStyles w:defLockedState="0" w:defUIPriority="99" w:defSemiHidden="0" w:defUnhideWhenUsed="0" w:defQFormat="0" w:count="371">
     <w:lsdException w:name="Normal" w:uiPriority="0" w:qFormat="1"/>
     <w:lsdException w:name="heading 1" w:uiPriority="9" w:qFormat="1"/>
     <w:lsdException w:name="heading 2" w:semiHidden="1" w:uiPriority="9" w:unhideWhenUsed="1" w:qFormat="1"/>
@@ -8965,11 +8903,6 @@
     <w:lsdException w:name="List Table 5 Dark Accent 6" w:uiPriority="50"/>
     <w:lsdException w:name="List Table 6 Colorful Accent 6" w:uiPriority="51"/>
     <w:lsdException w:name="List Table 7 Colorful Accent 6" w:uiPriority="52"/>
-    <w:lsdException w:name="Mention" w:semiHidden="1" w:unhideWhenUsed="1"/>
-    <w:lsdException w:name="Smart Hyperlink" w:semiHidden="1" w:unhideWhenUsed="1"/>
-    <w:lsdException w:name="Hashtag" w:semiHidden="1" w:unhideWhenUsed="1"/>
-    <w:lsdException w:name="Unresolved Mention" w:semiHidden="1" w:unhideWhenUsed="1"/>
-    <w:lsdException w:name="Smart Link" w:semiHidden="1" w:unhideWhenUsed="1"/>
   </w:latentStyles>
   <w:style w:type="paragraph" w:default="1" w:styleId="Normal">
     <w:name w:val="Normal"/>
@@ -9191,6 +9124,7 @@
   <w:style w:type="character" w:default="1" w:styleId="DefaultParagraphFont">
     <w:name w:val="Default Paragraph Font"/>
     <w:uiPriority w:val="1"/>
+    <w:semiHidden/>
     <w:unhideWhenUsed/>
   </w:style>
   <w:style w:type="table" w:default="1" w:styleId="TableNormal">
@@ -20076,7 +20010,7 @@
 </file>
 
 <file path=word/diagrams/colors1.xml><?xml version="1.0" encoding="utf-8"?>
-<dgm:colorsDef xmlns:dgm="http://schemas.openxmlformats.org/drawingml/2006/diagram" xmlns:a="http://schemas.openxmlformats.org/drawingml/2006/main" uniqueId="urn:microsoft.com/office/officeart/2005/8/colors/accent1_2">
+<dgm:colorsDef xmlns:dgm="http://schemas.openxmlformats.org/drawingml/2006/diagram" xmlns:a="http://schemas.openxmlformats.org/drawingml/2006/main" uniqueId="urn:microsoft.com/office/officeart/2005/8/colors/accent1_2#5">
   <dgm:title val=""/>
   <dgm:desc val=""/>
   <dgm:catLst>
@@ -20927,7 +20861,7 @@
 </file>
 
 <file path=word/diagrams/colors2.xml><?xml version="1.0" encoding="utf-8"?>
-<dgm:colorsDef xmlns:dgm="http://schemas.openxmlformats.org/drawingml/2006/diagram" xmlns:a="http://schemas.openxmlformats.org/drawingml/2006/main" uniqueId="urn:microsoft.com/office/officeart/2005/8/colors/accent1_2">
+<dgm:colorsDef xmlns:dgm="http://schemas.openxmlformats.org/drawingml/2006/diagram" xmlns:a="http://schemas.openxmlformats.org/drawingml/2006/main" uniqueId="urn:microsoft.com/office/officeart/2005/8/colors/accent1_2#6">
   <dgm:title val=""/>
   <dgm:desc val=""/>
   <dgm:catLst>
@@ -21781,7 +21715,7 @@
 <dgm:dataModel xmlns:dgm="http://schemas.openxmlformats.org/drawingml/2006/diagram" xmlns:a="http://schemas.openxmlformats.org/drawingml/2006/main">
   <dgm:ptLst>
     <dgm:pt modelId="{B5E55F13-F189-4BDC-8035-03853871BEB4}" type="doc">
-      <dgm:prSet loTypeId="urn:microsoft.com/office/officeart/2005/8/layout/process5" loCatId="process" qsTypeId="urn:microsoft.com/office/officeart/2005/8/quickstyle/simple1" qsCatId="simple" csTypeId="urn:microsoft.com/office/officeart/2005/8/colors/accent1_2" csCatId="accent1" phldr="1"/>
+      <dgm:prSet loTypeId="urn:microsoft.com/office/officeart/2005/8/layout/process5" loCatId="process" qsTypeId="urn:microsoft.com/office/officeart/2005/8/quickstyle/simple1#5" qsCatId="simple" csTypeId="urn:microsoft.com/office/officeart/2005/8/colors/accent1_2#5" csCatId="accent1" phldr="1"/>
       <dgm:spPr/>
     </dgm:pt>
     <dgm:pt modelId="{B3F77971-6476-4539-8772-E0A35103E94B}">
@@ -22560,14 +22494,35 @@
         </dgm:presLayoutVars>
       </dgm:prSet>
       <dgm:spPr/>
+      <dgm:t>
+        <a:bodyPr/>
+        <a:lstStyle/>
+        <a:p>
+          <a:endParaRPr lang="en-US"/>
+        </a:p>
+      </dgm:t>
     </dgm:pt>
     <dgm:pt modelId="{92D396D7-EF4A-47C0-B1CE-29536C3FD257}" type="pres">
       <dgm:prSet presAssocID="{D33D411A-FCBE-4B0A-B951-2FA10C299D16}" presName="sibTrans" presStyleLbl="sibTrans2D1" presStyleIdx="0" presStyleCnt="10"/>
       <dgm:spPr/>
+      <dgm:t>
+        <a:bodyPr/>
+        <a:lstStyle/>
+        <a:p>
+          <a:endParaRPr lang="en-US"/>
+        </a:p>
+      </dgm:t>
     </dgm:pt>
     <dgm:pt modelId="{9BDAE587-8207-48E0-A3D3-46814F48B482}" type="pres">
       <dgm:prSet presAssocID="{D33D411A-FCBE-4B0A-B951-2FA10C299D16}" presName="connectorText" presStyleLbl="sibTrans2D1" presStyleIdx="0" presStyleCnt="10"/>
       <dgm:spPr/>
+      <dgm:t>
+        <a:bodyPr/>
+        <a:lstStyle/>
+        <a:p>
+          <a:endParaRPr lang="en-US"/>
+        </a:p>
+      </dgm:t>
     </dgm:pt>
     <dgm:pt modelId="{815E2E99-D61E-4C48-B98D-32C08F0CF517}" type="pres">
       <dgm:prSet presAssocID="{09EA95B6-1309-4164-A80E-B66171087FAB}" presName="node" presStyleLbl="node1" presStyleIdx="1" presStyleCnt="11">
@@ -22576,14 +22531,35 @@
         </dgm:presLayoutVars>
       </dgm:prSet>
       <dgm:spPr/>
+      <dgm:t>
+        <a:bodyPr/>
+        <a:lstStyle/>
+        <a:p>
+          <a:endParaRPr lang="en-US"/>
+        </a:p>
+      </dgm:t>
     </dgm:pt>
     <dgm:pt modelId="{F68C354E-74FE-499C-BABA-709E2A9C036C}" type="pres">
       <dgm:prSet presAssocID="{489FC871-E862-44CC-AB28-2CE173F92676}" presName="sibTrans" presStyleLbl="sibTrans2D1" presStyleIdx="1" presStyleCnt="10"/>
       <dgm:spPr/>
+      <dgm:t>
+        <a:bodyPr/>
+        <a:lstStyle/>
+        <a:p>
+          <a:endParaRPr lang="en-US"/>
+        </a:p>
+      </dgm:t>
     </dgm:pt>
     <dgm:pt modelId="{514A7D10-D7E7-4FD5-9382-1027FE458DCC}" type="pres">
       <dgm:prSet presAssocID="{489FC871-E862-44CC-AB28-2CE173F92676}" presName="connectorText" presStyleLbl="sibTrans2D1" presStyleIdx="1" presStyleCnt="10"/>
       <dgm:spPr/>
+      <dgm:t>
+        <a:bodyPr/>
+        <a:lstStyle/>
+        <a:p>
+          <a:endParaRPr lang="en-US"/>
+        </a:p>
+      </dgm:t>
     </dgm:pt>
     <dgm:pt modelId="{2B2C1DCE-52CB-42B5-9322-19B26BD41000}" type="pres">
       <dgm:prSet presAssocID="{076840D4-C8CA-4724-8A7D-18F8E990D488}" presName="node" presStyleLbl="node1" presStyleIdx="2" presStyleCnt="11">
@@ -22592,14 +22568,35 @@
         </dgm:presLayoutVars>
       </dgm:prSet>
       <dgm:spPr/>
+      <dgm:t>
+        <a:bodyPr/>
+        <a:lstStyle/>
+        <a:p>
+          <a:endParaRPr lang="en-US"/>
+        </a:p>
+      </dgm:t>
     </dgm:pt>
     <dgm:pt modelId="{039BCEE3-C390-438A-8E47-633872B04763}" type="pres">
       <dgm:prSet presAssocID="{41171B05-7223-468F-8F7E-25D1CDE2ED2E}" presName="sibTrans" presStyleLbl="sibTrans2D1" presStyleIdx="2" presStyleCnt="10"/>
       <dgm:spPr/>
+      <dgm:t>
+        <a:bodyPr/>
+        <a:lstStyle/>
+        <a:p>
+          <a:endParaRPr lang="en-US"/>
+        </a:p>
+      </dgm:t>
     </dgm:pt>
     <dgm:pt modelId="{665DD727-B3EE-440F-BAE4-18CB7C7D4591}" type="pres">
       <dgm:prSet presAssocID="{41171B05-7223-468F-8F7E-25D1CDE2ED2E}" presName="connectorText" presStyleLbl="sibTrans2D1" presStyleIdx="2" presStyleCnt="10"/>
       <dgm:spPr/>
+      <dgm:t>
+        <a:bodyPr/>
+        <a:lstStyle/>
+        <a:p>
+          <a:endParaRPr lang="en-US"/>
+        </a:p>
+      </dgm:t>
     </dgm:pt>
     <dgm:pt modelId="{7C6BC543-EE2F-4A0C-993D-F503ACFAC296}" type="pres">
       <dgm:prSet presAssocID="{50017CEC-67C3-4045-837A-34B297949CEF}" presName="node" presStyleLbl="node1" presStyleIdx="3" presStyleCnt="11">
@@ -22608,14 +22605,35 @@
         </dgm:presLayoutVars>
       </dgm:prSet>
       <dgm:spPr/>
+      <dgm:t>
+        <a:bodyPr/>
+        <a:lstStyle/>
+        <a:p>
+          <a:endParaRPr lang="en-US"/>
+        </a:p>
+      </dgm:t>
     </dgm:pt>
     <dgm:pt modelId="{4B2FC9FA-AF90-45A4-A692-2555F3853865}" type="pres">
       <dgm:prSet presAssocID="{7AB33D95-1C90-4B26-8B49-A890D8DCC33E}" presName="sibTrans" presStyleLbl="sibTrans2D1" presStyleIdx="3" presStyleCnt="10"/>
       <dgm:spPr/>
+      <dgm:t>
+        <a:bodyPr/>
+        <a:lstStyle/>
+        <a:p>
+          <a:endParaRPr lang="en-US"/>
+        </a:p>
+      </dgm:t>
     </dgm:pt>
     <dgm:pt modelId="{81E74FCF-CD0D-4636-AB2A-C37830FCF1D8}" type="pres">
       <dgm:prSet presAssocID="{7AB33D95-1C90-4B26-8B49-A890D8DCC33E}" presName="connectorText" presStyleLbl="sibTrans2D1" presStyleIdx="3" presStyleCnt="10"/>
       <dgm:spPr/>
+      <dgm:t>
+        <a:bodyPr/>
+        <a:lstStyle/>
+        <a:p>
+          <a:endParaRPr lang="en-US"/>
+        </a:p>
+      </dgm:t>
     </dgm:pt>
     <dgm:pt modelId="{45D2E6CA-B8BA-4D10-93E5-9E618F982B3A}" type="pres">
       <dgm:prSet presAssocID="{5D317E6E-1C07-4161-AA4B-3674B915A611}" presName="node" presStyleLbl="node1" presStyleIdx="4" presStyleCnt="11">
@@ -22624,14 +22642,35 @@
         </dgm:presLayoutVars>
       </dgm:prSet>
       <dgm:spPr/>
+      <dgm:t>
+        <a:bodyPr/>
+        <a:lstStyle/>
+        <a:p>
+          <a:endParaRPr lang="en-US"/>
+        </a:p>
+      </dgm:t>
     </dgm:pt>
     <dgm:pt modelId="{FF57F3D4-E345-4643-8724-686373FAEF04}" type="pres">
       <dgm:prSet presAssocID="{943E3341-CBB2-4D81-985A-B959E9CC2ACD}" presName="sibTrans" presStyleLbl="sibTrans2D1" presStyleIdx="4" presStyleCnt="10"/>
       <dgm:spPr/>
+      <dgm:t>
+        <a:bodyPr/>
+        <a:lstStyle/>
+        <a:p>
+          <a:endParaRPr lang="en-US"/>
+        </a:p>
+      </dgm:t>
     </dgm:pt>
     <dgm:pt modelId="{EF103C88-5DF4-4071-9A1E-C7D657FAFF0D}" type="pres">
       <dgm:prSet presAssocID="{943E3341-CBB2-4D81-985A-B959E9CC2ACD}" presName="connectorText" presStyleLbl="sibTrans2D1" presStyleIdx="4" presStyleCnt="10"/>
       <dgm:spPr/>
+      <dgm:t>
+        <a:bodyPr/>
+        <a:lstStyle/>
+        <a:p>
+          <a:endParaRPr lang="en-US"/>
+        </a:p>
+      </dgm:t>
     </dgm:pt>
     <dgm:pt modelId="{0F5E4019-901A-49DF-B999-FC7082E150FE}" type="pres">
       <dgm:prSet presAssocID="{9C4E9E9A-F371-47C7-B770-FA8BD45C0A14}" presName="node" presStyleLbl="node1" presStyleIdx="5" presStyleCnt="11">
@@ -22640,14 +22679,35 @@
         </dgm:presLayoutVars>
       </dgm:prSet>
       <dgm:spPr/>
+      <dgm:t>
+        <a:bodyPr/>
+        <a:lstStyle/>
+        <a:p>
+          <a:endParaRPr lang="en-US"/>
+        </a:p>
+      </dgm:t>
     </dgm:pt>
     <dgm:pt modelId="{4652B2DC-130A-4CAE-87CC-A421A8B508DD}" type="pres">
       <dgm:prSet presAssocID="{5B8847F2-5732-4FFE-B710-8CAB00160420}" presName="sibTrans" presStyleLbl="sibTrans2D1" presStyleIdx="5" presStyleCnt="10"/>
       <dgm:spPr/>
+      <dgm:t>
+        <a:bodyPr/>
+        <a:lstStyle/>
+        <a:p>
+          <a:endParaRPr lang="en-US"/>
+        </a:p>
+      </dgm:t>
     </dgm:pt>
     <dgm:pt modelId="{494A8A8A-0371-4294-A2F4-3DC64EAF14C3}" type="pres">
       <dgm:prSet presAssocID="{5B8847F2-5732-4FFE-B710-8CAB00160420}" presName="connectorText" presStyleLbl="sibTrans2D1" presStyleIdx="5" presStyleCnt="10"/>
       <dgm:spPr/>
+      <dgm:t>
+        <a:bodyPr/>
+        <a:lstStyle/>
+        <a:p>
+          <a:endParaRPr lang="en-US"/>
+        </a:p>
+      </dgm:t>
     </dgm:pt>
     <dgm:pt modelId="{790BA2A5-D5E2-4CE8-AF2F-21736C753785}" type="pres">
       <dgm:prSet presAssocID="{B05E10ED-001B-4E70-9DCB-735BA6DE391A}" presName="node" presStyleLbl="node1" presStyleIdx="6" presStyleCnt="11">
@@ -22656,14 +22716,35 @@
         </dgm:presLayoutVars>
       </dgm:prSet>
       <dgm:spPr/>
+      <dgm:t>
+        <a:bodyPr/>
+        <a:lstStyle/>
+        <a:p>
+          <a:endParaRPr lang="en-US"/>
+        </a:p>
+      </dgm:t>
     </dgm:pt>
     <dgm:pt modelId="{9CD613B4-5A9B-4A85-A518-9B8873E0D0BE}" type="pres">
       <dgm:prSet presAssocID="{90179809-9EBA-435D-8E14-FE634219D9F6}" presName="sibTrans" presStyleLbl="sibTrans2D1" presStyleIdx="6" presStyleCnt="10"/>
       <dgm:spPr/>
+      <dgm:t>
+        <a:bodyPr/>
+        <a:lstStyle/>
+        <a:p>
+          <a:endParaRPr lang="en-US"/>
+        </a:p>
+      </dgm:t>
     </dgm:pt>
     <dgm:pt modelId="{46B5258D-C4FB-4E2E-BAE4-EF5768A51CE2}" type="pres">
       <dgm:prSet presAssocID="{90179809-9EBA-435D-8E14-FE634219D9F6}" presName="connectorText" presStyleLbl="sibTrans2D1" presStyleIdx="6" presStyleCnt="10"/>
       <dgm:spPr/>
+      <dgm:t>
+        <a:bodyPr/>
+        <a:lstStyle/>
+        <a:p>
+          <a:endParaRPr lang="en-US"/>
+        </a:p>
+      </dgm:t>
     </dgm:pt>
     <dgm:pt modelId="{C3251A14-ED36-4449-9139-C7249DBD19F5}" type="pres">
       <dgm:prSet presAssocID="{571F2C82-21B7-4F68-AB39-BD53D76BED40}" presName="node" presStyleLbl="node1" presStyleIdx="7" presStyleCnt="11">
@@ -22672,14 +22753,35 @@
         </dgm:presLayoutVars>
       </dgm:prSet>
       <dgm:spPr/>
+      <dgm:t>
+        <a:bodyPr/>
+        <a:lstStyle/>
+        <a:p>
+          <a:endParaRPr lang="en-US"/>
+        </a:p>
+      </dgm:t>
     </dgm:pt>
     <dgm:pt modelId="{D36E28B3-3262-4FC2-BD0D-7E2720E11301}" type="pres">
       <dgm:prSet presAssocID="{ABC38ECF-14FF-4919-833A-71F5DB23FC0B}" presName="sibTrans" presStyleLbl="sibTrans2D1" presStyleIdx="7" presStyleCnt="10"/>
       <dgm:spPr/>
+      <dgm:t>
+        <a:bodyPr/>
+        <a:lstStyle/>
+        <a:p>
+          <a:endParaRPr lang="en-US"/>
+        </a:p>
+      </dgm:t>
     </dgm:pt>
     <dgm:pt modelId="{6A061B4B-C05F-4D79-9640-A6C1634EAF3C}" type="pres">
       <dgm:prSet presAssocID="{ABC38ECF-14FF-4919-833A-71F5DB23FC0B}" presName="connectorText" presStyleLbl="sibTrans2D1" presStyleIdx="7" presStyleCnt="10"/>
       <dgm:spPr/>
+      <dgm:t>
+        <a:bodyPr/>
+        <a:lstStyle/>
+        <a:p>
+          <a:endParaRPr lang="en-US"/>
+        </a:p>
+      </dgm:t>
     </dgm:pt>
     <dgm:pt modelId="{32BE14D8-5ED3-41D2-8A19-657DCE67480B}" type="pres">
       <dgm:prSet presAssocID="{646F4BE2-AAAD-49D8-BC04-C47654C74753}" presName="node" presStyleLbl="node1" presStyleIdx="8" presStyleCnt="11">
@@ -22688,14 +22790,35 @@
         </dgm:presLayoutVars>
       </dgm:prSet>
       <dgm:spPr/>
+      <dgm:t>
+        <a:bodyPr/>
+        <a:lstStyle/>
+        <a:p>
+          <a:endParaRPr lang="en-US"/>
+        </a:p>
+      </dgm:t>
     </dgm:pt>
     <dgm:pt modelId="{B2E20439-AC18-445F-9CAE-CBB29C61C52E}" type="pres">
       <dgm:prSet presAssocID="{CA473181-24E9-4379-9489-A818B934746D}" presName="sibTrans" presStyleLbl="sibTrans2D1" presStyleIdx="8" presStyleCnt="10"/>
       <dgm:spPr/>
+      <dgm:t>
+        <a:bodyPr/>
+        <a:lstStyle/>
+        <a:p>
+          <a:endParaRPr lang="en-US"/>
+        </a:p>
+      </dgm:t>
     </dgm:pt>
     <dgm:pt modelId="{00E42F42-CAA8-4CD7-8724-8A837E47333A}" type="pres">
       <dgm:prSet presAssocID="{CA473181-24E9-4379-9489-A818B934746D}" presName="connectorText" presStyleLbl="sibTrans2D1" presStyleIdx="8" presStyleCnt="10"/>
       <dgm:spPr/>
+      <dgm:t>
+        <a:bodyPr/>
+        <a:lstStyle/>
+        <a:p>
+          <a:endParaRPr lang="en-US"/>
+        </a:p>
+      </dgm:t>
     </dgm:pt>
     <dgm:pt modelId="{BB31BC16-AABA-456D-93F1-53751AC4B071}" type="pres">
       <dgm:prSet presAssocID="{20E68087-23EE-4F38-B6E4-0E8CBE42EF39}" presName="node" presStyleLbl="node1" presStyleIdx="9" presStyleCnt="11">
@@ -22704,14 +22827,35 @@
         </dgm:presLayoutVars>
       </dgm:prSet>
       <dgm:spPr/>
+      <dgm:t>
+        <a:bodyPr/>
+        <a:lstStyle/>
+        <a:p>
+          <a:endParaRPr lang="en-US"/>
+        </a:p>
+      </dgm:t>
     </dgm:pt>
     <dgm:pt modelId="{9A8B9690-09BA-4C37-9A0C-28C7AEAF77FB}" type="pres">
       <dgm:prSet presAssocID="{D3A32CDF-C4E1-452A-9A65-3EF25691605D}" presName="sibTrans" presStyleLbl="sibTrans2D1" presStyleIdx="9" presStyleCnt="10"/>
       <dgm:spPr/>
+      <dgm:t>
+        <a:bodyPr/>
+        <a:lstStyle/>
+        <a:p>
+          <a:endParaRPr lang="en-US"/>
+        </a:p>
+      </dgm:t>
     </dgm:pt>
     <dgm:pt modelId="{954C2D00-3008-483C-A888-EE88331EB3FC}" type="pres">
       <dgm:prSet presAssocID="{D3A32CDF-C4E1-452A-9A65-3EF25691605D}" presName="connectorText" presStyleLbl="sibTrans2D1" presStyleIdx="9" presStyleCnt="10"/>
       <dgm:spPr/>
+      <dgm:t>
+        <a:bodyPr/>
+        <a:lstStyle/>
+        <a:p>
+          <a:endParaRPr lang="en-US"/>
+        </a:p>
+      </dgm:t>
     </dgm:pt>
     <dgm:pt modelId="{1E94E7D9-4691-4ADC-A370-3862956DEFEF}" type="pres">
       <dgm:prSet presAssocID="{FEA38B88-925E-4202-8D82-191F79BAF63C}" presName="node" presStyleLbl="node1" presStyleIdx="10" presStyleCnt="11">
@@ -22720,52 +22864,59 @@
         </dgm:presLayoutVars>
       </dgm:prSet>
       <dgm:spPr/>
+      <dgm:t>
+        <a:bodyPr/>
+        <a:lstStyle/>
+        <a:p>
+          <a:endParaRPr lang="en-US"/>
+        </a:p>
+      </dgm:t>
     </dgm:pt>
   </dgm:ptLst>
   <dgm:cxnLst>
+    <dgm:cxn modelId="{E309C4FB-F029-4275-8B0C-3CE322668981}" type="presOf" srcId="{CA473181-24E9-4379-9489-A818B934746D}" destId="{00E42F42-CAA8-4CD7-8724-8A837E47333A}" srcOrd="1" destOrd="0" presId="urn:microsoft.com/office/officeart/2005/8/layout/process5"/>
+    <dgm:cxn modelId="{06101E6B-605A-4AC7-BBA6-4567C020CE5C}" srcId="{B5E55F13-F189-4BDC-8035-03853871BEB4}" destId="{09EA95B6-1309-4164-A80E-B66171087FAB}" srcOrd="1" destOrd="0" parTransId="{ECA3B6DA-0C88-4405-8B2A-477D281BA841}" sibTransId="{489FC871-E862-44CC-AB28-2CE173F92676}"/>
+    <dgm:cxn modelId="{A7389A4B-9E11-4072-8DFD-69ECC8A76BE1}" srcId="{B5E55F13-F189-4BDC-8035-03853871BEB4}" destId="{076840D4-C8CA-4724-8A7D-18F8E990D488}" srcOrd="2" destOrd="0" parTransId="{4AEE91DE-7744-418E-A89C-92FFBF6F0A12}" sibTransId="{41171B05-7223-468F-8F7E-25D1CDE2ED2E}"/>
+    <dgm:cxn modelId="{7106AA63-D331-4BEB-958E-CC73424E2AC1}" srcId="{B5E55F13-F189-4BDC-8035-03853871BEB4}" destId="{50017CEC-67C3-4045-837A-34B297949CEF}" srcOrd="3" destOrd="0" parTransId="{DC13621F-1DAE-4792-9C48-DDAC14239440}" sibTransId="{7AB33D95-1C90-4B26-8B49-A890D8DCC33E}"/>
+    <dgm:cxn modelId="{6A893C22-4A47-41EC-98AA-AE353CAEA8D7}" type="presOf" srcId="{CA473181-24E9-4379-9489-A818B934746D}" destId="{B2E20439-AC18-445F-9CAE-CBB29C61C52E}" srcOrd="0" destOrd="0" presId="urn:microsoft.com/office/officeart/2005/8/layout/process5"/>
+    <dgm:cxn modelId="{BB70D9A6-223F-4937-A061-5278C60E47A2}" srcId="{B5E55F13-F189-4BDC-8035-03853871BEB4}" destId="{B05E10ED-001B-4E70-9DCB-735BA6DE391A}" srcOrd="6" destOrd="0" parTransId="{2213BBDE-CA56-4703-8910-7F95C1F9B94E}" sibTransId="{90179809-9EBA-435D-8E14-FE634219D9F6}"/>
+    <dgm:cxn modelId="{F5A68607-98CA-4F0A-9D21-58DAFA2E4FD3}" type="presOf" srcId="{ABC38ECF-14FF-4919-833A-71F5DB23FC0B}" destId="{D36E28B3-3262-4FC2-BD0D-7E2720E11301}" srcOrd="0" destOrd="0" presId="urn:microsoft.com/office/officeart/2005/8/layout/process5"/>
+    <dgm:cxn modelId="{9094DA99-0891-4D84-A236-472577ACA31D}" type="presOf" srcId="{41171B05-7223-468F-8F7E-25D1CDE2ED2E}" destId="{039BCEE3-C390-438A-8E47-633872B04763}" srcOrd="0" destOrd="0" presId="urn:microsoft.com/office/officeart/2005/8/layout/process5"/>
+    <dgm:cxn modelId="{4F9B6186-B531-4E90-8831-BECC2C33555E}" type="presOf" srcId="{5B8847F2-5732-4FFE-B710-8CAB00160420}" destId="{494A8A8A-0371-4294-A2F4-3DC64EAF14C3}" srcOrd="1" destOrd="0" presId="urn:microsoft.com/office/officeart/2005/8/layout/process5"/>
+    <dgm:cxn modelId="{2951E644-9F88-41A6-A642-4A8B9D6156B7}" srcId="{B5E55F13-F189-4BDC-8035-03853871BEB4}" destId="{646F4BE2-AAAD-49D8-BC04-C47654C74753}" srcOrd="8" destOrd="0" parTransId="{F4DA9D33-35ED-4D37-BD7C-8E5C0B38AF5D}" sibTransId="{CA473181-24E9-4379-9489-A818B934746D}"/>
+    <dgm:cxn modelId="{9012990F-9D2C-47D8-998C-70E037A52547}" type="presOf" srcId="{20E68087-23EE-4F38-B6E4-0E8CBE42EF39}" destId="{BB31BC16-AABA-456D-93F1-53751AC4B071}" srcOrd="0" destOrd="0" presId="urn:microsoft.com/office/officeart/2005/8/layout/process5"/>
+    <dgm:cxn modelId="{725378CB-C212-41DE-AA42-F9C67041E173}" type="presOf" srcId="{943E3341-CBB2-4D81-985A-B959E9CC2ACD}" destId="{EF103C88-5DF4-4071-9A1E-C7D657FAFF0D}" srcOrd="1" destOrd="0" presId="urn:microsoft.com/office/officeart/2005/8/layout/process5"/>
     <dgm:cxn modelId="{4CD99000-9DCB-44CA-8F43-EAA7863C3C34}" type="presOf" srcId="{489FC871-E862-44CC-AB28-2CE173F92676}" destId="{514A7D10-D7E7-4FD5-9382-1027FE458DCC}" srcOrd="1" destOrd="0" presId="urn:microsoft.com/office/officeart/2005/8/layout/process5"/>
-    <dgm:cxn modelId="{0F25DA03-F633-4D3F-89D3-198FECDDEEB7}" type="presOf" srcId="{FEA38B88-925E-4202-8D82-191F79BAF63C}" destId="{1E94E7D9-4691-4ADC-A370-3862956DEFEF}" srcOrd="0" destOrd="0" presId="urn:microsoft.com/office/officeart/2005/8/layout/process5"/>
+    <dgm:cxn modelId="{6ABD5B0A-8A97-4F06-A15C-45490846C4F2}" type="presOf" srcId="{D33D411A-FCBE-4B0A-B951-2FA10C299D16}" destId="{92D396D7-EF4A-47C0-B1CE-29536C3FD257}" srcOrd="0" destOrd="0" presId="urn:microsoft.com/office/officeart/2005/8/layout/process5"/>
+    <dgm:cxn modelId="{1AE6C8F6-30F5-447A-84EE-013B3A2BBC78}" type="presOf" srcId="{09EA95B6-1309-4164-A80E-B66171087FAB}" destId="{815E2E99-D61E-4C48-B98D-32C08F0CF517}" srcOrd="0" destOrd="0" presId="urn:microsoft.com/office/officeart/2005/8/layout/process5"/>
+    <dgm:cxn modelId="{E6CA2F76-8C5C-46F3-9E94-2B390C848503}" srcId="{B5E55F13-F189-4BDC-8035-03853871BEB4}" destId="{20E68087-23EE-4F38-B6E4-0E8CBE42EF39}" srcOrd="9" destOrd="0" parTransId="{1BFE0A53-112F-4257-AE76-0B01E527F4F0}" sibTransId="{D3A32CDF-C4E1-452A-9A65-3EF25691605D}"/>
+    <dgm:cxn modelId="{5BDECB8D-29D1-4939-B88B-911C1D25C7FC}" srcId="{B5E55F13-F189-4BDC-8035-03853871BEB4}" destId="{FEA38B88-925E-4202-8D82-191F79BAF63C}" srcOrd="10" destOrd="0" parTransId="{0899A882-0EFC-483E-824E-4A724AD402F0}" sibTransId="{52B2DF13-32F9-4256-B106-4DD53382BBD6}"/>
+    <dgm:cxn modelId="{3EA85481-4FA9-4FBA-9188-17EEF5F4CAC5}" type="presOf" srcId="{90179809-9EBA-435D-8E14-FE634219D9F6}" destId="{46B5258D-C4FB-4E2E-BAE4-EF5768A51CE2}" srcOrd="1" destOrd="0" presId="urn:microsoft.com/office/officeart/2005/8/layout/process5"/>
     <dgm:cxn modelId="{2487EA06-AF24-419B-849D-EC8B4BE6113D}" type="presOf" srcId="{489FC871-E862-44CC-AB28-2CE173F92676}" destId="{F68C354E-74FE-499C-BABA-709E2A9C036C}" srcOrd="0" destOrd="0" presId="urn:microsoft.com/office/officeart/2005/8/layout/process5"/>
-    <dgm:cxn modelId="{F5A68607-98CA-4F0A-9D21-58DAFA2E4FD3}" type="presOf" srcId="{ABC38ECF-14FF-4919-833A-71F5DB23FC0B}" destId="{D36E28B3-3262-4FC2-BD0D-7E2720E11301}" srcOrd="0" destOrd="0" presId="urn:microsoft.com/office/officeart/2005/8/layout/process5"/>
-    <dgm:cxn modelId="{6ABD5B0A-8A97-4F06-A15C-45490846C4F2}" type="presOf" srcId="{D33D411A-FCBE-4B0A-B951-2FA10C299D16}" destId="{92D396D7-EF4A-47C0-B1CE-29536C3FD257}" srcOrd="0" destOrd="0" presId="urn:microsoft.com/office/officeart/2005/8/layout/process5"/>
-    <dgm:cxn modelId="{9012990F-9D2C-47D8-998C-70E037A52547}" type="presOf" srcId="{20E68087-23EE-4F38-B6E4-0E8CBE42EF39}" destId="{BB31BC16-AABA-456D-93F1-53751AC4B071}" srcOrd="0" destOrd="0" presId="urn:microsoft.com/office/officeart/2005/8/layout/process5"/>
+    <dgm:cxn modelId="{161FB14E-CE81-44C5-B6E2-16BD645E9CCE}" srcId="{B5E55F13-F189-4BDC-8035-03853871BEB4}" destId="{B3F77971-6476-4539-8772-E0A35103E94B}" srcOrd="0" destOrd="0" parTransId="{2EF98F13-0C0F-4150-9183-9E791965E088}" sibTransId="{D33D411A-FCBE-4B0A-B951-2FA10C299D16}"/>
+    <dgm:cxn modelId="{33293AB4-9361-430E-B16B-6084DDE7DE0F}" type="presOf" srcId="{B5E55F13-F189-4BDC-8035-03853871BEB4}" destId="{2BA877AE-4B80-469F-B71C-2C1054D843A0}" srcOrd="0" destOrd="0" presId="urn:microsoft.com/office/officeart/2005/8/layout/process5"/>
     <dgm:cxn modelId="{D34A4613-87B7-45BC-A2BB-FB482D57A35E}" type="presOf" srcId="{646F4BE2-AAAD-49D8-BC04-C47654C74753}" destId="{32BE14D8-5ED3-41D2-8A19-657DCE67480B}" srcOrd="0" destOrd="0" presId="urn:microsoft.com/office/officeart/2005/8/layout/process5"/>
-    <dgm:cxn modelId="{DDE97613-6E2B-49DF-80D7-A7E7B5EE8569}" srcId="{B5E55F13-F189-4BDC-8035-03853871BEB4}" destId="{9C4E9E9A-F371-47C7-B770-FA8BD45C0A14}" srcOrd="5" destOrd="0" parTransId="{33F1EEF2-F1D3-480F-9B5E-7A8C44382B14}" sibTransId="{5B8847F2-5732-4FFE-B710-8CAB00160420}"/>
+    <dgm:cxn modelId="{9F650C82-06FA-4AB5-95CC-7FA26F94D7A7}" type="presOf" srcId="{D3A32CDF-C4E1-452A-9A65-3EF25691605D}" destId="{9A8B9690-09BA-4C37-9A0C-28C7AEAF77FB}" srcOrd="0" destOrd="0" presId="urn:microsoft.com/office/officeart/2005/8/layout/process5"/>
+    <dgm:cxn modelId="{0BE39DCF-4673-4338-B88B-3C5014A708E5}" type="presOf" srcId="{ABC38ECF-14FF-4919-833A-71F5DB23FC0B}" destId="{6A061B4B-C05F-4D79-9640-A6C1634EAF3C}" srcOrd="1" destOrd="0" presId="urn:microsoft.com/office/officeart/2005/8/layout/process5"/>
+    <dgm:cxn modelId="{BF6BFB91-BC89-4900-AC9B-6C5D6DE08CDD}" type="presOf" srcId="{076840D4-C8CA-4724-8A7D-18F8E990D488}" destId="{2B2C1DCE-52CB-42B5-9322-19B26BD41000}" srcOrd="0" destOrd="0" presId="urn:microsoft.com/office/officeart/2005/8/layout/process5"/>
+    <dgm:cxn modelId="{5CCA6EF1-D70A-4798-A8B5-5615BE92E858}" type="presOf" srcId="{5B8847F2-5732-4FFE-B710-8CAB00160420}" destId="{4652B2DC-130A-4CAE-87CC-A421A8B508DD}" srcOrd="0" destOrd="0" presId="urn:microsoft.com/office/officeart/2005/8/layout/process5"/>
+    <dgm:cxn modelId="{B6EB12F9-A320-4D41-A47D-80239784C4D4}" type="presOf" srcId="{D33D411A-FCBE-4B0A-B951-2FA10C299D16}" destId="{9BDAE587-8207-48E0-A3D3-46814F48B482}" srcOrd="1" destOrd="0" presId="urn:microsoft.com/office/officeart/2005/8/layout/process5"/>
+    <dgm:cxn modelId="{6B05FDBA-1588-490E-A26C-85F5A3185A85}" type="presOf" srcId="{41171B05-7223-468F-8F7E-25D1CDE2ED2E}" destId="{665DD727-B3EE-440F-BAE4-18CB7C7D4591}" srcOrd="1" destOrd="0" presId="urn:microsoft.com/office/officeart/2005/8/layout/process5"/>
     <dgm:cxn modelId="{9459571A-CDF7-43AE-AF10-A752EFC9D0D3}" type="presOf" srcId="{D3A32CDF-C4E1-452A-9A65-3EF25691605D}" destId="{954C2D00-3008-483C-A888-EE88331EB3FC}" srcOrd="1" destOrd="0" presId="urn:microsoft.com/office/officeart/2005/8/layout/process5"/>
     <dgm:cxn modelId="{C936D71A-BFC5-4EA8-A147-E00567BFFF90}" type="presOf" srcId="{9C4E9E9A-F371-47C7-B770-FA8BD45C0A14}" destId="{0F5E4019-901A-49DF-B999-FC7082E150FE}" srcOrd="0" destOrd="0" presId="urn:microsoft.com/office/officeart/2005/8/layout/process5"/>
-    <dgm:cxn modelId="{6A893C22-4A47-41EC-98AA-AE353CAEA8D7}" type="presOf" srcId="{CA473181-24E9-4379-9489-A818B934746D}" destId="{B2E20439-AC18-445F-9CAE-CBB29C61C52E}" srcOrd="0" destOrd="0" presId="urn:microsoft.com/office/officeart/2005/8/layout/process5"/>
-    <dgm:cxn modelId="{7106AA63-D331-4BEB-958E-CC73424E2AC1}" srcId="{B5E55F13-F189-4BDC-8035-03853871BEB4}" destId="{50017CEC-67C3-4045-837A-34B297949CEF}" srcOrd="3" destOrd="0" parTransId="{DC13621F-1DAE-4792-9C48-DDAC14239440}" sibTransId="{7AB33D95-1C90-4B26-8B49-A890D8DCC33E}"/>
-    <dgm:cxn modelId="{2951E644-9F88-41A6-A642-4A8B9D6156B7}" srcId="{B5E55F13-F189-4BDC-8035-03853871BEB4}" destId="{646F4BE2-AAAD-49D8-BC04-C47654C74753}" srcOrd="8" destOrd="0" parTransId="{F4DA9D33-35ED-4D37-BD7C-8E5C0B38AF5D}" sibTransId="{CA473181-24E9-4379-9489-A818B934746D}"/>
-    <dgm:cxn modelId="{06101E6B-605A-4AC7-BBA6-4567C020CE5C}" srcId="{B5E55F13-F189-4BDC-8035-03853871BEB4}" destId="{09EA95B6-1309-4164-A80E-B66171087FAB}" srcOrd="1" destOrd="0" parTransId="{ECA3B6DA-0C88-4405-8B2A-477D281BA841}" sibTransId="{489FC871-E862-44CC-AB28-2CE173F92676}"/>
-    <dgm:cxn modelId="{A7389A4B-9E11-4072-8DFD-69ECC8A76BE1}" srcId="{B5E55F13-F189-4BDC-8035-03853871BEB4}" destId="{076840D4-C8CA-4724-8A7D-18F8E990D488}" srcOrd="2" destOrd="0" parTransId="{4AEE91DE-7744-418E-A89C-92FFBF6F0A12}" sibTransId="{41171B05-7223-468F-8F7E-25D1CDE2ED2E}"/>
-    <dgm:cxn modelId="{161FB14E-CE81-44C5-B6E2-16BD645E9CCE}" srcId="{B5E55F13-F189-4BDC-8035-03853871BEB4}" destId="{B3F77971-6476-4539-8772-E0A35103E94B}" srcOrd="0" destOrd="0" parTransId="{2EF98F13-0C0F-4150-9183-9E791965E088}" sibTransId="{D33D411A-FCBE-4B0A-B951-2FA10C299D16}"/>
+    <dgm:cxn modelId="{027804C9-FDCB-408E-8CB7-5E8499E40382}" type="presOf" srcId="{90179809-9EBA-435D-8E14-FE634219D9F6}" destId="{9CD613B4-5A9B-4A85-A518-9B8873E0D0BE}" srcOrd="0" destOrd="0" presId="urn:microsoft.com/office/officeart/2005/8/layout/process5"/>
+    <dgm:cxn modelId="{DDE97613-6E2B-49DF-80D7-A7E7B5EE8569}" srcId="{B5E55F13-F189-4BDC-8035-03853871BEB4}" destId="{9C4E9E9A-F371-47C7-B770-FA8BD45C0A14}" srcOrd="5" destOrd="0" parTransId="{33F1EEF2-F1D3-480F-9B5E-7A8C44382B14}" sibTransId="{5B8847F2-5732-4FFE-B710-8CAB00160420}"/>
+    <dgm:cxn modelId="{DCADCE88-967A-4C9B-941A-CC77C04ED4A2}" type="presOf" srcId="{5D317E6E-1C07-4161-AA4B-3674B915A611}" destId="{45D2E6CA-B8BA-4D10-93E5-9E618F982B3A}" srcOrd="0" destOrd="0" presId="urn:microsoft.com/office/officeart/2005/8/layout/process5"/>
+    <dgm:cxn modelId="{B0259CE4-2A39-4846-9B9B-C52F7744D607}" type="presOf" srcId="{B3F77971-6476-4539-8772-E0A35103E94B}" destId="{DB487144-B1E8-45D9-BF57-2FF7318A4FDB}" srcOrd="0" destOrd="0" presId="urn:microsoft.com/office/officeart/2005/8/layout/process5"/>
+    <dgm:cxn modelId="{D66E4C99-0001-47C4-91AD-EA3005AB822F}" type="presOf" srcId="{571F2C82-21B7-4F68-AB39-BD53D76BED40}" destId="{C3251A14-ED36-4449-9139-C7249DBD19F5}" srcOrd="0" destOrd="0" presId="urn:microsoft.com/office/officeart/2005/8/layout/process5"/>
+    <dgm:cxn modelId="{DD6FFDAB-1997-4630-8409-2C0863C1D395}" type="presOf" srcId="{943E3341-CBB2-4D81-985A-B959E9CC2ACD}" destId="{FF57F3D4-E345-4643-8724-686373FAEF04}" srcOrd="0" destOrd="0" presId="urn:microsoft.com/office/officeart/2005/8/layout/process5"/>
+    <dgm:cxn modelId="{834D67D8-217D-4876-B529-550D9AA6EDD4}" type="presOf" srcId="{50017CEC-67C3-4045-837A-34B297949CEF}" destId="{7C6BC543-EE2F-4A0C-993D-F503ACFAC296}" srcOrd="0" destOrd="0" presId="urn:microsoft.com/office/officeart/2005/8/layout/process5"/>
+    <dgm:cxn modelId="{3FBA0AA3-3E4C-46A4-9EDA-43CA3665C839}" srcId="{B5E55F13-F189-4BDC-8035-03853871BEB4}" destId="{5D317E6E-1C07-4161-AA4B-3674B915A611}" srcOrd="4" destOrd="0" parTransId="{A7F62CC1-3DFA-4AC5-BAB9-FF40673C3D4E}" sibTransId="{943E3341-CBB2-4D81-985A-B959E9CC2ACD}"/>
+    <dgm:cxn modelId="{0F25DA03-F633-4D3F-89D3-198FECDDEEB7}" type="presOf" srcId="{FEA38B88-925E-4202-8D82-191F79BAF63C}" destId="{1E94E7D9-4691-4ADC-A370-3862956DEFEF}" srcOrd="0" destOrd="0" presId="urn:microsoft.com/office/officeart/2005/8/layout/process5"/>
     <dgm:cxn modelId="{22B6E752-F388-4CE8-AAE8-0C002B46B9DC}" type="presOf" srcId="{7AB33D95-1C90-4B26-8B49-A890D8DCC33E}" destId="{81E74FCF-CD0D-4636-AB2A-C37830FCF1D8}" srcOrd="1" destOrd="0" presId="urn:microsoft.com/office/officeart/2005/8/layout/process5"/>
-    <dgm:cxn modelId="{E6CA2F76-8C5C-46F3-9E94-2B390C848503}" srcId="{B5E55F13-F189-4BDC-8035-03853871BEB4}" destId="{20E68087-23EE-4F38-B6E4-0E8CBE42EF39}" srcOrd="9" destOrd="0" parTransId="{1BFE0A53-112F-4257-AE76-0B01E527F4F0}" sibTransId="{D3A32CDF-C4E1-452A-9A65-3EF25691605D}"/>
     <dgm:cxn modelId="{EF77817D-9C7D-4818-BC03-A6170D02F0E6}" type="presOf" srcId="{7AB33D95-1C90-4B26-8B49-A890D8DCC33E}" destId="{4B2FC9FA-AF90-45A4-A692-2555F3853865}" srcOrd="0" destOrd="0" presId="urn:microsoft.com/office/officeart/2005/8/layout/process5"/>
-    <dgm:cxn modelId="{3EA85481-4FA9-4FBA-9188-17EEF5F4CAC5}" type="presOf" srcId="{90179809-9EBA-435D-8E14-FE634219D9F6}" destId="{46B5258D-C4FB-4E2E-BAE4-EF5768A51CE2}" srcOrd="1" destOrd="0" presId="urn:microsoft.com/office/officeart/2005/8/layout/process5"/>
-    <dgm:cxn modelId="{9F650C82-06FA-4AB5-95CC-7FA26F94D7A7}" type="presOf" srcId="{D3A32CDF-C4E1-452A-9A65-3EF25691605D}" destId="{9A8B9690-09BA-4C37-9A0C-28C7AEAF77FB}" srcOrd="0" destOrd="0" presId="urn:microsoft.com/office/officeart/2005/8/layout/process5"/>
-    <dgm:cxn modelId="{4F9B6186-B531-4E90-8831-BECC2C33555E}" type="presOf" srcId="{5B8847F2-5732-4FFE-B710-8CAB00160420}" destId="{494A8A8A-0371-4294-A2F4-3DC64EAF14C3}" srcOrd="1" destOrd="0" presId="urn:microsoft.com/office/officeart/2005/8/layout/process5"/>
-    <dgm:cxn modelId="{DCADCE88-967A-4C9B-941A-CC77C04ED4A2}" type="presOf" srcId="{5D317E6E-1C07-4161-AA4B-3674B915A611}" destId="{45D2E6CA-B8BA-4D10-93E5-9E618F982B3A}" srcOrd="0" destOrd="0" presId="urn:microsoft.com/office/officeart/2005/8/layout/process5"/>
-    <dgm:cxn modelId="{5BDECB8D-29D1-4939-B88B-911C1D25C7FC}" srcId="{B5E55F13-F189-4BDC-8035-03853871BEB4}" destId="{FEA38B88-925E-4202-8D82-191F79BAF63C}" srcOrd="10" destOrd="0" parTransId="{0899A882-0EFC-483E-824E-4A724AD402F0}" sibTransId="{52B2DF13-32F9-4256-B106-4DD53382BBD6}"/>
-    <dgm:cxn modelId="{BF6BFB91-BC89-4900-AC9B-6C5D6DE08CDD}" type="presOf" srcId="{076840D4-C8CA-4724-8A7D-18F8E990D488}" destId="{2B2C1DCE-52CB-42B5-9322-19B26BD41000}" srcOrd="0" destOrd="0" presId="urn:microsoft.com/office/officeart/2005/8/layout/process5"/>
-    <dgm:cxn modelId="{D66E4C99-0001-47C4-91AD-EA3005AB822F}" type="presOf" srcId="{571F2C82-21B7-4F68-AB39-BD53D76BED40}" destId="{C3251A14-ED36-4449-9139-C7249DBD19F5}" srcOrd="0" destOrd="0" presId="urn:microsoft.com/office/officeart/2005/8/layout/process5"/>
-    <dgm:cxn modelId="{9094DA99-0891-4D84-A236-472577ACA31D}" type="presOf" srcId="{41171B05-7223-468F-8F7E-25D1CDE2ED2E}" destId="{039BCEE3-C390-438A-8E47-633872B04763}" srcOrd="0" destOrd="0" presId="urn:microsoft.com/office/officeart/2005/8/layout/process5"/>
-    <dgm:cxn modelId="{3FBA0AA3-3E4C-46A4-9EDA-43CA3665C839}" srcId="{B5E55F13-F189-4BDC-8035-03853871BEB4}" destId="{5D317E6E-1C07-4161-AA4B-3674B915A611}" srcOrd="4" destOrd="0" parTransId="{A7F62CC1-3DFA-4AC5-BAB9-FF40673C3D4E}" sibTransId="{943E3341-CBB2-4D81-985A-B959E9CC2ACD}"/>
-    <dgm:cxn modelId="{BB70D9A6-223F-4937-A061-5278C60E47A2}" srcId="{B5E55F13-F189-4BDC-8035-03853871BEB4}" destId="{B05E10ED-001B-4E70-9DCB-735BA6DE391A}" srcOrd="6" destOrd="0" parTransId="{2213BBDE-CA56-4703-8910-7F95C1F9B94E}" sibTransId="{90179809-9EBA-435D-8E14-FE634219D9F6}"/>
-    <dgm:cxn modelId="{DD6FFDAB-1997-4630-8409-2C0863C1D395}" type="presOf" srcId="{943E3341-CBB2-4D81-985A-B959E9CC2ACD}" destId="{FF57F3D4-E345-4643-8724-686373FAEF04}" srcOrd="0" destOrd="0" presId="urn:microsoft.com/office/officeart/2005/8/layout/process5"/>
-    <dgm:cxn modelId="{33293AB4-9361-430E-B16B-6084DDE7DE0F}" type="presOf" srcId="{B5E55F13-F189-4BDC-8035-03853871BEB4}" destId="{2BA877AE-4B80-469F-B71C-2C1054D843A0}" srcOrd="0" destOrd="0" presId="urn:microsoft.com/office/officeart/2005/8/layout/process5"/>
-    <dgm:cxn modelId="{6B05FDBA-1588-490E-A26C-85F5A3185A85}" type="presOf" srcId="{41171B05-7223-468F-8F7E-25D1CDE2ED2E}" destId="{665DD727-B3EE-440F-BAE4-18CB7C7D4591}" srcOrd="1" destOrd="0" presId="urn:microsoft.com/office/officeart/2005/8/layout/process5"/>
-    <dgm:cxn modelId="{027804C9-FDCB-408E-8CB7-5E8499E40382}" type="presOf" srcId="{90179809-9EBA-435D-8E14-FE634219D9F6}" destId="{9CD613B4-5A9B-4A85-A518-9B8873E0D0BE}" srcOrd="0" destOrd="0" presId="urn:microsoft.com/office/officeart/2005/8/layout/process5"/>
-    <dgm:cxn modelId="{725378CB-C212-41DE-AA42-F9C67041E173}" type="presOf" srcId="{943E3341-CBB2-4D81-985A-B959E9CC2ACD}" destId="{EF103C88-5DF4-4071-9A1E-C7D657FAFF0D}" srcOrd="1" destOrd="0" presId="urn:microsoft.com/office/officeart/2005/8/layout/process5"/>
-    <dgm:cxn modelId="{0BE39DCF-4673-4338-B88B-3C5014A708E5}" type="presOf" srcId="{ABC38ECF-14FF-4919-833A-71F5DB23FC0B}" destId="{6A061B4B-C05F-4D79-9640-A6C1634EAF3C}" srcOrd="1" destOrd="0" presId="urn:microsoft.com/office/officeart/2005/8/layout/process5"/>
     <dgm:cxn modelId="{67439ED4-A1DF-4113-9229-FE349361C0D6}" type="presOf" srcId="{B05E10ED-001B-4E70-9DCB-735BA6DE391A}" destId="{790BA2A5-D5E2-4CE8-AF2F-21736C753785}" srcOrd="0" destOrd="0" presId="urn:microsoft.com/office/officeart/2005/8/layout/process5"/>
-    <dgm:cxn modelId="{834D67D8-217D-4876-B529-550D9AA6EDD4}" type="presOf" srcId="{50017CEC-67C3-4045-837A-34B297949CEF}" destId="{7C6BC543-EE2F-4A0C-993D-F503ACFAC296}" srcOrd="0" destOrd="0" presId="urn:microsoft.com/office/officeart/2005/8/layout/process5"/>
-    <dgm:cxn modelId="{B0259CE4-2A39-4846-9B9B-C52F7744D607}" type="presOf" srcId="{B3F77971-6476-4539-8772-E0A35103E94B}" destId="{DB487144-B1E8-45D9-BF57-2FF7318A4FDB}" srcOrd="0" destOrd="0" presId="urn:microsoft.com/office/officeart/2005/8/layout/process5"/>
     <dgm:cxn modelId="{A4C694EE-17BC-4899-8B92-4F395F9A1554}" srcId="{B5E55F13-F189-4BDC-8035-03853871BEB4}" destId="{571F2C82-21B7-4F68-AB39-BD53D76BED40}" srcOrd="7" destOrd="0" parTransId="{A1FA695F-8940-43D6-8DFC-C72F8C4F5576}" sibTransId="{ABC38ECF-14FF-4919-833A-71F5DB23FC0B}"/>
-    <dgm:cxn modelId="{5CCA6EF1-D70A-4798-A8B5-5615BE92E858}" type="presOf" srcId="{5B8847F2-5732-4FFE-B710-8CAB00160420}" destId="{4652B2DC-130A-4CAE-87CC-A421A8B508DD}" srcOrd="0" destOrd="0" presId="urn:microsoft.com/office/officeart/2005/8/layout/process5"/>
-    <dgm:cxn modelId="{1AE6C8F6-30F5-447A-84EE-013B3A2BBC78}" type="presOf" srcId="{09EA95B6-1309-4164-A80E-B66171087FAB}" destId="{815E2E99-D61E-4C48-B98D-32C08F0CF517}" srcOrd="0" destOrd="0" presId="urn:microsoft.com/office/officeart/2005/8/layout/process5"/>
-    <dgm:cxn modelId="{B6EB12F9-A320-4D41-A47D-80239784C4D4}" type="presOf" srcId="{D33D411A-FCBE-4B0A-B951-2FA10C299D16}" destId="{9BDAE587-8207-48E0-A3D3-46814F48B482}" srcOrd="1" destOrd="0" presId="urn:microsoft.com/office/officeart/2005/8/layout/process5"/>
-    <dgm:cxn modelId="{E309C4FB-F029-4275-8B0C-3CE322668981}" type="presOf" srcId="{CA473181-24E9-4379-9489-A818B934746D}" destId="{00E42F42-CAA8-4CD7-8724-8A837E47333A}" srcOrd="1" destOrd="0" presId="urn:microsoft.com/office/officeart/2005/8/layout/process5"/>
     <dgm:cxn modelId="{F9284234-8A76-4110-9C7E-AA5ABCC048EB}" type="presParOf" srcId="{2BA877AE-4B80-469F-B71C-2C1054D843A0}" destId="{DB487144-B1E8-45D9-BF57-2FF7318A4FDB}" srcOrd="0" destOrd="0" presId="urn:microsoft.com/office/officeart/2005/8/layout/process5"/>
     <dgm:cxn modelId="{8D24343D-BD17-4D18-B6DA-71912C9309DD}" type="presParOf" srcId="{2BA877AE-4B80-469F-B71C-2C1054D843A0}" destId="{92D396D7-EF4A-47C0-B1CE-29536C3FD257}" srcOrd="1" destOrd="0" presId="urn:microsoft.com/office/officeart/2005/8/layout/process5"/>
     <dgm:cxn modelId="{F8BC5007-67BC-4D21-B069-413B42F33000}" type="presParOf" srcId="{92D396D7-EF4A-47C0-B1CE-29536C3FD257}" destId="{9BDAE587-8207-48E0-A3D3-46814F48B482}" srcOrd="0" destOrd="0" presId="urn:microsoft.com/office/officeart/2005/8/layout/process5"/>
@@ -22812,7 +22963,7 @@
 <dgm:dataModel xmlns:dgm="http://schemas.openxmlformats.org/drawingml/2006/diagram" xmlns:a="http://schemas.openxmlformats.org/drawingml/2006/main">
   <dgm:ptLst>
     <dgm:pt modelId="{B24AB65C-556C-4DC1-B9A0-1C8E059242A6}" type="doc">
-      <dgm:prSet loTypeId="urn:microsoft.com/office/officeart/2005/8/layout/process1" loCatId="process" qsTypeId="urn:microsoft.com/office/officeart/2005/8/quickstyle/simple1" qsCatId="simple" csTypeId="urn:microsoft.com/office/officeart/2005/8/colors/accent1_2" csCatId="accent1" phldr="1"/>
+      <dgm:prSet loTypeId="urn:microsoft.com/office/officeart/2005/8/layout/process1" loCatId="process" qsTypeId="urn:microsoft.com/office/officeart/2005/8/quickstyle/simple1#6" qsCatId="simple" csTypeId="urn:microsoft.com/office/officeart/2005/8/colors/accent1_2#6" csCatId="accent1" phldr="1"/>
       <dgm:spPr/>
     </dgm:pt>
     <dgm:pt modelId="{C40D2144-C45E-4BD3-BBC4-5B927E06C91D}">
@@ -22843,6 +22994,10 @@
           <a:r>
             <a:rPr lang="en-IN" sz="1300" b="1"/>
             <a:t>Frontend Layer</a:t>
+          </a:r>
+          <a:r>
+            <a:rPr lang="en-IN" sz="1300"/>
+            <a:t/>
           </a:r>
           <a:br>
             <a:rPr lang="en-IN" sz="1300"/>
@@ -22971,6 +23126,10 @@
             <a:rPr lang="en-IN" sz="1300" b="1"/>
             <a:t>Backend Layer</a:t>
           </a:r>
+          <a:r>
+            <a:rPr lang="en-IN" sz="1300"/>
+            <a:t/>
+          </a:r>
           <a:br>
             <a:rPr lang="en-IN" sz="1300"/>
           </a:br>
@@ -23077,6 +23236,10 @@
             <a:rPr lang="en-IN" sz="1300" b="1"/>
             <a:t>Backend Layer</a:t>
           </a:r>
+          <a:r>
+            <a:rPr lang="en-IN" sz="1300"/>
+            <a:t/>
+          </a:r>
           <a:br>
             <a:rPr lang="en-IN" sz="1300"/>
           </a:br>
@@ -23155,14 +23318,35 @@
         </dgm:presLayoutVars>
       </dgm:prSet>
       <dgm:spPr/>
+      <dgm:t>
+        <a:bodyPr/>
+        <a:lstStyle/>
+        <a:p>
+          <a:endParaRPr lang="en-US"/>
+        </a:p>
+      </dgm:t>
     </dgm:pt>
     <dgm:pt modelId="{4BB1323B-7629-4A10-B230-54047955E56A}" type="pres">
       <dgm:prSet presAssocID="{EB1E5CFB-9A06-4709-9389-A6B6D9FCB8E4}" presName="sibTrans" presStyleLbl="sibTrans2D1" presStyleIdx="0" presStyleCnt="2"/>
       <dgm:spPr/>
+      <dgm:t>
+        <a:bodyPr/>
+        <a:lstStyle/>
+        <a:p>
+          <a:endParaRPr lang="en-US"/>
+        </a:p>
+      </dgm:t>
     </dgm:pt>
     <dgm:pt modelId="{F8094C4D-24DF-4535-8185-630EFB797668}" type="pres">
       <dgm:prSet presAssocID="{EB1E5CFB-9A06-4709-9389-A6B6D9FCB8E4}" presName="connectorText" presStyleLbl="sibTrans2D1" presStyleIdx="0" presStyleCnt="2"/>
       <dgm:spPr/>
+      <dgm:t>
+        <a:bodyPr/>
+        <a:lstStyle/>
+        <a:p>
+          <a:endParaRPr lang="en-US"/>
+        </a:p>
+      </dgm:t>
     </dgm:pt>
     <dgm:pt modelId="{5D77A96D-5F7C-4A15-8D21-8E1BC3C8781F}" type="pres">
       <dgm:prSet presAssocID="{E0D45543-B056-4641-82DC-099882A3CBD0}" presName="node" presStyleLbl="node1" presStyleIdx="1" presStyleCnt="3" custScaleY="353573">
@@ -23171,14 +23355,35 @@
         </dgm:presLayoutVars>
       </dgm:prSet>
       <dgm:spPr/>
+      <dgm:t>
+        <a:bodyPr/>
+        <a:lstStyle/>
+        <a:p>
+          <a:endParaRPr lang="en-US"/>
+        </a:p>
+      </dgm:t>
     </dgm:pt>
     <dgm:pt modelId="{5097727B-2C18-489D-949E-7A47F8FF265D}" type="pres">
       <dgm:prSet presAssocID="{0892B39C-C24D-497C-A2B6-A8C9E2B76D5E}" presName="sibTrans" presStyleLbl="sibTrans2D1" presStyleIdx="1" presStyleCnt="2"/>
       <dgm:spPr/>
+      <dgm:t>
+        <a:bodyPr/>
+        <a:lstStyle/>
+        <a:p>
+          <a:endParaRPr lang="en-US"/>
+        </a:p>
+      </dgm:t>
     </dgm:pt>
     <dgm:pt modelId="{82E9BF81-47D9-4AF4-A664-B701976BAFAD}" type="pres">
       <dgm:prSet presAssocID="{0892B39C-C24D-497C-A2B6-A8C9E2B76D5E}" presName="connectorText" presStyleLbl="sibTrans2D1" presStyleIdx="1" presStyleCnt="2"/>
       <dgm:spPr/>
+      <dgm:t>
+        <a:bodyPr/>
+        <a:lstStyle/>
+        <a:p>
+          <a:endParaRPr lang="en-US"/>
+        </a:p>
+      </dgm:t>
     </dgm:pt>
     <dgm:pt modelId="{1ACB1E99-82FA-474D-BF78-E1F940FFC9D3}" type="pres">
       <dgm:prSet presAssocID="{C82F955A-08FD-4FEC-AA94-E1BF0047B3EC}" presName="node" presStyleLbl="node1" presStyleIdx="2" presStyleCnt="3" custScaleY="350269">
@@ -23187,20 +23392,27 @@
         </dgm:presLayoutVars>
       </dgm:prSet>
       <dgm:spPr/>
+      <dgm:t>
+        <a:bodyPr/>
+        <a:lstStyle/>
+        <a:p>
+          <a:endParaRPr lang="en-US"/>
+        </a:p>
+      </dgm:t>
     </dgm:pt>
   </dgm:ptLst>
   <dgm:cxnLst>
+    <dgm:cxn modelId="{E74BF3AD-66AE-4980-8747-4F62109FE1F9}" type="presOf" srcId="{C40D2144-C45E-4BD3-BBC4-5B927E06C91D}" destId="{76921BB8-F561-46BF-AAAF-742B060017A7}" srcOrd="0" destOrd="0" presId="urn:microsoft.com/office/officeart/2005/8/layout/process1"/>
+    <dgm:cxn modelId="{E098D3EA-29E2-4DF0-9920-8CD5A1F0B9F3}" type="presOf" srcId="{EB1E5CFB-9A06-4709-9389-A6B6D9FCB8E4}" destId="{F8094C4D-24DF-4535-8185-630EFB797668}" srcOrd="1" destOrd="0" presId="urn:microsoft.com/office/officeart/2005/8/layout/process1"/>
+    <dgm:cxn modelId="{FD4EE006-7640-4D24-B3DC-B9C54CE1B483}" type="presOf" srcId="{E0D45543-B056-4641-82DC-099882A3CBD0}" destId="{5D77A96D-5F7C-4A15-8D21-8E1BC3C8781F}" srcOrd="0" destOrd="0" presId="urn:microsoft.com/office/officeart/2005/8/layout/process1"/>
+    <dgm:cxn modelId="{4B7855C6-364D-43CA-9BFE-D07C5C10AA27}" srcId="{B24AB65C-556C-4DC1-B9A0-1C8E059242A6}" destId="{E0D45543-B056-4641-82DC-099882A3CBD0}" srcOrd="1" destOrd="0" parTransId="{5EC5D4A6-E0F8-47D8-9686-56D008E65A9D}" sibTransId="{0892B39C-C24D-497C-A2B6-A8C9E2B76D5E}"/>
+    <dgm:cxn modelId="{27CF171E-0B74-4462-8D50-08D503FFCAE7}" type="presOf" srcId="{EB1E5CFB-9A06-4709-9389-A6B6D9FCB8E4}" destId="{4BB1323B-7629-4A10-B230-54047955E56A}" srcOrd="0" destOrd="0" presId="urn:microsoft.com/office/officeart/2005/8/layout/process1"/>
     <dgm:cxn modelId="{7C62B104-89DC-492D-960E-652362F5A052}" type="presOf" srcId="{C82F955A-08FD-4FEC-AA94-E1BF0047B3EC}" destId="{1ACB1E99-82FA-474D-BF78-E1F940FFC9D3}" srcOrd="0" destOrd="0" presId="urn:microsoft.com/office/officeart/2005/8/layout/process1"/>
-    <dgm:cxn modelId="{FD4EE006-7640-4D24-B3DC-B9C54CE1B483}" type="presOf" srcId="{E0D45543-B056-4641-82DC-099882A3CBD0}" destId="{5D77A96D-5F7C-4A15-8D21-8E1BC3C8781F}" srcOrd="0" destOrd="0" presId="urn:microsoft.com/office/officeart/2005/8/layout/process1"/>
+    <dgm:cxn modelId="{291F1768-967B-4AB2-AEB0-83DB25D32A55}" type="presOf" srcId="{B24AB65C-556C-4DC1-B9A0-1C8E059242A6}" destId="{DBEB30BA-98E7-4341-B03A-DA8C53564544}" srcOrd="0" destOrd="0" presId="urn:microsoft.com/office/officeart/2005/8/layout/process1"/>
     <dgm:cxn modelId="{78B2F30F-0FE6-4889-8F43-32F06AA4A300}" type="presOf" srcId="{0892B39C-C24D-497C-A2B6-A8C9E2B76D5E}" destId="{5097727B-2C18-489D-949E-7A47F8FF265D}" srcOrd="0" destOrd="0" presId="urn:microsoft.com/office/officeart/2005/8/layout/process1"/>
-    <dgm:cxn modelId="{27CF171E-0B74-4462-8D50-08D503FFCAE7}" type="presOf" srcId="{EB1E5CFB-9A06-4709-9389-A6B6D9FCB8E4}" destId="{4BB1323B-7629-4A10-B230-54047955E56A}" srcOrd="0" destOrd="0" presId="urn:microsoft.com/office/officeart/2005/8/layout/process1"/>
     <dgm:cxn modelId="{27236936-CFF8-4958-AB69-1D7D09C1877B}" srcId="{B24AB65C-556C-4DC1-B9A0-1C8E059242A6}" destId="{C40D2144-C45E-4BD3-BBC4-5B927E06C91D}" srcOrd="0" destOrd="0" parTransId="{4D09F56C-BB6C-4B67-8757-ED8B533C5121}" sibTransId="{EB1E5CFB-9A06-4709-9389-A6B6D9FCB8E4}"/>
-    <dgm:cxn modelId="{291F1768-967B-4AB2-AEB0-83DB25D32A55}" type="presOf" srcId="{B24AB65C-556C-4DC1-B9A0-1C8E059242A6}" destId="{DBEB30BA-98E7-4341-B03A-DA8C53564544}" srcOrd="0" destOrd="0" presId="urn:microsoft.com/office/officeart/2005/8/layout/process1"/>
     <dgm:cxn modelId="{8DE51194-0489-44D6-AEBA-FC7A64FB2963}" srcId="{B24AB65C-556C-4DC1-B9A0-1C8E059242A6}" destId="{C82F955A-08FD-4FEC-AA94-E1BF0047B3EC}" srcOrd="2" destOrd="0" parTransId="{564CF644-10FF-41A1-97A4-14B3493F5D4F}" sibTransId="{BABAE46F-9A6B-4FA1-888C-F796B34E6AC6}"/>
-    <dgm:cxn modelId="{E74BF3AD-66AE-4980-8747-4F62109FE1F9}" type="presOf" srcId="{C40D2144-C45E-4BD3-BBC4-5B927E06C91D}" destId="{76921BB8-F561-46BF-AAAF-742B060017A7}" srcOrd="0" destOrd="0" presId="urn:microsoft.com/office/officeart/2005/8/layout/process1"/>
-    <dgm:cxn modelId="{4B7855C6-364D-43CA-9BFE-D07C5C10AA27}" srcId="{B24AB65C-556C-4DC1-B9A0-1C8E059242A6}" destId="{E0D45543-B056-4641-82DC-099882A3CBD0}" srcOrd="1" destOrd="0" parTransId="{5EC5D4A6-E0F8-47D8-9686-56D008E65A9D}" sibTransId="{0892B39C-C24D-497C-A2B6-A8C9E2B76D5E}"/>
     <dgm:cxn modelId="{149C72D3-C99D-4FF3-9BB6-DF8B3FA8C1F0}" type="presOf" srcId="{0892B39C-C24D-497C-A2B6-A8C9E2B76D5E}" destId="{82E9BF81-47D9-4AF4-A664-B701976BAFAD}" srcOrd="1" destOrd="0" presId="urn:microsoft.com/office/officeart/2005/8/layout/process1"/>
-    <dgm:cxn modelId="{E098D3EA-29E2-4DF0-9920-8CD5A1F0B9F3}" type="presOf" srcId="{EB1E5CFB-9A06-4709-9389-A6B6D9FCB8E4}" destId="{F8094C4D-24DF-4535-8185-630EFB797668}" srcOrd="1" destOrd="0" presId="urn:microsoft.com/office/officeart/2005/8/layout/process1"/>
     <dgm:cxn modelId="{04DE9342-FC16-4269-9D2D-1F7286B47E37}" type="presParOf" srcId="{DBEB30BA-98E7-4341-B03A-DA8C53564544}" destId="{76921BB8-F561-46BF-AAAF-742B060017A7}" srcOrd="0" destOrd="0" presId="urn:microsoft.com/office/officeart/2005/8/layout/process1"/>
     <dgm:cxn modelId="{38FDA4D1-91C5-43A3-9BEC-8AE547B417F7}" type="presParOf" srcId="{DBEB30BA-98E7-4341-B03A-DA8C53564544}" destId="{4BB1323B-7629-4A10-B230-54047955E56A}" srcOrd="1" destOrd="0" presId="urn:microsoft.com/office/officeart/2005/8/layout/process1"/>
     <dgm:cxn modelId="{3522443F-E861-4B17-BAF3-B1C6962A8D68}" type="presParOf" srcId="{4BB1323B-7629-4A10-B230-54047955E56A}" destId="{F8094C4D-24DF-4535-8185-630EFB797668}" srcOrd="0" destOrd="0" presId="urn:microsoft.com/office/officeart/2005/8/layout/process1"/>
@@ -23273,7 +23485,7 @@
         </a:bodyPr>
         <a:lstStyle/>
         <a:p>
-          <a:pPr marL="0" lvl="0" indent="0" algn="ctr" defTabSz="577850">
+          <a:pPr lvl="0" algn="ctr" defTabSz="577850">
             <a:lnSpc>
               <a:spcPct val="90000"/>
             </a:lnSpc>
@@ -23343,7 +23555,7 @@
         </a:bodyPr>
         <a:lstStyle/>
         <a:p>
-          <a:pPr marL="0" lvl="0" indent="0" algn="ctr" defTabSz="666750">
+          <a:pPr lvl="0" algn="ctr" defTabSz="666750">
             <a:lnSpc>
               <a:spcPct val="90000"/>
             </a:lnSpc>
@@ -23353,7 +23565,6 @@
             <a:spcAft>
               <a:spcPct val="35000"/>
             </a:spcAft>
-            <a:buNone/>
           </a:pPr>
           <a:endParaRPr lang="en-IN" sz="1500" kern="1200"/>
         </a:p>
@@ -23409,7 +23620,7 @@
         </a:bodyPr>
         <a:lstStyle/>
         <a:p>
-          <a:pPr marL="0" lvl="0" indent="0" algn="ctr" defTabSz="577850">
+          <a:pPr lvl="0" algn="ctr" defTabSz="577850">
             <a:lnSpc>
               <a:spcPct val="90000"/>
             </a:lnSpc>
@@ -23479,7 +23690,7 @@
         </a:bodyPr>
         <a:lstStyle/>
         <a:p>
-          <a:pPr marL="0" lvl="0" indent="0" algn="ctr" defTabSz="666750">
+          <a:pPr lvl="0" algn="ctr" defTabSz="666750">
             <a:lnSpc>
               <a:spcPct val="90000"/>
             </a:lnSpc>
@@ -23489,7 +23700,6 @@
             <a:spcAft>
               <a:spcPct val="35000"/>
             </a:spcAft>
-            <a:buNone/>
           </a:pPr>
           <a:endParaRPr lang="en-IN" sz="1500" kern="1200"/>
         </a:p>
@@ -23545,7 +23755,7 @@
         </a:bodyPr>
         <a:lstStyle/>
         <a:p>
-          <a:pPr marL="0" lvl="0" indent="0" algn="ctr" defTabSz="577850">
+          <a:pPr lvl="0" algn="ctr" defTabSz="577850">
             <a:lnSpc>
               <a:spcPct val="90000"/>
             </a:lnSpc>
@@ -23631,7 +23841,7 @@
         </a:bodyPr>
         <a:lstStyle/>
         <a:p>
-          <a:pPr marL="0" lvl="0" indent="0" algn="ctr" defTabSz="666750">
+          <a:pPr lvl="0" algn="ctr" defTabSz="666750">
             <a:lnSpc>
               <a:spcPct val="90000"/>
             </a:lnSpc>
@@ -23641,7 +23851,6 @@
             <a:spcAft>
               <a:spcPct val="35000"/>
             </a:spcAft>
-            <a:buNone/>
           </a:pPr>
           <a:endParaRPr lang="en-IN" sz="1500" kern="1200"/>
         </a:p>
@@ -23697,7 +23906,7 @@
         </a:bodyPr>
         <a:lstStyle/>
         <a:p>
-          <a:pPr marL="0" lvl="0" indent="0" algn="ctr" defTabSz="577850">
+          <a:pPr lvl="0" algn="ctr" defTabSz="577850">
             <a:lnSpc>
               <a:spcPct val="90000"/>
             </a:lnSpc>
@@ -23767,7 +23976,7 @@
         </a:bodyPr>
         <a:lstStyle/>
         <a:p>
-          <a:pPr marL="0" lvl="0" indent="0" algn="ctr" defTabSz="666750">
+          <a:pPr lvl="0" algn="ctr" defTabSz="666750">
             <a:lnSpc>
               <a:spcPct val="90000"/>
             </a:lnSpc>
@@ -23777,7 +23986,6 @@
             <a:spcAft>
               <a:spcPct val="35000"/>
             </a:spcAft>
-            <a:buNone/>
           </a:pPr>
           <a:endParaRPr lang="en-IN" sz="1500" kern="1200"/>
         </a:p>
@@ -23833,7 +24041,7 @@
         </a:bodyPr>
         <a:lstStyle/>
         <a:p>
-          <a:pPr marL="0" lvl="0" indent="0" algn="ctr" defTabSz="577850">
+          <a:pPr lvl="0" algn="ctr" defTabSz="577850">
             <a:lnSpc>
               <a:spcPct val="90000"/>
             </a:lnSpc>
@@ -23903,7 +24111,7 @@
         </a:bodyPr>
         <a:lstStyle/>
         <a:p>
-          <a:pPr marL="0" lvl="0" indent="0" algn="ctr" defTabSz="666750">
+          <a:pPr lvl="0" algn="ctr" defTabSz="666750">
             <a:lnSpc>
               <a:spcPct val="90000"/>
             </a:lnSpc>
@@ -23913,7 +24121,6 @@
             <a:spcAft>
               <a:spcPct val="35000"/>
             </a:spcAft>
-            <a:buNone/>
           </a:pPr>
           <a:endParaRPr lang="en-IN" sz="1500" kern="1200"/>
         </a:p>
@@ -23969,7 +24176,7 @@
         </a:bodyPr>
         <a:lstStyle/>
         <a:p>
-          <a:pPr marL="0" lvl="0" indent="0" algn="ctr" defTabSz="577850">
+          <a:pPr lvl="0" algn="ctr" defTabSz="577850">
             <a:lnSpc>
               <a:spcPct val="90000"/>
             </a:lnSpc>
@@ -24039,7 +24246,7 @@
         </a:bodyPr>
         <a:lstStyle/>
         <a:p>
-          <a:pPr marL="0" lvl="0" indent="0" algn="ctr" defTabSz="666750">
+          <a:pPr lvl="0" algn="ctr" defTabSz="666750">
             <a:lnSpc>
               <a:spcPct val="90000"/>
             </a:lnSpc>
@@ -24049,7 +24256,6 @@
             <a:spcAft>
               <a:spcPct val="35000"/>
             </a:spcAft>
-            <a:buNone/>
           </a:pPr>
           <a:endParaRPr lang="en-IN" sz="1500" kern="1200"/>
         </a:p>
@@ -24105,7 +24311,7 @@
         </a:bodyPr>
         <a:lstStyle/>
         <a:p>
-          <a:pPr marL="0" lvl="0" indent="0" algn="ctr" defTabSz="577850">
+          <a:pPr lvl="0" algn="ctr" defTabSz="577850">
             <a:lnSpc>
               <a:spcPct val="90000"/>
             </a:lnSpc>
@@ -24175,7 +24381,7 @@
         </a:bodyPr>
         <a:lstStyle/>
         <a:p>
-          <a:pPr marL="0" lvl="0" indent="0" algn="ctr" defTabSz="666750">
+          <a:pPr lvl="0" algn="ctr" defTabSz="666750">
             <a:lnSpc>
               <a:spcPct val="90000"/>
             </a:lnSpc>
@@ -24185,7 +24391,6 @@
             <a:spcAft>
               <a:spcPct val="35000"/>
             </a:spcAft>
-            <a:buNone/>
           </a:pPr>
           <a:endParaRPr lang="en-IN" sz="1500" kern="1200"/>
         </a:p>
@@ -24241,7 +24446,7 @@
         </a:bodyPr>
         <a:lstStyle/>
         <a:p>
-          <a:pPr marL="0" lvl="0" indent="0" algn="ctr" defTabSz="577850">
+          <a:pPr lvl="0" algn="ctr" defTabSz="577850">
             <a:lnSpc>
               <a:spcPct val="90000"/>
             </a:lnSpc>
@@ -24311,7 +24516,7 @@
         </a:bodyPr>
         <a:lstStyle/>
         <a:p>
-          <a:pPr marL="0" lvl="0" indent="0" algn="ctr" defTabSz="666750">
+          <a:pPr lvl="0" algn="ctr" defTabSz="666750">
             <a:lnSpc>
               <a:spcPct val="90000"/>
             </a:lnSpc>
@@ -24321,7 +24526,6 @@
             <a:spcAft>
               <a:spcPct val="35000"/>
             </a:spcAft>
-            <a:buNone/>
           </a:pPr>
           <a:endParaRPr lang="en-IN" sz="1500" kern="1200"/>
         </a:p>
@@ -24377,7 +24581,7 @@
         </a:bodyPr>
         <a:lstStyle/>
         <a:p>
-          <a:pPr marL="0" lvl="0" indent="0" algn="ctr" defTabSz="577850">
+          <a:pPr lvl="0" algn="ctr" defTabSz="577850">
             <a:lnSpc>
               <a:spcPct val="90000"/>
             </a:lnSpc>
@@ -24447,7 +24651,7 @@
         </a:bodyPr>
         <a:lstStyle/>
         <a:p>
-          <a:pPr marL="0" lvl="0" indent="0" algn="ctr" defTabSz="666750">
+          <a:pPr lvl="0" algn="ctr" defTabSz="666750">
             <a:lnSpc>
               <a:spcPct val="90000"/>
             </a:lnSpc>
@@ -24457,7 +24661,6 @@
             <a:spcAft>
               <a:spcPct val="35000"/>
             </a:spcAft>
-            <a:buNone/>
           </a:pPr>
           <a:endParaRPr lang="en-IN" sz="1500" kern="1200"/>
         </a:p>
@@ -24513,7 +24716,7 @@
         </a:bodyPr>
         <a:lstStyle/>
         <a:p>
-          <a:pPr marL="0" lvl="0" indent="0" algn="ctr" defTabSz="577850">
+          <a:pPr lvl="0" algn="ctr" defTabSz="577850">
             <a:lnSpc>
               <a:spcPct val="90000"/>
             </a:lnSpc>
@@ -24583,7 +24786,7 @@
         </a:bodyPr>
         <a:lstStyle/>
         <a:p>
-          <a:pPr marL="0" lvl="0" indent="0" algn="ctr" defTabSz="666750">
+          <a:pPr lvl="0" algn="ctr" defTabSz="666750">
             <a:lnSpc>
               <a:spcPct val="90000"/>
             </a:lnSpc>
@@ -24593,7 +24796,6 @@
             <a:spcAft>
               <a:spcPct val="35000"/>
             </a:spcAft>
-            <a:buNone/>
           </a:pPr>
           <a:endParaRPr lang="en-IN" sz="1500" kern="1200"/>
         </a:p>
@@ -24649,7 +24851,7 @@
         </a:bodyPr>
         <a:lstStyle/>
         <a:p>
-          <a:pPr marL="0" lvl="0" indent="0" algn="ctr" defTabSz="577850">
+          <a:pPr lvl="0" algn="ctr" defTabSz="577850">
             <a:lnSpc>
               <a:spcPct val="90000"/>
             </a:lnSpc>
@@ -24730,7 +24932,7 @@
         </a:bodyPr>
         <a:lstStyle/>
         <a:p>
-          <a:pPr marL="0" lvl="0" indent="0" algn="ctr" defTabSz="577850">
+          <a:pPr lvl="0" algn="ctr" defTabSz="577850">
             <a:lnSpc>
               <a:spcPct val="90000"/>
             </a:lnSpc>
@@ -24746,6 +24948,10 @@
             <a:rPr lang="en-IN" sz="1300" b="1" kern="1200"/>
             <a:t>Frontend Layer</a:t>
           </a:r>
+          <a:r>
+            <a:rPr lang="en-IN" sz="1300" kern="1200"/>
+            <a:t/>
+          </a:r>
           <a:br>
             <a:rPr lang="en-IN" sz="1300" kern="1200"/>
           </a:br>
@@ -24755,7 +24961,7 @@
           </a:r>
         </a:p>
         <a:p>
-          <a:pPr marL="0" lvl="0" indent="0" algn="ctr" defTabSz="577850">
+          <a:pPr lvl="0" algn="ctr" defTabSz="577850">
             <a:lnSpc>
               <a:spcPct val="90000"/>
             </a:lnSpc>
@@ -24867,7 +25073,7 @@
         </a:bodyPr>
         <a:lstStyle/>
         <a:p>
-          <a:pPr marL="0" lvl="0" indent="0" algn="ctr" defTabSz="711200">
+          <a:pPr lvl="0" algn="ctr" defTabSz="711200">
             <a:lnSpc>
               <a:spcPct val="90000"/>
             </a:lnSpc>
@@ -24877,7 +25083,6 @@
             <a:spcAft>
               <a:spcPct val="35000"/>
             </a:spcAft>
-            <a:buNone/>
           </a:pPr>
           <a:endParaRPr lang="en-IN" sz="1600" kern="1200"/>
         </a:p>
@@ -24933,7 +25138,7 @@
         </a:bodyPr>
         <a:lstStyle/>
         <a:p>
-          <a:pPr marL="0" lvl="0" indent="0" algn="ctr" defTabSz="577850">
+          <a:pPr lvl="0" algn="ctr" defTabSz="577850">
             <a:lnSpc>
               <a:spcPct val="90000"/>
             </a:lnSpc>
@@ -24949,6 +25154,10 @@
             <a:rPr lang="en-IN" sz="1300" b="1" kern="1200"/>
             <a:t>Backend Layer</a:t>
           </a:r>
+          <a:r>
+            <a:rPr lang="en-IN" sz="1300" kern="1200"/>
+            <a:t/>
+          </a:r>
           <a:br>
             <a:rPr lang="en-IN" sz="1300" kern="1200"/>
           </a:br>
@@ -24958,7 +25167,7 @@
           </a:r>
         </a:p>
         <a:p>
-          <a:pPr marL="0" lvl="0" indent="0" algn="ctr" defTabSz="577850">
+          <a:pPr lvl="0" algn="ctr" defTabSz="577850">
             <a:lnSpc>
               <a:spcPct val="90000"/>
             </a:lnSpc>
@@ -25049,7 +25258,7 @@
         </a:bodyPr>
         <a:lstStyle/>
         <a:p>
-          <a:pPr marL="0" lvl="0" indent="0" algn="ctr" defTabSz="711200">
+          <a:pPr lvl="0" algn="ctr" defTabSz="711200">
             <a:lnSpc>
               <a:spcPct val="90000"/>
             </a:lnSpc>
@@ -25059,7 +25268,6 @@
             <a:spcAft>
               <a:spcPct val="35000"/>
             </a:spcAft>
-            <a:buNone/>
           </a:pPr>
           <a:endParaRPr lang="en-IN" sz="1600" kern="1200"/>
         </a:p>
@@ -25115,7 +25323,7 @@
         </a:bodyPr>
         <a:lstStyle/>
         <a:p>
-          <a:pPr marL="0" lvl="0" indent="0" algn="ctr" defTabSz="577850">
+          <a:pPr lvl="0" algn="ctr" defTabSz="577850">
             <a:lnSpc>
               <a:spcPct val="90000"/>
             </a:lnSpc>
@@ -25131,6 +25339,10 @@
             <a:rPr lang="en-IN" sz="1300" b="1" kern="1200"/>
             <a:t>Backend Layer</a:t>
           </a:r>
+          <a:r>
+            <a:rPr lang="en-IN" sz="1300" kern="1200"/>
+            <a:t/>
+          </a:r>
           <a:br>
             <a:rPr lang="en-IN" sz="1300" kern="1200"/>
           </a:br>
@@ -25140,7 +25352,7 @@
           </a:r>
         </a:p>
         <a:p>
-          <a:pPr marL="0" lvl="0" indent="0" algn="ctr" defTabSz="577850">
+          <a:pPr lvl="0" algn="ctr" defTabSz="577850">
             <a:lnSpc>
               <a:spcPct val="90000"/>
             </a:lnSpc>
@@ -25506,7 +25718,7 @@
 </file>
 
 <file path=word/diagrams/quickStyle1.xml><?xml version="1.0" encoding="utf-8"?>
-<dgm:styleDef xmlns:dgm="http://schemas.openxmlformats.org/drawingml/2006/diagram" xmlns:a="http://schemas.openxmlformats.org/drawingml/2006/main" uniqueId="urn:microsoft.com/office/officeart/2005/8/quickstyle/simple1">
+<dgm:styleDef xmlns:dgm="http://schemas.openxmlformats.org/drawingml/2006/diagram" xmlns:a="http://schemas.openxmlformats.org/drawingml/2006/main" uniqueId="urn:microsoft.com/office/officeart/2005/8/quickstyle/simple1#5">
   <dgm:title val=""/>
   <dgm:desc val=""/>
   <dgm:catLst>
@@ -26694,7 +26906,7 @@
 </file>
 
 <file path=word/diagrams/quickStyle2.xml><?xml version="1.0" encoding="utf-8"?>
-<dgm:styleDef xmlns:dgm="http://schemas.openxmlformats.org/drawingml/2006/diagram" xmlns:a="http://schemas.openxmlformats.org/drawingml/2006/main" uniqueId="urn:microsoft.com/office/officeart/2005/8/quickstyle/simple1">
+<dgm:styleDef xmlns:dgm="http://schemas.openxmlformats.org/drawingml/2006/diagram" xmlns:a="http://schemas.openxmlformats.org/drawingml/2006/main" uniqueId="urn:microsoft.com/office/officeart/2005/8/quickstyle/simple1#6">
   <dgm:title val=""/>
   <dgm:desc val=""/>
   <dgm:catLst>
@@ -28206,7 +28418,7 @@
 </file>
 
 <file path=customXml/itemProps1.xml><?xml version="1.0" encoding="utf-8"?>
-<ds:datastoreItem xmlns:ds="http://schemas.openxmlformats.org/officeDocument/2006/customXml" ds:itemID="{9884CFCB-6903-48AA-8BD3-5E3057D8C16C}">
+<ds:datastoreItem xmlns:ds="http://schemas.openxmlformats.org/officeDocument/2006/customXml" ds:itemID="{1C32B21D-2A56-4C6D-930E-813E64A7A36A}">
   <ds:schemaRefs>
     <ds:schemaRef ds:uri="http://schemas.openxmlformats.org/officeDocument/2006/bibliography"/>
   </ds:schemaRefs>
